--- a/it_takes_time/paper/MANUSCRIPT.docx
+++ b/it_takes_time/paper/MANUSCRIPT.docx
@@ -45,7 +45,7 @@
     <w:p>
       <w:pPr>
         <w:pStyle w:val="FirstParagraph"/>
-        <w:spacing w:before="0" w:after="0"/>
+        <w:spacing w:after="0"/>
         <w:ind w:firstLine="567"/>
         <w:jc w:val="both"/>
         <w:rPr>
@@ -127,7 +127,56 @@
           <w:rFonts w:ascii="Times New Roman" w:hAnsi="Times New Roman" w:cs="Times New Roman"/>
           <w:color w:val="000000" w:themeColor="text1"/>
         </w:rPr>
-        <w:t>-star rating on MovieLens, hours played on Steam, dwell time or purchase value in industrial logs) is discarded. From a Shannon standpoint that is a lot of supervised information thrown away, and the discard is more notable the richer the intensity signal is: a binary signal carries one bit; a continuous heavy-tailed playtime distribution can carry several.</w:t>
+        <w:t xml:space="preserve">-star rating on MovieLens, hours played on Steam, dwell time or purchase value in industrial logs) is discarded. </w:t>
+      </w:r>
+      <w:r>
+        <w:rPr>
+          <w:rFonts w:ascii="Times New Roman" w:hAnsi="Times New Roman" w:cs="Times New Roman"/>
+          <w:color w:val="000000" w:themeColor="text1"/>
+        </w:rPr>
+        <w:t>From a Shannon standpoint this amounts to discarding substantial supervised information, and</w:t>
+      </w:r>
+      <w:r>
+        <w:rPr>
+          <w:rFonts w:ascii="Times New Roman" w:hAnsi="Times New Roman" w:cs="Times New Roman"/>
+          <w:color w:val="000000" w:themeColor="text1"/>
+        </w:rPr>
+        <w:t xml:space="preserve"> </w:t>
+      </w:r>
+      <w:r>
+        <w:rPr>
+          <w:rFonts w:ascii="Times New Roman" w:hAnsi="Times New Roman" w:cs="Times New Roman"/>
+          <w:color w:val="000000" w:themeColor="text1"/>
+        </w:rPr>
+        <w:t>the discard is more notable the richer the intensity signal is:</w:t>
+      </w:r>
+      <w:r>
+        <w:rPr>
+          <w:rFonts w:ascii="Times New Roman" w:hAnsi="Times New Roman" w:cs="Times New Roman"/>
+          <w:color w:val="000000" w:themeColor="text1"/>
+        </w:rPr>
+        <w:t xml:space="preserve"> </w:t>
+      </w:r>
+      <w:r>
+        <w:rPr>
+          <w:rFonts w:ascii="Times New Roman" w:hAnsi="Times New Roman" w:cs="Times New Roman"/>
+          <w:color w:val="000000" w:themeColor="text1"/>
+        </w:rPr>
+        <w:t>a binary signal carries one bit; a continuous heavy-tailed playtime</w:t>
+      </w:r>
+      <w:r>
+        <w:rPr>
+          <w:rFonts w:ascii="Times New Roman" w:hAnsi="Times New Roman" w:cs="Times New Roman"/>
+          <w:color w:val="000000" w:themeColor="text1"/>
+        </w:rPr>
+        <w:t xml:space="preserve"> </w:t>
+      </w:r>
+      <w:r>
+        <w:rPr>
+          <w:rFonts w:ascii="Times New Roman" w:hAnsi="Times New Roman" w:cs="Times New Roman"/>
+          <w:color w:val="000000" w:themeColor="text1"/>
+        </w:rPr>
+        <w:t>distribution can carry several.</w:t>
       </w:r>
     </w:p>
     <w:p>
@@ -789,7 +838,37 @@
           <w:rFonts w:ascii="Times New Roman" w:hAnsi="Times New Roman" w:cs="Times New Roman"/>
           <w:color w:val="000000" w:themeColor="text1"/>
         </w:rPr>
-        <w:t xml:space="preserve"> across all three variants and all three subset sizes, even as test metrics degrade. The optimiser can disable intensity and chooses not to. A single per-layer scalar is not a sufficient fallback for intensity injection: it cannot down-weight specific intensity values, and it cannot let some attention heads use intensity while others ignore it. It also confounds the signal itself with the way we encoded it: a flat </w:t>
+        <w:t xml:space="preserve"> across all three variants and all three subset sizes, even as test metrics degrade. </w:t>
+      </w:r>
+      <w:r>
+        <w:rPr>
+          <w:rFonts w:ascii="Times New Roman" w:hAnsi="Times New Roman" w:cs="Times New Roman"/>
+          <w:color w:val="000000" w:themeColor="text1"/>
+        </w:rPr>
+        <w:t xml:space="preserve">The architecture provides a path to disable intensity, yet the </w:t>
+      </w:r>
+      <w:proofErr w:type="spellStart"/>
+      <w:r>
+        <w:rPr>
+          <w:rFonts w:ascii="Times New Roman" w:hAnsi="Times New Roman" w:cs="Times New Roman"/>
+          <w:color w:val="000000" w:themeColor="text1"/>
+        </w:rPr>
+        <w:t>optimiser</w:t>
+      </w:r>
+      <w:proofErr w:type="spellEnd"/>
+      <w:r>
+        <w:rPr>
+          <w:rFonts w:ascii="Times New Roman" w:hAnsi="Times New Roman" w:cs="Times New Roman"/>
+          <w:color w:val="000000" w:themeColor="text1"/>
+        </w:rPr>
+        <w:t xml:space="preserve"> does not take it.</w:t>
+      </w:r>
+      <w:r>
+        <w:rPr>
+          <w:rFonts w:ascii="Times New Roman" w:hAnsi="Times New Roman" w:cs="Times New Roman"/>
+          <w:color w:val="000000" w:themeColor="text1"/>
+        </w:rPr>
+        <w:t xml:space="preserve"> A single per-layer scalar is not a sufficient fallback for intensity injection: it cannot down-weight specific intensity values, and it cannot let some attention heads use intensity while others ignore it. It also confounds the signal itself with the way we encoded it: a flat </w:t>
       </w:r>
       <m:oMath>
         <m:r>
@@ -805,7 +884,30 @@
           <w:rFonts w:ascii="Times New Roman" w:hAnsi="Times New Roman" w:cs="Times New Roman"/>
           <w:color w:val="000000" w:themeColor="text1"/>
         </w:rPr>
-        <w:t xml:space="preserve"> could mean intensity carries no information, or that our normalisation choice flattened the information that was there.</w:t>
+        <w:t xml:space="preserve"> could mean intensity carries no information, </w:t>
+      </w:r>
+      <w:r>
+        <w:rPr>
+          <w:rFonts w:ascii="Times New Roman" w:hAnsi="Times New Roman" w:cs="Times New Roman"/>
+          <w:color w:val="000000" w:themeColor="text1"/>
+        </w:rPr>
+        <w:t xml:space="preserve">or that the chosen </w:t>
+      </w:r>
+      <w:proofErr w:type="spellStart"/>
+      <w:r>
+        <w:rPr>
+          <w:rFonts w:ascii="Times New Roman" w:hAnsi="Times New Roman" w:cs="Times New Roman"/>
+          <w:color w:val="000000" w:themeColor="text1"/>
+        </w:rPr>
+        <w:t>normalisation</w:t>
+      </w:r>
+      <w:proofErr w:type="spellEnd"/>
+      <w:r>
+        <w:rPr>
+          <w:rFonts w:ascii="Times New Roman" w:hAnsi="Times New Roman" w:cs="Times New Roman"/>
+          <w:color w:val="000000" w:themeColor="text1"/>
+        </w:rPr>
+        <w:t xml:space="preserve"> suppressed the information it contained.</w:t>
       </w:r>
     </w:p>
     <w:p>
@@ -1022,7 +1124,15 @@
           <w:rFonts w:ascii="Times New Roman" w:hAnsi="Times New Roman" w:cs="Times New Roman"/>
           <w:color w:val="000000" w:themeColor="text1"/>
         </w:rPr>
-        <w:t>, guarded by a per-seed CI sign-majority on the bootstrap) explicitly designed against the failure modes flagged by prior reproducibility critiques [3, 4].</w:t>
+        <w:t xml:space="preserve">, guarded by a per-seed CI sign-majority on </w:t>
+      </w:r>
+      <w:r>
+        <w:rPr>
+          <w:rFonts w:ascii="Times New Roman" w:hAnsi="Times New Roman" w:cs="Times New Roman"/>
+          <w:color w:val="000000" w:themeColor="text1"/>
+        </w:rPr>
+        <w:lastRenderedPageBreak/>
+        <w:t>the bootstrap) explicitly designed against the failure modes flagged by prior reproducibility critiques [3, 4].</w:t>
       </w:r>
     </w:p>
     <w:p>
@@ -1047,7 +1157,6 @@
           <w:rFonts w:ascii="Times New Roman" w:hAnsi="Times New Roman" w:cs="Times New Roman"/>
           <w:color w:val="000000" w:themeColor="text1"/>
         </w:rPr>
-        <w:lastRenderedPageBreak/>
         <w:t xml:space="preserve">A negative result with mechanism evidence: learned </w:t>
       </w:r>
       <m:oMath>
@@ -1373,7 +1482,7 @@
           <w:rFonts w:ascii="Times New Roman" w:hAnsi="Times New Roman" w:cs="Times New Roman"/>
           <w:color w:val="000000" w:themeColor="text1"/>
         </w:rPr>
-        <w:t xml:space="preserve">A parallel line of work argues that dot-product self-attention itself is an unreliable substrate for sequential recommendation. FMLP-Rec [25] replaces attention with a filter-enhanced MLP to dampen frequency noise; STOSA [26] replaces point-attention with stochastic Gaussian distributions and a Wasserstein-distance ranker; LightSANs [27] decomposes self-attention into a low-rank subspace for efficiency, and the resulting bottleneck also constrains the </w:t>
+        <w:t xml:space="preserve">A parallel line of work argues that dot-product self-attention itself is an unreliable substrate for sequential recommendation. FMLP-Rec [25] replaces attention with a filter-enhanced MLP to dampen frequency noise; STOSA [26] replaces point-attention </w:t>
       </w:r>
       <w:r>
         <w:rPr>
@@ -1381,7 +1490,7 @@
           <w:color w:val="000000" w:themeColor="text1"/>
         </w:rPr>
         <w:lastRenderedPageBreak/>
-        <w:t>configurations the optimiser can exploit; and CORE [28] diagnoses a representation inconsistency between sequence encoding and the final dot-product ranker. A second strand of regularization tackles representation degeneration (embeddings collapsing into a narrow cone where small perturbations dominate) through contrastive learning over augmented or intent-clustered sequences [29–31], or through data augmentation alone [32]. These critiques are directly relevant to the design under test: if an invasive scalar-gated injection drives representation degeneration of the kind this literature identifies, the optimiser can settle into a configuration that maximises training-loss fit while damaging held-out generalisation, and a global scalar gate provides no gradient path back out.</w:t>
+        <w:t>with stochastic Gaussian distributions and a Wasserstein-distance ranker; LightSANs [27] decomposes self-attention into a low-rank subspace for efficiency, and the resulting bottleneck also constrains the configurations the optimiser can exploit; and CORE [28] diagnoses a representation inconsistency between sequence encoding and the final dot-product ranker. A second strand of regularization tackles representation degeneration (embeddings collapsing into a narrow cone where small perturbations dominate) through contrastive learning over augmented or intent-clustered sequences [29–31], or through data augmentation alone [32]. These critiques are directly relevant to the design under test: if an invasive scalar-gated injection drives representation degeneration of the kind this literature identifies, the optimiser can settle into a configuration that maximises training-loss fit while damaging held-out generalisation, and a global scalar gate provides no gradient path back out.</w:t>
       </w:r>
     </w:p>
     <w:p>
@@ -1434,9 +1543,6 @@
       </w:r>
       <m:oMath>
         <m:r>
-          <m:rPr>
-            <m:sty m:val="p"/>
-          </m:rPr>
           <w:rPr>
             <w:rFonts w:ascii="Cambria Math" w:hAnsi="Cambria Math" w:cs="Times New Roman"/>
             <w:color w:val="000000" w:themeColor="text1"/>
@@ -1455,9 +1561,6 @@
       </w:r>
       <m:oMath>
         <m:r>
-          <m:rPr>
-            <m:sty m:val="p"/>
-          </m:rPr>
           <w:rPr>
             <w:rFonts w:ascii="Cambria Math" w:hAnsi="Cambria Math" w:cs="Times New Roman"/>
             <w:color w:val="000000" w:themeColor="text1"/>
@@ -3990,9 +4093,6 @@
       </w:r>
       <m:oMath>
         <m:r>
-          <m:rPr>
-            <m:sty m:val="p"/>
-          </m:rPr>
           <w:rPr>
             <w:rFonts w:ascii="Cambria Math" w:hAnsi="Cambria Math" w:cs="Times New Roman"/>
             <w:color w:val="000000" w:themeColor="text1"/>
@@ -4023,9 +4123,6 @@
           </m:sSubPr>
           <m:e>
             <m:r>
-              <m:rPr>
-                <m:sty m:val="p"/>
-              </m:rPr>
               <w:rPr>
                 <w:rFonts w:ascii="Cambria Math" w:hAnsi="Cambria Math" w:cs="Times New Roman"/>
                 <w:color w:val="000000" w:themeColor="text1"/>
@@ -4035,9 +4132,6 @@
           </m:e>
           <m:sub>
             <m:r>
-              <m:rPr>
-                <m:sty m:val="p"/>
-              </m:rPr>
               <w:rPr>
                 <w:rFonts w:ascii="Cambria Math" w:hAnsi="Cambria Math" w:cs="Times New Roman"/>
                 <w:color w:val="000000" w:themeColor="text1"/>
@@ -4070,9 +4164,6 @@
           </m:dPr>
           <m:e>
             <m:r>
-              <m:rPr>
-                <m:sty m:val="p"/>
-              </m:rPr>
               <w:rPr>
                 <w:rFonts w:ascii="Cambria Math" w:hAnsi="Cambria Math" w:cs="Times New Roman"/>
                 <w:color w:val="000000" w:themeColor="text1"/>
@@ -4092,9 +4183,6 @@
               </m:sSubPr>
               <m:e>
                 <m:r>
-                  <m:rPr>
-                    <m:sty m:val="p"/>
-                  </m:rPr>
                   <w:rPr>
                     <w:rFonts w:ascii="Cambria Math" w:hAnsi="Cambria Math" w:cs="Times New Roman"/>
                     <w:color w:val="000000" w:themeColor="text1"/>
@@ -4104,9 +4192,6 @@
               </m:e>
               <m:sub>
                 <m:r>
-                  <m:rPr>
-                    <m:sty m:val="p"/>
-                  </m:rPr>
                   <w:rPr>
                     <w:rFonts w:ascii="Cambria Math" w:hAnsi="Cambria Math" w:cs="Times New Roman"/>
                     <w:color w:val="000000" w:themeColor="text1"/>
@@ -4116,9 +4201,6 @@
               </m:sub>
             </m:sSub>
             <m:r>
-              <m:rPr>
-                <m:sty m:val="p"/>
-              </m:rPr>
               <w:rPr>
                 <w:rFonts w:ascii="Cambria Math" w:hAnsi="Cambria Math" w:cs="Times New Roman"/>
                 <w:color w:val="000000" w:themeColor="text1"/>
@@ -4128,9 +4210,6 @@
           </m:e>
         </m:d>
         <m:r>
-          <m:rPr>
-            <m:sty m:val="p"/>
-          </m:rPr>
           <w:rPr>
             <w:rFonts w:ascii="Cambria Math" w:hAnsi="Cambria Math" w:cs="Times New Roman"/>
             <w:color w:val="000000" w:themeColor="text1"/>
@@ -4150,9 +4229,6 @@
           </m:sSubPr>
           <m:e>
             <m:r>
-              <m:rPr>
-                <m:sty m:val="p"/>
-              </m:rPr>
               <w:rPr>
                 <w:rFonts w:ascii="Cambria Math" w:hAnsi="Cambria Math" w:cs="Times New Roman"/>
                 <w:color w:val="000000" w:themeColor="text1"/>
@@ -4162,9 +4238,6 @@
           </m:e>
           <m:sub>
             <m:r>
-              <m:rPr>
-                <m:sty m:val="p"/>
-              </m:rPr>
               <w:rPr>
                 <w:rFonts w:ascii="Cambria Math" w:hAnsi="Cambria Math" w:cs="Times New Roman"/>
                 <w:color w:val="000000" w:themeColor="text1"/>
@@ -4174,9 +4247,6 @@
           </m:sub>
         </m:sSub>
         <m:r>
-          <m:rPr>
-            <m:sty m:val="p"/>
-          </m:rPr>
           <w:rPr>
             <w:rFonts w:ascii="Cambria Math" w:hAnsi="Cambria Math" w:cs="Times New Roman"/>
             <w:color w:val="000000" w:themeColor="text1"/>
@@ -4207,9 +4277,6 @@
           </m:sSubPr>
           <m:e>
             <m:r>
-              <m:rPr>
-                <m:sty m:val="p"/>
-              </m:rPr>
               <w:rPr>
                 <w:rFonts w:ascii="Cambria Math" w:hAnsi="Cambria Math" w:cs="Times New Roman"/>
                 <w:color w:val="000000" w:themeColor="text1"/>
@@ -4219,9 +4286,6 @@
           </m:e>
           <m:sub>
             <m:r>
-              <m:rPr>
-                <m:sty m:val="p"/>
-              </m:rPr>
               <w:rPr>
                 <w:rFonts w:ascii="Cambria Math" w:hAnsi="Cambria Math" w:cs="Times New Roman"/>
                 <w:color w:val="000000" w:themeColor="text1"/>
@@ -4231,9 +4295,6 @@
           </m:sub>
         </m:sSub>
         <m:r>
-          <m:rPr>
-            <m:sty m:val="p"/>
-          </m:rPr>
           <w:rPr>
             <w:rFonts w:ascii="Cambria Math" w:hAnsi="Cambria Math" w:cs="Times New Roman"/>
             <w:color w:val="000000" w:themeColor="text1"/>
@@ -6741,17 +6802,7 @@
                     <w:rFonts w:ascii="Cambria Math" w:hAnsi="Cambria Math" w:cs="Times New Roman"/>
                     <w:color w:val="000000" w:themeColor="text1"/>
                   </w:rPr>
-                  <m:t>|U</m:t>
-                </m:r>
-                <m:r>
-                  <m:rPr>
-                    <m:sty m:val="p"/>
-                  </m:rPr>
-                  <w:rPr>
-                    <w:rFonts w:ascii="Cambria Math" w:hAnsi="Cambria Math" w:cs="Times New Roman"/>
-                    <w:color w:val="000000" w:themeColor="text1"/>
-                  </w:rPr>
-                  <m:t>|</m:t>
+                  <m:t>|U|</m:t>
                 </m:r>
               </m:oMath>
             </m:oMathPara>
@@ -6785,17 +6836,7 @@
                     <w:rFonts w:ascii="Cambria Math" w:hAnsi="Cambria Math" w:cs="Times New Roman"/>
                     <w:color w:val="000000" w:themeColor="text1"/>
                   </w:rPr>
-                  <m:t>|V</m:t>
-                </m:r>
-                <m:r>
-                  <m:rPr>
-                    <m:sty m:val="p"/>
-                  </m:rPr>
-                  <w:rPr>
-                    <w:rFonts w:ascii="Cambria Math" w:hAnsi="Cambria Math" w:cs="Times New Roman"/>
-                    <w:color w:val="000000" w:themeColor="text1"/>
-                  </w:rPr>
-                  <m:t>|</m:t>
+                  <m:t>|V|</m:t>
                 </m:r>
               </m:oMath>
             </m:oMathPara>
@@ -6829,17 +6870,7 @@
                     <w:rFonts w:ascii="Cambria Math" w:hAnsi="Cambria Math" w:cs="Times New Roman"/>
                     <w:color w:val="000000" w:themeColor="text1"/>
                   </w:rPr>
-                  <m:t>|I</m:t>
-                </m:r>
-                <m:r>
-                  <m:rPr>
-                    <m:sty m:val="p"/>
-                  </m:rPr>
-                  <w:rPr>
-                    <w:rFonts w:ascii="Cambria Math" w:hAnsi="Cambria Math" w:cs="Times New Roman"/>
-                    <w:color w:val="000000" w:themeColor="text1"/>
-                  </w:rPr>
-                  <m:t>|</m:t>
+                  <m:t>|I|</m:t>
                 </m:r>
               </m:oMath>
             </m:oMathPara>
@@ -8352,7 +8383,23 @@
           <w:rFonts w:ascii="Times New Roman" w:hAnsi="Times New Roman" w:cs="Times New Roman"/>
           <w:color w:val="000000" w:themeColor="text1"/>
         </w:rPr>
-        <w:t xml:space="preserve">, dropouts, learning rate), with one extra categorical for IA-SASRec selecting </w:t>
+        <w:t>, dropouts, learning rate), with one extra categorical for IA-</w:t>
+      </w:r>
+      <w:proofErr w:type="spellStart"/>
+      <w:r>
+        <w:rPr>
+          <w:rFonts w:ascii="Times New Roman" w:hAnsi="Times New Roman" w:cs="Times New Roman"/>
+          <w:color w:val="000000" w:themeColor="text1"/>
+        </w:rPr>
+        <w:t>SASRec</w:t>
+      </w:r>
+      <w:proofErr w:type="spellEnd"/>
+      <w:r>
+        <w:rPr>
+          <w:rFonts w:ascii="Times New Roman" w:hAnsi="Times New Roman" w:cs="Times New Roman"/>
+          <w:color w:val="000000" w:themeColor="text1"/>
+        </w:rPr>
+        <w:t xml:space="preserve"> selecting </w:t>
       </w:r>
       <w:proofErr w:type="spellStart"/>
       <m:oMath>
@@ -13126,7 +13173,21 @@
           <w:rFonts w:ascii="Times New Roman" w:hAnsi="Times New Roman" w:cs="Times New Roman"/>
           <w:color w:val="000000" w:themeColor="text1"/>
         </w:rPr>
-        <w:t xml:space="preserve"> choice. We unpack the pattern dataset by dataset.</w:t>
+        <w:t xml:space="preserve"> choice. We </w:t>
+      </w:r>
+      <w:r>
+        <w:rPr>
+          <w:rFonts w:ascii="Times New Roman" w:hAnsi="Times New Roman" w:cs="Times New Roman"/>
+          <w:color w:val="000000" w:themeColor="text1"/>
+        </w:rPr>
+        <w:t>examine</w:t>
+      </w:r>
+      <w:r>
+        <w:rPr>
+          <w:rFonts w:ascii="Times New Roman" w:hAnsi="Times New Roman" w:cs="Times New Roman"/>
+          <w:color w:val="000000" w:themeColor="text1"/>
+        </w:rPr>
+        <w:t xml:space="preserve"> the pattern dataset by dataset.</w:t>
       </w:r>
     </w:p>
     <w:p>
@@ -14196,7 +14257,7 @@
           <w:sz w:val="24"/>
           <w:szCs w:val="24"/>
         </w:rPr>
-        <w:t>Analysis: why does intensity hurt?</w:t>
+        <w:t>Analysis of the degradation mechanism</w:t>
       </w:r>
     </w:p>
     <w:p>
@@ -14215,7 +14276,30 @@
           <w:rFonts w:ascii="Times New Roman" w:hAnsi="Times New Roman" w:cs="Times New Roman"/>
           <w:color w:val="000000" w:themeColor="text1"/>
         </w:rPr>
-        <w:t xml:space="preserve">The negative result documented above is sharper than “the hypothesis was wrong.” The variants are designed to be a strict super-set of </w:t>
+        <w:t xml:space="preserve">The negative result documented above admits a more precise </w:t>
+      </w:r>
+      <w:proofErr w:type="spellStart"/>
+      <w:r>
+        <w:rPr>
+          <w:rFonts w:ascii="Times New Roman" w:hAnsi="Times New Roman" w:cs="Times New Roman"/>
+          <w:color w:val="000000" w:themeColor="text1"/>
+        </w:rPr>
+        <w:t>characterisation</w:t>
+      </w:r>
+      <w:proofErr w:type="spellEnd"/>
+      <w:r>
+        <w:rPr>
+          <w:rFonts w:ascii="Times New Roman" w:hAnsi="Times New Roman" w:cs="Times New Roman"/>
+          <w:color w:val="000000" w:themeColor="text1"/>
+        </w:rPr>
+        <w:t xml:space="preserve"> than a simple hypothesis failure.</w:t>
+      </w:r>
+      <w:r>
+        <w:rPr>
+          <w:rFonts w:ascii="Times New Roman" w:hAnsi="Times New Roman" w:cs="Times New Roman"/>
+          <w:color w:val="000000" w:themeColor="text1"/>
+        </w:rPr>
+        <w:t xml:space="preserve"> The variants are designed to be a strict super-set of </w:t>
       </w:r>
       <w:proofErr w:type="spellStart"/>
       <w:r>
@@ -14310,19 +14394,7 @@
             <w:sz w:val="24"/>
             <w:szCs w:val="24"/>
           </w:rPr>
-          <m:t xml:space="preserve">6.1 </m:t>
-        </m:r>
-        <m:r>
-          <m:rPr>
-            <m:sty m:val="bi"/>
-          </m:rPr>
-          <w:rPr>
-            <w:rFonts w:ascii="Cambria Math" w:hAnsi="Cambria Math" w:cs="Times New Roman"/>
-            <w:color w:val="000000" w:themeColor="text1"/>
-            <w:sz w:val="24"/>
-            <w:szCs w:val="24"/>
-          </w:rPr>
-          <m:t>λ</m:t>
+          <m:t>6.1 λ</m:t>
         </m:r>
       </m:oMath>
       <w:r>
@@ -15952,9 +16024,6 @@
       </w:r>
       <m:oMath>
         <m:r>
-          <m:rPr>
-            <m:sty m:val="p"/>
-          </m:rPr>
           <w:rPr>
             <w:rFonts w:ascii="Cambria Math" w:hAnsi="Cambria Math" w:cs="Times New Roman"/>
             <w:color w:val="000000" w:themeColor="text1"/>
@@ -15973,9 +16042,6 @@
       </w:r>
       <m:oMath>
         <m:r>
-          <m:rPr>
-            <m:sty m:val="p"/>
-          </m:rPr>
           <w:rPr>
             <w:rFonts w:ascii="Cambria Math" w:hAnsi="Cambria Math" w:cs="Times New Roman"/>
             <w:color w:val="000000" w:themeColor="text1"/>
@@ -15994,9 +16060,6 @@
       </w:r>
       <m:oMath>
         <m:r>
-          <m:rPr>
-            <m:sty m:val="p"/>
-          </m:rPr>
           <w:rPr>
             <w:rFonts w:ascii="Cambria Math" w:hAnsi="Cambria Math" w:cs="Times New Roman"/>
             <w:color w:val="000000" w:themeColor="text1"/>
@@ -16015,9 +16078,6 @@
       </w:r>
       <m:oMath>
         <m:r>
-          <m:rPr>
-            <m:sty m:val="p"/>
-          </m:rPr>
           <w:rPr>
             <w:rFonts w:ascii="Cambria Math" w:hAnsi="Cambria Math" w:cs="Times New Roman"/>
             <w:color w:val="000000" w:themeColor="text1"/>
@@ -16036,9 +16096,6 @@
       </w:r>
       <m:oMath>
         <m:r>
-          <m:rPr>
-            <m:sty m:val="p"/>
-          </m:rPr>
           <w:rPr>
             <w:rFonts w:ascii="Cambria Math" w:hAnsi="Cambria Math" w:cs="Times New Roman"/>
             <w:color w:val="000000" w:themeColor="text1"/>
@@ -16057,9 +16114,6 @@
       </w:r>
       <m:oMath>
         <m:r>
-          <m:rPr>
-            <m:sty m:val="p"/>
-          </m:rPr>
           <w:rPr>
             <w:rFonts w:ascii="Cambria Math" w:hAnsi="Cambria Math" w:cs="Times New Roman"/>
             <w:color w:val="000000" w:themeColor="text1"/>
@@ -16074,7 +16128,56 @@
           <w:iCs w:val="0"/>
           <w:color w:val="000000" w:themeColor="text1"/>
         </w:rPr>
-        <w:t>. Wherever the optimiser “wants” to shrink the intensity channel, it can: the gradient path is open.</w:t>
+        <w:t xml:space="preserve">. </w:t>
+      </w:r>
+      <w:r>
+        <w:rPr>
+          <w:rFonts w:ascii="Times New Roman" w:hAnsi="Times New Roman" w:cs="Times New Roman"/>
+          <w:i w:val="0"/>
+          <w:iCs w:val="0"/>
+          <w:color w:val="000000" w:themeColor="text1"/>
+        </w:rPr>
+        <w:t xml:space="preserve">Wherever the gradient signal </w:t>
+      </w:r>
+      <w:proofErr w:type="spellStart"/>
+      <w:r>
+        <w:rPr>
+          <w:rFonts w:ascii="Times New Roman" w:hAnsi="Times New Roman" w:cs="Times New Roman"/>
+          <w:i w:val="0"/>
+          <w:iCs w:val="0"/>
+          <w:color w:val="000000" w:themeColor="text1"/>
+        </w:rPr>
+        <w:t>favours</w:t>
+      </w:r>
+      <w:proofErr w:type="spellEnd"/>
+      <w:r>
+        <w:rPr>
+          <w:rFonts w:ascii="Times New Roman" w:hAnsi="Times New Roman" w:cs="Times New Roman"/>
+          <w:i w:val="0"/>
+          <w:iCs w:val="0"/>
+          <w:color w:val="000000" w:themeColor="text1"/>
+        </w:rPr>
+        <w:t xml:space="preserve"> shrinking the intensity channel, the </w:t>
+      </w:r>
+      <w:proofErr w:type="spellStart"/>
+      <w:r>
+        <w:rPr>
+          <w:rFonts w:ascii="Times New Roman" w:hAnsi="Times New Roman" w:cs="Times New Roman"/>
+          <w:i w:val="0"/>
+          <w:iCs w:val="0"/>
+          <w:color w:val="000000" w:themeColor="text1"/>
+        </w:rPr>
+        <w:t>optimiser</w:t>
+      </w:r>
+      <w:proofErr w:type="spellEnd"/>
+      <w:r>
+        <w:rPr>
+          <w:rFonts w:ascii="Times New Roman" w:hAnsi="Times New Roman" w:cs="Times New Roman"/>
+          <w:i w:val="0"/>
+          <w:iCs w:val="0"/>
+          <w:color w:val="000000" w:themeColor="text1"/>
+        </w:rPr>
+        <w:t xml:space="preserve"> can do so: the gradient path is open.</w:t>
       </w:r>
     </w:p>
     <w:p>
@@ -16097,7 +16200,7 @@
       <m:oMath>
         <m:r>
           <m:rPr>
-            <m:sty m:val="b"/>
+            <m:sty m:val="bi"/>
           </m:rPr>
           <w:rPr>
             <w:rFonts w:ascii="Cambria Math" w:hAnsi="Cambria Math" w:cs="Times New Roman"/>
@@ -16139,9 +16242,6 @@
       </w:r>
       <m:oMath>
         <m:r>
-          <m:rPr>
-            <m:sty m:val="p"/>
-          </m:rPr>
           <w:rPr>
             <w:rFonts w:ascii="Cambria Math" w:hAnsi="Cambria Math" w:cs="Times New Roman"/>
             <w:color w:val="000000" w:themeColor="text1"/>
@@ -16160,9 +16260,6 @@
       </w:r>
       <m:oMath>
         <m:r>
-          <m:rPr>
-            <m:sty m:val="p"/>
-          </m:rPr>
           <w:rPr>
             <w:rFonts w:ascii="Cambria Math" w:hAnsi="Cambria Math" w:cs="Times New Roman"/>
             <w:color w:val="000000" w:themeColor="text1"/>
@@ -16181,9 +16278,6 @@
       </w:r>
       <m:oMath>
         <m:r>
-          <m:rPr>
-            <m:sty m:val="p"/>
-          </m:rPr>
           <w:rPr>
             <w:rFonts w:ascii="Cambria Math" w:hAnsi="Cambria Math" w:cs="Times New Roman"/>
             <w:color w:val="000000" w:themeColor="text1"/>
@@ -16202,9 +16296,6 @@
       </w:r>
       <m:oMath>
         <m:r>
-          <m:rPr>
-            <m:sty m:val="p"/>
-          </m:rPr>
           <w:rPr>
             <w:rFonts w:ascii="Cambria Math" w:hAnsi="Cambria Math" w:cs="Times New Roman"/>
             <w:color w:val="000000" w:themeColor="text1"/>
@@ -16318,9 +16409,6 @@
       </w:r>
       <m:oMath>
         <m:r>
-          <m:rPr>
-            <m:sty m:val="p"/>
-          </m:rPr>
           <w:rPr>
             <w:rFonts w:ascii="Cambria Math" w:hAnsi="Cambria Math" w:cs="Times New Roman"/>
             <w:color w:val="000000" w:themeColor="text1"/>
@@ -16339,9 +16427,6 @@
       </w:r>
       <m:oMath>
         <m:r>
-          <m:rPr>
-            <m:sty m:val="p"/>
-          </m:rPr>
           <w:rPr>
             <w:rFonts w:ascii="Cambria Math" w:hAnsi="Cambria Math" w:cs="Times New Roman"/>
             <w:color w:val="000000" w:themeColor="text1"/>
@@ -16360,9 +16445,6 @@
       </w:r>
       <m:oMath>
         <m:r>
-          <m:rPr>
-            <m:sty m:val="p"/>
-          </m:rPr>
           <w:rPr>
             <w:rFonts w:ascii="Cambria Math" w:hAnsi="Cambria Math" w:cs="Times New Roman"/>
             <w:color w:val="000000" w:themeColor="text1"/>
@@ -16381,9 +16463,6 @@
       </w:r>
       <m:oMath>
         <m:r>
-          <m:rPr>
-            <m:sty m:val="p"/>
-          </m:rPr>
           <w:rPr>
             <w:rFonts w:ascii="Cambria Math" w:hAnsi="Cambria Math" w:cs="Times New Roman"/>
             <w:color w:val="000000" w:themeColor="text1"/>
@@ -16841,23 +16920,7 @@
           <w:rFonts w:ascii="Times New Roman" w:hAnsi="Times New Roman" w:cs="Times New Roman"/>
           <w:color w:val="000000" w:themeColor="text1"/>
         </w:rPr>
-        <w:t xml:space="preserve"> is shared across attention heads in our implementation, so it cannot let some heads use intensity while others ignore it; (iii) the choice of normalisation is entangled with the architectural claim: a null result could mean intensity carries no info</w:t>
-      </w:r>
-      <w:proofErr w:type="spellStart"/>
-      <w:r>
-        <w:rPr>
-          <w:rFonts w:ascii="Times New Roman" w:hAnsi="Times New Roman" w:cs="Times New Roman"/>
-          <w:color w:val="000000" w:themeColor="text1"/>
-        </w:rPr>
-        <w:t>rmation</w:t>
-      </w:r>
-      <w:proofErr w:type="spellEnd"/>
-      <w:r>
-        <w:rPr>
-          <w:rFonts w:ascii="Times New Roman" w:hAnsi="Times New Roman" w:cs="Times New Roman"/>
-          <w:color w:val="000000" w:themeColor="text1"/>
-        </w:rPr>
-        <w:t xml:space="preserve">, or that the </w:t>
+        <w:t xml:space="preserve"> is shared across attention heads in our implementation, so it cannot let some heads use intensity while others ignore it; (iii) the choice of normalisation is entangled with the architectural claim: a null result could mean intensity carries no information, or that the </w:t>
       </w:r>
       <w:proofErr w:type="spellStart"/>
       <w:r>
@@ -17620,23 +17683,13 @@
       <m:oMath>
         <m:r>
           <m:rPr>
-            <m:sty m:val="b"/>
-          </m:rPr>
-          <w:rPr>
-            <w:rFonts w:ascii="Cambria Math" w:hAnsi="Cambria Math" w:cs="Times New Roman"/>
-            <w:color w:val="000000" w:themeColor="text1"/>
-          </w:rPr>
-          <m:t>λ</m:t>
-        </m:r>
-        <m:r>
-          <m:rPr>
             <m:sty m:val="bi"/>
           </m:rPr>
           <w:rPr>
             <w:rFonts w:ascii="Cambria Math" w:hAnsi="Cambria Math" w:cs="Times New Roman"/>
             <w:color w:val="000000" w:themeColor="text1"/>
           </w:rPr>
-          <m:t>=0</m:t>
+          <m:t>λ=0</m:t>
         </m:r>
       </m:oMath>
       <w:r>
@@ -17801,17 +17854,7 @@
             <w:rFonts w:ascii="Cambria Math" w:hAnsi="Cambria Math" w:cs="Times New Roman"/>
             <w:color w:val="000000" w:themeColor="text1"/>
           </w:rPr>
-          <m:t>n</m:t>
-        </m:r>
-        <m:r>
-          <m:rPr>
-            <m:sty m:val="bi"/>
-          </m:rPr>
-          <w:rPr>
-            <w:rFonts w:ascii="Cambria Math" w:hAnsi="Cambria Math" w:cs="Times New Roman"/>
-            <w:color w:val="000000" w:themeColor="text1"/>
-          </w:rPr>
-          <m:t>=5</m:t>
+          <m:t>n=5</m:t>
         </m:r>
       </m:oMath>
       <w:r>
@@ -18057,7 +18100,30 @@
           <w:rFonts w:ascii="Times New Roman" w:hAnsi="Times New Roman" w:cs="Times New Roman"/>
           <w:color w:val="000000" w:themeColor="text1"/>
         </w:rPr>
-        <w:t xml:space="preserve">The mechanism is sharper than “the hypothesis is wrong.” The learned </w:t>
+        <w:t xml:space="preserve">The mechanism admits a more precise </w:t>
+      </w:r>
+      <w:proofErr w:type="spellStart"/>
+      <w:r>
+        <w:rPr>
+          <w:rFonts w:ascii="Times New Roman" w:hAnsi="Times New Roman" w:cs="Times New Roman"/>
+          <w:color w:val="000000" w:themeColor="text1"/>
+        </w:rPr>
+        <w:t>characterisation</w:t>
+      </w:r>
+      <w:proofErr w:type="spellEnd"/>
+      <w:r>
+        <w:rPr>
+          <w:rFonts w:ascii="Times New Roman" w:hAnsi="Times New Roman" w:cs="Times New Roman"/>
+          <w:color w:val="000000" w:themeColor="text1"/>
+        </w:rPr>
+        <w:t xml:space="preserve"> than a simple hypothesis failure.</w:t>
+      </w:r>
+      <w:r>
+        <w:rPr>
+          <w:rFonts w:ascii="Times New Roman" w:hAnsi="Times New Roman" w:cs="Times New Roman"/>
+          <w:color w:val="000000" w:themeColor="text1"/>
+        </w:rPr>
+        <w:t xml:space="preserve"> The learned </w:t>
       </w:r>
       <m:oMath>
         <m:r>
@@ -18189,7 +18255,14 @@
           <w:rFonts w:ascii="Times New Roman" w:hAnsi="Times New Roman" w:cs="Times New Roman"/>
           <w:color w:val="000000" w:themeColor="text1"/>
         </w:rPr>
-        <w:t xml:space="preserve">Three concrete directions worth trying instead of scaling </w:t>
+        <w:t>Three concrete directions merit investigation as alternatives to scalar</w:t>
+      </w:r>
+      <w:r>
+        <w:rPr>
+          <w:rFonts w:ascii="Times New Roman" w:hAnsi="Times New Roman" w:cs="Times New Roman"/>
+          <w:color w:val="000000" w:themeColor="text1"/>
+        </w:rPr>
+        <w:t xml:space="preserve"> </w:t>
       </w:r>
       <m:oMath>
         <m:r>
@@ -18200,6 +18273,13 @@
           <m:t>λ</m:t>
         </m:r>
       </m:oMath>
+      <w:r>
+        <w:rPr>
+          <w:rFonts w:ascii="Times New Roman" w:hAnsi="Times New Roman" w:cs="Times New Roman"/>
+          <w:color w:val="000000" w:themeColor="text1"/>
+        </w:rPr>
+        <w:t xml:space="preserve"> gating</w:t>
+      </w:r>
       <w:r>
         <w:rPr>
           <w:rFonts w:ascii="Times New Roman" w:hAnsi="Times New Roman" w:cs="Times New Roman"/>

--- a/it_takes_time/paper/MANUSCRIPT.docx
+++ b/it_takes_time/paper/MANUSCRIPT.docx
@@ -6,6 +6,2823 @@
       <w:pPr>
         <w:pStyle w:val="Heading1"/>
         <w:spacing w:before="0" w:after="0"/>
+        <w:rPr>
+          <w:rFonts w:ascii="Times New Roman" w:hAnsi="Times New Roman" w:cs="Times New Roman"/>
+          <w:b/>
+          <w:bCs/>
+          <w:color w:val="000000" w:themeColor="text1"/>
+          <w:sz w:val="24"/>
+          <w:szCs w:val="24"/>
+        </w:rPr>
+      </w:pPr>
+      <w:bookmarkStart w:id="0" w:name="sec:intro"/>
+      <w:r>
+        <w:rPr>
+          <w:rFonts w:ascii="Times New Roman" w:hAnsi="Times New Roman" w:cs="Times New Roman"/>
+          <w:b/>
+          <w:bCs/>
+          <w:color w:val="000000" w:themeColor="text1"/>
+          <w:sz w:val="24"/>
+          <w:szCs w:val="24"/>
+        </w:rPr>
+        <w:t xml:space="preserve">UDC </w:t>
+      </w:r>
+      <w:proofErr w:type="gramStart"/>
+      <w:r>
+        <w:rPr>
+          <w:rFonts w:ascii="Times New Roman" w:hAnsi="Times New Roman" w:cs="Times New Roman"/>
+          <w:b/>
+          <w:bCs/>
+          <w:color w:val="000000" w:themeColor="text1"/>
+          <w:sz w:val="24"/>
+          <w:szCs w:val="24"/>
+        </w:rPr>
+        <w:t>004.8:[</w:t>
+      </w:r>
+      <w:proofErr w:type="gramEnd"/>
+      <w:r>
+        <w:rPr>
+          <w:rFonts w:ascii="Times New Roman" w:hAnsi="Times New Roman" w:cs="Times New Roman"/>
+          <w:b/>
+          <w:bCs/>
+          <w:color w:val="000000" w:themeColor="text1"/>
+          <w:sz w:val="24"/>
+          <w:szCs w:val="24"/>
+        </w:rPr>
+        <w:t>004.421:004.</w:t>
+      </w:r>
+      <w:proofErr w:type="gramStart"/>
+      <w:r>
+        <w:rPr>
+          <w:rFonts w:ascii="Times New Roman" w:hAnsi="Times New Roman" w:cs="Times New Roman"/>
+          <w:b/>
+          <w:bCs/>
+          <w:color w:val="000000" w:themeColor="text1"/>
+          <w:sz w:val="24"/>
+          <w:szCs w:val="24"/>
+        </w:rPr>
+        <w:t>65](</w:t>
+      </w:r>
+      <w:proofErr w:type="gramEnd"/>
+      <w:r>
+        <w:rPr>
+          <w:rFonts w:ascii="Times New Roman" w:hAnsi="Times New Roman" w:cs="Times New Roman"/>
+          <w:b/>
+          <w:bCs/>
+          <w:color w:val="000000" w:themeColor="text1"/>
+          <w:sz w:val="24"/>
+          <w:szCs w:val="24"/>
+        </w:rPr>
+        <w:t>045)</w:t>
+      </w:r>
+    </w:p>
+    <w:p>
+      <w:pPr>
+        <w:pStyle w:val="BodyText"/>
+        <w:spacing w:before="0" w:after="0"/>
+      </w:pPr>
+    </w:p>
+    <w:p>
+      <w:pPr>
+        <w:spacing w:after="0"/>
+        <w:ind w:right="-261"/>
+        <w:rPr>
+          <w:rFonts w:ascii="Times New Roman" w:eastAsia="Times New Roman" w:hAnsi="Times New Roman" w:cs="Times New Roman"/>
+          <w:color w:val="222222"/>
+          <w:highlight w:val="white"/>
+        </w:rPr>
+      </w:pPr>
+      <w:r>
+        <w:rPr>
+          <w:rFonts w:ascii="Times New Roman" w:eastAsia="Times New Roman" w:hAnsi="Times New Roman" w:cs="Times New Roman"/>
+          <w:b/>
+          <w:color w:val="222222"/>
+          <w:highlight w:val="white"/>
+        </w:rPr>
+        <w:t>A. E. Shyraliiev</w:t>
+      </w:r>
+      <w:r>
+        <w:rPr>
+          <w:rFonts w:ascii="Times New Roman" w:eastAsia="Times New Roman" w:hAnsi="Times New Roman" w:cs="Times New Roman"/>
+          <w:bCs/>
+          <w:color w:val="222222"/>
+          <w:highlight w:val="white"/>
+          <w:vertAlign w:val="superscript"/>
+        </w:rPr>
+        <w:t>1</w:t>
+      </w:r>
+      <w:r>
+        <w:rPr>
+          <w:rFonts w:ascii="Times New Roman" w:eastAsia="Times New Roman" w:hAnsi="Times New Roman" w:cs="Times New Roman"/>
+          <w:b/>
+          <w:color w:val="222222"/>
+          <w:highlight w:val="white"/>
+        </w:rPr>
+        <w:t>,</w:t>
+      </w:r>
+      <w:r>
+        <w:rPr>
+          <w:rFonts w:ascii="Times New Roman" w:eastAsia="Times New Roman" w:hAnsi="Times New Roman" w:cs="Times New Roman"/>
+          <w:b/>
+          <w:color w:val="222222"/>
+          <w:highlight w:val="white"/>
+        </w:rPr>
+        <w:t xml:space="preserve"> </w:t>
+      </w:r>
+      <w:r>
+        <w:rPr>
+          <w:rFonts w:ascii="Times New Roman" w:eastAsia="Times New Roman" w:hAnsi="Times New Roman" w:cs="Times New Roman"/>
+          <w:b/>
+          <w:color w:val="222222"/>
+          <w:highlight w:val="white"/>
+        </w:rPr>
+        <w:t>I. O. Pyshnograiev</w:t>
+      </w:r>
+      <w:r>
+        <w:rPr>
+          <w:rFonts w:ascii="Times New Roman" w:eastAsia="Times New Roman" w:hAnsi="Times New Roman" w:cs="Times New Roman"/>
+          <w:bCs/>
+          <w:color w:val="222222"/>
+          <w:highlight w:val="white"/>
+          <w:vertAlign w:val="superscript"/>
+        </w:rPr>
+        <w:t>2</w:t>
+      </w:r>
+    </w:p>
+    <w:p>
+      <w:pPr>
+        <w:spacing w:after="0"/>
+        <w:ind w:right="-261"/>
+        <w:rPr>
+          <w:rFonts w:ascii="Times New Roman" w:eastAsia="Times New Roman" w:hAnsi="Times New Roman" w:cs="Times New Roman"/>
+          <w:sz w:val="20"/>
+          <w:szCs w:val="20"/>
+        </w:rPr>
+      </w:pPr>
+      <w:r>
+        <w:rPr>
+          <w:rFonts w:ascii="Times New Roman" w:eastAsia="Times New Roman" w:hAnsi="Times New Roman" w:cs="Times New Roman"/>
+          <w:sz w:val="20"/>
+          <w:szCs w:val="20"/>
+          <w:vertAlign w:val="superscript"/>
+        </w:rPr>
+        <w:t>1,2</w:t>
+      </w:r>
+      <w:r>
+        <w:rPr>
+          <w:rFonts w:ascii="Times New Roman" w:eastAsia="Times New Roman" w:hAnsi="Times New Roman" w:cs="Times New Roman"/>
+          <w:sz w:val="20"/>
+          <w:szCs w:val="20"/>
+        </w:rPr>
+        <w:t>National Technical University of Ukraine “Igor Sikorsky Kyiv Polytechnic Institute”, Ukraine</w:t>
+      </w:r>
+    </w:p>
+    <w:p>
+      <w:pPr>
+        <w:spacing w:after="0"/>
+        <w:ind w:right="-261"/>
+        <w:rPr>
+          <w:rFonts w:ascii="Times New Roman" w:eastAsia="Times New Roman" w:hAnsi="Times New Roman" w:cs="Times New Roman"/>
+          <w:sz w:val="20"/>
+          <w:szCs w:val="20"/>
+        </w:rPr>
+      </w:pPr>
+      <w:r>
+        <w:rPr>
+          <w:rFonts w:ascii="Times New Roman" w:eastAsia="Times New Roman" w:hAnsi="Times New Roman" w:cs="Times New Roman"/>
+          <w:sz w:val="20"/>
+          <w:szCs w:val="20"/>
+        </w:rPr>
+        <w:t xml:space="preserve">   </w:t>
+      </w:r>
+      <w:proofErr w:type="spellStart"/>
+      <w:r>
+        <w:rPr>
+          <w:rFonts w:ascii="Times New Roman" w:eastAsia="Times New Roman" w:hAnsi="Times New Roman" w:cs="Times New Roman"/>
+          <w:sz w:val="20"/>
+          <w:szCs w:val="20"/>
+        </w:rPr>
+        <w:t>Beresteiskyi</w:t>
+      </w:r>
+      <w:proofErr w:type="spellEnd"/>
+      <w:r>
+        <w:rPr>
+          <w:rFonts w:ascii="Times New Roman" w:eastAsia="Times New Roman" w:hAnsi="Times New Roman" w:cs="Times New Roman"/>
+          <w:sz w:val="20"/>
+          <w:szCs w:val="20"/>
+        </w:rPr>
+        <w:t xml:space="preserve"> Ave, 37, Kyiv, 03056</w:t>
+      </w:r>
+    </w:p>
+    <w:p>
+      <w:pPr>
+        <w:spacing w:after="0"/>
+        <w:ind w:right="-261"/>
+        <w:rPr>
+          <w:rFonts w:ascii="Times New Roman" w:eastAsia="Times New Roman" w:hAnsi="Times New Roman" w:cs="Times New Roman"/>
+          <w:sz w:val="20"/>
+          <w:szCs w:val="20"/>
+        </w:rPr>
+      </w:pPr>
+      <w:r>
+        <w:rPr>
+          <w:rFonts w:ascii="Times New Roman" w:eastAsia="Times New Roman" w:hAnsi="Times New Roman" w:cs="Times New Roman"/>
+          <w:sz w:val="20"/>
+          <w:szCs w:val="20"/>
+          <w:vertAlign w:val="superscript"/>
+        </w:rPr>
+        <w:t>1</w:t>
+      </w:r>
+      <w:r>
+        <w:rPr>
+          <w:rFonts w:ascii="Times New Roman" w:eastAsia="Times New Roman" w:hAnsi="Times New Roman" w:cs="Times New Roman"/>
+          <w:sz w:val="20"/>
+          <w:szCs w:val="20"/>
+        </w:rPr>
+        <w:t>anarshyraliiev@gmail.com</w:t>
+      </w:r>
+    </w:p>
+    <w:p>
+      <w:pPr>
+        <w:spacing w:after="0"/>
+        <w:ind w:right="-261"/>
+        <w:rPr>
+          <w:rFonts w:ascii="Times New Roman" w:eastAsia="Times New Roman" w:hAnsi="Times New Roman" w:cs="Times New Roman"/>
+          <w:sz w:val="20"/>
+          <w:szCs w:val="20"/>
+        </w:rPr>
+      </w:pPr>
+      <w:r>
+        <w:rPr>
+          <w:rFonts w:ascii="Times New Roman" w:eastAsia="Times New Roman" w:hAnsi="Times New Roman" w:cs="Times New Roman"/>
+          <w:sz w:val="20"/>
+          <w:szCs w:val="20"/>
+          <w:vertAlign w:val="superscript"/>
+        </w:rPr>
+        <w:t>2</w:t>
+      </w:r>
+      <w:r>
+        <w:rPr>
+          <w:rFonts w:ascii="Times New Roman" w:eastAsia="Times New Roman" w:hAnsi="Times New Roman" w:cs="Times New Roman"/>
+          <w:sz w:val="20"/>
+          <w:szCs w:val="20"/>
+        </w:rPr>
+        <w:t>pyshnograiev@gmail.com</w:t>
+      </w:r>
+    </w:p>
+    <w:p>
+      <w:pPr>
+        <w:spacing w:after="0"/>
+        <w:ind w:right="-261"/>
+        <w:rPr>
+          <w:rFonts w:ascii="Times New Roman" w:eastAsia="Times New Roman" w:hAnsi="Times New Roman" w:cs="Times New Roman"/>
+          <w:sz w:val="20"/>
+          <w:szCs w:val="20"/>
+        </w:rPr>
+      </w:pPr>
+      <w:r>
+        <w:rPr>
+          <w:rFonts w:ascii="Times New Roman" w:eastAsia="Times New Roman" w:hAnsi="Times New Roman" w:cs="Times New Roman"/>
+          <w:sz w:val="20"/>
+          <w:szCs w:val="20"/>
+          <w:vertAlign w:val="superscript"/>
+        </w:rPr>
+        <w:t>1</w:t>
+      </w:r>
+      <w:r>
+        <w:rPr>
+          <w:rFonts w:ascii="Times New Roman" w:eastAsia="Times New Roman" w:hAnsi="Times New Roman" w:cs="Times New Roman"/>
+          <w:sz w:val="20"/>
+          <w:szCs w:val="20"/>
+        </w:rPr>
+        <w:t>https://orcid.org/0009-0007-4140-5476</w:t>
+      </w:r>
+    </w:p>
+    <w:p>
+      <w:pPr>
+        <w:spacing w:after="0"/>
+        <w:ind w:right="-261"/>
+        <w:rPr>
+          <w:rFonts w:ascii="Times New Roman" w:eastAsia="Times New Roman" w:hAnsi="Times New Roman" w:cs="Times New Roman"/>
+          <w:sz w:val="20"/>
+          <w:szCs w:val="20"/>
+        </w:rPr>
+      </w:pPr>
+      <w:r>
+        <w:rPr>
+          <w:rFonts w:ascii="Times New Roman" w:eastAsia="Times New Roman" w:hAnsi="Times New Roman" w:cs="Times New Roman"/>
+          <w:sz w:val="20"/>
+          <w:szCs w:val="20"/>
+          <w:vertAlign w:val="superscript"/>
+        </w:rPr>
+        <w:t>2</w:t>
+      </w:r>
+      <w:r>
+        <w:rPr>
+          <w:rFonts w:ascii="Times New Roman" w:eastAsia="Times New Roman" w:hAnsi="Times New Roman" w:cs="Times New Roman"/>
+          <w:sz w:val="20"/>
+          <w:szCs w:val="20"/>
+        </w:rPr>
+        <w:t>https://orcid.org/0000-0002-3346-8318</w:t>
+      </w:r>
+    </w:p>
+    <w:p>
+      <w:pPr>
+        <w:spacing w:before="240"/>
+        <w:ind w:right="-261"/>
+        <w:jc w:val="center"/>
+        <w:rPr>
+          <w:rFonts w:ascii="Times New Roman" w:eastAsia="Times New Roman" w:hAnsi="Times New Roman" w:cs="Times New Roman"/>
+          <w:b/>
+          <w:sz w:val="28"/>
+          <w:szCs w:val="28"/>
+        </w:rPr>
+      </w:pPr>
+      <w:r>
+        <w:rPr>
+          <w:rFonts w:ascii="Times New Roman" w:eastAsia="Times New Roman" w:hAnsi="Times New Roman" w:cs="Times New Roman"/>
+          <w:b/>
+          <w:sz w:val="28"/>
+          <w:szCs w:val="28"/>
+        </w:rPr>
+        <w:t>ARCHITECTURAL LIMITATIONS IN INTENSITY-AWARE SEQUENTIAL RECOMMENDATION: A NEGATIVE RESULT AND MECHANISM ANALYSIS</w:t>
+      </w:r>
+    </w:p>
+    <w:p>
+      <w:pPr>
+        <w:pStyle w:val="BodyText"/>
+        <w:spacing w:before="0" w:after="0"/>
+      </w:pPr>
+      <w:r>
+        <w:rPr>
+          <w:rFonts w:ascii="Times New Roman" w:hAnsi="Times New Roman" w:cs="Times New Roman"/>
+          <w:b/>
+          <w:bCs/>
+          <w:color w:val="000000" w:themeColor="text1"/>
+          <w:sz w:val="20"/>
+          <w:szCs w:val="20"/>
+        </w:rPr>
+        <w:t>Abstract.</w:t>
+      </w:r>
+      <w:r>
+        <w:rPr>
+          <w:rFonts w:ascii="Times New Roman" w:hAnsi="Times New Roman" w:cs="Times New Roman"/>
+          <w:b/>
+          <w:bCs/>
+          <w:color w:val="000000" w:themeColor="text1"/>
+          <w:sz w:val="20"/>
+          <w:szCs w:val="20"/>
+        </w:rPr>
+        <w:t xml:space="preserve"> </w:t>
+      </w:r>
+      <w:r>
+        <w:rPr>
+          <w:rFonts w:ascii="Times New Roman" w:hAnsi="Times New Roman" w:cs="Times New Roman"/>
+          <w:color w:val="000000" w:themeColor="text1"/>
+          <w:sz w:val="20"/>
+          <w:szCs w:val="20"/>
+        </w:rPr>
+        <w:t xml:space="preserve">Sequential recommenders based on self-attention discard a rich supervised signal: per-interaction intensity (a </w:t>
+      </w:r>
+      <m:oMath>
+        <m:r>
+          <m:rPr>
+            <m:sty m:val="p"/>
+          </m:rPr>
+          <w:rPr>
+            <w:rFonts w:ascii="Cambria Math" w:hAnsi="Cambria Math" w:cs="Times New Roman"/>
+            <w:color w:val="000000" w:themeColor="text1"/>
+            <w:sz w:val="20"/>
+            <w:szCs w:val="20"/>
+          </w:rPr>
+          <m:t>5</m:t>
+        </m:r>
+      </m:oMath>
+      <w:r>
+        <w:rPr>
+          <w:rFonts w:ascii="Times New Roman" w:hAnsi="Times New Roman" w:cs="Times New Roman"/>
+          <w:color w:val="000000" w:themeColor="text1"/>
+          <w:sz w:val="20"/>
+          <w:szCs w:val="20"/>
+        </w:rPr>
+        <w:t>-star rating, hours played, dwell time, purchase value). We hypothesised that re-introducing intensity into the attention computation should improve top-</w:t>
+      </w:r>
+      <m:oMath>
+        <m:r>
+          <w:rPr>
+            <w:rFonts w:ascii="Cambria Math" w:hAnsi="Cambria Math" w:cs="Times New Roman"/>
+            <w:color w:val="000000" w:themeColor="text1"/>
+            <w:sz w:val="20"/>
+            <w:szCs w:val="20"/>
+          </w:rPr>
+          <m:t>k</m:t>
+        </m:r>
+      </m:oMath>
+      <w:r>
+        <w:rPr>
+          <w:rFonts w:ascii="Times New Roman" w:hAnsi="Times New Roman" w:cs="Times New Roman"/>
+          <w:color w:val="000000" w:themeColor="text1"/>
+          <w:sz w:val="20"/>
+          <w:szCs w:val="20"/>
+        </w:rPr>
+        <w:t xml:space="preserve"> accuracy in proportion to how informative the underlying signal is. We test the hypothesis with three drop-in modifications of SASRec (IA-SASRec-Add, IA-SASRec-Mul, IA-SASRec-Val), corresponding to the three algebraic positions where intensity can be threaded into the attention expression. Each variant adds a single learnable scalar </w:t>
+      </w:r>
+      <m:oMath>
+        <m:r>
+          <w:rPr>
+            <w:rFonts w:ascii="Cambria Math" w:hAnsi="Cambria Math" w:cs="Times New Roman"/>
+            <w:color w:val="000000" w:themeColor="text1"/>
+            <w:sz w:val="20"/>
+            <w:szCs w:val="20"/>
+          </w:rPr>
+          <m:t>λ</m:t>
+        </m:r>
+      </m:oMath>
+      <w:r>
+        <w:rPr>
+          <w:rFonts w:ascii="Times New Roman" w:hAnsi="Times New Roman" w:cs="Times New Roman"/>
+          <w:color w:val="000000" w:themeColor="text1"/>
+          <w:sz w:val="20"/>
+          <w:szCs w:val="20"/>
+        </w:rPr>
+        <w:t xml:space="preserve"> per attention la</w:t>
+      </w:r>
+      <w:proofErr w:type="spellStart"/>
+      <w:r>
+        <w:rPr>
+          <w:rFonts w:ascii="Times New Roman" w:hAnsi="Times New Roman" w:cs="Times New Roman"/>
+          <w:color w:val="000000" w:themeColor="text1"/>
+          <w:sz w:val="20"/>
+          <w:szCs w:val="20"/>
+        </w:rPr>
+        <w:t>yer</w:t>
+      </w:r>
+      <w:proofErr w:type="spellEnd"/>
+      <w:r>
+        <w:rPr>
+          <w:rFonts w:ascii="Times New Roman" w:hAnsi="Times New Roman" w:cs="Times New Roman"/>
+          <w:color w:val="000000" w:themeColor="text1"/>
+          <w:sz w:val="20"/>
+          <w:szCs w:val="20"/>
+        </w:rPr>
+        <w:t xml:space="preserve">, designed so that </w:t>
+      </w:r>
+      <m:oMath>
+        <m:r>
+          <w:rPr>
+            <w:rFonts w:ascii="Cambria Math" w:hAnsi="Cambria Math" w:cs="Times New Roman"/>
+            <w:color w:val="000000" w:themeColor="text1"/>
+            <w:sz w:val="20"/>
+            <w:szCs w:val="20"/>
+          </w:rPr>
+          <m:t>λ</m:t>
+        </m:r>
+        <m:r>
+          <m:rPr>
+            <m:sty m:val="p"/>
+          </m:rPr>
+          <w:rPr>
+            <w:rFonts w:ascii="Cambria Math" w:hAnsi="Cambria Math" w:cs="Times New Roman"/>
+            <w:color w:val="000000" w:themeColor="text1"/>
+            <w:sz w:val="20"/>
+            <w:szCs w:val="20"/>
+          </w:rPr>
+          <m:t>=0</m:t>
+        </m:r>
+      </m:oMath>
+      <w:r>
+        <w:rPr>
+          <w:rFonts w:ascii="Times New Roman" w:hAnsi="Times New Roman" w:cs="Times New Roman"/>
+          <w:color w:val="000000" w:themeColor="text1"/>
+          <w:sz w:val="20"/>
+          <w:szCs w:val="20"/>
+        </w:rPr>
+        <w:t xml:space="preserve"> recovers vanilla SASRec exactly: the model is a strict super-set of the baseline. We evaluate across seven datasets (MovieLens</w:t>
+      </w:r>
+      <m:oMath>
+        <m:r>
+          <m:rPr>
+            <m:sty m:val="p"/>
+          </m:rPr>
+          <w:rPr>
+            <w:rFonts w:ascii="Cambria Math" w:hAnsi="Cambria Math" w:cs="Times New Roman"/>
+            <w:color w:val="000000" w:themeColor="text1"/>
+            <w:sz w:val="20"/>
+            <w:szCs w:val="20"/>
+          </w:rPr>
+          <m:t>×</m:t>
+        </m:r>
+      </m:oMath>
+      <w:r>
+        <w:rPr>
+          <w:rFonts w:ascii="Times New Roman" w:hAnsi="Times New Roman" w:cs="Times New Roman"/>
+          <w:color w:val="000000" w:themeColor="text1"/>
+          <w:sz w:val="20"/>
+          <w:szCs w:val="20"/>
+        </w:rPr>
+        <w:t>2, Amazon</w:t>
+      </w:r>
+      <m:oMath>
+        <m:r>
+          <m:rPr>
+            <m:sty m:val="p"/>
+          </m:rPr>
+          <w:rPr>
+            <w:rFonts w:ascii="Cambria Math" w:hAnsi="Cambria Math" w:cs="Times New Roman"/>
+            <w:color w:val="000000" w:themeColor="text1"/>
+            <w:sz w:val="20"/>
+            <w:szCs w:val="20"/>
+          </w:rPr>
+          <m:t>×</m:t>
+        </m:r>
+      </m:oMath>
+      <w:r>
+        <w:rPr>
+          <w:rFonts w:ascii="Times New Roman" w:hAnsi="Times New Roman" w:cs="Times New Roman"/>
+          <w:color w:val="000000" w:themeColor="text1"/>
+          <w:sz w:val="20"/>
+          <w:szCs w:val="20"/>
+        </w:rPr>
+        <w:t>2, Steam</w:t>
+      </w:r>
+      <m:oMath>
+        <m:r>
+          <m:rPr>
+            <m:sty m:val="p"/>
+          </m:rPr>
+          <w:rPr>
+            <w:rFonts w:ascii="Cambria Math" w:hAnsi="Cambria Math" w:cs="Times New Roman"/>
+            <w:color w:val="000000" w:themeColor="text1"/>
+            <w:sz w:val="20"/>
+            <w:szCs w:val="20"/>
+          </w:rPr>
+          <m:t>×</m:t>
+        </m:r>
+      </m:oMath>
+      <w:r>
+        <w:rPr>
+          <w:rFonts w:ascii="Times New Roman" w:hAnsi="Times New Roman" w:cs="Times New Roman"/>
+          <w:color w:val="000000" w:themeColor="text1"/>
+          <w:sz w:val="20"/>
+          <w:szCs w:val="20"/>
+        </w:rPr>
+        <w:t xml:space="preserve">3) with five seeds per configuration, under a dual-criterion significance protocol with a per-seed stability check (seed-level paired </w:t>
+      </w:r>
+      <m:oMath>
+        <m:r>
+          <w:rPr>
+            <w:rFonts w:ascii="Cambria Math" w:hAnsi="Cambria Math" w:cs="Times New Roman"/>
+            <w:color w:val="000000" w:themeColor="text1"/>
+            <w:sz w:val="20"/>
+            <w:szCs w:val="20"/>
+          </w:rPr>
+          <m:t>t</m:t>
+        </m:r>
+      </m:oMath>
+      <w:r>
+        <w:rPr>
+          <w:rFonts w:ascii="Times New Roman" w:hAnsi="Times New Roman" w:cs="Times New Roman"/>
+          <w:color w:val="000000" w:themeColor="text1"/>
+          <w:sz w:val="20"/>
+          <w:szCs w:val="20"/>
+        </w:rPr>
+        <w:t xml:space="preserve"> and per-user paired bootstrap with </w:t>
+      </w:r>
+      <m:oMath>
+        <m:r>
+          <w:rPr>
+            <w:rFonts w:ascii="Cambria Math" w:hAnsi="Cambria Math" w:cs="Times New Roman"/>
+            <w:color w:val="000000" w:themeColor="text1"/>
+            <w:sz w:val="20"/>
+            <w:szCs w:val="20"/>
+          </w:rPr>
+          <m:t>B</m:t>
+        </m:r>
+        <m:r>
+          <m:rPr>
+            <m:sty m:val="p"/>
+          </m:rPr>
+          <w:rPr>
+            <w:rFonts w:ascii="Cambria Math" w:hAnsi="Cambria Math" w:cs="Times New Roman"/>
+            <w:color w:val="000000" w:themeColor="text1"/>
+            <w:sz w:val="20"/>
+            <w:szCs w:val="20"/>
+          </w:rPr>
+          <m:t>=2,000</m:t>
+        </m:r>
+      </m:oMath>
+      <w:r>
+        <w:rPr>
+          <w:rFonts w:ascii="Times New Roman" w:hAnsi="Times New Roman" w:cs="Times New Roman"/>
+          <w:color w:val="000000" w:themeColor="text1"/>
+          <w:sz w:val="20"/>
+          <w:szCs w:val="20"/>
+        </w:rPr>
+        <w:t>). Under this protocol, no variant achieves a robust improvement on NDCG@10, Recall@10, or MRR@10 anywhere. The pattern inverts the hypothesis: Steam (the da</w:t>
+      </w:r>
+      <w:proofErr w:type="spellStart"/>
+      <w:r>
+        <w:rPr>
+          <w:rFonts w:ascii="Times New Roman" w:hAnsi="Times New Roman" w:cs="Times New Roman"/>
+          <w:color w:val="000000" w:themeColor="text1"/>
+          <w:sz w:val="20"/>
+          <w:szCs w:val="20"/>
+        </w:rPr>
+        <w:t>taset</w:t>
+      </w:r>
+      <w:proofErr w:type="spellEnd"/>
+      <w:r>
+        <w:rPr>
+          <w:rFonts w:ascii="Times New Roman" w:hAnsi="Times New Roman" w:cs="Times New Roman"/>
+          <w:color w:val="000000" w:themeColor="text1"/>
+          <w:sz w:val="20"/>
+          <w:szCs w:val="20"/>
+        </w:rPr>
+        <w:t xml:space="preserve"> with the richest intensity signal) hosts the largest significant degradations (up to </w:t>
+      </w:r>
+      <m:oMath>
+        <m:r>
+          <m:rPr>
+            <m:sty m:val="p"/>
+          </m:rPr>
+          <w:rPr>
+            <w:rFonts w:ascii="Cambria Math" w:hAnsi="Cambria Math" w:cs="Times New Roman"/>
+            <w:color w:val="000000" w:themeColor="text1"/>
+            <w:sz w:val="20"/>
+            <w:szCs w:val="20"/>
+          </w:rPr>
+          <m:t>-9.5%</m:t>
+        </m:r>
+      </m:oMath>
+      <w:r>
+        <w:rPr>
+          <w:rFonts w:ascii="Times New Roman" w:hAnsi="Times New Roman" w:cs="Times New Roman"/>
+          <w:color w:val="000000" w:themeColor="text1"/>
+          <w:sz w:val="20"/>
+          <w:szCs w:val="20"/>
+        </w:rPr>
+        <w:t xml:space="preserve"> NDCG@10, </w:t>
+      </w:r>
+      <m:oMath>
+        <m:r>
+          <w:rPr>
+            <w:rFonts w:ascii="Cambria Math" w:hAnsi="Cambria Math" w:cs="Times New Roman"/>
+            <w:color w:val="000000" w:themeColor="text1"/>
+            <w:sz w:val="20"/>
+            <w:szCs w:val="20"/>
+          </w:rPr>
+          <m:t>p</m:t>
+        </m:r>
+        <m:r>
+          <m:rPr>
+            <m:sty m:val="p"/>
+          </m:rPr>
+          <w:rPr>
+            <w:rFonts w:ascii="Cambria Math" w:hAnsi="Cambria Math" w:cs="Times New Roman"/>
+            <w:color w:val="000000" w:themeColor="text1"/>
+            <w:sz w:val="20"/>
+            <w:szCs w:val="20"/>
+          </w:rPr>
+          <m:t>&lt;0.05</m:t>
+        </m:r>
+      </m:oMath>
+      <w:r>
+        <w:rPr>
+          <w:rFonts w:ascii="Times New Roman" w:hAnsi="Times New Roman" w:cs="Times New Roman"/>
+          <w:color w:val="000000" w:themeColor="text1"/>
+          <w:sz w:val="20"/>
+          <w:szCs w:val="20"/>
+        </w:rPr>
+        <w:t xml:space="preserve">). Mechanism analysis through the learned </w:t>
+      </w:r>
+      <m:oMath>
+        <m:r>
+          <w:rPr>
+            <w:rFonts w:ascii="Cambria Math" w:hAnsi="Cambria Math" w:cs="Times New Roman"/>
+            <w:color w:val="000000" w:themeColor="text1"/>
+            <w:sz w:val="20"/>
+            <w:szCs w:val="20"/>
+          </w:rPr>
+          <m:t>λ</m:t>
+        </m:r>
+      </m:oMath>
+      <w:r>
+        <w:rPr>
+          <w:rFonts w:ascii="Times New Roman" w:hAnsi="Times New Roman" w:cs="Times New Roman"/>
+          <w:color w:val="000000" w:themeColor="text1"/>
+          <w:sz w:val="20"/>
+          <w:szCs w:val="20"/>
+        </w:rPr>
+        <w:t xml:space="preserve"> explains the failure: </w:t>
+      </w:r>
+      <m:oMath>
+        <m:r>
+          <w:rPr>
+            <w:rFonts w:ascii="Cambria Math" w:hAnsi="Cambria Math" w:cs="Times New Roman"/>
+            <w:color w:val="000000" w:themeColor="text1"/>
+            <w:sz w:val="20"/>
+            <w:szCs w:val="20"/>
+          </w:rPr>
+          <m:t>λ</m:t>
+        </m:r>
+      </m:oMath>
+      <w:r>
+        <w:rPr>
+          <w:rFonts w:ascii="Times New Roman" w:hAnsi="Times New Roman" w:cs="Times New Roman"/>
+          <w:color w:val="000000" w:themeColor="text1"/>
+          <w:sz w:val="20"/>
+          <w:szCs w:val="20"/>
+        </w:rPr>
+        <w:t xml:space="preserve"> adapts freely on datasets where intensity is not informative (down to </w:t>
+      </w:r>
+      <m:oMath>
+        <m:r>
+          <m:rPr>
+            <m:sty m:val="p"/>
+          </m:rPr>
+          <w:rPr>
+            <w:rFonts w:ascii="Cambria Math" w:hAnsi="Cambria Math" w:cs="Times New Roman"/>
+            <w:color w:val="000000" w:themeColor="text1"/>
+            <w:sz w:val="20"/>
+            <w:szCs w:val="20"/>
+          </w:rPr>
+          <m:t>0.07</m:t>
+        </m:r>
+      </m:oMath>
+      <w:r>
+        <w:rPr>
+          <w:rFonts w:ascii="Times New Roman" w:hAnsi="Times New Roman" w:cs="Times New Roman"/>
+          <w:color w:val="000000" w:themeColor="text1"/>
+          <w:sz w:val="20"/>
+          <w:szCs w:val="20"/>
+        </w:rPr>
+        <w:t xml:space="preserve"> on ML-1M) but stays at </w:t>
+      </w:r>
+      <m:oMath>
+        <m:r>
+          <m:rPr>
+            <m:sty m:val="p"/>
+          </m:rPr>
+          <w:rPr>
+            <w:rFonts w:ascii="Cambria Math" w:hAnsi="Cambria Math" w:cs="Times New Roman"/>
+            <w:color w:val="000000" w:themeColor="text1"/>
+            <w:sz w:val="20"/>
+            <w:szCs w:val="20"/>
+          </w:rPr>
+          <m:t>0.55</m:t>
+        </m:r>
+      </m:oMath>
+      <w:r>
+        <w:rPr>
+          <w:rFonts w:ascii="Times New Roman" w:hAnsi="Times New Roman" w:cs="Times New Roman"/>
+          <w:color w:val="000000" w:themeColor="text1"/>
+          <w:sz w:val="20"/>
+          <w:szCs w:val="20"/>
+        </w:rPr>
+        <w:t>–</w:t>
+      </w:r>
+      <m:oMath>
+        <m:r>
+          <m:rPr>
+            <m:sty m:val="p"/>
+          </m:rPr>
+          <w:rPr>
+            <w:rFonts w:ascii="Cambria Math" w:hAnsi="Cambria Math" w:cs="Times New Roman"/>
+            <w:color w:val="000000" w:themeColor="text1"/>
+            <w:sz w:val="20"/>
+            <w:szCs w:val="20"/>
+          </w:rPr>
+          <m:t>0.99</m:t>
+        </m:r>
+      </m:oMath>
+      <w:r>
+        <w:rPr>
+          <w:rFonts w:ascii="Times New Roman" w:hAnsi="Times New Roman" w:cs="Times New Roman"/>
+          <w:color w:val="000000" w:themeColor="text1"/>
+          <w:sz w:val="20"/>
+          <w:szCs w:val="20"/>
+        </w:rPr>
+        <w:t xml:space="preserve"> on Steam, where the variants are at their worst. We argue that a single per-layer scalar gate is too limited a control for intensity injection, and outline three concrete designs that target this limitation.</w:t>
+      </w:r>
+    </w:p>
+    <w:p>
+      <w:pPr>
+        <w:pStyle w:val="Heading1"/>
+        <w:spacing w:before="0" w:after="0"/>
+        <w:ind w:firstLine="567"/>
+        <w:rPr>
+          <w:rFonts w:ascii="Times New Roman" w:hAnsi="Times New Roman" w:cs="Times New Roman"/>
+          <w:b/>
+          <w:bCs/>
+          <w:color w:val="000000" w:themeColor="text1"/>
+          <w:sz w:val="20"/>
+          <w:szCs w:val="20"/>
+        </w:rPr>
+      </w:pPr>
+      <w:r>
+        <w:rPr>
+          <w:rFonts w:ascii="Times New Roman" w:hAnsi="Times New Roman" w:cs="Times New Roman"/>
+          <w:b/>
+          <w:bCs/>
+          <w:color w:val="000000" w:themeColor="text1"/>
+          <w:sz w:val="20"/>
+          <w:szCs w:val="20"/>
+        </w:rPr>
+        <w:t>Keywords:</w:t>
+      </w:r>
+      <w:r>
+        <w:rPr>
+          <w:rFonts w:ascii="Times New Roman" w:hAnsi="Times New Roman" w:cs="Times New Roman"/>
+          <w:b/>
+          <w:bCs/>
+          <w:color w:val="000000" w:themeColor="text1"/>
+          <w:sz w:val="20"/>
+          <w:szCs w:val="20"/>
+        </w:rPr>
+        <w:t xml:space="preserve"> </w:t>
+      </w:r>
+      <w:r>
+        <w:rPr>
+          <w:rFonts w:ascii="Times New Roman" w:eastAsiaTheme="minorEastAsia" w:hAnsi="Times New Roman" w:cs="Times New Roman"/>
+          <w:color w:val="000000" w:themeColor="text1"/>
+          <w:sz w:val="20"/>
+          <w:szCs w:val="20"/>
+        </w:rPr>
+        <w:t>sequential recommendation</w:t>
+      </w:r>
+      <w:r>
+        <w:rPr>
+          <w:rFonts w:ascii="Times New Roman" w:eastAsiaTheme="minorEastAsia" w:hAnsi="Times New Roman" w:cs="Times New Roman"/>
+          <w:color w:val="000000" w:themeColor="text1"/>
+          <w:sz w:val="20"/>
+          <w:szCs w:val="20"/>
+        </w:rPr>
+        <w:t>,</w:t>
+      </w:r>
+      <w:r>
+        <w:rPr>
+          <w:rFonts w:ascii="Times New Roman" w:eastAsiaTheme="minorEastAsia" w:hAnsi="Times New Roman" w:cs="Times New Roman"/>
+          <w:color w:val="000000" w:themeColor="text1"/>
+          <w:sz w:val="20"/>
+          <w:szCs w:val="20"/>
+        </w:rPr>
+        <w:t xml:space="preserve"> self-attention</w:t>
+      </w:r>
+      <w:r>
+        <w:rPr>
+          <w:rFonts w:ascii="Times New Roman" w:eastAsiaTheme="minorEastAsia" w:hAnsi="Times New Roman" w:cs="Times New Roman"/>
+          <w:color w:val="000000" w:themeColor="text1"/>
+          <w:sz w:val="20"/>
+          <w:szCs w:val="20"/>
+        </w:rPr>
+        <w:t>,</w:t>
+      </w:r>
+      <w:r>
+        <w:rPr>
+          <w:rFonts w:ascii="Times New Roman" w:eastAsiaTheme="minorEastAsia" w:hAnsi="Times New Roman" w:cs="Times New Roman"/>
+          <w:color w:val="000000" w:themeColor="text1"/>
+          <w:sz w:val="20"/>
+          <w:szCs w:val="20"/>
+        </w:rPr>
+        <w:t xml:space="preserve"> </w:t>
+      </w:r>
+      <w:proofErr w:type="spellStart"/>
+      <w:r>
+        <w:rPr>
+          <w:rFonts w:ascii="Times New Roman" w:eastAsiaTheme="minorEastAsia" w:hAnsi="Times New Roman" w:cs="Times New Roman"/>
+          <w:color w:val="000000" w:themeColor="text1"/>
+          <w:sz w:val="20"/>
+          <w:szCs w:val="20"/>
+        </w:rPr>
+        <w:t>SASRec</w:t>
+      </w:r>
+      <w:proofErr w:type="spellEnd"/>
+      <w:r>
+        <w:rPr>
+          <w:rFonts w:ascii="Times New Roman" w:eastAsiaTheme="minorEastAsia" w:hAnsi="Times New Roman" w:cs="Times New Roman"/>
+          <w:color w:val="000000" w:themeColor="text1"/>
+          <w:sz w:val="20"/>
+          <w:szCs w:val="20"/>
+        </w:rPr>
+        <w:t>,</w:t>
+      </w:r>
+      <w:r>
+        <w:rPr>
+          <w:rFonts w:ascii="Times New Roman" w:eastAsiaTheme="minorEastAsia" w:hAnsi="Times New Roman" w:cs="Times New Roman"/>
+          <w:color w:val="000000" w:themeColor="text1"/>
+          <w:sz w:val="20"/>
+          <w:szCs w:val="20"/>
+        </w:rPr>
+        <w:t xml:space="preserve"> side information fusion</w:t>
+      </w:r>
+      <w:r>
+        <w:rPr>
+          <w:rFonts w:ascii="Times New Roman" w:eastAsiaTheme="minorEastAsia" w:hAnsi="Times New Roman" w:cs="Times New Roman"/>
+          <w:color w:val="000000" w:themeColor="text1"/>
+          <w:sz w:val="20"/>
+          <w:szCs w:val="20"/>
+        </w:rPr>
+        <w:t>,</w:t>
+      </w:r>
+      <w:r>
+        <w:rPr>
+          <w:rFonts w:ascii="Times New Roman" w:eastAsiaTheme="minorEastAsia" w:hAnsi="Times New Roman" w:cs="Times New Roman"/>
+          <w:color w:val="000000" w:themeColor="text1"/>
+          <w:sz w:val="20"/>
+          <w:szCs w:val="20"/>
+        </w:rPr>
+        <w:t xml:space="preserve"> intensity-aware attention</w:t>
+      </w:r>
+      <w:r>
+        <w:rPr>
+          <w:rFonts w:ascii="Times New Roman" w:eastAsiaTheme="minorEastAsia" w:hAnsi="Times New Roman" w:cs="Times New Roman"/>
+          <w:color w:val="000000" w:themeColor="text1"/>
+          <w:sz w:val="20"/>
+          <w:szCs w:val="20"/>
+        </w:rPr>
+        <w:t>,</w:t>
+      </w:r>
+      <w:r>
+        <w:rPr>
+          <w:rFonts w:ascii="Times New Roman" w:eastAsiaTheme="minorEastAsia" w:hAnsi="Times New Roman" w:cs="Times New Roman"/>
+          <w:color w:val="000000" w:themeColor="text1"/>
+          <w:sz w:val="20"/>
+          <w:szCs w:val="20"/>
+        </w:rPr>
+        <w:t xml:space="preserve"> reproducibility</w:t>
+      </w:r>
+      <w:r>
+        <w:rPr>
+          <w:rFonts w:ascii="Times New Roman" w:eastAsiaTheme="minorEastAsia" w:hAnsi="Times New Roman" w:cs="Times New Roman"/>
+          <w:color w:val="000000" w:themeColor="text1"/>
+          <w:sz w:val="20"/>
+          <w:szCs w:val="20"/>
+        </w:rPr>
+        <w:t>,</w:t>
+      </w:r>
+      <w:r>
+        <w:rPr>
+          <w:rFonts w:ascii="Times New Roman" w:eastAsiaTheme="minorEastAsia" w:hAnsi="Times New Roman" w:cs="Times New Roman"/>
+          <w:color w:val="000000" w:themeColor="text1"/>
+          <w:sz w:val="20"/>
+          <w:szCs w:val="20"/>
+        </w:rPr>
+        <w:t xml:space="preserve"> negative result</w:t>
+      </w:r>
+      <w:r>
+        <w:rPr>
+          <w:rFonts w:ascii="Times New Roman" w:eastAsiaTheme="minorEastAsia" w:hAnsi="Times New Roman" w:cs="Times New Roman"/>
+          <w:color w:val="000000" w:themeColor="text1"/>
+          <w:sz w:val="20"/>
+          <w:szCs w:val="20"/>
+        </w:rPr>
+        <w:t>,</w:t>
+      </w:r>
+      <w:r>
+        <w:rPr>
+          <w:rFonts w:ascii="Times New Roman" w:eastAsiaTheme="minorEastAsia" w:hAnsi="Times New Roman" w:cs="Times New Roman"/>
+          <w:color w:val="000000" w:themeColor="text1"/>
+          <w:sz w:val="20"/>
+          <w:szCs w:val="20"/>
+        </w:rPr>
+        <w:t xml:space="preserve"> mechanism analysis.</w:t>
+      </w:r>
+    </w:p>
+    <w:p>
+      <w:pPr>
+        <w:pStyle w:val="Heading1"/>
+        <w:spacing w:before="0" w:after="0"/>
+        <w:ind w:firstLine="567"/>
+        <w:rPr>
+          <w:rFonts w:ascii="Times New Roman" w:hAnsi="Times New Roman" w:cs="Times New Roman"/>
+          <w:b/>
+          <w:bCs/>
+          <w:color w:val="000000" w:themeColor="text1"/>
+          <w:sz w:val="24"/>
+          <w:szCs w:val="24"/>
+        </w:rPr>
+      </w:pPr>
+    </w:p>
+    <w:p>
+      <w:pPr>
+        <w:spacing w:after="0"/>
+        <w:ind w:right="-261"/>
+        <w:rPr>
+          <w:rFonts w:ascii="Times New Roman" w:eastAsia="Times New Roman" w:hAnsi="Times New Roman" w:cs="Times New Roman"/>
+          <w:color w:val="222222"/>
+          <w:highlight w:val="white"/>
+        </w:rPr>
+      </w:pPr>
+      <w:r>
+        <w:rPr>
+          <w:rFonts w:ascii="Times New Roman" w:eastAsia="Times New Roman" w:hAnsi="Times New Roman" w:cs="Times New Roman"/>
+          <w:b/>
+          <w:color w:val="222222"/>
+          <w:highlight w:val="white"/>
+          <w:lang w:val="uk-UA"/>
+        </w:rPr>
+        <w:t xml:space="preserve">А. Е. </w:t>
+      </w:r>
+      <w:proofErr w:type="spellStart"/>
+      <w:r>
+        <w:rPr>
+          <w:rFonts w:ascii="Times New Roman" w:eastAsia="Times New Roman" w:hAnsi="Times New Roman" w:cs="Times New Roman"/>
+          <w:b/>
+          <w:color w:val="222222"/>
+          <w:highlight w:val="white"/>
+          <w:lang w:val="uk-UA"/>
+        </w:rPr>
+        <w:t>Ширалієв</w:t>
+      </w:r>
+      <w:proofErr w:type="spellEnd"/>
+      <w:r>
+        <w:rPr>
+          <w:rFonts w:ascii="Times New Roman" w:eastAsia="Times New Roman" w:hAnsi="Times New Roman" w:cs="Times New Roman"/>
+          <w:bCs/>
+          <w:color w:val="222222"/>
+          <w:highlight w:val="white"/>
+          <w:vertAlign w:val="superscript"/>
+        </w:rPr>
+        <w:t>1</w:t>
+      </w:r>
+      <w:r>
+        <w:rPr>
+          <w:rFonts w:ascii="Times New Roman" w:eastAsia="Times New Roman" w:hAnsi="Times New Roman" w:cs="Times New Roman"/>
+          <w:b/>
+          <w:color w:val="222222"/>
+          <w:highlight w:val="white"/>
+        </w:rPr>
+        <w:t xml:space="preserve">, </w:t>
+      </w:r>
+      <w:r>
+        <w:rPr>
+          <w:rFonts w:ascii="Times New Roman" w:eastAsia="Times New Roman" w:hAnsi="Times New Roman" w:cs="Times New Roman"/>
+          <w:b/>
+          <w:color w:val="222222"/>
+          <w:highlight w:val="white"/>
+          <w:lang w:val="uk-UA"/>
+        </w:rPr>
+        <w:t xml:space="preserve">І. О. </w:t>
+      </w:r>
+      <w:proofErr w:type="spellStart"/>
+      <w:r>
+        <w:rPr>
+          <w:rFonts w:ascii="Times New Roman" w:eastAsia="Times New Roman" w:hAnsi="Times New Roman" w:cs="Times New Roman"/>
+          <w:b/>
+          <w:color w:val="222222"/>
+          <w:highlight w:val="white"/>
+          <w:lang w:val="uk-UA"/>
+        </w:rPr>
+        <w:t>Пишнограєв</w:t>
+      </w:r>
+      <w:proofErr w:type="spellEnd"/>
+      <w:r>
+        <w:rPr>
+          <w:rFonts w:ascii="Times New Roman" w:eastAsia="Times New Roman" w:hAnsi="Times New Roman" w:cs="Times New Roman"/>
+          <w:bCs/>
+          <w:color w:val="222222"/>
+          <w:highlight w:val="white"/>
+          <w:vertAlign w:val="superscript"/>
+        </w:rPr>
+        <w:t>2</w:t>
+      </w:r>
+    </w:p>
+    <w:p>
+      <w:pPr>
+        <w:spacing w:after="0"/>
+        <w:ind w:right="-261"/>
+        <w:rPr>
+          <w:rFonts w:ascii="Times New Roman" w:eastAsia="Times New Roman" w:hAnsi="Times New Roman" w:cs="Times New Roman"/>
+          <w:sz w:val="20"/>
+          <w:szCs w:val="20"/>
+          <w:lang w:val="uk-UA"/>
+        </w:rPr>
+      </w:pPr>
+      <w:r>
+        <w:rPr>
+          <w:rFonts w:ascii="Times New Roman" w:eastAsia="Times New Roman" w:hAnsi="Times New Roman" w:cs="Times New Roman"/>
+          <w:sz w:val="20"/>
+          <w:szCs w:val="20"/>
+          <w:vertAlign w:val="superscript"/>
+        </w:rPr>
+        <w:t>1,2</w:t>
+      </w:r>
+      <w:r>
+        <w:rPr>
+          <w:rFonts w:ascii="Times New Roman" w:eastAsia="Times New Roman" w:hAnsi="Times New Roman" w:cs="Times New Roman"/>
+          <w:sz w:val="20"/>
+          <w:szCs w:val="20"/>
+          <w:lang w:val="uk-UA"/>
+        </w:rPr>
+        <w:t xml:space="preserve">Національний технічний університет України </w:t>
+      </w:r>
+      <w:r>
+        <w:rPr>
+          <w:rFonts w:ascii="Times New Roman" w:eastAsia="Times New Roman" w:hAnsi="Times New Roman" w:cs="Times New Roman"/>
+          <w:sz w:val="20"/>
+          <w:szCs w:val="20"/>
+        </w:rPr>
+        <w:t>“</w:t>
+      </w:r>
+      <w:proofErr w:type="spellStart"/>
+      <w:r>
+        <w:rPr>
+          <w:rFonts w:ascii="Times New Roman" w:eastAsia="Times New Roman" w:hAnsi="Times New Roman" w:cs="Times New Roman"/>
+          <w:sz w:val="20"/>
+          <w:szCs w:val="20"/>
+        </w:rPr>
+        <w:t>Київський</w:t>
+      </w:r>
+      <w:proofErr w:type="spellEnd"/>
+      <w:r>
+        <w:rPr>
+          <w:rFonts w:ascii="Times New Roman" w:eastAsia="Times New Roman" w:hAnsi="Times New Roman" w:cs="Times New Roman"/>
+          <w:sz w:val="20"/>
+          <w:szCs w:val="20"/>
+        </w:rPr>
+        <w:t xml:space="preserve"> </w:t>
+      </w:r>
+      <w:proofErr w:type="spellStart"/>
+      <w:r>
+        <w:rPr>
+          <w:rFonts w:ascii="Times New Roman" w:eastAsia="Times New Roman" w:hAnsi="Times New Roman" w:cs="Times New Roman"/>
+          <w:sz w:val="20"/>
+          <w:szCs w:val="20"/>
+        </w:rPr>
+        <w:t>політехнічний</w:t>
+      </w:r>
+      <w:proofErr w:type="spellEnd"/>
+      <w:r>
+        <w:rPr>
+          <w:rFonts w:ascii="Times New Roman" w:eastAsia="Times New Roman" w:hAnsi="Times New Roman" w:cs="Times New Roman"/>
+          <w:sz w:val="20"/>
+          <w:szCs w:val="20"/>
+        </w:rPr>
+        <w:t xml:space="preserve"> </w:t>
+      </w:r>
+      <w:proofErr w:type="spellStart"/>
+      <w:r>
+        <w:rPr>
+          <w:rFonts w:ascii="Times New Roman" w:eastAsia="Times New Roman" w:hAnsi="Times New Roman" w:cs="Times New Roman"/>
+          <w:sz w:val="20"/>
+          <w:szCs w:val="20"/>
+        </w:rPr>
+        <w:t>інститут</w:t>
+      </w:r>
+      <w:proofErr w:type="spellEnd"/>
+      <w:r>
+        <w:rPr>
+          <w:rFonts w:ascii="Times New Roman" w:eastAsia="Times New Roman" w:hAnsi="Times New Roman" w:cs="Times New Roman"/>
+          <w:sz w:val="20"/>
+          <w:szCs w:val="20"/>
+        </w:rPr>
+        <w:t xml:space="preserve"> </w:t>
+      </w:r>
+      <w:proofErr w:type="spellStart"/>
+      <w:r>
+        <w:rPr>
+          <w:rFonts w:ascii="Times New Roman" w:eastAsia="Times New Roman" w:hAnsi="Times New Roman" w:cs="Times New Roman"/>
+          <w:sz w:val="20"/>
+          <w:szCs w:val="20"/>
+        </w:rPr>
+        <w:t>імені</w:t>
+      </w:r>
+      <w:proofErr w:type="spellEnd"/>
+      <w:r>
+        <w:rPr>
+          <w:rFonts w:ascii="Times New Roman" w:eastAsia="Times New Roman" w:hAnsi="Times New Roman" w:cs="Times New Roman"/>
+          <w:sz w:val="20"/>
+          <w:szCs w:val="20"/>
+        </w:rPr>
+        <w:t xml:space="preserve"> </w:t>
+      </w:r>
+      <w:proofErr w:type="spellStart"/>
+      <w:r>
+        <w:rPr>
+          <w:rFonts w:ascii="Times New Roman" w:eastAsia="Times New Roman" w:hAnsi="Times New Roman" w:cs="Times New Roman"/>
+          <w:sz w:val="20"/>
+          <w:szCs w:val="20"/>
+        </w:rPr>
+        <w:t>Ігоря</w:t>
+      </w:r>
+      <w:proofErr w:type="spellEnd"/>
+      <w:r>
+        <w:rPr>
+          <w:rFonts w:ascii="Times New Roman" w:eastAsia="Times New Roman" w:hAnsi="Times New Roman" w:cs="Times New Roman"/>
+          <w:sz w:val="20"/>
+          <w:szCs w:val="20"/>
+        </w:rPr>
+        <w:t xml:space="preserve"> Сікорського</w:t>
+      </w:r>
+      <w:r>
+        <w:rPr>
+          <w:rFonts w:ascii="Times New Roman" w:eastAsia="Times New Roman" w:hAnsi="Times New Roman" w:cs="Times New Roman"/>
+          <w:sz w:val="20"/>
+          <w:szCs w:val="20"/>
+        </w:rPr>
+        <w:t xml:space="preserve">”, </w:t>
+      </w:r>
+      <w:r>
+        <w:rPr>
+          <w:rFonts w:ascii="Times New Roman" w:eastAsia="Times New Roman" w:hAnsi="Times New Roman" w:cs="Times New Roman"/>
+          <w:sz w:val="20"/>
+          <w:szCs w:val="20"/>
+          <w:lang w:val="uk-UA"/>
+        </w:rPr>
+        <w:t>Україна</w:t>
+      </w:r>
+    </w:p>
+    <w:p>
+      <w:pPr>
+        <w:spacing w:after="0"/>
+        <w:ind w:right="-261"/>
+        <w:rPr>
+          <w:rFonts w:ascii="Times New Roman" w:eastAsia="Times New Roman" w:hAnsi="Times New Roman" w:cs="Times New Roman"/>
+          <w:sz w:val="20"/>
+          <w:szCs w:val="20"/>
+        </w:rPr>
+      </w:pPr>
+      <w:r>
+        <w:rPr>
+          <w:rFonts w:ascii="Times New Roman" w:eastAsia="Times New Roman" w:hAnsi="Times New Roman" w:cs="Times New Roman"/>
+          <w:sz w:val="20"/>
+          <w:szCs w:val="20"/>
+        </w:rPr>
+        <w:t xml:space="preserve">   </w:t>
+      </w:r>
+      <w:r>
+        <w:rPr>
+          <w:rFonts w:ascii="Times New Roman" w:eastAsia="Times New Roman" w:hAnsi="Times New Roman" w:cs="Times New Roman"/>
+          <w:sz w:val="20"/>
+          <w:szCs w:val="20"/>
+          <w:lang w:val="uk-UA"/>
+        </w:rPr>
+        <w:t>Берестейський проспект</w:t>
+      </w:r>
+      <w:r>
+        <w:rPr>
+          <w:rFonts w:ascii="Times New Roman" w:eastAsia="Times New Roman" w:hAnsi="Times New Roman" w:cs="Times New Roman"/>
+          <w:sz w:val="20"/>
+          <w:szCs w:val="20"/>
+        </w:rPr>
+        <w:t xml:space="preserve">, 37, </w:t>
+      </w:r>
+      <w:r>
+        <w:rPr>
+          <w:rFonts w:ascii="Times New Roman" w:eastAsia="Times New Roman" w:hAnsi="Times New Roman" w:cs="Times New Roman"/>
+          <w:sz w:val="20"/>
+          <w:szCs w:val="20"/>
+          <w:lang w:val="uk-UA"/>
+        </w:rPr>
+        <w:t>Київ</w:t>
+      </w:r>
+      <w:r>
+        <w:rPr>
+          <w:rFonts w:ascii="Times New Roman" w:eastAsia="Times New Roman" w:hAnsi="Times New Roman" w:cs="Times New Roman"/>
+          <w:sz w:val="20"/>
+          <w:szCs w:val="20"/>
+        </w:rPr>
+        <w:t>, 03056</w:t>
+      </w:r>
+    </w:p>
+    <w:p>
+      <w:pPr>
+        <w:spacing w:after="0"/>
+        <w:ind w:right="-261"/>
+        <w:rPr>
+          <w:rFonts w:ascii="Times New Roman" w:eastAsia="Times New Roman" w:hAnsi="Times New Roman" w:cs="Times New Roman"/>
+          <w:sz w:val="20"/>
+          <w:szCs w:val="20"/>
+        </w:rPr>
+      </w:pPr>
+      <w:r>
+        <w:rPr>
+          <w:rFonts w:ascii="Times New Roman" w:eastAsia="Times New Roman" w:hAnsi="Times New Roman" w:cs="Times New Roman"/>
+          <w:sz w:val="20"/>
+          <w:szCs w:val="20"/>
+          <w:vertAlign w:val="superscript"/>
+        </w:rPr>
+        <w:t>1</w:t>
+      </w:r>
+      <w:r>
+        <w:rPr>
+          <w:rFonts w:ascii="Times New Roman" w:eastAsia="Times New Roman" w:hAnsi="Times New Roman" w:cs="Times New Roman"/>
+          <w:sz w:val="20"/>
+          <w:szCs w:val="20"/>
+        </w:rPr>
+        <w:t>anarshyraliiev@gmail.com</w:t>
+      </w:r>
+    </w:p>
+    <w:p>
+      <w:pPr>
+        <w:spacing w:after="0"/>
+        <w:ind w:right="-261"/>
+        <w:rPr>
+          <w:rFonts w:ascii="Times New Roman" w:eastAsia="Times New Roman" w:hAnsi="Times New Roman" w:cs="Times New Roman"/>
+          <w:sz w:val="20"/>
+          <w:szCs w:val="20"/>
+        </w:rPr>
+      </w:pPr>
+      <w:r>
+        <w:rPr>
+          <w:rFonts w:ascii="Times New Roman" w:eastAsia="Times New Roman" w:hAnsi="Times New Roman" w:cs="Times New Roman"/>
+          <w:sz w:val="20"/>
+          <w:szCs w:val="20"/>
+          <w:vertAlign w:val="superscript"/>
+        </w:rPr>
+        <w:t>2</w:t>
+      </w:r>
+      <w:r>
+        <w:rPr>
+          <w:rFonts w:ascii="Times New Roman" w:eastAsia="Times New Roman" w:hAnsi="Times New Roman" w:cs="Times New Roman"/>
+          <w:sz w:val="20"/>
+          <w:szCs w:val="20"/>
+        </w:rPr>
+        <w:t>pyshnograiev@gmail.com</w:t>
+      </w:r>
+    </w:p>
+    <w:p>
+      <w:pPr>
+        <w:spacing w:after="0"/>
+        <w:ind w:right="-261"/>
+        <w:rPr>
+          <w:rFonts w:ascii="Times New Roman" w:eastAsia="Times New Roman" w:hAnsi="Times New Roman" w:cs="Times New Roman"/>
+          <w:sz w:val="20"/>
+          <w:szCs w:val="20"/>
+        </w:rPr>
+      </w:pPr>
+      <w:r>
+        <w:rPr>
+          <w:rFonts w:ascii="Times New Roman" w:eastAsia="Times New Roman" w:hAnsi="Times New Roman" w:cs="Times New Roman"/>
+          <w:sz w:val="20"/>
+          <w:szCs w:val="20"/>
+          <w:vertAlign w:val="superscript"/>
+        </w:rPr>
+        <w:t>1</w:t>
+      </w:r>
+      <w:r>
+        <w:rPr>
+          <w:rFonts w:ascii="Times New Roman" w:eastAsia="Times New Roman" w:hAnsi="Times New Roman" w:cs="Times New Roman"/>
+          <w:sz w:val="20"/>
+          <w:szCs w:val="20"/>
+        </w:rPr>
+        <w:t>https://orcid.org/0009-0007-4140-5476</w:t>
+      </w:r>
+    </w:p>
+    <w:p>
+      <w:pPr>
+        <w:spacing w:after="0"/>
+        <w:ind w:right="-261"/>
+        <w:rPr>
+          <w:rFonts w:ascii="Times New Roman" w:eastAsia="Times New Roman" w:hAnsi="Times New Roman" w:cs="Times New Roman"/>
+          <w:sz w:val="20"/>
+          <w:szCs w:val="20"/>
+        </w:rPr>
+      </w:pPr>
+      <w:r>
+        <w:rPr>
+          <w:rFonts w:ascii="Times New Roman" w:eastAsia="Times New Roman" w:hAnsi="Times New Roman" w:cs="Times New Roman"/>
+          <w:sz w:val="20"/>
+          <w:szCs w:val="20"/>
+          <w:vertAlign w:val="superscript"/>
+        </w:rPr>
+        <w:t>2</w:t>
+      </w:r>
+      <w:r>
+        <w:rPr>
+          <w:rFonts w:ascii="Times New Roman" w:eastAsia="Times New Roman" w:hAnsi="Times New Roman" w:cs="Times New Roman"/>
+          <w:sz w:val="20"/>
+          <w:szCs w:val="20"/>
+        </w:rPr>
+        <w:t>https://orcid.org/0000-0002-3346-8318</w:t>
+      </w:r>
+    </w:p>
+    <w:p>
+      <w:pPr>
+        <w:spacing w:before="240" w:after="0"/>
+        <w:ind w:right="-261"/>
+        <w:jc w:val="center"/>
+        <w:rPr>
+          <w:rFonts w:ascii="Times New Roman" w:eastAsia="Times New Roman" w:hAnsi="Times New Roman" w:cs="Times New Roman"/>
+          <w:b/>
+          <w:sz w:val="28"/>
+          <w:szCs w:val="28"/>
+          <w:lang w:val="uk-UA"/>
+        </w:rPr>
+      </w:pPr>
+      <w:r>
+        <w:rPr>
+          <w:rFonts w:ascii="Times New Roman" w:eastAsia="Times New Roman" w:hAnsi="Times New Roman" w:cs="Times New Roman"/>
+          <w:b/>
+          <w:sz w:val="28"/>
+          <w:szCs w:val="28"/>
+        </w:rPr>
+        <w:t>АРХІТЕКТУРНІ ОБМЕЖЕННЯ ПОСЛІДОВНИХ РЕКОМЕНДАЦІЙ</w:t>
+      </w:r>
+    </w:p>
+    <w:p>
+      <w:pPr>
+        <w:spacing w:after="0"/>
+        <w:ind w:right="-261"/>
+        <w:jc w:val="center"/>
+        <w:rPr>
+          <w:rFonts w:ascii="Times New Roman" w:eastAsia="Times New Roman" w:hAnsi="Times New Roman" w:cs="Times New Roman"/>
+          <w:b/>
+          <w:sz w:val="28"/>
+          <w:szCs w:val="28"/>
+          <w:lang w:val="uk-UA"/>
+        </w:rPr>
+      </w:pPr>
+      <w:r>
+        <w:rPr>
+          <w:rFonts w:ascii="Times New Roman" w:eastAsia="Times New Roman" w:hAnsi="Times New Roman" w:cs="Times New Roman"/>
+          <w:b/>
+          <w:sz w:val="28"/>
+          <w:szCs w:val="28"/>
+        </w:rPr>
+        <w:t>З</w:t>
+      </w:r>
+      <w:r>
+        <w:rPr>
+          <w:rFonts w:ascii="Times New Roman" w:eastAsia="Times New Roman" w:hAnsi="Times New Roman" w:cs="Times New Roman"/>
+          <w:b/>
+          <w:sz w:val="28"/>
+          <w:szCs w:val="28"/>
+          <w:lang w:val="uk-UA"/>
+        </w:rPr>
+        <w:t xml:space="preserve"> </w:t>
+      </w:r>
+      <w:r>
+        <w:rPr>
+          <w:rFonts w:ascii="Times New Roman" w:eastAsia="Times New Roman" w:hAnsi="Times New Roman" w:cs="Times New Roman"/>
+          <w:b/>
+          <w:sz w:val="28"/>
+          <w:szCs w:val="28"/>
+        </w:rPr>
+        <w:t>УРАХУВАННЯМ ІНТЕНСИВНОСТІ:</w:t>
+      </w:r>
+    </w:p>
+    <w:p>
+      <w:pPr>
+        <w:ind w:right="-261"/>
+        <w:jc w:val="center"/>
+        <w:rPr>
+          <w:rFonts w:ascii="Times New Roman" w:eastAsia="Times New Roman" w:hAnsi="Times New Roman" w:cs="Times New Roman"/>
+          <w:b/>
+          <w:sz w:val="28"/>
+          <w:szCs w:val="28"/>
+        </w:rPr>
+      </w:pPr>
+      <w:r>
+        <w:rPr>
+          <w:rFonts w:ascii="Times New Roman" w:eastAsia="Times New Roman" w:hAnsi="Times New Roman" w:cs="Times New Roman"/>
+          <w:b/>
+          <w:sz w:val="28"/>
+          <w:szCs w:val="28"/>
+        </w:rPr>
+        <w:t>НЕГАТИВНИЙ РЕЗУЛЬТАТ І АНАЛІЗ МЕХАНІЗМУ</w:t>
+      </w:r>
+    </w:p>
+    <w:p>
+      <w:pPr>
+        <w:spacing w:after="0"/>
+        <w:ind w:right="-261" w:firstLine="567"/>
+        <w:jc w:val="both"/>
+        <w:rPr>
+          <w:rFonts w:ascii="Times New Roman" w:eastAsia="Times New Roman" w:hAnsi="Times New Roman" w:cs="Times New Roman"/>
+          <w:b/>
+          <w:sz w:val="28"/>
+          <w:szCs w:val="28"/>
+        </w:rPr>
+      </w:pPr>
+      <w:r>
+        <w:rPr>
+          <w:rFonts w:ascii="Times New Roman" w:hAnsi="Times New Roman" w:cs="Times New Roman"/>
+          <w:b/>
+          <w:bCs/>
+          <w:color w:val="000000" w:themeColor="text1"/>
+          <w:sz w:val="20"/>
+          <w:szCs w:val="20"/>
+          <w:lang w:val="uk-UA"/>
+        </w:rPr>
+        <w:t>Анотація</w:t>
+      </w:r>
+      <w:r>
+        <w:rPr>
+          <w:rFonts w:ascii="Times New Roman" w:hAnsi="Times New Roman" w:cs="Times New Roman"/>
+          <w:b/>
+          <w:bCs/>
+          <w:color w:val="000000" w:themeColor="text1"/>
+          <w:sz w:val="20"/>
+          <w:szCs w:val="20"/>
+        </w:rPr>
+        <w:t>.</w:t>
+      </w:r>
+      <w:r>
+        <w:rPr>
+          <w:rFonts w:ascii="Times New Roman" w:hAnsi="Times New Roman" w:cs="Times New Roman"/>
+          <w:b/>
+          <w:bCs/>
+          <w:color w:val="000000" w:themeColor="text1"/>
+          <w:sz w:val="20"/>
+          <w:szCs w:val="20"/>
+        </w:rPr>
+        <w:t xml:space="preserve"> </w:t>
+      </w:r>
+      <w:proofErr w:type="spellStart"/>
+      <w:r>
+        <w:rPr>
+          <w:rFonts w:ascii="Times New Roman" w:hAnsi="Times New Roman" w:cs="Times New Roman"/>
+          <w:color w:val="000000" w:themeColor="text1"/>
+          <w:sz w:val="20"/>
+          <w:szCs w:val="20"/>
+        </w:rPr>
+        <w:t>Послідовні</w:t>
+      </w:r>
+      <w:proofErr w:type="spellEnd"/>
+      <w:r>
+        <w:rPr>
+          <w:rFonts w:ascii="Times New Roman" w:hAnsi="Times New Roman" w:cs="Times New Roman"/>
+          <w:color w:val="000000" w:themeColor="text1"/>
+          <w:sz w:val="20"/>
+          <w:szCs w:val="20"/>
+        </w:rPr>
+        <w:t xml:space="preserve"> </w:t>
+      </w:r>
+      <w:proofErr w:type="spellStart"/>
+      <w:r>
+        <w:rPr>
+          <w:rFonts w:ascii="Times New Roman" w:hAnsi="Times New Roman" w:cs="Times New Roman"/>
+          <w:color w:val="000000" w:themeColor="text1"/>
+          <w:sz w:val="20"/>
+          <w:szCs w:val="20"/>
+        </w:rPr>
+        <w:t>рекомендаційні</w:t>
+      </w:r>
+      <w:proofErr w:type="spellEnd"/>
+      <w:r>
+        <w:rPr>
+          <w:rFonts w:ascii="Times New Roman" w:hAnsi="Times New Roman" w:cs="Times New Roman"/>
+          <w:color w:val="000000" w:themeColor="text1"/>
+          <w:sz w:val="20"/>
+          <w:szCs w:val="20"/>
+        </w:rPr>
+        <w:t xml:space="preserve"> </w:t>
+      </w:r>
+      <w:proofErr w:type="spellStart"/>
+      <w:r>
+        <w:rPr>
+          <w:rFonts w:ascii="Times New Roman" w:hAnsi="Times New Roman" w:cs="Times New Roman"/>
+          <w:color w:val="000000" w:themeColor="text1"/>
+          <w:sz w:val="20"/>
+          <w:szCs w:val="20"/>
+        </w:rPr>
+        <w:t>системи</w:t>
+      </w:r>
+      <w:proofErr w:type="spellEnd"/>
+      <w:r>
+        <w:rPr>
+          <w:rFonts w:ascii="Times New Roman" w:hAnsi="Times New Roman" w:cs="Times New Roman"/>
+          <w:color w:val="000000" w:themeColor="text1"/>
+          <w:sz w:val="20"/>
+          <w:szCs w:val="20"/>
+        </w:rPr>
+        <w:t xml:space="preserve"> </w:t>
+      </w:r>
+      <w:proofErr w:type="spellStart"/>
+      <w:r>
+        <w:rPr>
+          <w:rFonts w:ascii="Times New Roman" w:hAnsi="Times New Roman" w:cs="Times New Roman"/>
+          <w:color w:val="000000" w:themeColor="text1"/>
+          <w:sz w:val="20"/>
+          <w:szCs w:val="20"/>
+        </w:rPr>
+        <w:t>на</w:t>
+      </w:r>
+      <w:proofErr w:type="spellEnd"/>
+      <w:r>
+        <w:rPr>
+          <w:rFonts w:ascii="Times New Roman" w:hAnsi="Times New Roman" w:cs="Times New Roman"/>
+          <w:color w:val="000000" w:themeColor="text1"/>
+          <w:sz w:val="20"/>
+          <w:szCs w:val="20"/>
+        </w:rPr>
+        <w:t xml:space="preserve"> </w:t>
+      </w:r>
+      <w:proofErr w:type="spellStart"/>
+      <w:r>
+        <w:rPr>
+          <w:rFonts w:ascii="Times New Roman" w:hAnsi="Times New Roman" w:cs="Times New Roman"/>
+          <w:color w:val="000000" w:themeColor="text1"/>
+          <w:sz w:val="20"/>
+          <w:szCs w:val="20"/>
+        </w:rPr>
+        <w:t>основі</w:t>
+      </w:r>
+      <w:proofErr w:type="spellEnd"/>
+      <w:r>
+        <w:rPr>
+          <w:rFonts w:ascii="Times New Roman" w:hAnsi="Times New Roman" w:cs="Times New Roman"/>
+          <w:color w:val="000000" w:themeColor="text1"/>
+          <w:sz w:val="20"/>
+          <w:szCs w:val="20"/>
+        </w:rPr>
+        <w:t xml:space="preserve"> </w:t>
+      </w:r>
+      <w:proofErr w:type="spellStart"/>
+      <w:r>
+        <w:rPr>
+          <w:rFonts w:ascii="Times New Roman" w:hAnsi="Times New Roman" w:cs="Times New Roman"/>
+          <w:color w:val="000000" w:themeColor="text1"/>
+          <w:sz w:val="20"/>
+          <w:szCs w:val="20"/>
+        </w:rPr>
+        <w:t>самоуваги</w:t>
+      </w:r>
+      <w:proofErr w:type="spellEnd"/>
+      <w:r>
+        <w:rPr>
+          <w:rFonts w:ascii="Times New Roman" w:hAnsi="Times New Roman" w:cs="Times New Roman"/>
+          <w:color w:val="000000" w:themeColor="text1"/>
+          <w:sz w:val="20"/>
+          <w:szCs w:val="20"/>
+        </w:rPr>
+        <w:t xml:space="preserve"> </w:t>
+      </w:r>
+      <w:proofErr w:type="spellStart"/>
+      <w:r>
+        <w:rPr>
+          <w:rFonts w:ascii="Times New Roman" w:hAnsi="Times New Roman" w:cs="Times New Roman"/>
+          <w:color w:val="000000" w:themeColor="text1"/>
+          <w:sz w:val="20"/>
+          <w:szCs w:val="20"/>
+        </w:rPr>
+        <w:t>ігнорують</w:t>
+      </w:r>
+      <w:proofErr w:type="spellEnd"/>
+      <w:r>
+        <w:rPr>
+          <w:rFonts w:ascii="Times New Roman" w:hAnsi="Times New Roman" w:cs="Times New Roman"/>
+          <w:color w:val="000000" w:themeColor="text1"/>
+          <w:sz w:val="20"/>
+          <w:szCs w:val="20"/>
+        </w:rPr>
+        <w:t xml:space="preserve"> </w:t>
+      </w:r>
+      <w:proofErr w:type="spellStart"/>
+      <w:r>
+        <w:rPr>
+          <w:rFonts w:ascii="Times New Roman" w:hAnsi="Times New Roman" w:cs="Times New Roman"/>
+          <w:color w:val="000000" w:themeColor="text1"/>
+          <w:sz w:val="20"/>
+          <w:szCs w:val="20"/>
+        </w:rPr>
+        <w:t>насичений</w:t>
+      </w:r>
+      <w:proofErr w:type="spellEnd"/>
+      <w:r>
+        <w:rPr>
+          <w:rFonts w:ascii="Times New Roman" w:hAnsi="Times New Roman" w:cs="Times New Roman"/>
+          <w:color w:val="000000" w:themeColor="text1"/>
+          <w:sz w:val="20"/>
+          <w:szCs w:val="20"/>
+        </w:rPr>
+        <w:t xml:space="preserve"> </w:t>
+      </w:r>
+      <w:proofErr w:type="spellStart"/>
+      <w:r>
+        <w:rPr>
+          <w:rFonts w:ascii="Times New Roman" w:hAnsi="Times New Roman" w:cs="Times New Roman"/>
+          <w:color w:val="000000" w:themeColor="text1"/>
+          <w:sz w:val="20"/>
+          <w:szCs w:val="20"/>
+        </w:rPr>
+        <w:t>контрольований</w:t>
+      </w:r>
+      <w:proofErr w:type="spellEnd"/>
+      <w:r>
+        <w:rPr>
+          <w:rFonts w:ascii="Times New Roman" w:hAnsi="Times New Roman" w:cs="Times New Roman"/>
+          <w:color w:val="000000" w:themeColor="text1"/>
+          <w:sz w:val="20"/>
+          <w:szCs w:val="20"/>
+        </w:rPr>
+        <w:t xml:space="preserve"> </w:t>
+      </w:r>
+      <w:proofErr w:type="spellStart"/>
+      <w:r>
+        <w:rPr>
+          <w:rFonts w:ascii="Times New Roman" w:hAnsi="Times New Roman" w:cs="Times New Roman"/>
+          <w:color w:val="000000" w:themeColor="text1"/>
+          <w:sz w:val="20"/>
+          <w:szCs w:val="20"/>
+        </w:rPr>
+        <w:t>сигнал</w:t>
+      </w:r>
+      <w:proofErr w:type="spellEnd"/>
+      <w:r>
+        <w:rPr>
+          <w:rFonts w:ascii="Times New Roman" w:hAnsi="Times New Roman" w:cs="Times New Roman"/>
+          <w:color w:val="000000" w:themeColor="text1"/>
+          <w:sz w:val="20"/>
+          <w:szCs w:val="20"/>
+        </w:rPr>
+        <w:t xml:space="preserve">: </w:t>
+      </w:r>
+      <w:proofErr w:type="spellStart"/>
+      <w:r>
+        <w:rPr>
+          <w:rFonts w:ascii="Times New Roman" w:hAnsi="Times New Roman" w:cs="Times New Roman"/>
+          <w:color w:val="000000" w:themeColor="text1"/>
+          <w:sz w:val="20"/>
+          <w:szCs w:val="20"/>
+        </w:rPr>
+        <w:t>інтенсивність</w:t>
+      </w:r>
+      <w:proofErr w:type="spellEnd"/>
+      <w:r>
+        <w:rPr>
+          <w:rFonts w:ascii="Times New Roman" w:hAnsi="Times New Roman" w:cs="Times New Roman"/>
+          <w:color w:val="000000" w:themeColor="text1"/>
+          <w:sz w:val="20"/>
+          <w:szCs w:val="20"/>
+        </w:rPr>
+        <w:t xml:space="preserve"> </w:t>
+      </w:r>
+      <w:proofErr w:type="spellStart"/>
+      <w:r>
+        <w:rPr>
+          <w:rFonts w:ascii="Times New Roman" w:hAnsi="Times New Roman" w:cs="Times New Roman"/>
+          <w:color w:val="000000" w:themeColor="text1"/>
+          <w:sz w:val="20"/>
+          <w:szCs w:val="20"/>
+        </w:rPr>
+        <w:t>кожної</w:t>
+      </w:r>
+      <w:proofErr w:type="spellEnd"/>
+      <w:r>
+        <w:rPr>
+          <w:rFonts w:ascii="Times New Roman" w:hAnsi="Times New Roman" w:cs="Times New Roman"/>
+          <w:color w:val="000000" w:themeColor="text1"/>
+          <w:sz w:val="20"/>
+          <w:szCs w:val="20"/>
+        </w:rPr>
+        <w:t xml:space="preserve"> </w:t>
+      </w:r>
+      <w:proofErr w:type="spellStart"/>
+      <w:r>
+        <w:rPr>
+          <w:rFonts w:ascii="Times New Roman" w:hAnsi="Times New Roman" w:cs="Times New Roman"/>
+          <w:color w:val="000000" w:themeColor="text1"/>
+          <w:sz w:val="20"/>
+          <w:szCs w:val="20"/>
+        </w:rPr>
+        <w:t>взаємодії</w:t>
+      </w:r>
+      <w:proofErr w:type="spellEnd"/>
+      <w:r>
+        <w:rPr>
+          <w:rFonts w:ascii="Times New Roman" w:hAnsi="Times New Roman" w:cs="Times New Roman"/>
+          <w:color w:val="000000" w:themeColor="text1"/>
+          <w:sz w:val="20"/>
+          <w:szCs w:val="20"/>
+        </w:rPr>
+        <w:t xml:space="preserve"> (5-зірковий </w:t>
+      </w:r>
+      <w:proofErr w:type="spellStart"/>
+      <w:r>
+        <w:rPr>
+          <w:rFonts w:ascii="Times New Roman" w:hAnsi="Times New Roman" w:cs="Times New Roman"/>
+          <w:color w:val="000000" w:themeColor="text1"/>
+          <w:sz w:val="20"/>
+          <w:szCs w:val="20"/>
+        </w:rPr>
+        <w:t>рейтинг</w:t>
+      </w:r>
+      <w:proofErr w:type="spellEnd"/>
+      <w:r>
+        <w:rPr>
+          <w:rFonts w:ascii="Times New Roman" w:hAnsi="Times New Roman" w:cs="Times New Roman"/>
+          <w:color w:val="000000" w:themeColor="text1"/>
+          <w:sz w:val="20"/>
+          <w:szCs w:val="20"/>
+        </w:rPr>
+        <w:t xml:space="preserve">, </w:t>
+      </w:r>
+      <w:proofErr w:type="spellStart"/>
+      <w:r>
+        <w:rPr>
+          <w:rFonts w:ascii="Times New Roman" w:hAnsi="Times New Roman" w:cs="Times New Roman"/>
+          <w:color w:val="000000" w:themeColor="text1"/>
+          <w:sz w:val="20"/>
+          <w:szCs w:val="20"/>
+        </w:rPr>
+        <w:t>кількість</w:t>
+      </w:r>
+      <w:proofErr w:type="spellEnd"/>
+      <w:r>
+        <w:rPr>
+          <w:rFonts w:ascii="Times New Roman" w:hAnsi="Times New Roman" w:cs="Times New Roman"/>
+          <w:color w:val="000000" w:themeColor="text1"/>
+          <w:sz w:val="20"/>
+          <w:szCs w:val="20"/>
+        </w:rPr>
+        <w:t xml:space="preserve"> </w:t>
+      </w:r>
+      <w:proofErr w:type="spellStart"/>
+      <w:r>
+        <w:rPr>
+          <w:rFonts w:ascii="Times New Roman" w:hAnsi="Times New Roman" w:cs="Times New Roman"/>
+          <w:color w:val="000000" w:themeColor="text1"/>
+          <w:sz w:val="20"/>
+          <w:szCs w:val="20"/>
+        </w:rPr>
+        <w:t>годин</w:t>
+      </w:r>
+      <w:proofErr w:type="spellEnd"/>
+      <w:r>
+        <w:rPr>
+          <w:rFonts w:ascii="Times New Roman" w:hAnsi="Times New Roman" w:cs="Times New Roman"/>
+          <w:color w:val="000000" w:themeColor="text1"/>
+          <w:sz w:val="20"/>
+          <w:szCs w:val="20"/>
+        </w:rPr>
+        <w:t xml:space="preserve"> </w:t>
+      </w:r>
+      <w:proofErr w:type="spellStart"/>
+      <w:r>
+        <w:rPr>
+          <w:rFonts w:ascii="Times New Roman" w:hAnsi="Times New Roman" w:cs="Times New Roman"/>
+          <w:color w:val="000000" w:themeColor="text1"/>
+          <w:sz w:val="20"/>
+          <w:szCs w:val="20"/>
+        </w:rPr>
+        <w:t>гри</w:t>
+      </w:r>
+      <w:proofErr w:type="spellEnd"/>
+      <w:r>
+        <w:rPr>
+          <w:rFonts w:ascii="Times New Roman" w:hAnsi="Times New Roman" w:cs="Times New Roman"/>
+          <w:color w:val="000000" w:themeColor="text1"/>
+          <w:sz w:val="20"/>
+          <w:szCs w:val="20"/>
+        </w:rPr>
+        <w:t xml:space="preserve">, </w:t>
+      </w:r>
+      <w:proofErr w:type="spellStart"/>
+      <w:r>
+        <w:rPr>
+          <w:rFonts w:ascii="Times New Roman" w:hAnsi="Times New Roman" w:cs="Times New Roman"/>
+          <w:color w:val="000000" w:themeColor="text1"/>
+          <w:sz w:val="20"/>
+          <w:szCs w:val="20"/>
+        </w:rPr>
+        <w:t>час</w:t>
+      </w:r>
+      <w:proofErr w:type="spellEnd"/>
+      <w:r>
+        <w:rPr>
+          <w:rFonts w:ascii="Times New Roman" w:hAnsi="Times New Roman" w:cs="Times New Roman"/>
+          <w:color w:val="000000" w:themeColor="text1"/>
+          <w:sz w:val="20"/>
+          <w:szCs w:val="20"/>
+        </w:rPr>
+        <w:t xml:space="preserve"> </w:t>
+      </w:r>
+      <w:proofErr w:type="spellStart"/>
+      <w:r>
+        <w:rPr>
+          <w:rFonts w:ascii="Times New Roman" w:hAnsi="Times New Roman" w:cs="Times New Roman"/>
+          <w:color w:val="000000" w:themeColor="text1"/>
+          <w:sz w:val="20"/>
+          <w:szCs w:val="20"/>
+        </w:rPr>
+        <w:t>перебування</w:t>
+      </w:r>
+      <w:proofErr w:type="spellEnd"/>
+      <w:r>
+        <w:rPr>
+          <w:rFonts w:ascii="Times New Roman" w:hAnsi="Times New Roman" w:cs="Times New Roman"/>
+          <w:color w:val="000000" w:themeColor="text1"/>
+          <w:sz w:val="20"/>
+          <w:szCs w:val="20"/>
+        </w:rPr>
+        <w:t xml:space="preserve"> </w:t>
+      </w:r>
+      <w:proofErr w:type="spellStart"/>
+      <w:r>
+        <w:rPr>
+          <w:rFonts w:ascii="Times New Roman" w:hAnsi="Times New Roman" w:cs="Times New Roman"/>
+          <w:color w:val="000000" w:themeColor="text1"/>
+          <w:sz w:val="20"/>
+          <w:szCs w:val="20"/>
+        </w:rPr>
+        <w:t>на</w:t>
+      </w:r>
+      <w:proofErr w:type="spellEnd"/>
+      <w:r>
+        <w:rPr>
+          <w:rFonts w:ascii="Times New Roman" w:hAnsi="Times New Roman" w:cs="Times New Roman"/>
+          <w:color w:val="000000" w:themeColor="text1"/>
+          <w:sz w:val="20"/>
+          <w:szCs w:val="20"/>
+        </w:rPr>
+        <w:t xml:space="preserve"> </w:t>
+      </w:r>
+      <w:proofErr w:type="spellStart"/>
+      <w:r>
+        <w:rPr>
+          <w:rFonts w:ascii="Times New Roman" w:hAnsi="Times New Roman" w:cs="Times New Roman"/>
+          <w:color w:val="000000" w:themeColor="text1"/>
+          <w:sz w:val="20"/>
+          <w:szCs w:val="20"/>
+        </w:rPr>
+        <w:t>сторінці</w:t>
+      </w:r>
+      <w:proofErr w:type="spellEnd"/>
+      <w:r>
+        <w:rPr>
+          <w:rFonts w:ascii="Times New Roman" w:hAnsi="Times New Roman" w:cs="Times New Roman"/>
+          <w:color w:val="000000" w:themeColor="text1"/>
+          <w:sz w:val="20"/>
+          <w:szCs w:val="20"/>
+        </w:rPr>
+        <w:t xml:space="preserve">, </w:t>
+      </w:r>
+      <w:proofErr w:type="spellStart"/>
+      <w:r>
+        <w:rPr>
+          <w:rFonts w:ascii="Times New Roman" w:hAnsi="Times New Roman" w:cs="Times New Roman"/>
+          <w:color w:val="000000" w:themeColor="text1"/>
+          <w:sz w:val="20"/>
+          <w:szCs w:val="20"/>
+        </w:rPr>
+        <w:t>вартість</w:t>
+      </w:r>
+      <w:proofErr w:type="spellEnd"/>
+      <w:r>
+        <w:rPr>
+          <w:rFonts w:ascii="Times New Roman" w:hAnsi="Times New Roman" w:cs="Times New Roman"/>
+          <w:color w:val="000000" w:themeColor="text1"/>
+          <w:sz w:val="20"/>
+          <w:szCs w:val="20"/>
+        </w:rPr>
+        <w:t xml:space="preserve"> </w:t>
+      </w:r>
+      <w:proofErr w:type="spellStart"/>
+      <w:r>
+        <w:rPr>
+          <w:rFonts w:ascii="Times New Roman" w:hAnsi="Times New Roman" w:cs="Times New Roman"/>
+          <w:color w:val="000000" w:themeColor="text1"/>
+          <w:sz w:val="20"/>
+          <w:szCs w:val="20"/>
+        </w:rPr>
+        <w:t>покупки</w:t>
+      </w:r>
+      <w:proofErr w:type="spellEnd"/>
+      <w:r>
+        <w:rPr>
+          <w:rFonts w:ascii="Times New Roman" w:hAnsi="Times New Roman" w:cs="Times New Roman"/>
+          <w:color w:val="000000" w:themeColor="text1"/>
+          <w:sz w:val="20"/>
+          <w:szCs w:val="20"/>
+        </w:rPr>
+        <w:t xml:space="preserve">). </w:t>
+      </w:r>
+      <w:proofErr w:type="spellStart"/>
+      <w:r>
+        <w:rPr>
+          <w:rFonts w:ascii="Times New Roman" w:hAnsi="Times New Roman" w:cs="Times New Roman"/>
+          <w:color w:val="000000" w:themeColor="text1"/>
+          <w:sz w:val="20"/>
+          <w:szCs w:val="20"/>
+        </w:rPr>
+        <w:t>Ми</w:t>
+      </w:r>
+      <w:proofErr w:type="spellEnd"/>
+      <w:r>
+        <w:rPr>
+          <w:rFonts w:ascii="Times New Roman" w:hAnsi="Times New Roman" w:cs="Times New Roman"/>
+          <w:color w:val="000000" w:themeColor="text1"/>
+          <w:sz w:val="20"/>
+          <w:szCs w:val="20"/>
+        </w:rPr>
+        <w:t xml:space="preserve"> </w:t>
+      </w:r>
+      <w:proofErr w:type="spellStart"/>
+      <w:r>
+        <w:rPr>
+          <w:rFonts w:ascii="Times New Roman" w:hAnsi="Times New Roman" w:cs="Times New Roman"/>
+          <w:color w:val="000000" w:themeColor="text1"/>
+          <w:sz w:val="20"/>
+          <w:szCs w:val="20"/>
+        </w:rPr>
+        <w:t>висунули</w:t>
+      </w:r>
+      <w:proofErr w:type="spellEnd"/>
+      <w:r>
+        <w:rPr>
+          <w:rFonts w:ascii="Times New Roman" w:hAnsi="Times New Roman" w:cs="Times New Roman"/>
+          <w:color w:val="000000" w:themeColor="text1"/>
+          <w:sz w:val="20"/>
+          <w:szCs w:val="20"/>
+        </w:rPr>
+        <w:t xml:space="preserve"> </w:t>
+      </w:r>
+      <w:proofErr w:type="spellStart"/>
+      <w:r>
+        <w:rPr>
+          <w:rFonts w:ascii="Times New Roman" w:hAnsi="Times New Roman" w:cs="Times New Roman"/>
+          <w:color w:val="000000" w:themeColor="text1"/>
+          <w:sz w:val="20"/>
+          <w:szCs w:val="20"/>
+        </w:rPr>
+        <w:t>гіпотезу</w:t>
+      </w:r>
+      <w:proofErr w:type="spellEnd"/>
+      <w:r>
+        <w:rPr>
+          <w:rFonts w:ascii="Times New Roman" w:hAnsi="Times New Roman" w:cs="Times New Roman"/>
+          <w:color w:val="000000" w:themeColor="text1"/>
+          <w:sz w:val="20"/>
+          <w:szCs w:val="20"/>
+        </w:rPr>
+        <w:t xml:space="preserve">, </w:t>
+      </w:r>
+      <w:proofErr w:type="spellStart"/>
+      <w:r>
+        <w:rPr>
+          <w:rFonts w:ascii="Times New Roman" w:hAnsi="Times New Roman" w:cs="Times New Roman"/>
+          <w:color w:val="000000" w:themeColor="text1"/>
+          <w:sz w:val="20"/>
+          <w:szCs w:val="20"/>
+        </w:rPr>
+        <w:t>що</w:t>
+      </w:r>
+      <w:proofErr w:type="spellEnd"/>
+      <w:r>
+        <w:rPr>
+          <w:rFonts w:ascii="Times New Roman" w:hAnsi="Times New Roman" w:cs="Times New Roman"/>
+          <w:color w:val="000000" w:themeColor="text1"/>
+          <w:sz w:val="20"/>
+          <w:szCs w:val="20"/>
+        </w:rPr>
+        <w:t xml:space="preserve"> </w:t>
+      </w:r>
+      <w:proofErr w:type="spellStart"/>
+      <w:r>
+        <w:rPr>
+          <w:rFonts w:ascii="Times New Roman" w:hAnsi="Times New Roman" w:cs="Times New Roman"/>
+          <w:color w:val="000000" w:themeColor="text1"/>
+          <w:sz w:val="20"/>
+          <w:szCs w:val="20"/>
+        </w:rPr>
+        <w:t>введення</w:t>
+      </w:r>
+      <w:proofErr w:type="spellEnd"/>
+      <w:r>
+        <w:rPr>
+          <w:rFonts w:ascii="Times New Roman" w:hAnsi="Times New Roman" w:cs="Times New Roman"/>
+          <w:color w:val="000000" w:themeColor="text1"/>
+          <w:sz w:val="20"/>
+          <w:szCs w:val="20"/>
+        </w:rPr>
+        <w:t xml:space="preserve"> </w:t>
+      </w:r>
+      <w:proofErr w:type="spellStart"/>
+      <w:r>
+        <w:rPr>
+          <w:rFonts w:ascii="Times New Roman" w:hAnsi="Times New Roman" w:cs="Times New Roman"/>
+          <w:color w:val="000000" w:themeColor="text1"/>
+          <w:sz w:val="20"/>
+          <w:szCs w:val="20"/>
+        </w:rPr>
+        <w:t>інтенсивності</w:t>
+      </w:r>
+      <w:proofErr w:type="spellEnd"/>
+      <w:r>
+        <w:rPr>
+          <w:rFonts w:ascii="Times New Roman" w:hAnsi="Times New Roman" w:cs="Times New Roman"/>
+          <w:color w:val="000000" w:themeColor="text1"/>
+          <w:sz w:val="20"/>
+          <w:szCs w:val="20"/>
+        </w:rPr>
+        <w:t xml:space="preserve"> в </w:t>
+      </w:r>
+      <w:proofErr w:type="spellStart"/>
+      <w:r>
+        <w:rPr>
+          <w:rFonts w:ascii="Times New Roman" w:hAnsi="Times New Roman" w:cs="Times New Roman"/>
+          <w:color w:val="000000" w:themeColor="text1"/>
+          <w:sz w:val="20"/>
+          <w:szCs w:val="20"/>
+        </w:rPr>
+        <w:t>обчислення</w:t>
+      </w:r>
+      <w:proofErr w:type="spellEnd"/>
+      <w:r>
+        <w:rPr>
+          <w:rFonts w:ascii="Times New Roman" w:hAnsi="Times New Roman" w:cs="Times New Roman"/>
+          <w:color w:val="000000" w:themeColor="text1"/>
+          <w:sz w:val="20"/>
+          <w:szCs w:val="20"/>
+        </w:rPr>
+        <w:t xml:space="preserve"> </w:t>
+      </w:r>
+      <w:proofErr w:type="spellStart"/>
+      <w:r>
+        <w:rPr>
+          <w:rFonts w:ascii="Times New Roman" w:hAnsi="Times New Roman" w:cs="Times New Roman"/>
+          <w:color w:val="000000" w:themeColor="text1"/>
+          <w:sz w:val="20"/>
+          <w:szCs w:val="20"/>
+        </w:rPr>
+        <w:t>уваги</w:t>
+      </w:r>
+      <w:proofErr w:type="spellEnd"/>
+      <w:r>
+        <w:rPr>
+          <w:rFonts w:ascii="Times New Roman" w:hAnsi="Times New Roman" w:cs="Times New Roman"/>
+          <w:color w:val="000000" w:themeColor="text1"/>
+          <w:sz w:val="20"/>
+          <w:szCs w:val="20"/>
+        </w:rPr>
+        <w:t xml:space="preserve"> </w:t>
+      </w:r>
+      <w:proofErr w:type="spellStart"/>
+      <w:r>
+        <w:rPr>
+          <w:rFonts w:ascii="Times New Roman" w:hAnsi="Times New Roman" w:cs="Times New Roman"/>
+          <w:color w:val="000000" w:themeColor="text1"/>
+          <w:sz w:val="20"/>
+          <w:szCs w:val="20"/>
+        </w:rPr>
+        <w:t>повинно</w:t>
+      </w:r>
+      <w:proofErr w:type="spellEnd"/>
+      <w:r>
+        <w:rPr>
+          <w:rFonts w:ascii="Times New Roman" w:hAnsi="Times New Roman" w:cs="Times New Roman"/>
+          <w:color w:val="000000" w:themeColor="text1"/>
+          <w:sz w:val="20"/>
+          <w:szCs w:val="20"/>
+        </w:rPr>
+        <w:t xml:space="preserve"> </w:t>
+      </w:r>
+      <w:proofErr w:type="spellStart"/>
+      <w:r>
+        <w:rPr>
+          <w:rFonts w:ascii="Times New Roman" w:hAnsi="Times New Roman" w:cs="Times New Roman"/>
+          <w:color w:val="000000" w:themeColor="text1"/>
+          <w:sz w:val="20"/>
+          <w:szCs w:val="20"/>
+        </w:rPr>
+        <w:t>покращити</w:t>
+      </w:r>
+      <w:proofErr w:type="spellEnd"/>
+      <w:r>
+        <w:rPr>
+          <w:rFonts w:ascii="Times New Roman" w:hAnsi="Times New Roman" w:cs="Times New Roman"/>
+          <w:color w:val="000000" w:themeColor="text1"/>
+          <w:sz w:val="20"/>
+          <w:szCs w:val="20"/>
+        </w:rPr>
+        <w:t xml:space="preserve"> </w:t>
+      </w:r>
+      <w:proofErr w:type="spellStart"/>
+      <w:r>
+        <w:rPr>
+          <w:rFonts w:ascii="Times New Roman" w:hAnsi="Times New Roman" w:cs="Times New Roman"/>
+          <w:color w:val="000000" w:themeColor="text1"/>
+          <w:sz w:val="20"/>
+          <w:szCs w:val="20"/>
+        </w:rPr>
+        <w:t>точність</w:t>
+      </w:r>
+      <w:proofErr w:type="spellEnd"/>
+      <w:r>
+        <w:rPr>
+          <w:rFonts w:ascii="Times New Roman" w:hAnsi="Times New Roman" w:cs="Times New Roman"/>
+          <w:color w:val="000000" w:themeColor="text1"/>
+          <w:sz w:val="20"/>
+          <w:szCs w:val="20"/>
+        </w:rPr>
+        <w:t xml:space="preserve"> top-</w:t>
+      </w:r>
+      <m:oMath>
+        <m:r>
+          <w:rPr>
+            <w:rFonts w:ascii="Cambria Math" w:hAnsi="Cambria Math" w:cs="Times New Roman"/>
+            <w:color w:val="000000" w:themeColor="text1"/>
+            <w:sz w:val="20"/>
+            <w:szCs w:val="20"/>
+          </w:rPr>
+          <m:t>k</m:t>
+        </m:r>
+      </m:oMath>
+      <w:r>
+        <w:rPr>
+          <w:rFonts w:ascii="Times New Roman" w:hAnsi="Times New Roman" w:cs="Times New Roman"/>
+          <w:color w:val="000000" w:themeColor="text1"/>
+          <w:sz w:val="20"/>
+          <w:szCs w:val="20"/>
+        </w:rPr>
+        <w:t xml:space="preserve"> пропорційно до того, наскільки інформативним є базовий сигнал. Ми перевіряємо гіпотезу за допомогою трьох модифікацій SASRec (IA-SASRec-Add, IA-SASRec-Mul, IA-SASRec-Val), що відповідають трьом алгебраїчним позиціям, де інтенсивність може бути введена у вираз уваги. Кожен варіант додає один скаляр </w:t>
+      </w:r>
+      <m:oMath>
+        <m:r>
+          <w:rPr>
+            <w:rFonts w:ascii="Cambria Math" w:hAnsi="Cambria Math" w:cs="Times New Roman"/>
+            <w:color w:val="000000" w:themeColor="text1"/>
+            <w:sz w:val="20"/>
+            <w:szCs w:val="20"/>
+          </w:rPr>
+          <m:t>λ</m:t>
+        </m:r>
+      </m:oMath>
+      <w:r>
+        <w:rPr>
+          <w:rFonts w:ascii="Times New Roman" w:hAnsi="Times New Roman" w:cs="Times New Roman"/>
+          <w:color w:val="000000" w:themeColor="text1"/>
+          <w:sz w:val="20"/>
+          <w:szCs w:val="20"/>
+        </w:rPr>
+        <w:t xml:space="preserve">, який оптимізується під час навчання, на кожен шар уваги, спроектований так, щоб при </w:t>
+      </w:r>
+      <m:oMath>
+        <m:r>
+          <w:rPr>
+            <w:rFonts w:ascii="Cambria Math" w:hAnsi="Cambria Math" w:cs="Times New Roman"/>
+            <w:color w:val="000000" w:themeColor="text1"/>
+            <w:sz w:val="20"/>
+            <w:szCs w:val="20"/>
+          </w:rPr>
+          <m:t>λ</m:t>
+        </m:r>
+        <m:r>
+          <m:rPr>
+            <m:sty m:val="p"/>
+          </m:rPr>
+          <w:rPr>
+            <w:rFonts w:ascii="Cambria Math" w:hAnsi="Cambria Math" w:cs="Times New Roman"/>
+            <w:color w:val="000000" w:themeColor="text1"/>
+            <w:sz w:val="20"/>
+            <w:szCs w:val="20"/>
+          </w:rPr>
+          <m:t>=0</m:t>
+        </m:r>
+      </m:oMath>
+      <w:r>
+        <w:rPr>
+          <w:rFonts w:ascii="Times New Roman" w:hAnsi="Times New Roman" w:cs="Times New Roman"/>
+          <w:color w:val="000000" w:themeColor="text1"/>
+          <w:sz w:val="20"/>
+          <w:szCs w:val="20"/>
+        </w:rPr>
+        <w:t xml:space="preserve"> точно відтворювався базовий SASRec: модель є строгою надмножиною базової моделі. Ми проводимо оцінку на семи набо</w:t>
+      </w:r>
+      <w:proofErr w:type="spellStart"/>
+      <w:r>
+        <w:rPr>
+          <w:rFonts w:ascii="Times New Roman" w:hAnsi="Times New Roman" w:cs="Times New Roman"/>
+          <w:color w:val="000000" w:themeColor="text1"/>
+          <w:sz w:val="20"/>
+          <w:szCs w:val="20"/>
+        </w:rPr>
+        <w:t>рах</w:t>
+      </w:r>
+      <w:proofErr w:type="spellEnd"/>
+      <w:r>
+        <w:rPr>
+          <w:rFonts w:ascii="Times New Roman" w:hAnsi="Times New Roman" w:cs="Times New Roman"/>
+          <w:color w:val="000000" w:themeColor="text1"/>
+          <w:sz w:val="20"/>
+          <w:szCs w:val="20"/>
+        </w:rPr>
+        <w:t xml:space="preserve"> </w:t>
+      </w:r>
+      <w:proofErr w:type="spellStart"/>
+      <w:r>
+        <w:rPr>
+          <w:rFonts w:ascii="Times New Roman" w:hAnsi="Times New Roman" w:cs="Times New Roman"/>
+          <w:color w:val="000000" w:themeColor="text1"/>
+          <w:sz w:val="20"/>
+          <w:szCs w:val="20"/>
+        </w:rPr>
+        <w:t>даних</w:t>
+      </w:r>
+      <w:proofErr w:type="spellEnd"/>
+      <w:r>
+        <w:rPr>
+          <w:rFonts w:ascii="Times New Roman" w:hAnsi="Times New Roman" w:cs="Times New Roman"/>
+          <w:color w:val="000000" w:themeColor="text1"/>
+          <w:sz w:val="20"/>
+          <w:szCs w:val="20"/>
+        </w:rPr>
+        <w:t xml:space="preserve"> (</w:t>
+      </w:r>
+      <w:proofErr w:type="spellStart"/>
+      <w:r>
+        <w:rPr>
+          <w:rFonts w:ascii="Times New Roman" w:hAnsi="Times New Roman" w:cs="Times New Roman"/>
+          <w:color w:val="000000" w:themeColor="text1"/>
+          <w:sz w:val="20"/>
+          <w:szCs w:val="20"/>
+        </w:rPr>
+        <w:t>MovieLens</w:t>
+      </w:r>
+      <w:proofErr w:type="spellEnd"/>
+      <m:oMath>
+        <m:r>
+          <m:rPr>
+            <m:sty m:val="p"/>
+          </m:rPr>
+          <w:rPr>
+            <w:rFonts w:ascii="Cambria Math" w:hAnsi="Cambria Math" w:cs="Times New Roman"/>
+            <w:color w:val="000000" w:themeColor="text1"/>
+            <w:sz w:val="20"/>
+            <w:szCs w:val="20"/>
+          </w:rPr>
+          <m:t>×</m:t>
+        </m:r>
+      </m:oMath>
+      <w:r>
+        <w:rPr>
+          <w:rFonts w:ascii="Times New Roman" w:hAnsi="Times New Roman" w:cs="Times New Roman"/>
+          <w:color w:val="000000" w:themeColor="text1"/>
+          <w:sz w:val="20"/>
+          <w:szCs w:val="20"/>
+        </w:rPr>
+        <w:t>2, Amazon</w:t>
+      </w:r>
+      <m:oMath>
+        <m:r>
+          <m:rPr>
+            <m:sty m:val="p"/>
+          </m:rPr>
+          <w:rPr>
+            <w:rFonts w:ascii="Cambria Math" w:hAnsi="Cambria Math" w:cs="Times New Roman"/>
+            <w:color w:val="000000" w:themeColor="text1"/>
+            <w:sz w:val="20"/>
+            <w:szCs w:val="20"/>
+          </w:rPr>
+          <m:t>×</m:t>
+        </m:r>
+      </m:oMath>
+      <w:r>
+        <w:rPr>
+          <w:rFonts w:ascii="Times New Roman" w:hAnsi="Times New Roman" w:cs="Times New Roman"/>
+          <w:color w:val="000000" w:themeColor="text1"/>
+          <w:sz w:val="20"/>
+          <w:szCs w:val="20"/>
+        </w:rPr>
+        <w:t>2, Steam</w:t>
+      </w:r>
+      <m:oMath>
+        <m:r>
+          <m:rPr>
+            <m:sty m:val="p"/>
+          </m:rPr>
+          <w:rPr>
+            <w:rFonts w:ascii="Cambria Math" w:hAnsi="Cambria Math" w:cs="Times New Roman"/>
+            <w:color w:val="000000" w:themeColor="text1"/>
+            <w:sz w:val="20"/>
+            <w:szCs w:val="20"/>
+          </w:rPr>
+          <m:t>×</m:t>
+        </m:r>
+      </m:oMath>
+      <w:r>
+        <w:rPr>
+          <w:rFonts w:ascii="Times New Roman" w:hAnsi="Times New Roman" w:cs="Times New Roman"/>
+          <w:color w:val="000000" w:themeColor="text1"/>
+          <w:sz w:val="20"/>
+          <w:szCs w:val="20"/>
+        </w:rPr>
+        <w:t xml:space="preserve">3) з п’ятьма ініціалізаціями на конфігурацію, за протоколом значущості з двома критеріями та перевіркою стабільності (попарний </w:t>
+      </w:r>
+      <m:oMath>
+        <m:r>
+          <w:rPr>
+            <w:rFonts w:ascii="Cambria Math" w:hAnsi="Cambria Math" w:cs="Times New Roman"/>
+            <w:color w:val="000000" w:themeColor="text1"/>
+            <w:sz w:val="20"/>
+            <w:szCs w:val="20"/>
+          </w:rPr>
+          <m:t>t</m:t>
+        </m:r>
+      </m:oMath>
+      <w:r>
+        <w:rPr>
+          <w:rFonts w:ascii="Times New Roman" w:hAnsi="Times New Roman" w:cs="Times New Roman"/>
+          <w:color w:val="000000" w:themeColor="text1"/>
+          <w:sz w:val="20"/>
+          <w:szCs w:val="20"/>
+        </w:rPr>
+        <w:t xml:space="preserve">-критерій на рівні ініціалізації та попарний бутстрап на рівні користувача з </w:t>
+      </w:r>
+      <m:oMath>
+        <m:r>
+          <w:rPr>
+            <w:rFonts w:ascii="Cambria Math" w:hAnsi="Cambria Math" w:cs="Times New Roman"/>
+            <w:color w:val="000000" w:themeColor="text1"/>
+            <w:sz w:val="20"/>
+            <w:szCs w:val="20"/>
+          </w:rPr>
+          <m:t>B</m:t>
+        </m:r>
+        <m:r>
+          <m:rPr>
+            <m:sty m:val="p"/>
+          </m:rPr>
+          <w:rPr>
+            <w:rFonts w:ascii="Cambria Math" w:hAnsi="Cambria Math" w:cs="Times New Roman"/>
+            <w:color w:val="000000" w:themeColor="text1"/>
+            <w:sz w:val="20"/>
+            <w:szCs w:val="20"/>
+          </w:rPr>
+          <m:t>=2,000</m:t>
+        </m:r>
+      </m:oMath>
+      <w:r>
+        <w:rPr>
+          <w:rFonts w:ascii="Times New Roman" w:hAnsi="Times New Roman" w:cs="Times New Roman"/>
+          <w:color w:val="000000" w:themeColor="text1"/>
+          <w:sz w:val="20"/>
+          <w:szCs w:val="20"/>
+        </w:rPr>
+        <w:t>). Згідно з цим протоколом жоден варіант не досягає стійкого покращення за метриками NDCG@10, Recall@10 або MRR@10 на жодному з наборів. Отримана картина перевертає гіпотезу: саме на наборі даних Steam (з найбільш насиченим сигналом інтенсивності) спостерігаються найб</w:t>
+      </w:r>
+      <w:proofErr w:type="spellStart"/>
+      <w:r>
+        <w:rPr>
+          <w:rFonts w:ascii="Times New Roman" w:hAnsi="Times New Roman" w:cs="Times New Roman"/>
+          <w:color w:val="000000" w:themeColor="text1"/>
+          <w:sz w:val="20"/>
+          <w:szCs w:val="20"/>
+        </w:rPr>
+        <w:t>ільші</w:t>
+      </w:r>
+      <w:proofErr w:type="spellEnd"/>
+      <w:r>
+        <w:rPr>
+          <w:rFonts w:ascii="Times New Roman" w:hAnsi="Times New Roman" w:cs="Times New Roman"/>
+          <w:color w:val="000000" w:themeColor="text1"/>
+          <w:sz w:val="20"/>
+          <w:szCs w:val="20"/>
+        </w:rPr>
+        <w:t xml:space="preserve"> </w:t>
+      </w:r>
+      <w:proofErr w:type="spellStart"/>
+      <w:r>
+        <w:rPr>
+          <w:rFonts w:ascii="Times New Roman" w:hAnsi="Times New Roman" w:cs="Times New Roman"/>
+          <w:color w:val="000000" w:themeColor="text1"/>
+          <w:sz w:val="20"/>
+          <w:szCs w:val="20"/>
+        </w:rPr>
+        <w:t>статистично</w:t>
+      </w:r>
+      <w:proofErr w:type="spellEnd"/>
+      <w:r>
+        <w:rPr>
+          <w:rFonts w:ascii="Times New Roman" w:hAnsi="Times New Roman" w:cs="Times New Roman"/>
+          <w:color w:val="000000" w:themeColor="text1"/>
+          <w:sz w:val="20"/>
+          <w:szCs w:val="20"/>
+        </w:rPr>
+        <w:t xml:space="preserve"> </w:t>
+      </w:r>
+      <w:proofErr w:type="spellStart"/>
+      <w:r>
+        <w:rPr>
+          <w:rFonts w:ascii="Times New Roman" w:hAnsi="Times New Roman" w:cs="Times New Roman"/>
+          <w:color w:val="000000" w:themeColor="text1"/>
+          <w:sz w:val="20"/>
+          <w:szCs w:val="20"/>
+        </w:rPr>
+        <w:t>значущі</w:t>
+      </w:r>
+      <w:proofErr w:type="spellEnd"/>
+      <w:r>
+        <w:rPr>
+          <w:rFonts w:ascii="Times New Roman" w:hAnsi="Times New Roman" w:cs="Times New Roman"/>
+          <w:color w:val="000000" w:themeColor="text1"/>
+          <w:sz w:val="20"/>
+          <w:szCs w:val="20"/>
+        </w:rPr>
+        <w:t xml:space="preserve"> </w:t>
+      </w:r>
+      <w:proofErr w:type="spellStart"/>
+      <w:r>
+        <w:rPr>
+          <w:rFonts w:ascii="Times New Roman" w:hAnsi="Times New Roman" w:cs="Times New Roman"/>
+          <w:color w:val="000000" w:themeColor="text1"/>
+          <w:sz w:val="20"/>
+          <w:szCs w:val="20"/>
+        </w:rPr>
+        <w:t>погіршення</w:t>
+      </w:r>
+      <w:proofErr w:type="spellEnd"/>
+      <w:r>
+        <w:rPr>
+          <w:rFonts w:ascii="Times New Roman" w:hAnsi="Times New Roman" w:cs="Times New Roman"/>
+          <w:color w:val="000000" w:themeColor="text1"/>
+          <w:sz w:val="20"/>
+          <w:szCs w:val="20"/>
+        </w:rPr>
+        <w:t xml:space="preserve"> </w:t>
+      </w:r>
+      <w:proofErr w:type="spellStart"/>
+      <w:r>
+        <w:rPr>
+          <w:rFonts w:ascii="Times New Roman" w:hAnsi="Times New Roman" w:cs="Times New Roman"/>
+          <w:color w:val="000000" w:themeColor="text1"/>
+          <w:sz w:val="20"/>
+          <w:szCs w:val="20"/>
+        </w:rPr>
+        <w:t>результатів</w:t>
+      </w:r>
+      <w:proofErr w:type="spellEnd"/>
+      <w:r>
+        <w:rPr>
+          <w:rFonts w:ascii="Times New Roman" w:hAnsi="Times New Roman" w:cs="Times New Roman"/>
+          <w:color w:val="000000" w:themeColor="text1"/>
+          <w:sz w:val="20"/>
+          <w:szCs w:val="20"/>
+        </w:rPr>
+        <w:t xml:space="preserve"> (</w:t>
+      </w:r>
+      <w:proofErr w:type="spellStart"/>
+      <w:r>
+        <w:rPr>
+          <w:rFonts w:ascii="Times New Roman" w:hAnsi="Times New Roman" w:cs="Times New Roman"/>
+          <w:color w:val="000000" w:themeColor="text1"/>
+          <w:sz w:val="20"/>
+          <w:szCs w:val="20"/>
+        </w:rPr>
+        <w:t>до</w:t>
+      </w:r>
+      <w:proofErr w:type="spellEnd"/>
+      <w:r>
+        <w:rPr>
+          <w:rFonts w:ascii="Times New Roman" w:hAnsi="Times New Roman" w:cs="Times New Roman"/>
+          <w:color w:val="000000" w:themeColor="text1"/>
+          <w:sz w:val="20"/>
+          <w:szCs w:val="20"/>
+        </w:rPr>
+        <w:t xml:space="preserve"> </w:t>
+      </w:r>
+      <m:oMath>
+        <m:r>
+          <m:rPr>
+            <m:sty m:val="p"/>
+          </m:rPr>
+          <w:rPr>
+            <w:rFonts w:ascii="Cambria Math" w:hAnsi="Cambria Math" w:cs="Times New Roman"/>
+            <w:color w:val="000000" w:themeColor="text1"/>
+            <w:sz w:val="20"/>
+            <w:szCs w:val="20"/>
+          </w:rPr>
+          <w:lastRenderedPageBreak/>
+          <m:t>-9,5%</m:t>
+        </m:r>
+      </m:oMath>
+      <w:r>
+        <w:rPr>
+          <w:rFonts w:ascii="Times New Roman" w:hAnsi="Times New Roman" w:cs="Times New Roman"/>
+          <w:color w:val="000000" w:themeColor="text1"/>
+          <w:sz w:val="20"/>
+          <w:szCs w:val="20"/>
+        </w:rPr>
+        <w:t xml:space="preserve"> за показником NDCG@10, </w:t>
+      </w:r>
+      <m:oMath>
+        <m:r>
+          <w:rPr>
+            <w:rFonts w:ascii="Cambria Math" w:hAnsi="Cambria Math" w:cs="Times New Roman"/>
+            <w:color w:val="000000" w:themeColor="text1"/>
+            <w:sz w:val="20"/>
+            <w:szCs w:val="20"/>
+          </w:rPr>
+          <m:t>p</m:t>
+        </m:r>
+        <m:r>
+          <m:rPr>
+            <m:sty m:val="p"/>
+          </m:rPr>
+          <w:rPr>
+            <w:rFonts w:ascii="Cambria Math" w:hAnsi="Cambria Math" w:cs="Times New Roman"/>
+            <w:color w:val="000000" w:themeColor="text1"/>
+            <w:sz w:val="20"/>
+            <w:szCs w:val="20"/>
+          </w:rPr>
+          <m:t>&lt;0,05</m:t>
+        </m:r>
+      </m:oMath>
+      <w:r>
+        <w:rPr>
+          <w:rFonts w:ascii="Times New Roman" w:hAnsi="Times New Roman" w:cs="Times New Roman"/>
+          <w:color w:val="000000" w:themeColor="text1"/>
+          <w:sz w:val="20"/>
+          <w:szCs w:val="20"/>
+        </w:rPr>
+        <w:t xml:space="preserve">). Аналіз механізму на основі навченого параметра </w:t>
+      </w:r>
+      <m:oMath>
+        <m:r>
+          <w:rPr>
+            <w:rFonts w:ascii="Cambria Math" w:hAnsi="Cambria Math" w:cs="Times New Roman"/>
+            <w:color w:val="000000" w:themeColor="text1"/>
+            <w:sz w:val="20"/>
+            <w:szCs w:val="20"/>
+          </w:rPr>
+          <m:t>λ</m:t>
+        </m:r>
+      </m:oMath>
+      <w:r>
+        <w:rPr>
+          <w:rFonts w:ascii="Times New Roman" w:hAnsi="Times New Roman" w:cs="Times New Roman"/>
+          <w:color w:val="000000" w:themeColor="text1"/>
+          <w:sz w:val="20"/>
+          <w:szCs w:val="20"/>
+        </w:rPr>
+        <w:t xml:space="preserve"> пояснює причину невдачі: </w:t>
+      </w:r>
+      <m:oMath>
+        <m:r>
+          <w:rPr>
+            <w:rFonts w:ascii="Cambria Math" w:hAnsi="Cambria Math" w:cs="Times New Roman"/>
+            <w:color w:val="000000" w:themeColor="text1"/>
+            <w:sz w:val="20"/>
+            <w:szCs w:val="20"/>
+          </w:rPr>
+          <m:t>λ</m:t>
+        </m:r>
+      </m:oMath>
+      <w:r>
+        <w:rPr>
+          <w:rFonts w:ascii="Times New Roman" w:hAnsi="Times New Roman" w:cs="Times New Roman"/>
+          <w:color w:val="000000" w:themeColor="text1"/>
+          <w:sz w:val="20"/>
+          <w:szCs w:val="20"/>
+        </w:rPr>
+        <w:t xml:space="preserve"> вільно адаптується на наборах даних, де інтенсивність не є інформативною (до </w:t>
+      </w:r>
+      <m:oMath>
+        <m:r>
+          <m:rPr>
+            <m:sty m:val="p"/>
+          </m:rPr>
+          <w:rPr>
+            <w:rFonts w:ascii="Cambria Math" w:hAnsi="Cambria Math" w:cs="Times New Roman"/>
+            <w:color w:val="000000" w:themeColor="text1"/>
+            <w:sz w:val="20"/>
+            <w:szCs w:val="20"/>
+          </w:rPr>
+          <m:t>0,07</m:t>
+        </m:r>
+      </m:oMath>
+      <w:r>
+        <w:rPr>
+          <w:rFonts w:ascii="Times New Roman" w:hAnsi="Times New Roman" w:cs="Times New Roman"/>
+          <w:color w:val="000000" w:themeColor="text1"/>
+          <w:sz w:val="20"/>
+          <w:szCs w:val="20"/>
+        </w:rPr>
+        <w:t xml:space="preserve"> на ML-1M), але залишається на рівні </w:t>
+      </w:r>
+      <m:oMath>
+        <m:r>
+          <m:rPr>
+            <m:sty m:val="p"/>
+          </m:rPr>
+          <w:rPr>
+            <w:rFonts w:ascii="Cambria Math" w:hAnsi="Cambria Math" w:cs="Times New Roman"/>
+            <w:color w:val="000000" w:themeColor="text1"/>
+            <w:sz w:val="20"/>
+            <w:szCs w:val="20"/>
+          </w:rPr>
+          <m:t>0,55</m:t>
+        </m:r>
+      </m:oMath>
+      <w:r>
+        <w:rPr>
+          <w:rFonts w:ascii="Times New Roman" w:hAnsi="Times New Roman" w:cs="Times New Roman"/>
+          <w:color w:val="000000" w:themeColor="text1"/>
+          <w:sz w:val="20"/>
+          <w:szCs w:val="20"/>
+        </w:rPr>
+        <w:t>–</w:t>
+      </w:r>
+      <m:oMath>
+        <m:r>
+          <m:rPr>
+            <m:sty m:val="p"/>
+          </m:rPr>
+          <w:rPr>
+            <w:rFonts w:ascii="Cambria Math" w:hAnsi="Cambria Math" w:cs="Times New Roman"/>
+            <w:color w:val="000000" w:themeColor="text1"/>
+            <w:sz w:val="20"/>
+            <w:szCs w:val="20"/>
+          </w:rPr>
+          <m:t>0,99</m:t>
+        </m:r>
+      </m:oMath>
+      <w:r>
+        <w:rPr>
+          <w:rFonts w:ascii="Times New Roman" w:hAnsi="Times New Roman" w:cs="Times New Roman"/>
+          <w:color w:val="000000" w:themeColor="text1"/>
+          <w:sz w:val="20"/>
+          <w:szCs w:val="20"/>
+        </w:rPr>
+        <w:t xml:space="preserve"> на Steam. Ми стверджуємо, що один скалярний вентиль на кожен шар є занадто обмеженим засобом контролю для інжекції інтенсивності, і пропонуємо три конкретні архітектурні рішення, спрямовані </w:t>
+      </w:r>
+      <w:proofErr w:type="spellStart"/>
+      <w:r>
+        <w:rPr>
+          <w:rFonts w:ascii="Times New Roman" w:hAnsi="Times New Roman" w:cs="Times New Roman"/>
+          <w:color w:val="000000" w:themeColor="text1"/>
+          <w:sz w:val="20"/>
+          <w:szCs w:val="20"/>
+        </w:rPr>
+        <w:t>на</w:t>
+      </w:r>
+      <w:proofErr w:type="spellEnd"/>
+      <w:r>
+        <w:rPr>
+          <w:rFonts w:ascii="Times New Roman" w:hAnsi="Times New Roman" w:cs="Times New Roman"/>
+          <w:color w:val="000000" w:themeColor="text1"/>
+          <w:sz w:val="20"/>
+          <w:szCs w:val="20"/>
+        </w:rPr>
+        <w:t xml:space="preserve"> </w:t>
+      </w:r>
+      <w:proofErr w:type="spellStart"/>
+      <w:r>
+        <w:rPr>
+          <w:rFonts w:ascii="Times New Roman" w:hAnsi="Times New Roman" w:cs="Times New Roman"/>
+          <w:color w:val="000000" w:themeColor="text1"/>
+          <w:sz w:val="20"/>
+          <w:szCs w:val="20"/>
+        </w:rPr>
+        <w:t>подолання</w:t>
+      </w:r>
+      <w:proofErr w:type="spellEnd"/>
+      <w:r>
+        <w:rPr>
+          <w:rFonts w:ascii="Times New Roman" w:hAnsi="Times New Roman" w:cs="Times New Roman"/>
+          <w:color w:val="000000" w:themeColor="text1"/>
+          <w:sz w:val="20"/>
+          <w:szCs w:val="20"/>
+        </w:rPr>
+        <w:t xml:space="preserve"> </w:t>
+      </w:r>
+      <w:proofErr w:type="spellStart"/>
+      <w:r>
+        <w:rPr>
+          <w:rFonts w:ascii="Times New Roman" w:hAnsi="Times New Roman" w:cs="Times New Roman"/>
+          <w:color w:val="000000" w:themeColor="text1"/>
+          <w:sz w:val="20"/>
+          <w:szCs w:val="20"/>
+        </w:rPr>
+        <w:t>цього</w:t>
+      </w:r>
+      <w:proofErr w:type="spellEnd"/>
+      <w:r>
+        <w:rPr>
+          <w:rFonts w:ascii="Times New Roman" w:hAnsi="Times New Roman" w:cs="Times New Roman"/>
+          <w:color w:val="000000" w:themeColor="text1"/>
+          <w:sz w:val="20"/>
+          <w:szCs w:val="20"/>
+        </w:rPr>
+        <w:t xml:space="preserve"> </w:t>
+      </w:r>
+      <w:proofErr w:type="spellStart"/>
+      <w:r>
+        <w:rPr>
+          <w:rFonts w:ascii="Times New Roman" w:hAnsi="Times New Roman" w:cs="Times New Roman"/>
+          <w:color w:val="000000" w:themeColor="text1"/>
+          <w:sz w:val="20"/>
+          <w:szCs w:val="20"/>
+        </w:rPr>
+        <w:t>обмеження</w:t>
+      </w:r>
+      <w:proofErr w:type="spellEnd"/>
+      <w:r>
+        <w:rPr>
+          <w:rFonts w:ascii="Times New Roman" w:hAnsi="Times New Roman" w:cs="Times New Roman"/>
+          <w:color w:val="000000" w:themeColor="text1"/>
+          <w:sz w:val="20"/>
+          <w:szCs w:val="20"/>
+        </w:rPr>
+        <w:t>.</w:t>
+      </w:r>
+    </w:p>
+    <w:p>
+      <w:pPr>
+        <w:pStyle w:val="Heading1"/>
+        <w:spacing w:before="0" w:after="0"/>
         <w:ind w:firstLine="567"/>
         <w:jc w:val="both"/>
         <w:rPr>
@@ -17,7 +2834,302 @@
           <w:szCs w:val="24"/>
         </w:rPr>
       </w:pPr>
-      <w:bookmarkStart w:id="0" w:name="sec:intro"/>
+      <w:r>
+        <w:rPr>
+          <w:rFonts w:ascii="Times New Roman" w:hAnsi="Times New Roman" w:cs="Times New Roman"/>
+          <w:b/>
+          <w:bCs/>
+          <w:color w:val="000000" w:themeColor="text1"/>
+          <w:sz w:val="20"/>
+          <w:szCs w:val="20"/>
+          <w:lang w:val="uk-UA"/>
+        </w:rPr>
+        <w:t>Ключові слова</w:t>
+      </w:r>
+      <w:r>
+        <w:rPr>
+          <w:rFonts w:ascii="Times New Roman" w:hAnsi="Times New Roman" w:cs="Times New Roman"/>
+          <w:b/>
+          <w:bCs/>
+          <w:color w:val="000000" w:themeColor="text1"/>
+          <w:sz w:val="20"/>
+          <w:szCs w:val="20"/>
+        </w:rPr>
+        <w:t>:</w:t>
+      </w:r>
+      <w:r>
+        <w:rPr>
+          <w:rFonts w:ascii="Times New Roman" w:hAnsi="Times New Roman" w:cs="Times New Roman"/>
+          <w:b/>
+          <w:bCs/>
+          <w:color w:val="000000" w:themeColor="text1"/>
+          <w:sz w:val="20"/>
+          <w:szCs w:val="20"/>
+          <w:lang w:val="uk-UA"/>
+        </w:rPr>
+        <w:t xml:space="preserve"> </w:t>
+      </w:r>
+      <w:r>
+        <w:rPr>
+          <w:rFonts w:ascii="Times New Roman" w:hAnsi="Times New Roman" w:cs="Times New Roman"/>
+          <w:color w:val="000000" w:themeColor="text1"/>
+          <w:sz w:val="20"/>
+          <w:szCs w:val="20"/>
+          <w:lang w:val="uk-UA"/>
+        </w:rPr>
+        <w:t>послідовні рекомендації</w:t>
+      </w:r>
+      <w:r>
+        <w:rPr>
+          <w:rFonts w:ascii="Times New Roman" w:hAnsi="Times New Roman" w:cs="Times New Roman"/>
+          <w:color w:val="000000" w:themeColor="text1"/>
+          <w:sz w:val="20"/>
+          <w:szCs w:val="20"/>
+          <w:lang w:val="uk-UA"/>
+        </w:rPr>
+        <w:t>,</w:t>
+      </w:r>
+      <w:r>
+        <w:rPr>
+          <w:rFonts w:ascii="Times New Roman" w:hAnsi="Times New Roman" w:cs="Times New Roman"/>
+          <w:color w:val="000000" w:themeColor="text1"/>
+          <w:sz w:val="20"/>
+          <w:szCs w:val="20"/>
+          <w:lang w:val="uk-UA"/>
+        </w:rPr>
+        <w:t xml:space="preserve"> </w:t>
+      </w:r>
+      <w:proofErr w:type="spellStart"/>
+      <w:r>
+        <w:rPr>
+          <w:rFonts w:ascii="Times New Roman" w:hAnsi="Times New Roman" w:cs="Times New Roman"/>
+          <w:color w:val="000000" w:themeColor="text1"/>
+          <w:sz w:val="20"/>
+          <w:szCs w:val="20"/>
+          <w:lang w:val="uk-UA"/>
+        </w:rPr>
+        <w:t>самоувага</w:t>
+      </w:r>
+      <w:proofErr w:type="spellEnd"/>
+      <w:r>
+        <w:rPr>
+          <w:rFonts w:ascii="Times New Roman" w:hAnsi="Times New Roman" w:cs="Times New Roman"/>
+          <w:color w:val="000000" w:themeColor="text1"/>
+          <w:sz w:val="20"/>
+          <w:szCs w:val="20"/>
+        </w:rPr>
+        <w:t>,</w:t>
+      </w:r>
+      <w:r>
+        <w:rPr>
+          <w:rFonts w:ascii="Times New Roman" w:hAnsi="Times New Roman" w:cs="Times New Roman"/>
+          <w:color w:val="000000" w:themeColor="text1"/>
+          <w:sz w:val="20"/>
+          <w:szCs w:val="20"/>
+          <w:lang w:val="uk-UA"/>
+        </w:rPr>
+        <w:t xml:space="preserve"> </w:t>
+      </w:r>
+      <w:proofErr w:type="spellStart"/>
+      <w:r>
+        <w:rPr>
+          <w:rFonts w:ascii="Times New Roman" w:hAnsi="Times New Roman" w:cs="Times New Roman"/>
+          <w:color w:val="000000" w:themeColor="text1"/>
+          <w:sz w:val="20"/>
+          <w:szCs w:val="20"/>
+          <w:lang w:val="uk-UA"/>
+        </w:rPr>
+        <w:t>SASRec</w:t>
+      </w:r>
+      <w:proofErr w:type="spellEnd"/>
+      <w:r>
+        <w:rPr>
+          <w:rFonts w:ascii="Times New Roman" w:hAnsi="Times New Roman" w:cs="Times New Roman"/>
+          <w:color w:val="000000" w:themeColor="text1"/>
+          <w:sz w:val="20"/>
+          <w:szCs w:val="20"/>
+        </w:rPr>
+        <w:t>,</w:t>
+      </w:r>
+      <w:r>
+        <w:rPr>
+          <w:rFonts w:ascii="Times New Roman" w:hAnsi="Times New Roman" w:cs="Times New Roman"/>
+          <w:color w:val="000000" w:themeColor="text1"/>
+          <w:sz w:val="20"/>
+          <w:szCs w:val="20"/>
+          <w:lang w:val="uk-UA"/>
+        </w:rPr>
+        <w:t xml:space="preserve"> інтеграція </w:t>
+      </w:r>
+      <w:proofErr w:type="spellStart"/>
+      <w:r>
+        <w:rPr>
+          <w:rFonts w:ascii="Times New Roman" w:hAnsi="Times New Roman" w:cs="Times New Roman"/>
+          <w:color w:val="000000" w:themeColor="text1"/>
+          <w:sz w:val="20"/>
+          <w:szCs w:val="20"/>
+          <w:lang w:val="uk-UA"/>
+        </w:rPr>
+        <w:t>додаткової</w:t>
+      </w:r>
+      <w:proofErr w:type="spellEnd"/>
+      <w:r>
+        <w:rPr>
+          <w:rFonts w:ascii="Times New Roman" w:hAnsi="Times New Roman" w:cs="Times New Roman"/>
+          <w:color w:val="000000" w:themeColor="text1"/>
+          <w:sz w:val="20"/>
+          <w:szCs w:val="20"/>
+          <w:lang w:val="uk-UA"/>
+        </w:rPr>
+        <w:t xml:space="preserve"> інформації</w:t>
+      </w:r>
+      <w:r>
+        <w:rPr>
+          <w:rFonts w:ascii="Times New Roman" w:hAnsi="Times New Roman" w:cs="Times New Roman"/>
+          <w:color w:val="000000" w:themeColor="text1"/>
+          <w:sz w:val="20"/>
+          <w:szCs w:val="20"/>
+        </w:rPr>
+        <w:t>,</w:t>
+      </w:r>
+      <w:r>
+        <w:rPr>
+          <w:rFonts w:ascii="Times New Roman" w:hAnsi="Times New Roman" w:cs="Times New Roman"/>
+          <w:color w:val="000000" w:themeColor="text1"/>
+          <w:sz w:val="20"/>
+          <w:szCs w:val="20"/>
+          <w:lang w:val="uk-UA"/>
+        </w:rPr>
+        <w:t xml:space="preserve"> увага з урахуванням інтенсивності</w:t>
+      </w:r>
+      <w:r>
+        <w:rPr>
+          <w:rFonts w:ascii="Times New Roman" w:hAnsi="Times New Roman" w:cs="Times New Roman"/>
+          <w:color w:val="000000" w:themeColor="text1"/>
+          <w:sz w:val="20"/>
+          <w:szCs w:val="20"/>
+        </w:rPr>
+        <w:t>,</w:t>
+      </w:r>
+      <w:r>
+        <w:rPr>
+          <w:rFonts w:ascii="Times New Roman" w:hAnsi="Times New Roman" w:cs="Times New Roman"/>
+          <w:color w:val="000000" w:themeColor="text1"/>
+          <w:sz w:val="20"/>
+          <w:szCs w:val="20"/>
+          <w:lang w:val="uk-UA"/>
+        </w:rPr>
+        <w:t xml:space="preserve"> відтворюваність</w:t>
+      </w:r>
+      <w:r>
+        <w:rPr>
+          <w:rFonts w:ascii="Times New Roman" w:hAnsi="Times New Roman" w:cs="Times New Roman"/>
+          <w:color w:val="000000" w:themeColor="text1"/>
+          <w:sz w:val="20"/>
+          <w:szCs w:val="20"/>
+        </w:rPr>
+        <w:t>,</w:t>
+      </w:r>
+      <w:r>
+        <w:rPr>
+          <w:rFonts w:ascii="Times New Roman" w:hAnsi="Times New Roman" w:cs="Times New Roman"/>
+          <w:color w:val="000000" w:themeColor="text1"/>
+          <w:sz w:val="20"/>
+          <w:szCs w:val="20"/>
+          <w:lang w:val="uk-UA"/>
+        </w:rPr>
+        <w:t xml:space="preserve"> негативний результат</w:t>
+      </w:r>
+      <w:r>
+        <w:rPr>
+          <w:rFonts w:ascii="Times New Roman" w:hAnsi="Times New Roman" w:cs="Times New Roman"/>
+          <w:color w:val="000000" w:themeColor="text1"/>
+          <w:sz w:val="20"/>
+          <w:szCs w:val="20"/>
+        </w:rPr>
+        <w:t>,</w:t>
+      </w:r>
+      <w:r>
+        <w:rPr>
+          <w:rFonts w:ascii="Times New Roman" w:hAnsi="Times New Roman" w:cs="Times New Roman"/>
+          <w:color w:val="000000" w:themeColor="text1"/>
+          <w:sz w:val="20"/>
+          <w:szCs w:val="20"/>
+          <w:lang w:val="uk-UA"/>
+        </w:rPr>
+        <w:t xml:space="preserve"> </w:t>
+      </w:r>
+      <w:proofErr w:type="spellStart"/>
+      <w:r>
+        <w:rPr>
+          <w:rFonts w:ascii="Times New Roman" w:hAnsi="Times New Roman" w:cs="Times New Roman"/>
+          <w:color w:val="000000" w:themeColor="text1"/>
+          <w:sz w:val="20"/>
+          <w:szCs w:val="20"/>
+          <w:lang w:val="uk-UA"/>
+        </w:rPr>
+        <w:t>аналіз</w:t>
+      </w:r>
+      <w:proofErr w:type="spellEnd"/>
+      <w:r>
+        <w:rPr>
+          <w:rFonts w:ascii="Times New Roman" w:hAnsi="Times New Roman" w:cs="Times New Roman"/>
+          <w:color w:val="000000" w:themeColor="text1"/>
+          <w:sz w:val="20"/>
+          <w:szCs w:val="20"/>
+          <w:lang w:val="uk-UA"/>
+        </w:rPr>
+        <w:t xml:space="preserve"> </w:t>
+      </w:r>
+      <w:proofErr w:type="spellStart"/>
+      <w:r>
+        <w:rPr>
+          <w:rFonts w:ascii="Times New Roman" w:hAnsi="Times New Roman" w:cs="Times New Roman"/>
+          <w:color w:val="000000" w:themeColor="text1"/>
+          <w:sz w:val="20"/>
+          <w:szCs w:val="20"/>
+          <w:lang w:val="uk-UA"/>
+        </w:rPr>
+        <w:t>механізму</w:t>
+      </w:r>
+      <w:proofErr w:type="spellEnd"/>
+      <w:r>
+        <w:rPr>
+          <w:rFonts w:ascii="Times New Roman" w:hAnsi="Times New Roman" w:cs="Times New Roman"/>
+          <w:color w:val="000000" w:themeColor="text1"/>
+          <w:sz w:val="20"/>
+          <w:szCs w:val="20"/>
+          <w:lang w:val="uk-UA"/>
+        </w:rPr>
+        <w:t>.</w:t>
+      </w:r>
+      <w:r>
+        <w:rPr>
+          <w:rFonts w:ascii="Times New Roman" w:hAnsi="Times New Roman" w:cs="Times New Roman"/>
+          <w:b/>
+          <w:bCs/>
+          <w:color w:val="000000" w:themeColor="text1"/>
+          <w:sz w:val="24"/>
+          <w:szCs w:val="24"/>
+        </w:rPr>
+        <w:br/>
+      </w:r>
+    </w:p>
+    <w:p>
+      <w:pPr>
+        <w:pStyle w:val="Heading1"/>
+        <w:spacing w:before="0" w:after="0"/>
+        <w:ind w:firstLine="567"/>
+        <w:jc w:val="both"/>
+        <w:rPr>
+          <w:rFonts w:ascii="Times New Roman" w:hAnsi="Times New Roman" w:cs="Times New Roman"/>
+          <w:b/>
+          <w:bCs/>
+          <w:color w:val="000000" w:themeColor="text1"/>
+          <w:sz w:val="24"/>
+          <w:szCs w:val="24"/>
+        </w:rPr>
+      </w:pPr>
       <w:r>
         <w:rPr>
           <w:rFonts w:ascii="Times New Roman" w:hAnsi="Times New Roman" w:cs="Times New Roman"/>
@@ -45,7 +3157,7 @@
     <w:p>
       <w:pPr>
         <w:pStyle w:val="FirstParagraph"/>
-        <w:spacing w:after="0"/>
+        <w:spacing w:before="0" w:after="0"/>
         <w:ind w:firstLine="567"/>
         <w:jc w:val="both"/>
         <w:rPr>
@@ -931,6 +4043,7 @@
           <w:iCs w:val="0"/>
           <w:color w:val="000000" w:themeColor="text1"/>
         </w:rPr>
+        <w:lastRenderedPageBreak/>
         <w:t>Contributions</w:t>
       </w:r>
       <w:r>
@@ -1124,15 +4237,7 @@
           <w:rFonts w:ascii="Times New Roman" w:hAnsi="Times New Roman" w:cs="Times New Roman"/>
           <w:color w:val="000000" w:themeColor="text1"/>
         </w:rPr>
-        <w:t xml:space="preserve">, guarded by a per-seed CI sign-majority on </w:t>
-      </w:r>
-      <w:r>
-        <w:rPr>
-          <w:rFonts w:ascii="Times New Roman" w:hAnsi="Times New Roman" w:cs="Times New Roman"/>
-          <w:color w:val="000000" w:themeColor="text1"/>
-        </w:rPr>
-        <w:lastRenderedPageBreak/>
-        <w:t>the bootstrap) explicitly designed against the failure modes flagged by prior reproducibility critiques [3, 4].</w:t>
+        <w:t>, guarded by a per-seed CI sign-majority on the bootstrap) explicitly designed against the failure modes flagged by prior reproducibility critiques [3, 4].</w:t>
       </w:r>
     </w:p>
     <w:p>
@@ -1439,7 +4544,15 @@
           <w:rFonts w:ascii="Times New Roman" w:hAnsi="Times New Roman" w:cs="Times New Roman"/>
           <w:color w:val="000000" w:themeColor="text1"/>
         </w:rPr>
-        <w:t>A growing body of work has recognised that fusing auxiliary signals into standard self-attention is structurally fragile. NOVA [18] argues explicitly against invasive fusion: mixing side information into item embeddings or attention logits creates semantic interference and degrades the value path; it proposes using side information only to shape attention weights while keeping the value matrix purely semantic. DIF-SR [19] extends this critique to early fusion and shows that auxiliary signals require their own decoupled attention sub-spaces to be effective. CARCA [20] sidesteps self-attention injection entirely by querying context and attribute information through cross-attention, treating them as external key–value pairs rather than perturbations to the causal sequence. Dense routing alternatives reinforce the same point: HGN [21] introduces hierarchical instance and feature gating mechanisms rather than scalar gates, and UniSRec [22] routes heterogeneous textual features through a mixture-of-experts blender. SSE-PT [23] critiques vanilla SASRec’s lack of explicit personalisation and injects user identity through stochastic shared embeddings. MEANTIME [24] similarly argues that a single attention head cannot absorb heterogeneous temporal signals and allocates separate heads to different temporal embedding types. By construction, IA-SASRec acts as an invasive, mid-attention, scalar-gated intervention. It sits precisely in the architectural region this literature flags as fragile, setting up a strict empirical test of whether a shared scalar gate can overcome the predicted semantic interference.</w:t>
+        <w:t xml:space="preserve">A growing body of work has recognised that fusing auxiliary signals into standard self-attention is structurally fragile. NOVA [18] argues explicitly against invasive fusion: mixing side information into item embeddings or attention logits creates semantic interference and degrades the value path; it proposes using side information only to shape attention weights while keeping the value matrix purely semantic. DIF-SR [19] extends this critique to early fusion and shows that auxiliary signals require their own decoupled attention sub-spaces to be effective. CARCA [20] sidesteps self-attention injection entirely by querying context and attribute information through cross-attention, treating them as external key–value pairs rather than perturbations to the causal sequence. Dense routing alternatives reinforce the same point: HGN [21] introduces hierarchical instance and feature gating mechanisms rather than scalar gates, and UniSRec [22] routes heterogeneous textual features through a mixture-of-experts blender. SSE-PT [23] critiques vanilla SASRec’s lack of explicit personalisation and injects user identity through stochastic shared embeddings. MEANTIME [24] similarly argues that a single attention head cannot absorb heterogeneous temporal signals and allocates separate heads to different temporal embedding types. By </w:t>
+      </w:r>
+      <w:r>
+        <w:rPr>
+          <w:rFonts w:ascii="Times New Roman" w:hAnsi="Times New Roman" w:cs="Times New Roman"/>
+          <w:color w:val="000000" w:themeColor="text1"/>
+        </w:rPr>
+        <w:lastRenderedPageBreak/>
+        <w:t>construction, IA-SASRec acts as an invasive, mid-attention, scalar-gated intervention. It sits precisely in the architectural region this literature flags as fragile, setting up a strict empirical test of whether a shared scalar gate can overcome the predicted semantic interference.</w:t>
       </w:r>
       <w:bookmarkStart w:id="6" w:name="Xefd551501ddc5cb1be4bf4da0a654ee5bee7ec5"/>
       <w:bookmarkEnd w:id="5"/>
@@ -1482,15 +4595,7 @@
           <w:rFonts w:ascii="Times New Roman" w:hAnsi="Times New Roman" w:cs="Times New Roman"/>
           <w:color w:val="000000" w:themeColor="text1"/>
         </w:rPr>
-        <w:t xml:space="preserve">A parallel line of work argues that dot-product self-attention itself is an unreliable substrate for sequential recommendation. FMLP-Rec [25] replaces attention with a filter-enhanced MLP to dampen frequency noise; STOSA [26] replaces point-attention </w:t>
-      </w:r>
-      <w:r>
-        <w:rPr>
-          <w:rFonts w:ascii="Times New Roman" w:hAnsi="Times New Roman" w:cs="Times New Roman"/>
-          <w:color w:val="000000" w:themeColor="text1"/>
-        </w:rPr>
-        <w:lastRenderedPageBreak/>
-        <w:t>with stochastic Gaussian distributions and a Wasserstein-distance ranker; LightSANs [27] decomposes self-attention into a low-rank subspace for efficiency, and the resulting bottleneck also constrains the configurations the optimiser can exploit; and CORE [28] diagnoses a representation inconsistency between sequence encoding and the final dot-product ranker. A second strand of regularization tackles representation degeneration (embeddings collapsing into a narrow cone where small perturbations dominate) through contrastive learning over augmented or intent-clustered sequences [29–31], or through data augmentation alone [32]. These critiques are directly relevant to the design under test: if an invasive scalar-gated injection drives representation degeneration of the kind this literature identifies, the optimiser can settle into a configuration that maximises training-loss fit while damaging held-out generalisation, and a global scalar gate provides no gradient path back out.</w:t>
+        <w:t>A parallel line of work argues that dot-product self-attention itself is an unreliable substrate for sequential recommendation. FMLP-Rec [25] replaces attention with a filter-enhanced MLP to dampen frequency noise; STOSA [26] replaces point-attention with stochastic Gaussian distributions and a Wasserstein-distance ranker; LightSANs [27] decomposes self-attention into a low-rank subspace for efficiency, and the resulting bottleneck also constrains the configurations the optimiser can exploit; and CORE [28] diagnoses a representation inconsistency between sequence encoding and the final dot-product ranker. A second strand of regularization tackles representation degeneration (embeddings collapsing into a narrow cone where small perturbations dominate) through contrastive learning over augmented or intent-clustered sequences [29–31], or through data augmentation alone [32]. These critiques are directly relevant to the design under test: if an invasive scalar-gated injection drives representation degeneration of the kind this literature identifies, the optimiser can settle into a configuration that maximises training-loss fit while damaging held-out generalisation, and a global scalar gate provides no gradient path back out.</w:t>
       </w:r>
     </w:p>
     <w:p>
@@ -2972,6 +6077,7 @@
           <w:iCs w:val="0"/>
           <w:color w:val="000000" w:themeColor="text1"/>
         </w:rPr>
+        <w:lastRenderedPageBreak/>
         <w:t>IA-</w:t>
       </w:r>
       <w:proofErr w:type="spellStart"/>
@@ -3357,7 +6463,6 @@
           <w:iCs w:val="0"/>
           <w:color w:val="000000" w:themeColor="text1"/>
         </w:rPr>
-        <w:lastRenderedPageBreak/>
         <w:t>IA-</w:t>
       </w:r>
       <w:proofErr w:type="spellStart"/>
@@ -5588,6 +8693,7 @@
                 <w:rFonts w:ascii="Times New Roman" w:hAnsi="Times New Roman" w:cs="Times New Roman"/>
                 <w:color w:val="000000" w:themeColor="text1"/>
               </w:rPr>
+              <w:lastRenderedPageBreak/>
               <w:t>Variant</w:t>
             </w:r>
           </w:p>
@@ -6118,7 +9224,6 @@
                 <w:rFonts w:ascii="Times New Roman" w:hAnsi="Times New Roman" w:cs="Times New Roman"/>
                 <w:color w:val="000000" w:themeColor="text1"/>
               </w:rPr>
-              <w:lastRenderedPageBreak/>
               <w:t>IA-SASRec-Val</w:t>
             </w:r>
           </w:p>
@@ -8746,7 +11851,15 @@
           <w:rFonts w:ascii="Times New Roman" w:hAnsi="Times New Roman" w:cs="Times New Roman"/>
           <w:color w:val="000000" w:themeColor="text1"/>
         </w:rPr>
-        <w:t xml:space="preserve">A standard single-seed table is underpowered for small effect sizes: training stochasticity and test-population sampling are both large at the scale of these datasets [3, 4]. We report a metric difference as robust only when two independent hypothesis tests, each sensitive to a different source of variance, both reject at </w:t>
+        <w:t xml:space="preserve">A standard single-seed table is underpowered for small effect sizes: training stochasticity and test-population sampling are both large at the scale of these datasets [3, 4]. We report a metric </w:t>
+      </w:r>
+      <w:r>
+        <w:rPr>
+          <w:rFonts w:ascii="Times New Roman" w:hAnsi="Times New Roman" w:cs="Times New Roman"/>
+          <w:color w:val="000000" w:themeColor="text1"/>
+        </w:rPr>
+        <w:lastRenderedPageBreak/>
+        <w:t xml:space="preserve">difference as robust only when two independent hypothesis tests, each sensitive to a different source of variance, both reject at </w:t>
       </w:r>
       <m:oMath>
         <m:r>
@@ -8804,7 +11917,6 @@
           <w:rFonts w:ascii="Times New Roman" w:hAnsi="Times New Roman" w:cs="Times New Roman"/>
           <w:color w:val="000000" w:themeColor="text1"/>
         </w:rPr>
-        <w:lastRenderedPageBreak/>
         <w:t xml:space="preserve">Seed-level paired </w:t>
       </w:r>
       <m:oMath>

--- a/it_takes_time/paper/MANUSCRIPT.docx
+++ b/it_takes_time/paper/MANUSCRIPT.docx
@@ -118,25 +118,7 @@
           <w:color w:val="222222"/>
           <w:highlight w:val="white"/>
         </w:rPr>
-        <w:t>,</w:t>
-      </w:r>
-      <w:r>
-        <w:rPr>
-          <w:rFonts w:ascii="Times New Roman" w:eastAsia="Times New Roman" w:hAnsi="Times New Roman" w:cs="Times New Roman"/>
-          <w:b/>
-          <w:color w:val="222222"/>
-          <w:highlight w:val="white"/>
-        </w:rPr>
-        <w:t xml:space="preserve"> </w:t>
-      </w:r>
-      <w:r>
-        <w:rPr>
-          <w:rFonts w:ascii="Times New Roman" w:eastAsia="Times New Roman" w:hAnsi="Times New Roman" w:cs="Times New Roman"/>
-          <w:b/>
-          <w:color w:val="222222"/>
-          <w:highlight w:val="white"/>
-        </w:rPr>
-        <w:t>I. O. Pyshnograiev</w:t>
+        <w:t>, I. O. Pyshnograiev</w:t>
       </w:r>
       <w:r>
         <w:rPr>
@@ -445,27 +427,7 @@
           <w:sz w:val="20"/>
           <w:szCs w:val="20"/>
         </w:rPr>
-        <w:t xml:space="preserve"> per attention la</w:t>
-      </w:r>
-      <w:proofErr w:type="spellStart"/>
-      <w:r>
-        <w:rPr>
-          <w:rFonts w:ascii="Times New Roman" w:hAnsi="Times New Roman" w:cs="Times New Roman"/>
-          <w:color w:val="000000" w:themeColor="text1"/>
-          <w:sz w:val="20"/>
-          <w:szCs w:val="20"/>
-        </w:rPr>
-        <w:t>yer</w:t>
-      </w:r>
-      <w:proofErr w:type="spellEnd"/>
-      <w:r>
-        <w:rPr>
-          <w:rFonts w:ascii="Times New Roman" w:hAnsi="Times New Roman" w:cs="Times New Roman"/>
-          <w:color w:val="000000" w:themeColor="text1"/>
-          <w:sz w:val="20"/>
-          <w:szCs w:val="20"/>
-        </w:rPr>
-        <w:t xml:space="preserve">, designed so that </w:t>
+        <w:t xml:space="preserve"> per attention layer, designed so that </w:t>
       </w:r>
       <m:oMath>
         <m:r>
@@ -618,27 +580,7 @@
           <w:sz w:val="20"/>
           <w:szCs w:val="20"/>
         </w:rPr>
-        <w:t>). Under this protocol, no variant achieves a robust improvement on NDCG@10, Recall@10, or MRR@10 anywhere. The pattern inverts the hypothesis: Steam (the da</w:t>
-      </w:r>
-      <w:proofErr w:type="spellStart"/>
-      <w:r>
-        <w:rPr>
-          <w:rFonts w:ascii="Times New Roman" w:hAnsi="Times New Roman" w:cs="Times New Roman"/>
-          <w:color w:val="000000" w:themeColor="text1"/>
-          <w:sz w:val="20"/>
-          <w:szCs w:val="20"/>
-        </w:rPr>
-        <w:t>taset</w:t>
-      </w:r>
-      <w:proofErr w:type="spellEnd"/>
-      <w:r>
-        <w:rPr>
-          <w:rFonts w:ascii="Times New Roman" w:hAnsi="Times New Roman" w:cs="Times New Roman"/>
-          <w:color w:val="000000" w:themeColor="text1"/>
-          <w:sz w:val="20"/>
-          <w:szCs w:val="20"/>
-        </w:rPr>
-        <w:t xml:space="preserve"> with the richest intensity signal) hosts the largest significant degradations (up to </w:t>
+        <w:t xml:space="preserve">). Under this protocol, no variant achieves a robust improvement on NDCG@10, Recall@10, or MRR@10 anywhere. The pattern inverts the hypothesis: Steam (the dataset with the richest intensity signal) hosts the largest significant degradations (up to </w:t>
       </w:r>
       <m:oMath>
         <m:r>
@@ -2279,7 +2221,7 @@
           <w:sz w:val="20"/>
           <w:szCs w:val="20"/>
         </w:rPr>
-        <w:t xml:space="preserve"> точно відтворювався базовий SASRec: модель є строгою надмножиною базової моделі. Ми проводимо оцінку на семи набо</w:t>
+        <w:t xml:space="preserve"> точно відтворювався базовий SASRec: модель є строгою надмножиною базової моделі. Ми проводимо </w:t>
       </w:r>
       <w:proofErr w:type="spellStart"/>
       <w:r>
@@ -2289,7 +2231,67 @@
           <w:sz w:val="20"/>
           <w:szCs w:val="20"/>
         </w:rPr>
-        <w:t>рах</w:t>
+        <w:t>оцінку</w:t>
+      </w:r>
+      <w:proofErr w:type="spellEnd"/>
+      <w:r>
+        <w:rPr>
+          <w:rFonts w:ascii="Times New Roman" w:hAnsi="Times New Roman" w:cs="Times New Roman"/>
+          <w:color w:val="000000" w:themeColor="text1"/>
+          <w:sz w:val="20"/>
+          <w:szCs w:val="20"/>
+        </w:rPr>
+        <w:t xml:space="preserve"> </w:t>
+      </w:r>
+      <w:proofErr w:type="spellStart"/>
+      <w:r>
+        <w:rPr>
+          <w:rFonts w:ascii="Times New Roman" w:hAnsi="Times New Roman" w:cs="Times New Roman"/>
+          <w:color w:val="000000" w:themeColor="text1"/>
+          <w:sz w:val="20"/>
+          <w:szCs w:val="20"/>
+        </w:rPr>
+        <w:t>на</w:t>
+      </w:r>
+      <w:proofErr w:type="spellEnd"/>
+      <w:r>
+        <w:rPr>
+          <w:rFonts w:ascii="Times New Roman" w:hAnsi="Times New Roman" w:cs="Times New Roman"/>
+          <w:color w:val="000000" w:themeColor="text1"/>
+          <w:sz w:val="20"/>
+          <w:szCs w:val="20"/>
+        </w:rPr>
+        <w:t xml:space="preserve"> </w:t>
+      </w:r>
+      <w:proofErr w:type="spellStart"/>
+      <w:r>
+        <w:rPr>
+          <w:rFonts w:ascii="Times New Roman" w:hAnsi="Times New Roman" w:cs="Times New Roman"/>
+          <w:color w:val="000000" w:themeColor="text1"/>
+          <w:sz w:val="20"/>
+          <w:szCs w:val="20"/>
+        </w:rPr>
+        <w:t>семи</w:t>
+      </w:r>
+      <w:proofErr w:type="spellEnd"/>
+      <w:r>
+        <w:rPr>
+          <w:rFonts w:ascii="Times New Roman" w:hAnsi="Times New Roman" w:cs="Times New Roman"/>
+          <w:color w:val="000000" w:themeColor="text1"/>
+          <w:sz w:val="20"/>
+          <w:szCs w:val="20"/>
+        </w:rPr>
+        <w:t xml:space="preserve"> </w:t>
+      </w:r>
+      <w:proofErr w:type="spellStart"/>
+      <w:r>
+        <w:rPr>
+          <w:rFonts w:ascii="Times New Roman" w:hAnsi="Times New Roman" w:cs="Times New Roman"/>
+          <w:color w:val="000000" w:themeColor="text1"/>
+          <w:sz w:val="20"/>
+          <w:szCs w:val="20"/>
+        </w:rPr>
+        <w:t>наборах</w:t>
       </w:r>
       <w:proofErr w:type="spellEnd"/>
       <w:r>
@@ -2451,7 +2453,7 @@
           <w:sz w:val="20"/>
           <w:szCs w:val="20"/>
         </w:rPr>
-        <w:t>). Згідно з цим протоколом жоден варіант не досягає стійкого покращення за метриками NDCG@10, Recall@10 або MRR@10 на жодному з наборів. Отримана картина перевертає гіпотезу: саме на наборі даних Steam (з найбільш насиченим сигналом інтенсивності) спостерігаються найб</w:t>
+        <w:t xml:space="preserve">). Згідно з цим протоколом жоден варіант не досягає стійкого покращення за метриками NDCG@10, Recall@10 або MRR@10 на жодному з наборів. Отримана картина перевертає гіпотезу: саме на наборі даних Steam (з найбільш насиченим </w:t>
       </w:r>
       <w:proofErr w:type="spellStart"/>
       <w:r>
@@ -2461,7 +2463,67 @@
           <w:sz w:val="20"/>
           <w:szCs w:val="20"/>
         </w:rPr>
-        <w:t>ільші</w:t>
+        <w:t>сигналом</w:t>
+      </w:r>
+      <w:proofErr w:type="spellEnd"/>
+      <w:r>
+        <w:rPr>
+          <w:rFonts w:ascii="Times New Roman" w:hAnsi="Times New Roman" w:cs="Times New Roman"/>
+          <w:color w:val="000000" w:themeColor="text1"/>
+          <w:sz w:val="20"/>
+          <w:szCs w:val="20"/>
+        </w:rPr>
+        <w:t xml:space="preserve"> </w:t>
+      </w:r>
+      <w:proofErr w:type="spellStart"/>
+      <w:r>
+        <w:rPr>
+          <w:rFonts w:ascii="Times New Roman" w:hAnsi="Times New Roman" w:cs="Times New Roman"/>
+          <w:color w:val="000000" w:themeColor="text1"/>
+          <w:sz w:val="20"/>
+          <w:szCs w:val="20"/>
+        </w:rPr>
+        <w:t>інтенсивності</w:t>
+      </w:r>
+      <w:proofErr w:type="spellEnd"/>
+      <w:r>
+        <w:rPr>
+          <w:rFonts w:ascii="Times New Roman" w:hAnsi="Times New Roman" w:cs="Times New Roman"/>
+          <w:color w:val="000000" w:themeColor="text1"/>
+          <w:sz w:val="20"/>
+          <w:szCs w:val="20"/>
+        </w:rPr>
+        <w:t xml:space="preserve">) </w:t>
+      </w:r>
+      <w:proofErr w:type="spellStart"/>
+      <w:r>
+        <w:rPr>
+          <w:rFonts w:ascii="Times New Roman" w:hAnsi="Times New Roman" w:cs="Times New Roman"/>
+          <w:color w:val="000000" w:themeColor="text1"/>
+          <w:sz w:val="20"/>
+          <w:szCs w:val="20"/>
+        </w:rPr>
+        <w:t>спостерігаються</w:t>
+      </w:r>
+      <w:proofErr w:type="spellEnd"/>
+      <w:r>
+        <w:rPr>
+          <w:rFonts w:ascii="Times New Roman" w:hAnsi="Times New Roman" w:cs="Times New Roman"/>
+          <w:color w:val="000000" w:themeColor="text1"/>
+          <w:sz w:val="20"/>
+          <w:szCs w:val="20"/>
+        </w:rPr>
+        <w:t xml:space="preserve"> </w:t>
+      </w:r>
+      <w:proofErr w:type="spellStart"/>
+      <w:r>
+        <w:rPr>
+          <w:rFonts w:ascii="Times New Roman" w:hAnsi="Times New Roman" w:cs="Times New Roman"/>
+          <w:color w:val="000000" w:themeColor="text1"/>
+          <w:sz w:val="20"/>
+          <w:szCs w:val="20"/>
+        </w:rPr>
+        <w:t>найбільші</w:t>
       </w:r>
       <w:proofErr w:type="spellEnd"/>
       <w:r>
@@ -2736,7 +2798,67 @@
           <w:sz w:val="20"/>
           <w:szCs w:val="20"/>
         </w:rPr>
-        <w:t xml:space="preserve"> на Steam. Ми стверджуємо, що один скалярний вентиль на кожен шар є занадто обмеженим засобом контролю для інжекції інтенсивності, і пропонуємо три конкретні архітектурні рішення, спрямовані </w:t>
+        <w:t xml:space="preserve"> на Steam. Ми стверджуємо, що один скалярний вентиль на кожен шар є занадто обмеженим засобом контролю для інжекції інтенсивності, і пропонуємо три конкретні </w:t>
+      </w:r>
+      <w:proofErr w:type="spellStart"/>
+      <w:r>
+        <w:rPr>
+          <w:rFonts w:ascii="Times New Roman" w:hAnsi="Times New Roman" w:cs="Times New Roman"/>
+          <w:color w:val="000000" w:themeColor="text1"/>
+          <w:sz w:val="20"/>
+          <w:szCs w:val="20"/>
+        </w:rPr>
+        <w:t>архітектурні</w:t>
+      </w:r>
+      <w:proofErr w:type="spellEnd"/>
+      <w:r>
+        <w:rPr>
+          <w:rFonts w:ascii="Times New Roman" w:hAnsi="Times New Roman" w:cs="Times New Roman"/>
+          <w:color w:val="000000" w:themeColor="text1"/>
+          <w:sz w:val="20"/>
+          <w:szCs w:val="20"/>
+        </w:rPr>
+        <w:t xml:space="preserve"> </w:t>
+      </w:r>
+      <w:proofErr w:type="spellStart"/>
+      <w:r>
+        <w:rPr>
+          <w:rFonts w:ascii="Times New Roman" w:hAnsi="Times New Roman" w:cs="Times New Roman"/>
+          <w:color w:val="000000" w:themeColor="text1"/>
+          <w:sz w:val="20"/>
+          <w:szCs w:val="20"/>
+        </w:rPr>
+        <w:t>рішення</w:t>
+      </w:r>
+      <w:proofErr w:type="spellEnd"/>
+      <w:r>
+        <w:rPr>
+          <w:rFonts w:ascii="Times New Roman" w:hAnsi="Times New Roman" w:cs="Times New Roman"/>
+          <w:color w:val="000000" w:themeColor="text1"/>
+          <w:sz w:val="20"/>
+          <w:szCs w:val="20"/>
+        </w:rPr>
+        <w:t xml:space="preserve">, </w:t>
+      </w:r>
+      <w:proofErr w:type="spellStart"/>
+      <w:r>
+        <w:rPr>
+          <w:rFonts w:ascii="Times New Roman" w:hAnsi="Times New Roman" w:cs="Times New Roman"/>
+          <w:color w:val="000000" w:themeColor="text1"/>
+          <w:sz w:val="20"/>
+          <w:szCs w:val="20"/>
+        </w:rPr>
+        <w:t>спрямовані</w:t>
+      </w:r>
+      <w:proofErr w:type="spellEnd"/>
+      <w:r>
+        <w:rPr>
+          <w:rFonts w:ascii="Times New Roman" w:hAnsi="Times New Roman" w:cs="Times New Roman"/>
+          <w:color w:val="000000" w:themeColor="text1"/>
+          <w:sz w:val="20"/>
+          <w:szCs w:val="20"/>
+        </w:rPr>
+        <w:t xml:space="preserve"> </w:t>
       </w:r>
       <w:proofErr w:type="spellStart"/>
       <w:r>
@@ -2959,9 +3081,17 @@
           <w:szCs w:val="20"/>
           <w:lang w:val="uk-UA"/>
         </w:rPr>
-        <w:t xml:space="preserve"> інтеграція </w:t>
-      </w:r>
-      <w:proofErr w:type="spellStart"/>
+        <w:t xml:space="preserve"> інтеграція додаткової інформації</w:t>
+      </w:r>
+      <w:r>
+        <w:rPr>
+          <w:rFonts w:ascii="Times New Roman" w:hAnsi="Times New Roman" w:cs="Times New Roman"/>
+          <w:color w:val="000000" w:themeColor="text1"/>
+          <w:sz w:val="20"/>
+          <w:szCs w:val="20"/>
+        </w:rPr>
+        <w:t>,</w:t>
+      </w:r>
       <w:r>
         <w:rPr>
           <w:rFonts w:ascii="Times New Roman" w:hAnsi="Times New Roman" w:cs="Times New Roman"/>
@@ -2970,9 +3100,17 @@
           <w:szCs w:val="20"/>
           <w:lang w:val="uk-UA"/>
         </w:rPr>
-        <w:t>додаткової</w:t>
-      </w:r>
-      <w:proofErr w:type="spellEnd"/>
+        <w:t xml:space="preserve"> увага з урахуванням інтенсивності</w:t>
+      </w:r>
+      <w:r>
+        <w:rPr>
+          <w:rFonts w:ascii="Times New Roman" w:hAnsi="Times New Roman" w:cs="Times New Roman"/>
+          <w:color w:val="000000" w:themeColor="text1"/>
+          <w:sz w:val="20"/>
+          <w:szCs w:val="20"/>
+        </w:rPr>
+        <w:t>,</w:t>
+      </w:r>
       <w:r>
         <w:rPr>
           <w:rFonts w:ascii="Times New Roman" w:hAnsi="Times New Roman" w:cs="Times New Roman"/>
@@ -2981,7 +3119,7 @@
           <w:szCs w:val="20"/>
           <w:lang w:val="uk-UA"/>
         </w:rPr>
-        <w:t xml:space="preserve"> інформації</w:t>
+        <w:t xml:space="preserve"> відтворюваність</w:t>
       </w:r>
       <w:r>
         <w:rPr>
@@ -3000,7 +3138,7 @@
           <w:szCs w:val="20"/>
           <w:lang w:val="uk-UA"/>
         </w:rPr>
-        <w:t xml:space="preserve"> увага з урахуванням інтенсивності</w:t>
+        <w:t xml:space="preserve"> негативний результат</w:t>
       </w:r>
       <w:r>
         <w:rPr>
@@ -3019,89 +3157,7 @@
           <w:szCs w:val="20"/>
           <w:lang w:val="uk-UA"/>
         </w:rPr>
-        <w:t xml:space="preserve"> відтворюваність</w:t>
-      </w:r>
-      <w:r>
-        <w:rPr>
-          <w:rFonts w:ascii="Times New Roman" w:hAnsi="Times New Roman" w:cs="Times New Roman"/>
-          <w:color w:val="000000" w:themeColor="text1"/>
-          <w:sz w:val="20"/>
-          <w:szCs w:val="20"/>
-        </w:rPr>
-        <w:t>,</w:t>
-      </w:r>
-      <w:r>
-        <w:rPr>
-          <w:rFonts w:ascii="Times New Roman" w:hAnsi="Times New Roman" w:cs="Times New Roman"/>
-          <w:color w:val="000000" w:themeColor="text1"/>
-          <w:sz w:val="20"/>
-          <w:szCs w:val="20"/>
-          <w:lang w:val="uk-UA"/>
-        </w:rPr>
-        <w:t xml:space="preserve"> негативний результат</w:t>
-      </w:r>
-      <w:r>
-        <w:rPr>
-          <w:rFonts w:ascii="Times New Roman" w:hAnsi="Times New Roman" w:cs="Times New Roman"/>
-          <w:color w:val="000000" w:themeColor="text1"/>
-          <w:sz w:val="20"/>
-          <w:szCs w:val="20"/>
-        </w:rPr>
-        <w:t>,</w:t>
-      </w:r>
-      <w:r>
-        <w:rPr>
-          <w:rFonts w:ascii="Times New Roman" w:hAnsi="Times New Roman" w:cs="Times New Roman"/>
-          <w:color w:val="000000" w:themeColor="text1"/>
-          <w:sz w:val="20"/>
-          <w:szCs w:val="20"/>
-          <w:lang w:val="uk-UA"/>
-        </w:rPr>
-        <w:t xml:space="preserve"> </w:t>
-      </w:r>
-      <w:proofErr w:type="spellStart"/>
-      <w:r>
-        <w:rPr>
-          <w:rFonts w:ascii="Times New Roman" w:hAnsi="Times New Roman" w:cs="Times New Roman"/>
-          <w:color w:val="000000" w:themeColor="text1"/>
-          <w:sz w:val="20"/>
-          <w:szCs w:val="20"/>
-          <w:lang w:val="uk-UA"/>
-        </w:rPr>
-        <w:t>аналіз</w:t>
-      </w:r>
-      <w:proofErr w:type="spellEnd"/>
-      <w:r>
-        <w:rPr>
-          <w:rFonts w:ascii="Times New Roman" w:hAnsi="Times New Roman" w:cs="Times New Roman"/>
-          <w:color w:val="000000" w:themeColor="text1"/>
-          <w:sz w:val="20"/>
-          <w:szCs w:val="20"/>
-          <w:lang w:val="uk-UA"/>
-        </w:rPr>
-        <w:t xml:space="preserve"> </w:t>
-      </w:r>
-      <w:proofErr w:type="spellStart"/>
-      <w:r>
-        <w:rPr>
-          <w:rFonts w:ascii="Times New Roman" w:hAnsi="Times New Roman" w:cs="Times New Roman"/>
-          <w:color w:val="000000" w:themeColor="text1"/>
-          <w:sz w:val="20"/>
-          <w:szCs w:val="20"/>
-          <w:lang w:val="uk-UA"/>
-        </w:rPr>
-        <w:t>механізму</w:t>
-      </w:r>
-      <w:proofErr w:type="spellEnd"/>
-      <w:r>
-        <w:rPr>
-          <w:rFonts w:ascii="Times New Roman" w:hAnsi="Times New Roman" w:cs="Times New Roman"/>
-          <w:color w:val="000000" w:themeColor="text1"/>
-          <w:sz w:val="20"/>
-          <w:szCs w:val="20"/>
-          <w:lang w:val="uk-UA"/>
-        </w:rPr>
-        <w:t>.</w:t>
+        <w:t xml:space="preserve"> аналіз механізму.</w:t>
       </w:r>
       <w:r>
         <w:rPr>
@@ -4961,7 +5017,14 @@
           <w:rFonts w:ascii="Times New Roman" w:hAnsi="Times New Roman" w:cs="Times New Roman"/>
           <w:color w:val="000000" w:themeColor="text1"/>
         </w:rPr>
-        <w:t xml:space="preserve">) as embeddings </w:t>
+        <w:t xml:space="preserve">) as </w:t>
+      </w:r>
+      <w:r>
+        <w:rPr>
+          <w:rFonts w:ascii="Times New Roman" w:hAnsi="Times New Roman" w:cs="Times New Roman"/>
+          <w:color w:val="000000" w:themeColor="text1"/>
+        </w:rPr>
+        <w:t xml:space="preserve">embeddings </w:t>
       </w:r>
       <m:oMath>
         <m:r>
@@ -5271,213 +5334,256 @@
         <w:t>:</w:t>
       </w:r>
     </w:p>
-    <w:p>
-      <w:pPr>
-        <w:pStyle w:val="BodyText"/>
-        <w:spacing w:before="0" w:after="0"/>
-        <w:ind w:firstLine="567"/>
-        <w:jc w:val="both"/>
-        <w:rPr>
-          <w:rFonts w:ascii="Times New Roman" w:hAnsi="Times New Roman" w:cs="Times New Roman"/>
-          <w:color w:val="000000" w:themeColor="text1"/>
-        </w:rPr>
-      </w:pPr>
-      <m:oMathPara>
-        <m:oMathParaPr>
-          <m:jc m:val="center"/>
-        </m:oMathParaPr>
-        <m:oMath>
-          <m:r>
-            <m:rPr>
-              <m:sty m:val="p"/>
-            </m:rPr>
-            <w:rPr>
-              <w:rFonts w:ascii="Cambria Math" w:hAnsi="Cambria Math" w:cs="Times New Roman"/>
-              <w:color w:val="000000" w:themeColor="text1"/>
-            </w:rPr>
-            <m:t>Attention(</m:t>
-          </m:r>
-          <m:r>
-            <w:rPr>
-              <w:rFonts w:ascii="Cambria Math" w:hAnsi="Cambria Math" w:cs="Times New Roman"/>
-              <w:color w:val="000000" w:themeColor="text1"/>
-            </w:rPr>
-            <m:t>Q</m:t>
-          </m:r>
-          <m:r>
-            <m:rPr>
-              <m:sty m:val="p"/>
-            </m:rPr>
-            <w:rPr>
-              <w:rFonts w:ascii="Cambria Math" w:hAnsi="Cambria Math" w:cs="Times New Roman"/>
-              <w:color w:val="000000" w:themeColor="text1"/>
-            </w:rPr>
-            <m:t>,</m:t>
-          </m:r>
-          <m:r>
-            <w:rPr>
-              <w:rFonts w:ascii="Cambria Math" w:hAnsi="Cambria Math" w:cs="Times New Roman"/>
-              <w:color w:val="000000" w:themeColor="text1"/>
-            </w:rPr>
-            <m:t>K</m:t>
-          </m:r>
-          <m:r>
-            <m:rPr>
-              <m:sty m:val="p"/>
-            </m:rPr>
-            <w:rPr>
-              <w:rFonts w:ascii="Cambria Math" w:hAnsi="Cambria Math" w:cs="Times New Roman"/>
-              <w:color w:val="000000" w:themeColor="text1"/>
-            </w:rPr>
-            <m:t>,</m:t>
-          </m:r>
-          <m:r>
-            <w:rPr>
-              <w:rFonts w:ascii="Cambria Math" w:hAnsi="Cambria Math" w:cs="Times New Roman"/>
-              <w:color w:val="000000" w:themeColor="text1"/>
-            </w:rPr>
-            <m:t>V</m:t>
-          </m:r>
-          <m:r>
-            <m:rPr>
-              <m:sty m:val="p"/>
-            </m:rPr>
-            <w:rPr>
-              <w:rFonts w:ascii="Cambria Math" w:hAnsi="Cambria Math" w:cs="Times New Roman"/>
-              <w:color w:val="000000" w:themeColor="text1"/>
-            </w:rPr>
-            <m:t>)=softmax</m:t>
-          </m:r>
-          <m:r>
-            <w:rPr>
-              <w:rFonts w:ascii="Cambria Math" w:hAnsi="Cambria Math" w:cs="Times New Roman"/>
-              <w:color w:val="000000" w:themeColor="text1"/>
-            </w:rPr>
-            <m:t>​</m:t>
-          </m:r>
-          <m:d>
-            <m:dPr>
-              <m:ctrlPr>
-                <w:rPr>
-                  <w:rFonts w:ascii="Cambria Math" w:hAnsi="Cambria Math" w:cs="Times New Roman"/>
-                  <w:color w:val="000000" w:themeColor="text1"/>
-                </w:rPr>
-              </m:ctrlPr>
-            </m:dPr>
-            <m:e>
-              <m:f>
-                <m:fPr>
-                  <m:type m:val="lin"/>
-                  <m:ctrlPr>
-                    <w:rPr>
-                      <w:rFonts w:ascii="Cambria Math" w:hAnsi="Cambria Math" w:cs="Times New Roman"/>
-                      <w:color w:val="000000" w:themeColor="text1"/>
-                    </w:rPr>
-                  </m:ctrlPr>
-                </m:fPr>
-                <m:num>
-                  <m:r>
-                    <w:rPr>
-                      <w:rFonts w:ascii="Cambria Math" w:hAnsi="Cambria Math" w:cs="Times New Roman"/>
-                      <w:color w:val="000000" w:themeColor="text1"/>
-                    </w:rPr>
-                    <m:t>Q</m:t>
-                  </m:r>
-                  <m:sSup>
-                    <m:sSupPr>
-                      <m:ctrlPr>
-                        <w:rPr>
-                          <w:rFonts w:ascii="Cambria Math" w:hAnsi="Cambria Math" w:cs="Times New Roman"/>
-                          <w:color w:val="000000" w:themeColor="text1"/>
-                        </w:rPr>
-                      </m:ctrlPr>
-                    </m:sSupPr>
-                    <m:e>
-                      <m:r>
-                        <w:rPr>
-                          <w:rFonts w:ascii="Cambria Math" w:hAnsi="Cambria Math" w:cs="Times New Roman"/>
-                          <w:color w:val="000000" w:themeColor="text1"/>
-                        </w:rPr>
-                        <m:t>K</m:t>
-                      </m:r>
-                    </m:e>
-                    <m:sup>
-                      <m:r>
-                        <m:rPr>
-                          <m:sty m:val="p"/>
-                        </m:rPr>
-                        <w:rPr>
-                          <w:rFonts w:ascii="Cambria Math" w:hAnsi="Cambria Math" w:cs="Times New Roman"/>
-                          <w:color w:val="000000" w:themeColor="text1"/>
-                        </w:rPr>
-                        <m:t>⊤</m:t>
-                      </m:r>
-                    </m:sup>
-                  </m:sSup>
-                </m:num>
-                <m:den>
-                  <m:rad>
-                    <m:radPr>
-                      <m:degHide m:val="1"/>
-                      <m:ctrlPr>
-                        <w:rPr>
-                          <w:rFonts w:ascii="Cambria Math" w:hAnsi="Cambria Math" w:cs="Times New Roman"/>
-                          <w:color w:val="000000" w:themeColor="text1"/>
-                        </w:rPr>
-                      </m:ctrlPr>
-                    </m:radPr>
-                    <m:deg/>
-                    <m:e>
-                      <m:r>
-                        <w:rPr>
-                          <w:rFonts w:ascii="Cambria Math" w:hAnsi="Cambria Math" w:cs="Times New Roman"/>
-                          <w:color w:val="000000" w:themeColor="text1"/>
-                        </w:rPr>
-                        <m:t>d</m:t>
-                      </m:r>
-                    </m:e>
-                  </m:rad>
-                </m:den>
-              </m:f>
-              <m:r>
-                <m:rPr>
-                  <m:sty m:val="p"/>
-                </m:rPr>
-                <w:rPr>
-                  <w:rFonts w:ascii="Cambria Math" w:hAnsi="Cambria Math" w:cs="Times New Roman"/>
-                  <w:color w:val="000000" w:themeColor="text1"/>
-                </w:rPr>
-                <m:t>+</m:t>
-              </m:r>
-              <m:r>
-                <w:rPr>
-                  <w:rFonts w:ascii="Cambria Math" w:hAnsi="Cambria Math" w:cs="Times New Roman"/>
-                  <w:color w:val="000000" w:themeColor="text1"/>
-                </w:rPr>
-                <m:t>M</m:t>
-              </m:r>
-            </m:e>
-          </m:d>
-          <m:r>
-            <w:rPr>
-              <w:rFonts w:ascii="Cambria Math" w:hAnsi="Cambria Math" w:cs="Times New Roman"/>
-              <w:color w:val="000000" w:themeColor="text1"/>
-            </w:rPr>
-            <m:t>V</m:t>
-          </m:r>
-          <m:r>
-            <m:rPr>
-              <m:sty m:val="p"/>
-            </m:rPr>
-            <w:rPr>
-              <w:rFonts w:ascii="Cambria Math" w:hAnsi="Cambria Math" w:cs="Times New Roman"/>
-              <w:color w:val="000000" w:themeColor="text1"/>
-            </w:rPr>
-            <m:t>.</m:t>
-          </m:r>
-        </m:oMath>
-      </m:oMathPara>
-    </w:p>
+    <w:tbl>
+      <w:tblPr>
+        <w:tblStyle w:val="TableGrid"/>
+        <w:tblW w:w="0" w:type="auto"/>
+        <w:tblBorders>
+          <w:top w:val="none" w:sz="0" w:space="0" w:color="auto"/>
+          <w:left w:val="none" w:sz="0" w:space="0" w:color="auto"/>
+          <w:bottom w:val="none" w:sz="0" w:space="0" w:color="auto"/>
+          <w:right w:val="none" w:sz="0" w:space="0" w:color="auto"/>
+          <w:insideH w:val="none" w:sz="0" w:space="0" w:color="auto"/>
+          <w:insideV w:val="none" w:sz="0" w:space="0" w:color="auto"/>
+        </w:tblBorders>
+        <w:tblLook w:val="04A0" w:firstRow="1" w:lastRow="0" w:firstColumn="1" w:lastColumn="0" w:noHBand="0" w:noVBand="1"/>
+      </w:tblPr>
+      <w:tblGrid>
+        <w:gridCol w:w="9322"/>
+        <w:gridCol w:w="866"/>
+      </w:tblGrid>
+      <w:tr>
+        <w:trPr>
+          <w:trHeight w:val="319"/>
+        </w:trPr>
+        <w:tc>
+          <w:tcPr>
+            <w:tcW w:w="9322" w:type="dxa"/>
+            <w:vAlign w:val="center"/>
+          </w:tcPr>
+          <w:p>
+            <w:pPr>
+              <w:pStyle w:val="BodyText"/>
+              <w:spacing w:before="0" w:after="0"/>
+              <w:jc w:val="center"/>
+              <w:rPr>
+                <w:rFonts w:ascii="Times New Roman" w:hAnsi="Times New Roman" w:cs="Times New Roman"/>
+                <w:color w:val="000000" w:themeColor="text1"/>
+              </w:rPr>
+            </w:pPr>
+            <m:oMathPara>
+              <m:oMath>
+                <m:r>
+                  <m:rPr>
+                    <m:sty m:val="p"/>
+                  </m:rPr>
+                  <w:rPr>
+                    <w:rFonts w:ascii="Cambria Math" w:hAnsi="Cambria Math" w:cs="Times New Roman"/>
+                    <w:color w:val="000000" w:themeColor="text1"/>
+                  </w:rPr>
+                  <m:t>Attention(</m:t>
+                </m:r>
+                <m:r>
+                  <w:rPr>
+                    <w:rFonts w:ascii="Cambria Math" w:hAnsi="Cambria Math" w:cs="Times New Roman"/>
+                    <w:color w:val="000000" w:themeColor="text1"/>
+                  </w:rPr>
+                  <m:t>Q</m:t>
+                </m:r>
+                <m:r>
+                  <m:rPr>
+                    <m:sty m:val="p"/>
+                  </m:rPr>
+                  <w:rPr>
+                    <w:rFonts w:ascii="Cambria Math" w:hAnsi="Cambria Math" w:cs="Times New Roman"/>
+                    <w:color w:val="000000" w:themeColor="text1"/>
+                  </w:rPr>
+                  <m:t>,</m:t>
+                </m:r>
+                <m:r>
+                  <w:rPr>
+                    <w:rFonts w:ascii="Cambria Math" w:hAnsi="Cambria Math" w:cs="Times New Roman"/>
+                    <w:color w:val="000000" w:themeColor="text1"/>
+                  </w:rPr>
+                  <m:t>K</m:t>
+                </m:r>
+                <m:r>
+                  <m:rPr>
+                    <m:sty m:val="p"/>
+                  </m:rPr>
+                  <w:rPr>
+                    <w:rFonts w:ascii="Cambria Math" w:hAnsi="Cambria Math" w:cs="Times New Roman"/>
+                    <w:color w:val="000000" w:themeColor="text1"/>
+                  </w:rPr>
+                  <m:t>,</m:t>
+                </m:r>
+                <m:r>
+                  <w:rPr>
+                    <w:rFonts w:ascii="Cambria Math" w:hAnsi="Cambria Math" w:cs="Times New Roman"/>
+                    <w:color w:val="000000" w:themeColor="text1"/>
+                  </w:rPr>
+                  <m:t>V</m:t>
+                </m:r>
+                <m:r>
+                  <m:rPr>
+                    <m:sty m:val="p"/>
+                  </m:rPr>
+                  <w:rPr>
+                    <w:rFonts w:ascii="Cambria Math" w:hAnsi="Cambria Math" w:cs="Times New Roman"/>
+                    <w:color w:val="000000" w:themeColor="text1"/>
+                  </w:rPr>
+                  <m:t>)=softmax​</m:t>
+                </m:r>
+                <m:d>
+                  <m:dPr>
+                    <m:ctrlPr>
+                      <w:rPr>
+                        <w:rFonts w:ascii="Cambria Math" w:hAnsi="Cambria Math" w:cs="Times New Roman"/>
+                        <w:color w:val="000000" w:themeColor="text1"/>
+                      </w:rPr>
+                    </m:ctrlPr>
+                  </m:dPr>
+                  <m:e>
+                    <m:f>
+                      <m:fPr>
+                        <m:type m:val="lin"/>
+                        <m:ctrlPr>
+                          <w:rPr>
+                            <w:rFonts w:ascii="Cambria Math" w:hAnsi="Cambria Math" w:cs="Times New Roman"/>
+                            <w:color w:val="000000" w:themeColor="text1"/>
+                          </w:rPr>
+                        </m:ctrlPr>
+                      </m:fPr>
+                      <m:num>
+                        <m:r>
+                          <w:rPr>
+                            <w:rFonts w:ascii="Cambria Math" w:hAnsi="Cambria Math" w:cs="Times New Roman"/>
+                            <w:color w:val="000000" w:themeColor="text1"/>
+                          </w:rPr>
+                          <m:t>Q</m:t>
+                        </m:r>
+                        <m:sSup>
+                          <m:sSupPr>
+                            <m:ctrlPr>
+                              <w:rPr>
+                                <w:rFonts w:ascii="Cambria Math" w:hAnsi="Cambria Math" w:cs="Times New Roman"/>
+                                <w:color w:val="000000" w:themeColor="text1"/>
+                              </w:rPr>
+                            </m:ctrlPr>
+                          </m:sSupPr>
+                          <m:e>
+                            <m:r>
+                              <w:rPr>
+                                <w:rFonts w:ascii="Cambria Math" w:hAnsi="Cambria Math" w:cs="Times New Roman"/>
+                                <w:color w:val="000000" w:themeColor="text1"/>
+                              </w:rPr>
+                              <m:t>K</m:t>
+                            </m:r>
+                          </m:e>
+                          <m:sup>
+                            <m:r>
+                              <m:rPr>
+                                <m:sty m:val="p"/>
+                              </m:rPr>
+                              <w:rPr>
+                                <w:rFonts w:ascii="Cambria Math" w:hAnsi="Cambria Math" w:cs="Times New Roman"/>
+                                <w:color w:val="000000" w:themeColor="text1"/>
+                              </w:rPr>
+                              <m:t>⊤</m:t>
+                            </m:r>
+                          </m:sup>
+                        </m:sSup>
+                      </m:num>
+                      <m:den>
+                        <m:rad>
+                          <m:radPr>
+                            <m:degHide m:val="1"/>
+                            <m:ctrlPr>
+                              <w:rPr>
+                                <w:rFonts w:ascii="Cambria Math" w:hAnsi="Cambria Math" w:cs="Times New Roman"/>
+                                <w:color w:val="000000" w:themeColor="text1"/>
+                              </w:rPr>
+                            </m:ctrlPr>
+                          </m:radPr>
+                          <m:deg/>
+                          <m:e>
+                            <m:r>
+                              <w:rPr>
+                                <w:rFonts w:ascii="Cambria Math" w:hAnsi="Cambria Math" w:cs="Times New Roman"/>
+                                <w:color w:val="000000" w:themeColor="text1"/>
+                              </w:rPr>
+                              <m:t>d</m:t>
+                            </m:r>
+                          </m:e>
+                        </m:rad>
+                      </m:den>
+                    </m:f>
+                    <m:r>
+                      <m:rPr>
+                        <m:sty m:val="p"/>
+                      </m:rPr>
+                      <w:rPr>
+                        <w:rFonts w:ascii="Cambria Math" w:hAnsi="Cambria Math" w:cs="Times New Roman"/>
+                        <w:color w:val="000000" w:themeColor="text1"/>
+                      </w:rPr>
+                      <m:t>+</m:t>
+                    </m:r>
+                    <m:r>
+                      <w:rPr>
+                        <w:rFonts w:ascii="Cambria Math" w:hAnsi="Cambria Math" w:cs="Times New Roman"/>
+                        <w:color w:val="000000" w:themeColor="text1"/>
+                      </w:rPr>
+                      <m:t>M</m:t>
+                    </m:r>
+                  </m:e>
+                </m:d>
+                <m:r>
+                  <w:rPr>
+                    <w:rFonts w:ascii="Cambria Math" w:hAnsi="Cambria Math" w:cs="Times New Roman"/>
+                    <w:color w:val="000000" w:themeColor="text1"/>
+                  </w:rPr>
+                  <m:t>V</m:t>
+                </m:r>
+                <m:r>
+                  <m:rPr>
+                    <m:sty m:val="p"/>
+                  </m:rPr>
+                  <w:rPr>
+                    <w:rFonts w:ascii="Cambria Math" w:hAnsi="Cambria Math" w:cs="Times New Roman"/>
+                    <w:color w:val="000000" w:themeColor="text1"/>
+                  </w:rPr>
+                  <m:t>.</m:t>
+                </m:r>
+              </m:oMath>
+            </m:oMathPara>
+          </w:p>
+        </w:tc>
+        <w:tc>
+          <w:tcPr>
+            <w:tcW w:w="866" w:type="dxa"/>
+            <w:vAlign w:val="center"/>
+          </w:tcPr>
+          <w:p>
+            <w:pPr>
+              <w:pStyle w:val="BodyText"/>
+              <w:spacing w:before="0" w:after="0"/>
+              <w:jc w:val="right"/>
+              <w:rPr>
+                <w:rFonts w:ascii="Times New Roman" w:hAnsi="Times New Roman" w:cs="Times New Roman"/>
+                <w:color w:val="000000" w:themeColor="text1"/>
+              </w:rPr>
+            </w:pPr>
+            <w:r>
+              <w:rPr>
+                <w:rFonts w:ascii="Times New Roman" w:hAnsi="Times New Roman" w:cs="Times New Roman"/>
+                <w:color w:val="000000" w:themeColor="text1"/>
+              </w:rPr>
+              <w:t>(1)</w:t>
+            </w:r>
+          </w:p>
+        </w:tc>
+      </w:tr>
+    </w:tbl>
     <w:p>
       <w:pPr>
         <w:pStyle w:val="FirstParagraph"/>
@@ -5496,34 +5602,12 @@
         </w:rPr>
         <w:t>Only an item’s identity (via the embedding lookup) and its position (via the positional embedding) enter equation </w:t>
       </w:r>
-      <w:hyperlink w:anchor="eq:sasrec">
-        <w:r>
-          <w:rPr>
-            <w:rStyle w:val="Hyperlink"/>
-            <w:rFonts w:ascii="Times New Roman" w:hAnsi="Times New Roman" w:cs="Times New Roman"/>
-            <w:color w:val="000000" w:themeColor="text1"/>
-          </w:rPr>
-          <w:t>[</w:t>
-        </w:r>
-        <w:proofErr w:type="gramStart"/>
-        <w:r>
-          <w:rPr>
-            <w:rStyle w:val="Hyperlink"/>
-            <w:rFonts w:ascii="Times New Roman" w:hAnsi="Times New Roman" w:cs="Times New Roman"/>
-            <w:color w:val="000000" w:themeColor="text1"/>
-          </w:rPr>
-          <w:t>eq:sasrec</w:t>
-        </w:r>
-        <w:proofErr w:type="gramEnd"/>
-        <w:r>
-          <w:rPr>
-            <w:rStyle w:val="Hyperlink"/>
-            <w:rFonts w:ascii="Times New Roman" w:hAnsi="Times New Roman" w:cs="Times New Roman"/>
-            <w:color w:val="000000" w:themeColor="text1"/>
-          </w:rPr>
-          <w:t>]</w:t>
-        </w:r>
-      </w:hyperlink>
+      <w:r>
+        <w:rPr>
+          <w:rFonts w:ascii="Times New Roman" w:hAnsi="Times New Roman" w:cs="Times New Roman"/>
+        </w:rPr>
+        <w:t>(1)</w:t>
+      </w:r>
       <w:r>
         <w:rPr>
           <w:rFonts w:ascii="Times New Roman" w:hAnsi="Times New Roman" w:cs="Times New Roman"/>
@@ -5840,18 +5924,7 @@
           <w:sz w:val="24"/>
           <w:szCs w:val="24"/>
         </w:rPr>
-        <w:t xml:space="preserve">3.2 </w:t>
-      </w:r>
-      <w:r>
-        <w:rPr>
-          <w:rFonts w:ascii="Times New Roman" w:hAnsi="Times New Roman" w:cs="Times New Roman"/>
-          <w:b/>
-          <w:bCs/>
-          <w:color w:val="000000" w:themeColor="text1"/>
-          <w:sz w:val="24"/>
-          <w:szCs w:val="24"/>
-        </w:rPr>
-        <w:t>Three injection points</w:t>
+        <w:t>3.2 Three injection points</w:t>
       </w:r>
     </w:p>
     <w:p>
@@ -5872,34 +5945,12 @@
         </w:rPr>
         <w:t>The attention expression </w:t>
       </w:r>
-      <w:hyperlink w:anchor="eq:sasrec">
-        <w:r>
-          <w:rPr>
-            <w:rStyle w:val="Hyperlink"/>
-            <w:rFonts w:ascii="Times New Roman" w:hAnsi="Times New Roman" w:cs="Times New Roman"/>
-            <w:color w:val="000000" w:themeColor="text1"/>
-          </w:rPr>
-          <w:t>[</w:t>
-        </w:r>
-        <w:proofErr w:type="gramStart"/>
-        <w:r>
-          <w:rPr>
-            <w:rStyle w:val="Hyperlink"/>
-            <w:rFonts w:ascii="Times New Roman" w:hAnsi="Times New Roman" w:cs="Times New Roman"/>
-            <w:color w:val="000000" w:themeColor="text1"/>
-          </w:rPr>
-          <w:t>eq:sasrec</w:t>
-        </w:r>
-        <w:proofErr w:type="gramEnd"/>
-        <w:r>
-          <w:rPr>
-            <w:rStyle w:val="Hyperlink"/>
-            <w:rFonts w:ascii="Times New Roman" w:hAnsi="Times New Roman" w:cs="Times New Roman"/>
-            <w:color w:val="000000" w:themeColor="text1"/>
-          </w:rPr>
-          <w:t>]</w:t>
-        </w:r>
-      </w:hyperlink>
+      <w:r>
+        <w:rPr>
+          <w:rFonts w:ascii="Times New Roman" w:hAnsi="Times New Roman" w:cs="Times New Roman"/>
+        </w:rPr>
+        <w:t>(1)</w:t>
+      </w:r>
       <w:r>
         <w:rPr>
           <w:rFonts w:ascii="Times New Roman" w:hAnsi="Times New Roman" w:cs="Times New Roman"/>
@@ -6018,36 +6069,30 @@
           <w:rFonts w:ascii="Times New Roman" w:hAnsi="Times New Roman" w:cs="Times New Roman"/>
           <w:color w:val="000000" w:themeColor="text1"/>
         </w:rPr>
-        <w:t xml:space="preserve"> collapses the variant exactly to SASRec </w:t>
-      </w:r>
-      <w:hyperlink w:anchor="eq:sasrec">
-        <w:r>
-          <w:rPr>
-            <w:rStyle w:val="Hyperlink"/>
-            <w:rFonts w:ascii="Times New Roman" w:hAnsi="Times New Roman" w:cs="Times New Roman"/>
-            <w:color w:val="000000" w:themeColor="text1"/>
-          </w:rPr>
-          <w:t>[</w:t>
-        </w:r>
-        <w:proofErr w:type="gramStart"/>
-        <w:r>
-          <w:rPr>
-            <w:rStyle w:val="Hyperlink"/>
-            <w:rFonts w:ascii="Times New Roman" w:hAnsi="Times New Roman" w:cs="Times New Roman"/>
-            <w:color w:val="000000" w:themeColor="text1"/>
-          </w:rPr>
-          <w:t>eq:sasrec</w:t>
-        </w:r>
-        <w:proofErr w:type="gramEnd"/>
-        <w:r>
-          <w:rPr>
-            <w:rStyle w:val="Hyperlink"/>
-            <w:rFonts w:ascii="Times New Roman" w:hAnsi="Times New Roman" w:cs="Times New Roman"/>
-            <w:color w:val="000000" w:themeColor="text1"/>
-          </w:rPr>
-          <w:t>]</w:t>
-        </w:r>
-      </w:hyperlink>
+        <w:t xml:space="preserve"> collapses the variant exactly to </w:t>
+      </w:r>
+      <w:proofErr w:type="spellStart"/>
+      <w:r>
+        <w:rPr>
+          <w:rFonts w:ascii="Times New Roman" w:hAnsi="Times New Roman" w:cs="Times New Roman"/>
+          <w:color w:val="000000" w:themeColor="text1"/>
+        </w:rPr>
+        <w:t>SASRec</w:t>
+      </w:r>
+      <w:proofErr w:type="spellEnd"/>
+      <w:r>
+        <w:rPr>
+          <w:rFonts w:ascii="Times New Roman" w:hAnsi="Times New Roman" w:cs="Times New Roman"/>
+          <w:color w:val="000000" w:themeColor="text1"/>
+        </w:rPr>
+        <w:t> </w:t>
+      </w:r>
+      <w:r>
+        <w:rPr>
+          <w:rFonts w:ascii="Times New Roman" w:hAnsi="Times New Roman" w:cs="Times New Roman"/>
+        </w:rPr>
+        <w:t>(1)</w:t>
+      </w:r>
       <w:r>
         <w:rPr>
           <w:rFonts w:ascii="Times New Roman" w:hAnsi="Times New Roman" w:cs="Times New Roman"/>
@@ -6064,6 +6109,8 @@
         <w:jc w:val="both"/>
         <w:rPr>
           <w:rFonts w:ascii="Times New Roman" w:hAnsi="Times New Roman" w:cs="Times New Roman"/>
+          <w:i w:val="0"/>
+          <w:iCs w:val="0"/>
           <w:color w:val="000000" w:themeColor="text1"/>
         </w:rPr>
       </w:pPr>
@@ -6125,241 +6172,305 @@
         <w:t>Intensity enters as an explicit bias on the raw attention logits:</w:t>
       </w:r>
     </w:p>
-    <w:p>
-      <w:pPr>
-        <w:pStyle w:val="BodyText"/>
-        <w:spacing w:before="0" w:after="0"/>
-        <w:ind w:firstLine="567"/>
-        <w:jc w:val="both"/>
-        <w:rPr>
-          <w:rFonts w:ascii="Times New Roman" w:hAnsi="Times New Roman" w:cs="Times New Roman"/>
-          <w:color w:val="000000" w:themeColor="text1"/>
-        </w:rPr>
-      </w:pPr>
-      <m:oMathPara>
-        <m:oMathParaPr>
-          <m:jc m:val="center"/>
-        </m:oMathParaPr>
-        <m:oMath>
-          <m:sSub>
-            <m:sSubPr>
-              <m:ctrlPr>
-                <w:rPr>
-                  <w:rFonts w:ascii="Cambria Math" w:hAnsi="Cambria Math" w:cs="Times New Roman"/>
-                  <w:color w:val="000000" w:themeColor="text1"/>
-                </w:rPr>
-              </m:ctrlPr>
-            </m:sSubPr>
-            <m:e>
-              <m:r>
-                <m:rPr>
-                  <m:sty m:val="p"/>
-                </m:rPr>
-                <w:rPr>
-                  <w:rFonts w:ascii="Cambria Math" w:hAnsi="Cambria Math" w:cs="Times New Roman"/>
-                  <w:color w:val="000000" w:themeColor="text1"/>
-                </w:rPr>
-                <m:t>Att</m:t>
-              </m:r>
-            </m:e>
-            <m:sub>
-              <m:r>
-                <m:rPr>
-                  <m:sty m:val="p"/>
-                </m:rPr>
-                <w:rPr>
-                  <w:rFonts w:ascii="Cambria Math" w:hAnsi="Cambria Math" w:cs="Times New Roman"/>
-                  <w:color w:val="000000" w:themeColor="text1"/>
-                </w:rPr>
-                <m:t>Add</m:t>
-              </m:r>
-            </m:sub>
-          </m:sSub>
-          <m:r>
-            <m:rPr>
-              <m:sty m:val="p"/>
-            </m:rPr>
-            <w:rPr>
-              <w:rFonts w:ascii="Cambria Math" w:hAnsi="Cambria Math" w:cs="Times New Roman"/>
-              <w:color w:val="000000" w:themeColor="text1"/>
-            </w:rPr>
-            <m:t>=softmax</m:t>
-          </m:r>
-          <m:r>
-            <w:rPr>
-              <w:rFonts w:ascii="Cambria Math" w:hAnsi="Cambria Math" w:cs="Times New Roman"/>
-              <w:color w:val="000000" w:themeColor="text1"/>
-            </w:rPr>
-            <m:t>​</m:t>
-          </m:r>
-          <m:d>
-            <m:dPr>
-              <m:ctrlPr>
-                <w:rPr>
-                  <w:rFonts w:ascii="Cambria Math" w:hAnsi="Cambria Math" w:cs="Times New Roman"/>
-                  <w:color w:val="000000" w:themeColor="text1"/>
-                </w:rPr>
-              </m:ctrlPr>
-            </m:dPr>
-            <m:e>
-              <m:f>
-                <m:fPr>
-                  <m:type m:val="lin"/>
-                  <m:ctrlPr>
-                    <w:rPr>
-                      <w:rFonts w:ascii="Cambria Math" w:hAnsi="Cambria Math" w:cs="Times New Roman"/>
-                      <w:color w:val="000000" w:themeColor="text1"/>
-                    </w:rPr>
-                  </m:ctrlPr>
-                </m:fPr>
-                <m:num>
-                  <m:r>
-                    <w:rPr>
-                      <w:rFonts w:ascii="Cambria Math" w:hAnsi="Cambria Math" w:cs="Times New Roman"/>
-                      <w:color w:val="000000" w:themeColor="text1"/>
-                    </w:rPr>
-                    <m:t>Q</m:t>
-                  </m:r>
-                  <m:sSup>
-                    <m:sSupPr>
-                      <m:ctrlPr>
-                        <w:rPr>
-                          <w:rFonts w:ascii="Cambria Math" w:hAnsi="Cambria Math" w:cs="Times New Roman"/>
-                          <w:color w:val="000000" w:themeColor="text1"/>
-                        </w:rPr>
-                      </m:ctrlPr>
-                    </m:sSupPr>
-                    <m:e>
-                      <m:r>
-                        <w:rPr>
-                          <w:rFonts w:ascii="Cambria Math" w:hAnsi="Cambria Math" w:cs="Times New Roman"/>
-                          <w:color w:val="000000" w:themeColor="text1"/>
-                        </w:rPr>
-                        <m:t>K</m:t>
-                      </m:r>
-                    </m:e>
-                    <m:sup>
-                      <m:r>
-                        <m:rPr>
-                          <m:sty m:val="p"/>
-                        </m:rPr>
-                        <w:rPr>
-                          <w:rFonts w:ascii="Cambria Math" w:hAnsi="Cambria Math" w:cs="Times New Roman"/>
-                          <w:color w:val="000000" w:themeColor="text1"/>
-                        </w:rPr>
-                        <m:t>⊤</m:t>
-                      </m:r>
-                    </m:sup>
-                  </m:sSup>
-                </m:num>
-                <m:den>
-                  <m:rad>
-                    <m:radPr>
-                      <m:degHide m:val="1"/>
-                      <m:ctrlPr>
-                        <w:rPr>
-                          <w:rFonts w:ascii="Cambria Math" w:hAnsi="Cambria Math" w:cs="Times New Roman"/>
-                          <w:color w:val="000000" w:themeColor="text1"/>
-                        </w:rPr>
-                      </m:ctrlPr>
-                    </m:radPr>
-                    <m:deg/>
-                    <m:e>
-                      <m:r>
-                        <w:rPr>
-                          <w:rFonts w:ascii="Cambria Math" w:hAnsi="Cambria Math" w:cs="Times New Roman"/>
-                          <w:color w:val="000000" w:themeColor="text1"/>
-                        </w:rPr>
-                        <m:t>d</m:t>
-                      </m:r>
-                    </m:e>
-                  </m:rad>
-                </m:den>
-              </m:f>
-              <m:r>
-                <m:rPr>
-                  <m:sty m:val="p"/>
-                </m:rPr>
-                <w:rPr>
-                  <w:rFonts w:ascii="Cambria Math" w:hAnsi="Cambria Math" w:cs="Times New Roman"/>
-                  <w:color w:val="000000" w:themeColor="text1"/>
-                </w:rPr>
-                <m:t>+</m:t>
-              </m:r>
-              <m:r>
-                <w:rPr>
-                  <w:rFonts w:ascii="Cambria Math" w:hAnsi="Cambria Math" w:cs="Times New Roman"/>
-                  <w:color w:val="000000" w:themeColor="text1"/>
-                </w:rPr>
-                <m:t>λ </m:t>
-              </m:r>
-              <m:sSub>
-                <m:sSubPr>
-                  <m:ctrlPr>
-                    <w:rPr>
-                      <w:rFonts w:ascii="Cambria Math" w:hAnsi="Cambria Math" w:cs="Times New Roman"/>
-                      <w:color w:val="000000" w:themeColor="text1"/>
-                    </w:rPr>
-                  </m:ctrlPr>
-                </m:sSubPr>
-                <m:e>
-                  <m:r>
-                    <w:rPr>
-                      <w:rFonts w:ascii="Cambria Math" w:hAnsi="Cambria Math" w:cs="Times New Roman"/>
-                      <w:color w:val="000000" w:themeColor="text1"/>
-                    </w:rPr>
-                    <m:t>M</m:t>
-                  </m:r>
-                </m:e>
-                <m:sub>
-                  <m:r>
-                    <w:rPr>
-                      <w:rFonts w:ascii="Cambria Math" w:hAnsi="Cambria Math" w:cs="Times New Roman"/>
-                      <w:color w:val="000000" w:themeColor="text1"/>
-                    </w:rPr>
-                    <m:t>W</m:t>
-                  </m:r>
-                </m:sub>
-              </m:sSub>
-              <m:r>
-                <m:rPr>
-                  <m:sty m:val="p"/>
-                </m:rPr>
-                <w:rPr>
-                  <w:rFonts w:ascii="Cambria Math" w:hAnsi="Cambria Math" w:cs="Times New Roman"/>
-                  <w:color w:val="000000" w:themeColor="text1"/>
-                </w:rPr>
-                <m:t>+</m:t>
-              </m:r>
-              <m:r>
-                <w:rPr>
-                  <w:rFonts w:ascii="Cambria Math" w:hAnsi="Cambria Math" w:cs="Times New Roman"/>
-                  <w:color w:val="000000" w:themeColor="text1"/>
-                </w:rPr>
-                <m:t>M</m:t>
-              </m:r>
-            </m:e>
-          </m:d>
-          <m:r>
-            <w:rPr>
-              <w:rFonts w:ascii="Cambria Math" w:hAnsi="Cambria Math" w:cs="Times New Roman"/>
-              <w:color w:val="000000" w:themeColor="text1"/>
-            </w:rPr>
-            <m:t>V</m:t>
-          </m:r>
-          <m:r>
-            <m:rPr>
-              <m:sty m:val="p"/>
-            </m:rPr>
-            <w:rPr>
-              <w:rFonts w:ascii="Cambria Math" w:hAnsi="Cambria Math" w:cs="Times New Roman"/>
-              <w:color w:val="000000" w:themeColor="text1"/>
-            </w:rPr>
-            <m:t>.</m:t>
-          </m:r>
-        </m:oMath>
-      </m:oMathPara>
-    </w:p>
+    <w:tbl>
+      <w:tblPr>
+        <w:tblStyle w:val="TableGrid"/>
+        <w:tblW w:w="0" w:type="auto"/>
+        <w:tblBorders>
+          <w:top w:val="none" w:sz="0" w:space="0" w:color="auto"/>
+          <w:left w:val="none" w:sz="0" w:space="0" w:color="auto"/>
+          <w:bottom w:val="none" w:sz="0" w:space="0" w:color="auto"/>
+          <w:right w:val="none" w:sz="0" w:space="0" w:color="auto"/>
+          <w:insideH w:val="none" w:sz="0" w:space="0" w:color="auto"/>
+          <w:insideV w:val="none" w:sz="0" w:space="0" w:color="auto"/>
+        </w:tblBorders>
+        <w:tblLook w:val="04A0" w:firstRow="1" w:lastRow="0" w:firstColumn="1" w:lastColumn="0" w:noHBand="0" w:noVBand="1"/>
+      </w:tblPr>
+      <w:tblGrid>
+        <w:gridCol w:w="9322"/>
+        <w:gridCol w:w="866"/>
+      </w:tblGrid>
+      <w:tr>
+        <w:trPr>
+          <w:trHeight w:val="162"/>
+        </w:trPr>
+        <w:tc>
+          <w:tcPr>
+            <w:tcW w:w="9322" w:type="dxa"/>
+            <w:vAlign w:val="center"/>
+          </w:tcPr>
+          <w:p>
+            <w:pPr>
+              <w:pStyle w:val="BodyText"/>
+              <w:spacing w:before="0" w:after="0"/>
+              <w:jc w:val="center"/>
+              <w:rPr>
+                <w:rFonts w:ascii="Times New Roman" w:hAnsi="Times New Roman" w:cs="Times New Roman"/>
+                <w:color w:val="000000" w:themeColor="text1"/>
+              </w:rPr>
+            </w:pPr>
+            <m:oMathPara>
+              <m:oMath>
+                <m:sSub>
+                  <m:sSubPr>
+                    <m:ctrlPr>
+                      <w:rPr>
+                        <w:rFonts w:ascii="Cambria Math" w:hAnsi="Cambria Math" w:cs="Times New Roman"/>
+                        <w:color w:val="000000" w:themeColor="text1"/>
+                      </w:rPr>
+                    </m:ctrlPr>
+                  </m:sSubPr>
+                  <m:e>
+                    <m:r>
+                      <m:rPr>
+                        <m:sty m:val="p"/>
+                      </m:rPr>
+                      <w:rPr>
+                        <w:rFonts w:ascii="Cambria Math" w:hAnsi="Cambria Math" w:cs="Times New Roman"/>
+                        <w:color w:val="000000" w:themeColor="text1"/>
+                      </w:rPr>
+                      <m:t>Att</m:t>
+                    </m:r>
+                  </m:e>
+                  <m:sub>
+                    <m:r>
+                      <m:rPr>
+                        <m:sty m:val="p"/>
+                      </m:rPr>
+                      <w:rPr>
+                        <w:rFonts w:ascii="Cambria Math" w:hAnsi="Cambria Math" w:cs="Times New Roman"/>
+                        <w:color w:val="000000" w:themeColor="text1"/>
+                      </w:rPr>
+                      <m:t>Add</m:t>
+                    </m:r>
+                  </m:sub>
+                </m:sSub>
+                <m:r>
+                  <m:rPr>
+                    <m:sty m:val="p"/>
+                  </m:rPr>
+                  <w:rPr>
+                    <w:rFonts w:ascii="Cambria Math" w:hAnsi="Cambria Math" w:cs="Times New Roman"/>
+                    <w:color w:val="000000" w:themeColor="text1"/>
+                  </w:rPr>
+                  <m:t>=softmax</m:t>
+                </m:r>
+                <m:r>
+                  <w:rPr>
+                    <w:rFonts w:ascii="Cambria Math" w:hAnsi="Cambria Math" w:cs="Times New Roman"/>
+                    <w:color w:val="000000" w:themeColor="text1"/>
+                  </w:rPr>
+                  <m:t>​</m:t>
+                </m:r>
+                <m:d>
+                  <m:dPr>
+                    <m:ctrlPr>
+                      <w:rPr>
+                        <w:rFonts w:ascii="Cambria Math" w:hAnsi="Cambria Math" w:cs="Times New Roman"/>
+                        <w:color w:val="000000" w:themeColor="text1"/>
+                      </w:rPr>
+                    </m:ctrlPr>
+                  </m:dPr>
+                  <m:e>
+                    <m:f>
+                      <m:fPr>
+                        <m:type m:val="lin"/>
+                        <m:ctrlPr>
+                          <w:rPr>
+                            <w:rFonts w:ascii="Cambria Math" w:hAnsi="Cambria Math" w:cs="Times New Roman"/>
+                            <w:color w:val="000000" w:themeColor="text1"/>
+                          </w:rPr>
+                        </m:ctrlPr>
+                      </m:fPr>
+                      <m:num>
+                        <m:r>
+                          <w:rPr>
+                            <w:rFonts w:ascii="Cambria Math" w:hAnsi="Cambria Math" w:cs="Times New Roman"/>
+                            <w:color w:val="000000" w:themeColor="text1"/>
+                          </w:rPr>
+                          <m:t>Q</m:t>
+                        </m:r>
+                        <m:sSup>
+                          <m:sSupPr>
+                            <m:ctrlPr>
+                              <w:rPr>
+                                <w:rFonts w:ascii="Cambria Math" w:hAnsi="Cambria Math" w:cs="Times New Roman"/>
+                                <w:color w:val="000000" w:themeColor="text1"/>
+                              </w:rPr>
+                            </m:ctrlPr>
+                          </m:sSupPr>
+                          <m:e>
+                            <m:r>
+                              <w:rPr>
+                                <w:rFonts w:ascii="Cambria Math" w:hAnsi="Cambria Math" w:cs="Times New Roman"/>
+                                <w:color w:val="000000" w:themeColor="text1"/>
+                              </w:rPr>
+                              <m:t>K</m:t>
+                            </m:r>
+                          </m:e>
+                          <m:sup>
+                            <m:r>
+                              <m:rPr>
+                                <m:sty m:val="p"/>
+                              </m:rPr>
+                              <w:rPr>
+                                <w:rFonts w:ascii="Cambria Math" w:hAnsi="Cambria Math" w:cs="Times New Roman"/>
+                                <w:color w:val="000000" w:themeColor="text1"/>
+                              </w:rPr>
+                              <m:t>⊤</m:t>
+                            </m:r>
+                          </m:sup>
+                        </m:sSup>
+                      </m:num>
+                      <m:den>
+                        <m:rad>
+                          <m:radPr>
+                            <m:degHide m:val="1"/>
+                            <m:ctrlPr>
+                              <w:rPr>
+                                <w:rFonts w:ascii="Cambria Math" w:hAnsi="Cambria Math" w:cs="Times New Roman"/>
+                                <w:color w:val="000000" w:themeColor="text1"/>
+                              </w:rPr>
+                            </m:ctrlPr>
+                          </m:radPr>
+                          <m:deg/>
+                          <m:e>
+                            <m:r>
+                              <w:rPr>
+                                <w:rFonts w:ascii="Cambria Math" w:hAnsi="Cambria Math" w:cs="Times New Roman"/>
+                                <w:color w:val="000000" w:themeColor="text1"/>
+                              </w:rPr>
+                              <m:t>d</m:t>
+                            </m:r>
+                          </m:e>
+                        </m:rad>
+                      </m:den>
+                    </m:f>
+                    <m:r>
+                      <m:rPr>
+                        <m:sty m:val="p"/>
+                      </m:rPr>
+                      <w:rPr>
+                        <w:rFonts w:ascii="Cambria Math" w:hAnsi="Cambria Math" w:cs="Times New Roman"/>
+                        <w:color w:val="000000" w:themeColor="text1"/>
+                      </w:rPr>
+                      <m:t>+</m:t>
+                    </m:r>
+                    <m:r>
+                      <w:rPr>
+                        <w:rFonts w:ascii="Cambria Math" w:hAnsi="Cambria Math" w:cs="Times New Roman"/>
+                        <w:color w:val="000000" w:themeColor="text1"/>
+                      </w:rPr>
+                      <m:t>λ </m:t>
+                    </m:r>
+                    <m:sSub>
+                      <m:sSubPr>
+                        <m:ctrlPr>
+                          <w:rPr>
+                            <w:rFonts w:ascii="Cambria Math" w:hAnsi="Cambria Math" w:cs="Times New Roman"/>
+                            <w:color w:val="000000" w:themeColor="text1"/>
+                          </w:rPr>
+                        </m:ctrlPr>
+                      </m:sSubPr>
+                      <m:e>
+                        <m:r>
+                          <w:rPr>
+                            <w:rFonts w:ascii="Cambria Math" w:hAnsi="Cambria Math" w:cs="Times New Roman"/>
+                            <w:color w:val="000000" w:themeColor="text1"/>
+                          </w:rPr>
+                          <m:t>M</m:t>
+                        </m:r>
+                      </m:e>
+                      <m:sub>
+                        <m:r>
+                          <w:rPr>
+                            <w:rFonts w:ascii="Cambria Math" w:hAnsi="Cambria Math" w:cs="Times New Roman"/>
+                            <w:color w:val="000000" w:themeColor="text1"/>
+                          </w:rPr>
+                          <m:t>W</m:t>
+                        </m:r>
+                      </m:sub>
+                    </m:sSub>
+                    <m:r>
+                      <m:rPr>
+                        <m:sty m:val="p"/>
+                      </m:rPr>
+                      <w:rPr>
+                        <w:rFonts w:ascii="Cambria Math" w:hAnsi="Cambria Math" w:cs="Times New Roman"/>
+                        <w:color w:val="000000" w:themeColor="text1"/>
+                      </w:rPr>
+                      <m:t>+</m:t>
+                    </m:r>
+                    <m:r>
+                      <w:rPr>
+                        <w:rFonts w:ascii="Cambria Math" w:hAnsi="Cambria Math" w:cs="Times New Roman"/>
+                        <w:color w:val="000000" w:themeColor="text1"/>
+                      </w:rPr>
+                      <m:t>M</m:t>
+                    </m:r>
+                  </m:e>
+                </m:d>
+                <m:r>
+                  <w:rPr>
+                    <w:rFonts w:ascii="Cambria Math" w:hAnsi="Cambria Math" w:cs="Times New Roman"/>
+                    <w:color w:val="000000" w:themeColor="text1"/>
+                  </w:rPr>
+                  <m:t>V</m:t>
+                </m:r>
+                <m:r>
+                  <m:rPr>
+                    <m:sty m:val="p"/>
+                  </m:rPr>
+                  <w:rPr>
+                    <w:rFonts w:ascii="Cambria Math" w:hAnsi="Cambria Math" w:cs="Times New Roman"/>
+                    <w:color w:val="000000" w:themeColor="text1"/>
+                  </w:rPr>
+                  <m:t>.</m:t>
+                </m:r>
+              </m:oMath>
+            </m:oMathPara>
+          </w:p>
+        </w:tc>
+        <w:tc>
+          <w:tcPr>
+            <w:tcW w:w="866" w:type="dxa"/>
+            <w:vAlign w:val="center"/>
+          </w:tcPr>
+          <w:p>
+            <w:pPr>
+              <w:pStyle w:val="BodyText"/>
+              <w:spacing w:before="0" w:after="0"/>
+              <w:jc w:val="right"/>
+              <w:rPr>
+                <w:rFonts w:ascii="Times New Roman" w:hAnsi="Times New Roman" w:cs="Times New Roman"/>
+                <w:color w:val="000000" w:themeColor="text1"/>
+              </w:rPr>
+            </w:pPr>
+            <w:r>
+              <w:rPr>
+                <w:rFonts w:ascii="Times New Roman" w:hAnsi="Times New Roman" w:cs="Times New Roman"/>
+                <w:color w:val="000000" w:themeColor="text1"/>
+              </w:rPr>
+              <w:t>(</w:t>
+            </w:r>
+            <w:r>
+              <w:rPr>
+                <w:rFonts w:ascii="Times New Roman" w:hAnsi="Times New Roman" w:cs="Times New Roman"/>
+                <w:color w:val="000000" w:themeColor="text1"/>
+              </w:rPr>
+              <w:t>2</w:t>
+            </w:r>
+            <w:r>
+              <w:rPr>
+                <w:rFonts w:ascii="Times New Roman" w:hAnsi="Times New Roman" w:cs="Times New Roman"/>
+                <w:color w:val="000000" w:themeColor="text1"/>
+              </w:rPr>
+              <w:t>)</w:t>
+            </w:r>
+          </w:p>
+        </w:tc>
+      </w:tr>
+    </w:tbl>
     <w:p>
       <w:pPr>
         <w:pStyle w:val="FirstParagraph"/>
@@ -6510,326 +6621,391 @@
         <w:t>Instead of an additive bias, the semantic similarity itself is scaled by intensity:</w:t>
       </w:r>
     </w:p>
-    <w:p>
-      <w:pPr>
-        <w:pStyle w:val="BodyText"/>
-        <w:spacing w:before="0" w:after="0"/>
-        <w:ind w:firstLine="567"/>
-        <w:jc w:val="both"/>
-        <w:rPr>
-          <w:rFonts w:ascii="Times New Roman" w:hAnsi="Times New Roman" w:cs="Times New Roman"/>
-          <w:color w:val="000000" w:themeColor="text1"/>
-        </w:rPr>
-      </w:pPr>
-      <m:oMathPara>
-        <m:oMathParaPr>
-          <m:jc m:val="center"/>
-        </m:oMathParaPr>
-        <m:oMath>
-          <m:eqArr>
-            <m:eqArrPr>
-              <m:ctrlPr>
-                <w:rPr>
-                  <w:rFonts w:ascii="Cambria Math" w:hAnsi="Cambria Math" w:cs="Times New Roman"/>
-                  <w:color w:val="000000" w:themeColor="text1"/>
-                </w:rPr>
-              </m:ctrlPr>
-            </m:eqArrPr>
-            <m:e>
-              <m:sSub>
-                <m:sSubPr>
-                  <m:ctrlPr>
-                    <w:rPr>
-                      <w:rFonts w:ascii="Cambria Math" w:hAnsi="Cambria Math" w:cs="Times New Roman"/>
-                      <w:color w:val="000000" w:themeColor="text1"/>
-                    </w:rPr>
-                  </m:ctrlPr>
-                </m:sSubPr>
-                <m:e>
-                  <m:r>
-                    <m:rPr>
-                      <m:sty m:val="p"/>
-                    </m:rPr>
-                    <w:rPr>
-                      <w:rFonts w:ascii="Cambria Math" w:hAnsi="Cambria Math" w:cs="Times New Roman"/>
-                      <w:color w:val="000000" w:themeColor="text1"/>
-                    </w:rPr>
-                    <m:t>Att</m:t>
-                  </m:r>
-                </m:e>
-                <m:sub>
-                  <m:r>
-                    <m:rPr>
-                      <m:sty m:val="p"/>
-                    </m:rPr>
-                    <w:rPr>
-                      <w:rFonts w:ascii="Cambria Math" w:hAnsi="Cambria Math" w:cs="Times New Roman"/>
-                      <w:color w:val="000000" w:themeColor="text1"/>
-                    </w:rPr>
-                    <m:t>Mul</m:t>
-                  </m:r>
-                </m:sub>
-              </m:sSub>
-              <m:r>
-                <m:rPr>
-                  <m:sty m:val="p"/>
-                </m:rPr>
-                <w:rPr>
-                  <w:rFonts w:ascii="Cambria Math" w:hAnsi="Cambria Math" w:cs="Times New Roman"/>
-                  <w:color w:val="000000" w:themeColor="text1"/>
-                </w:rPr>
-                <m:t>=softmax(</m:t>
-              </m:r>
-              <m:r>
-                <w:rPr>
-                  <w:rFonts w:ascii="Cambria Math" w:hAnsi="Cambria Math" w:cs="Times New Roman"/>
-                  <w:color w:val="000000" w:themeColor="text1"/>
-                </w:rPr>
-                <m:t>&amp;</m:t>
-              </m:r>
-              <m:f>
-                <m:fPr>
-                  <m:type m:val="lin"/>
-                  <m:ctrlPr>
-                    <w:rPr>
-                      <w:rFonts w:ascii="Cambria Math" w:hAnsi="Cambria Math" w:cs="Times New Roman"/>
-                      <w:color w:val="000000" w:themeColor="text1"/>
-                    </w:rPr>
-                  </m:ctrlPr>
-                </m:fPr>
-                <m:num>
-                  <m:r>
-                    <w:rPr>
-                      <w:rFonts w:ascii="Cambria Math" w:hAnsi="Cambria Math" w:cs="Times New Roman"/>
-                      <w:color w:val="000000" w:themeColor="text1"/>
-                    </w:rPr>
-                    <m:t>Q</m:t>
-                  </m:r>
-                  <m:sSup>
-                    <m:sSupPr>
-                      <m:ctrlPr>
-                        <w:rPr>
-                          <w:rFonts w:ascii="Cambria Math" w:hAnsi="Cambria Math" w:cs="Times New Roman"/>
-                          <w:color w:val="000000" w:themeColor="text1"/>
-                        </w:rPr>
-                      </m:ctrlPr>
-                    </m:sSupPr>
-                    <m:e>
-                      <m:r>
-                        <w:rPr>
-                          <w:rFonts w:ascii="Cambria Math" w:hAnsi="Cambria Math" w:cs="Times New Roman"/>
-                          <w:color w:val="000000" w:themeColor="text1"/>
-                        </w:rPr>
-                        <m:t>K</m:t>
-                      </m:r>
-                    </m:e>
-                    <m:sup>
-                      <m:r>
-                        <m:rPr>
-                          <m:sty m:val="p"/>
-                        </m:rPr>
-                        <w:rPr>
-                          <w:rFonts w:ascii="Cambria Math" w:hAnsi="Cambria Math" w:cs="Times New Roman"/>
-                          <w:color w:val="000000" w:themeColor="text1"/>
-                        </w:rPr>
-                        <m:t>⊤</m:t>
-                      </m:r>
-                    </m:sup>
-                  </m:sSup>
-                </m:num>
-                <m:den>
-                  <m:rad>
-                    <m:radPr>
-                      <m:degHide m:val="1"/>
-                      <m:ctrlPr>
-                        <w:rPr>
-                          <w:rFonts w:ascii="Cambria Math" w:hAnsi="Cambria Math" w:cs="Times New Roman"/>
-                          <w:color w:val="000000" w:themeColor="text1"/>
-                        </w:rPr>
-                      </m:ctrlPr>
-                    </m:radPr>
-                    <m:deg/>
-                    <m:e>
-                      <m:r>
-                        <w:rPr>
-                          <w:rFonts w:ascii="Cambria Math" w:hAnsi="Cambria Math" w:cs="Times New Roman"/>
-                          <w:color w:val="000000" w:themeColor="text1"/>
-                        </w:rPr>
-                        <m:t>d</m:t>
-                      </m:r>
-                    </m:e>
-                  </m:rad>
-                </m:den>
-              </m:f>
-              <m:r>
-                <m:rPr>
-                  <m:sty m:val="p"/>
-                </m:rPr>
-                <w:rPr>
-                  <w:rFonts w:ascii="Cambria Math" w:hAnsi="Cambria Math" w:cs="Times New Roman"/>
-                  <w:color w:val="000000" w:themeColor="text1"/>
-                </w:rPr>
-                <m:t>⊙</m:t>
-              </m:r>
-              <m:d>
-                <m:dPr>
-                  <m:ctrlPr>
-                    <w:rPr>
-                      <w:rFonts w:ascii="Cambria Math" w:hAnsi="Cambria Math" w:cs="Times New Roman"/>
-                      <w:color w:val="000000" w:themeColor="text1"/>
-                    </w:rPr>
-                  </m:ctrlPr>
-                </m:dPr>
-                <m:e>
-                  <m:r>
-                    <w:rPr>
-                      <w:rFonts w:ascii="Cambria Math" w:hAnsi="Cambria Math" w:cs="Times New Roman"/>
-                      <w:color w:val="000000" w:themeColor="text1"/>
-                    </w:rPr>
-                    <m:t>1</m:t>
-                  </m:r>
-                  <m:r>
-                    <m:rPr>
-                      <m:sty m:val="p"/>
-                    </m:rPr>
-                    <w:rPr>
-                      <w:rFonts w:ascii="Cambria Math" w:hAnsi="Cambria Math" w:cs="Times New Roman"/>
-                      <w:color w:val="000000" w:themeColor="text1"/>
-                    </w:rPr>
-                    <m:t>+</m:t>
-                  </m:r>
-                  <m:r>
-                    <w:rPr>
-                      <w:rFonts w:ascii="Cambria Math" w:hAnsi="Cambria Math" w:cs="Times New Roman"/>
-                      <w:color w:val="000000" w:themeColor="text1"/>
-                    </w:rPr>
-                    <m:t>λ</m:t>
-                  </m:r>
-                  <m:r>
-                    <m:rPr>
-                      <m:sty m:val="p"/>
-                    </m:rPr>
-                    <w:rPr>
-                      <w:rFonts w:ascii="Cambria Math" w:hAnsi="Cambria Math" w:cs="Times New Roman"/>
-                      <w:color w:val="000000" w:themeColor="text1"/>
-                    </w:rPr>
-                    <m:t>(</m:t>
-                  </m:r>
-                  <m:sSub>
-                    <m:sSubPr>
-                      <m:ctrlPr>
-                        <w:rPr>
-                          <w:rFonts w:ascii="Cambria Math" w:hAnsi="Cambria Math" w:cs="Times New Roman"/>
-                          <w:color w:val="000000" w:themeColor="text1"/>
-                        </w:rPr>
-                      </m:ctrlPr>
-                    </m:sSubPr>
-                    <m:e>
-                      <m:r>
-                        <w:rPr>
-                          <w:rFonts w:ascii="Cambria Math" w:hAnsi="Cambria Math" w:cs="Times New Roman"/>
-                          <w:color w:val="000000" w:themeColor="text1"/>
-                        </w:rPr>
-                        <m:t>M</m:t>
-                      </m:r>
-                    </m:e>
-                    <m:sub>
-                      <m:r>
-                        <w:rPr>
-                          <w:rFonts w:ascii="Cambria Math" w:hAnsi="Cambria Math" w:cs="Times New Roman"/>
-                          <w:color w:val="000000" w:themeColor="text1"/>
-                        </w:rPr>
-                        <m:t>W</m:t>
-                      </m:r>
-                    </m:sub>
-                  </m:sSub>
-                  <m:r>
-                    <m:rPr>
-                      <m:sty m:val="p"/>
-                    </m:rPr>
-                    <w:rPr>
-                      <w:rFonts w:ascii="Cambria Math" w:hAnsi="Cambria Math" w:cs="Times New Roman"/>
-                      <w:color w:val="000000" w:themeColor="text1"/>
-                    </w:rPr>
-                    <m:t>-</m:t>
-                  </m:r>
-                  <m:r>
-                    <w:rPr>
-                      <w:rFonts w:ascii="Cambria Math" w:hAnsi="Cambria Math" w:cs="Times New Roman"/>
-                      <w:color w:val="000000" w:themeColor="text1"/>
-                    </w:rPr>
-                    <m:t>1</m:t>
-                  </m:r>
-                  <m:r>
-                    <m:rPr>
-                      <m:sty m:val="p"/>
-                    </m:rPr>
-                    <w:rPr>
-                      <w:rFonts w:ascii="Cambria Math" w:hAnsi="Cambria Math" w:cs="Times New Roman"/>
-                      <w:color w:val="000000" w:themeColor="text1"/>
-                    </w:rPr>
-                    <m:t>)</m:t>
-                  </m:r>
-                </m:e>
-              </m:d>
-            </m:e>
-            <m:e>
-              <m:r>
-                <w:rPr>
-                  <w:rFonts w:ascii="Cambria Math" w:hAnsi="Cambria Math" w:cs="Times New Roman"/>
-                  <w:color w:val="000000" w:themeColor="text1"/>
-                </w:rPr>
-                <m:t>​</m:t>
-              </m:r>
-              <m:r>
-                <m:rPr>
-                  <m:sty m:val="p"/>
-                </m:rPr>
-                <w:rPr>
-                  <w:rFonts w:ascii="Cambria Math" w:hAnsi="Cambria Math" w:cs="Times New Roman"/>
-                  <w:color w:val="000000" w:themeColor="text1"/>
-                </w:rPr>
-                <m:t>+</m:t>
-              </m:r>
-              <m:r>
-                <w:rPr>
-                  <w:rFonts w:ascii="Cambria Math" w:hAnsi="Cambria Math" w:cs="Times New Roman"/>
-                  <w:color w:val="000000" w:themeColor="text1"/>
-                </w:rPr>
-                <m:t>M</m:t>
-              </m:r>
-              <m:r>
-                <m:rPr>
-                  <m:sty m:val="p"/>
-                </m:rPr>
-                <w:rPr>
-                  <w:rFonts w:ascii="Cambria Math" w:hAnsi="Cambria Math" w:cs="Times New Roman"/>
-                  <w:color w:val="000000" w:themeColor="text1"/>
-                </w:rPr>
-                <m:t>)</m:t>
-              </m:r>
-              <m:r>
-                <w:rPr>
-                  <w:rFonts w:ascii="Cambria Math" w:hAnsi="Cambria Math" w:cs="Times New Roman"/>
-                  <w:color w:val="000000" w:themeColor="text1"/>
-                </w:rPr>
-                <m:t> V</m:t>
-              </m:r>
-              <m:r>
-                <m:rPr>
-                  <m:sty m:val="p"/>
-                </m:rPr>
-                <w:rPr>
-                  <w:rFonts w:ascii="Cambria Math" w:hAnsi="Cambria Math" w:cs="Times New Roman"/>
-                  <w:color w:val="000000" w:themeColor="text1"/>
-                </w:rPr>
-                <m:t>,</m:t>
-              </m:r>
-            </m:e>
-          </m:eqArr>
-        </m:oMath>
-      </m:oMathPara>
-    </w:p>
+    <w:tbl>
+      <w:tblPr>
+        <w:tblStyle w:val="TableGrid"/>
+        <w:tblW w:w="0" w:type="auto"/>
+        <w:tblBorders>
+          <w:top w:val="none" w:sz="0" w:space="0" w:color="auto"/>
+          <w:left w:val="none" w:sz="0" w:space="0" w:color="auto"/>
+          <w:bottom w:val="none" w:sz="0" w:space="0" w:color="auto"/>
+          <w:right w:val="none" w:sz="0" w:space="0" w:color="auto"/>
+          <w:insideH w:val="none" w:sz="0" w:space="0" w:color="auto"/>
+          <w:insideV w:val="none" w:sz="0" w:space="0" w:color="auto"/>
+        </w:tblBorders>
+        <w:tblLook w:val="04A0" w:firstRow="1" w:lastRow="0" w:firstColumn="1" w:lastColumn="0" w:noHBand="0" w:noVBand="1"/>
+      </w:tblPr>
+      <w:tblGrid>
+        <w:gridCol w:w="9322"/>
+        <w:gridCol w:w="866"/>
+      </w:tblGrid>
+      <w:tr>
+        <w:trPr>
+          <w:trHeight w:val="516"/>
+        </w:trPr>
+        <w:tc>
+          <w:tcPr>
+            <w:tcW w:w="9322" w:type="dxa"/>
+            <w:vAlign w:val="center"/>
+          </w:tcPr>
+          <w:p>
+            <w:pPr>
+              <w:pStyle w:val="BodyText"/>
+              <w:spacing w:before="0" w:after="0"/>
+              <w:ind w:firstLine="567"/>
+              <w:jc w:val="center"/>
+              <w:rPr>
+                <w:rFonts w:ascii="Times New Roman" w:hAnsi="Times New Roman" w:cs="Times New Roman"/>
+                <w:color w:val="000000" w:themeColor="text1"/>
+              </w:rPr>
+            </w:pPr>
+            <m:oMathPara>
+              <m:oMath>
+                <m:eqArr>
+                  <m:eqArrPr>
+                    <m:ctrlPr>
+                      <w:rPr>
+                        <w:rFonts w:ascii="Cambria Math" w:hAnsi="Cambria Math" w:cs="Times New Roman"/>
+                        <w:color w:val="000000" w:themeColor="text1"/>
+                      </w:rPr>
+                    </m:ctrlPr>
+                  </m:eqArrPr>
+                  <m:e>
+                    <m:sSub>
+                      <m:sSubPr>
+                        <m:ctrlPr>
+                          <w:rPr>
+                            <w:rFonts w:ascii="Cambria Math" w:hAnsi="Cambria Math" w:cs="Times New Roman"/>
+                            <w:color w:val="000000" w:themeColor="text1"/>
+                          </w:rPr>
+                        </m:ctrlPr>
+                      </m:sSubPr>
+                      <m:e>
+                        <m:r>
+                          <m:rPr>
+                            <m:sty m:val="p"/>
+                          </m:rPr>
+                          <w:rPr>
+                            <w:rFonts w:ascii="Cambria Math" w:hAnsi="Cambria Math" w:cs="Times New Roman"/>
+                            <w:color w:val="000000" w:themeColor="text1"/>
+                          </w:rPr>
+                          <m:t>Att</m:t>
+                        </m:r>
+                      </m:e>
+                      <m:sub>
+                        <m:r>
+                          <m:rPr>
+                            <m:sty m:val="p"/>
+                          </m:rPr>
+                          <w:rPr>
+                            <w:rFonts w:ascii="Cambria Math" w:hAnsi="Cambria Math" w:cs="Times New Roman"/>
+                            <w:color w:val="000000" w:themeColor="text1"/>
+                          </w:rPr>
+                          <m:t>Mul</m:t>
+                        </m:r>
+                      </m:sub>
+                    </m:sSub>
+                    <m:r>
+                      <m:rPr>
+                        <m:sty m:val="p"/>
+                      </m:rPr>
+                      <w:rPr>
+                        <w:rFonts w:ascii="Cambria Math" w:hAnsi="Cambria Math" w:cs="Times New Roman"/>
+                        <w:color w:val="000000" w:themeColor="text1"/>
+                      </w:rPr>
+                      <m:t>=softmax(</m:t>
+                    </m:r>
+                    <m:r>
+                      <w:rPr>
+                        <w:rFonts w:ascii="Cambria Math" w:hAnsi="Cambria Math" w:cs="Times New Roman"/>
+                        <w:color w:val="000000" w:themeColor="text1"/>
+                      </w:rPr>
+                      <m:t>&amp;</m:t>
+                    </m:r>
+                    <m:f>
+                      <m:fPr>
+                        <m:type m:val="lin"/>
+                        <m:ctrlPr>
+                          <w:rPr>
+                            <w:rFonts w:ascii="Cambria Math" w:hAnsi="Cambria Math" w:cs="Times New Roman"/>
+                            <w:color w:val="000000" w:themeColor="text1"/>
+                          </w:rPr>
+                        </m:ctrlPr>
+                      </m:fPr>
+                      <m:num>
+                        <m:r>
+                          <w:rPr>
+                            <w:rFonts w:ascii="Cambria Math" w:hAnsi="Cambria Math" w:cs="Times New Roman"/>
+                            <w:color w:val="000000" w:themeColor="text1"/>
+                          </w:rPr>
+                          <m:t>Q</m:t>
+                        </m:r>
+                        <m:sSup>
+                          <m:sSupPr>
+                            <m:ctrlPr>
+                              <w:rPr>
+                                <w:rFonts w:ascii="Cambria Math" w:hAnsi="Cambria Math" w:cs="Times New Roman"/>
+                                <w:color w:val="000000" w:themeColor="text1"/>
+                              </w:rPr>
+                            </m:ctrlPr>
+                          </m:sSupPr>
+                          <m:e>
+                            <m:r>
+                              <w:rPr>
+                                <w:rFonts w:ascii="Cambria Math" w:hAnsi="Cambria Math" w:cs="Times New Roman"/>
+                                <w:color w:val="000000" w:themeColor="text1"/>
+                              </w:rPr>
+                              <m:t>K</m:t>
+                            </m:r>
+                          </m:e>
+                          <m:sup>
+                            <m:r>
+                              <m:rPr>
+                                <m:sty m:val="p"/>
+                              </m:rPr>
+                              <w:rPr>
+                                <w:rFonts w:ascii="Cambria Math" w:hAnsi="Cambria Math" w:cs="Times New Roman"/>
+                                <w:color w:val="000000" w:themeColor="text1"/>
+                              </w:rPr>
+                              <m:t>⊤</m:t>
+                            </m:r>
+                          </m:sup>
+                        </m:sSup>
+                      </m:num>
+                      <m:den>
+                        <m:rad>
+                          <m:radPr>
+                            <m:degHide m:val="1"/>
+                            <m:ctrlPr>
+                              <w:rPr>
+                                <w:rFonts w:ascii="Cambria Math" w:hAnsi="Cambria Math" w:cs="Times New Roman"/>
+                                <w:color w:val="000000" w:themeColor="text1"/>
+                              </w:rPr>
+                            </m:ctrlPr>
+                          </m:radPr>
+                          <m:deg/>
+                          <m:e>
+                            <m:r>
+                              <w:rPr>
+                                <w:rFonts w:ascii="Cambria Math" w:hAnsi="Cambria Math" w:cs="Times New Roman"/>
+                                <w:color w:val="000000" w:themeColor="text1"/>
+                              </w:rPr>
+                              <m:t>d</m:t>
+                            </m:r>
+                          </m:e>
+                        </m:rad>
+                      </m:den>
+                    </m:f>
+                    <m:r>
+                      <m:rPr>
+                        <m:sty m:val="p"/>
+                      </m:rPr>
+                      <w:rPr>
+                        <w:rFonts w:ascii="Cambria Math" w:hAnsi="Cambria Math" w:cs="Times New Roman"/>
+                        <w:color w:val="000000" w:themeColor="text1"/>
+                      </w:rPr>
+                      <m:t>⊙</m:t>
+                    </m:r>
+                    <m:d>
+                      <m:dPr>
+                        <m:ctrlPr>
+                          <w:rPr>
+                            <w:rFonts w:ascii="Cambria Math" w:hAnsi="Cambria Math" w:cs="Times New Roman"/>
+                            <w:color w:val="000000" w:themeColor="text1"/>
+                          </w:rPr>
+                        </m:ctrlPr>
+                      </m:dPr>
+                      <m:e>
+                        <m:r>
+                          <w:rPr>
+                            <w:rFonts w:ascii="Cambria Math" w:hAnsi="Cambria Math" w:cs="Times New Roman"/>
+                            <w:color w:val="000000" w:themeColor="text1"/>
+                          </w:rPr>
+                          <m:t>1</m:t>
+                        </m:r>
+                        <m:r>
+                          <m:rPr>
+                            <m:sty m:val="p"/>
+                          </m:rPr>
+                          <w:rPr>
+                            <w:rFonts w:ascii="Cambria Math" w:hAnsi="Cambria Math" w:cs="Times New Roman"/>
+                            <w:color w:val="000000" w:themeColor="text1"/>
+                          </w:rPr>
+                          <m:t>+</m:t>
+                        </m:r>
+                        <m:r>
+                          <w:rPr>
+                            <w:rFonts w:ascii="Cambria Math" w:hAnsi="Cambria Math" w:cs="Times New Roman"/>
+                            <w:color w:val="000000" w:themeColor="text1"/>
+                          </w:rPr>
+                          <m:t>λ</m:t>
+                        </m:r>
+                        <m:r>
+                          <m:rPr>
+                            <m:sty m:val="p"/>
+                          </m:rPr>
+                          <w:rPr>
+                            <w:rFonts w:ascii="Cambria Math" w:hAnsi="Cambria Math" w:cs="Times New Roman"/>
+                            <w:color w:val="000000" w:themeColor="text1"/>
+                          </w:rPr>
+                          <m:t>(</m:t>
+                        </m:r>
+                        <m:sSub>
+                          <m:sSubPr>
+                            <m:ctrlPr>
+                              <w:rPr>
+                                <w:rFonts w:ascii="Cambria Math" w:hAnsi="Cambria Math" w:cs="Times New Roman"/>
+                                <w:color w:val="000000" w:themeColor="text1"/>
+                              </w:rPr>
+                            </m:ctrlPr>
+                          </m:sSubPr>
+                          <m:e>
+                            <m:r>
+                              <w:rPr>
+                                <w:rFonts w:ascii="Cambria Math" w:hAnsi="Cambria Math" w:cs="Times New Roman"/>
+                                <w:color w:val="000000" w:themeColor="text1"/>
+                              </w:rPr>
+                              <m:t>M</m:t>
+                            </m:r>
+                          </m:e>
+                          <m:sub>
+                            <m:r>
+                              <w:rPr>
+                                <w:rFonts w:ascii="Cambria Math" w:hAnsi="Cambria Math" w:cs="Times New Roman"/>
+                                <w:color w:val="000000" w:themeColor="text1"/>
+                              </w:rPr>
+                              <m:t>W</m:t>
+                            </m:r>
+                          </m:sub>
+                        </m:sSub>
+                        <m:r>
+                          <m:rPr>
+                            <m:sty m:val="p"/>
+                          </m:rPr>
+                          <w:rPr>
+                            <w:rFonts w:ascii="Cambria Math" w:hAnsi="Cambria Math" w:cs="Times New Roman"/>
+                            <w:color w:val="000000" w:themeColor="text1"/>
+                          </w:rPr>
+                          <m:t>-</m:t>
+                        </m:r>
+                        <m:r>
+                          <w:rPr>
+                            <w:rFonts w:ascii="Cambria Math" w:hAnsi="Cambria Math" w:cs="Times New Roman"/>
+                            <w:color w:val="000000" w:themeColor="text1"/>
+                          </w:rPr>
+                          <m:t>1</m:t>
+                        </m:r>
+                        <m:r>
+                          <m:rPr>
+                            <m:sty m:val="p"/>
+                          </m:rPr>
+                          <w:rPr>
+                            <w:rFonts w:ascii="Cambria Math" w:hAnsi="Cambria Math" w:cs="Times New Roman"/>
+                            <w:color w:val="000000" w:themeColor="text1"/>
+                          </w:rPr>
+                          <m:t>)</m:t>
+                        </m:r>
+                      </m:e>
+                    </m:d>
+                  </m:e>
+                  <m:e>
+                    <m:r>
+                      <w:rPr>
+                        <w:rFonts w:ascii="Cambria Math" w:hAnsi="Cambria Math" w:cs="Times New Roman"/>
+                        <w:color w:val="000000" w:themeColor="text1"/>
+                      </w:rPr>
+                      <m:t>​</m:t>
+                    </m:r>
+                    <m:r>
+                      <m:rPr>
+                        <m:sty m:val="p"/>
+                      </m:rPr>
+                      <w:rPr>
+                        <w:rFonts w:ascii="Cambria Math" w:hAnsi="Cambria Math" w:cs="Times New Roman"/>
+                        <w:color w:val="000000" w:themeColor="text1"/>
+                      </w:rPr>
+                      <m:t>+</m:t>
+                    </m:r>
+                    <m:r>
+                      <w:rPr>
+                        <w:rFonts w:ascii="Cambria Math" w:hAnsi="Cambria Math" w:cs="Times New Roman"/>
+                        <w:color w:val="000000" w:themeColor="text1"/>
+                      </w:rPr>
+                      <m:t>M</m:t>
+                    </m:r>
+                    <m:r>
+                      <m:rPr>
+                        <m:sty m:val="p"/>
+                      </m:rPr>
+                      <w:rPr>
+                        <w:rFonts w:ascii="Cambria Math" w:hAnsi="Cambria Math" w:cs="Times New Roman"/>
+                        <w:color w:val="000000" w:themeColor="text1"/>
+                      </w:rPr>
+                      <m:t>)</m:t>
+                    </m:r>
+                    <m:r>
+                      <w:rPr>
+                        <w:rFonts w:ascii="Cambria Math" w:hAnsi="Cambria Math" w:cs="Times New Roman"/>
+                        <w:color w:val="000000" w:themeColor="text1"/>
+                      </w:rPr>
+                      <m:t> V</m:t>
+                    </m:r>
+                    <m:r>
+                      <m:rPr>
+                        <m:sty m:val="p"/>
+                      </m:rPr>
+                      <w:rPr>
+                        <w:rFonts w:ascii="Cambria Math" w:hAnsi="Cambria Math" w:cs="Times New Roman"/>
+                        <w:color w:val="000000" w:themeColor="text1"/>
+                      </w:rPr>
+                      <m:t>,</m:t>
+                    </m:r>
+                  </m:e>
+                </m:eqArr>
+              </m:oMath>
+            </m:oMathPara>
+          </w:p>
+        </w:tc>
+        <w:tc>
+          <w:tcPr>
+            <w:tcW w:w="866" w:type="dxa"/>
+            <w:vAlign w:val="center"/>
+          </w:tcPr>
+          <w:p>
+            <w:pPr>
+              <w:pStyle w:val="BodyText"/>
+              <w:spacing w:before="0" w:after="0"/>
+              <w:jc w:val="right"/>
+              <w:rPr>
+                <w:rFonts w:ascii="Times New Roman" w:hAnsi="Times New Roman" w:cs="Times New Roman"/>
+                <w:color w:val="000000" w:themeColor="text1"/>
+              </w:rPr>
+            </w:pPr>
+            <w:r>
+              <w:rPr>
+                <w:rFonts w:ascii="Times New Roman" w:hAnsi="Times New Roman" w:cs="Times New Roman"/>
+                <w:color w:val="000000" w:themeColor="text1"/>
+              </w:rPr>
+              <w:t>(</w:t>
+            </w:r>
+            <w:r>
+              <w:rPr>
+                <w:rFonts w:ascii="Times New Roman" w:hAnsi="Times New Roman" w:cs="Times New Roman"/>
+                <w:color w:val="000000" w:themeColor="text1"/>
+              </w:rPr>
+              <w:t>3</w:t>
+            </w:r>
+            <w:r>
+              <w:rPr>
+                <w:rFonts w:ascii="Times New Roman" w:hAnsi="Times New Roman" w:cs="Times New Roman"/>
+                <w:color w:val="000000" w:themeColor="text1"/>
+              </w:rPr>
+              <w:t>)</w:t>
+            </w:r>
+          </w:p>
+        </w:tc>
+      </w:tr>
+    </w:tbl>
     <w:p>
       <w:pPr>
         <w:pStyle w:val="FirstParagraph"/>
@@ -7417,355 +7593,420 @@
         <w:t>. Hence the name Val: the operation acts at the value-mixing stage of attention.</w:t>
       </w:r>
     </w:p>
-    <w:p>
-      <w:pPr>
-        <w:pStyle w:val="BodyText"/>
-        <w:spacing w:before="0" w:after="0"/>
-        <w:ind w:firstLine="567"/>
-        <w:jc w:val="both"/>
-        <w:rPr>
-          <w:rFonts w:ascii="Times New Roman" w:hAnsi="Times New Roman" w:cs="Times New Roman"/>
-          <w:color w:val="000000" w:themeColor="text1"/>
-        </w:rPr>
-      </w:pPr>
-      <m:oMathPara>
-        <m:oMathParaPr>
-          <m:jc m:val="center"/>
-        </m:oMathParaPr>
-        <m:oMath>
-          <m:eqArr>
-            <m:eqArrPr>
-              <m:ctrlPr>
-                <w:rPr>
-                  <w:rFonts w:ascii="Cambria Math" w:hAnsi="Cambria Math" w:cs="Times New Roman"/>
-                  <w:color w:val="000000" w:themeColor="text1"/>
-                </w:rPr>
-              </m:ctrlPr>
-            </m:eqArrPr>
-            <m:e>
-              <m:sSub>
-                <m:sSubPr>
-                  <m:ctrlPr>
-                    <w:rPr>
-                      <w:rFonts w:ascii="Cambria Math" w:hAnsi="Cambria Math" w:cs="Times New Roman"/>
-                      <w:color w:val="000000" w:themeColor="text1"/>
-                    </w:rPr>
-                  </m:ctrlPr>
-                </m:sSubPr>
-                <m:e>
-                  <m:r>
-                    <m:rPr>
-                      <m:sty m:val="p"/>
-                    </m:rPr>
-                    <w:rPr>
-                      <w:rFonts w:ascii="Cambria Math" w:hAnsi="Cambria Math" w:cs="Times New Roman"/>
-                      <w:color w:val="000000" w:themeColor="text1"/>
-                    </w:rPr>
-                    <m:t>Att</m:t>
-                  </m:r>
-                </m:e>
-                <m:sub>
-                  <m:r>
-                    <m:rPr>
-                      <m:sty m:val="p"/>
-                    </m:rPr>
-                    <w:rPr>
-                      <w:rFonts w:ascii="Cambria Math" w:hAnsi="Cambria Math" w:cs="Times New Roman"/>
-                      <w:color w:val="000000" w:themeColor="text1"/>
-                    </w:rPr>
-                    <m:t>Val</m:t>
-                  </m:r>
-                </m:sub>
-              </m:sSub>
-              <m:r>
-                <m:rPr>
-                  <m:sty m:val="p"/>
-                </m:rPr>
-                <w:rPr>
-                  <w:rFonts w:ascii="Cambria Math" w:hAnsi="Cambria Math" w:cs="Times New Roman"/>
-                  <w:color w:val="000000" w:themeColor="text1"/>
-                </w:rPr>
-                <m:t>=[</m:t>
-              </m:r>
-              <m:r>
-                <w:rPr>
-                  <w:rFonts w:ascii="Cambria Math" w:hAnsi="Cambria Math" w:cs="Times New Roman"/>
-                  <w:color w:val="000000" w:themeColor="text1"/>
-                </w:rPr>
-                <m:t> &amp;</m:t>
-              </m:r>
-              <m:r>
-                <m:rPr>
-                  <m:sty m:val="p"/>
-                </m:rPr>
-                <w:rPr>
-                  <w:rFonts w:ascii="Cambria Math" w:hAnsi="Cambria Math" w:cs="Times New Roman"/>
-                  <w:color w:val="000000" w:themeColor="text1"/>
-                </w:rPr>
-                <m:t>softmax</m:t>
-              </m:r>
-              <m:r>
-                <w:rPr>
-                  <w:rFonts w:ascii="Cambria Math" w:hAnsi="Cambria Math" w:cs="Times New Roman"/>
-                  <w:color w:val="000000" w:themeColor="text1"/>
-                </w:rPr>
-                <m:t>​</m:t>
-              </m:r>
-              <m:d>
-                <m:dPr>
-                  <m:ctrlPr>
-                    <w:rPr>
-                      <w:rFonts w:ascii="Cambria Math" w:hAnsi="Cambria Math" w:cs="Times New Roman"/>
-                      <w:color w:val="000000" w:themeColor="text1"/>
-                    </w:rPr>
-                  </m:ctrlPr>
-                </m:dPr>
-                <m:e>
-                  <m:f>
-                    <m:fPr>
-                      <m:type m:val="lin"/>
-                      <m:ctrlPr>
-                        <w:rPr>
-                          <w:rFonts w:ascii="Cambria Math" w:hAnsi="Cambria Math" w:cs="Times New Roman"/>
-                          <w:color w:val="000000" w:themeColor="text1"/>
-                        </w:rPr>
-                      </m:ctrlPr>
-                    </m:fPr>
-                    <m:num>
-                      <m:r>
-                        <w:rPr>
-                          <w:rFonts w:ascii="Cambria Math" w:hAnsi="Cambria Math" w:cs="Times New Roman"/>
-                          <w:color w:val="000000" w:themeColor="text1"/>
-                        </w:rPr>
-                        <m:t>Q</m:t>
-                      </m:r>
-                      <m:sSup>
-                        <m:sSupPr>
-                          <m:ctrlPr>
-                            <w:rPr>
-                              <w:rFonts w:ascii="Cambria Math" w:hAnsi="Cambria Math" w:cs="Times New Roman"/>
-                              <w:color w:val="000000" w:themeColor="text1"/>
-                            </w:rPr>
-                          </m:ctrlPr>
-                        </m:sSupPr>
-                        <m:e>
-                          <m:r>
-                            <w:rPr>
-                              <w:rFonts w:ascii="Cambria Math" w:hAnsi="Cambria Math" w:cs="Times New Roman"/>
-                              <w:color w:val="000000" w:themeColor="text1"/>
-                            </w:rPr>
-                            <m:t>K</m:t>
-                          </m:r>
-                        </m:e>
-                        <m:sup>
-                          <m:r>
-                            <m:rPr>
-                              <m:sty m:val="p"/>
-                            </m:rPr>
-                            <w:rPr>
-                              <w:rFonts w:ascii="Cambria Math" w:hAnsi="Cambria Math" w:cs="Times New Roman"/>
-                              <w:color w:val="000000" w:themeColor="text1"/>
-                            </w:rPr>
-                            <m:t>⊤</m:t>
-                          </m:r>
-                        </m:sup>
-                      </m:sSup>
-                    </m:num>
-                    <m:den>
-                      <m:rad>
-                        <m:radPr>
-                          <m:degHide m:val="1"/>
-                          <m:ctrlPr>
-                            <w:rPr>
-                              <w:rFonts w:ascii="Cambria Math" w:hAnsi="Cambria Math" w:cs="Times New Roman"/>
-                              <w:color w:val="000000" w:themeColor="text1"/>
-                            </w:rPr>
-                          </m:ctrlPr>
-                        </m:radPr>
-                        <m:deg/>
-                        <m:e>
-                          <m:r>
-                            <w:rPr>
-                              <w:rFonts w:ascii="Cambria Math" w:hAnsi="Cambria Math" w:cs="Times New Roman"/>
-                              <w:color w:val="000000" w:themeColor="text1"/>
-                            </w:rPr>
-                            <m:t>d</m:t>
-                          </m:r>
-                        </m:e>
-                      </m:rad>
-                    </m:den>
-                  </m:f>
-                  <m:r>
-                    <m:rPr>
-                      <m:sty m:val="p"/>
-                    </m:rPr>
-                    <w:rPr>
-                      <w:rFonts w:ascii="Cambria Math" w:hAnsi="Cambria Math" w:cs="Times New Roman"/>
-                      <w:color w:val="000000" w:themeColor="text1"/>
-                    </w:rPr>
-                    <m:t>+</m:t>
-                  </m:r>
-                  <m:r>
-                    <w:rPr>
-                      <w:rFonts w:ascii="Cambria Math" w:hAnsi="Cambria Math" w:cs="Times New Roman"/>
-                      <w:color w:val="000000" w:themeColor="text1"/>
-                    </w:rPr>
-                    <m:t>M</m:t>
-                  </m:r>
-                </m:e>
-              </m:d>
-            </m:e>
-            <m:e>
-              <m:r>
-                <w:rPr>
-                  <w:rFonts w:ascii="Cambria Math" w:hAnsi="Cambria Math" w:cs="Times New Roman"/>
-                  <w:color w:val="000000" w:themeColor="text1"/>
-                </w:rPr>
-                <m:t>&amp;</m:t>
-              </m:r>
-              <m:r>
-                <m:rPr>
-                  <m:sty m:val="p"/>
-                </m:rPr>
-                <w:rPr>
-                  <w:rFonts w:ascii="Cambria Math" w:hAnsi="Cambria Math" w:cs="Times New Roman"/>
-                  <w:color w:val="000000" w:themeColor="text1"/>
-                </w:rPr>
-                <m:t>⊙</m:t>
-              </m:r>
-              <m:d>
-                <m:dPr>
-                  <m:ctrlPr>
-                    <w:rPr>
-                      <w:rFonts w:ascii="Cambria Math" w:hAnsi="Cambria Math" w:cs="Times New Roman"/>
-                      <w:color w:val="000000" w:themeColor="text1"/>
-                    </w:rPr>
-                  </m:ctrlPr>
-                </m:dPr>
-                <m:e>
-                  <m:r>
-                    <w:rPr>
-                      <w:rFonts w:ascii="Cambria Math" w:hAnsi="Cambria Math" w:cs="Times New Roman"/>
-                      <w:color w:val="000000" w:themeColor="text1"/>
-                    </w:rPr>
-                    <m:t>1</m:t>
-                  </m:r>
-                  <m:r>
-                    <m:rPr>
-                      <m:sty m:val="p"/>
-                    </m:rPr>
-                    <w:rPr>
-                      <w:rFonts w:ascii="Cambria Math" w:hAnsi="Cambria Math" w:cs="Times New Roman"/>
-                      <w:color w:val="000000" w:themeColor="text1"/>
-                    </w:rPr>
-                    <m:t>+</m:t>
-                  </m:r>
-                  <m:r>
-                    <w:rPr>
-                      <w:rFonts w:ascii="Cambria Math" w:hAnsi="Cambria Math" w:cs="Times New Roman"/>
-                      <w:color w:val="000000" w:themeColor="text1"/>
-                    </w:rPr>
-                    <m:t>λ</m:t>
-                  </m:r>
-                  <m:r>
-                    <m:rPr>
-                      <m:sty m:val="p"/>
-                    </m:rPr>
-                    <w:rPr>
-                      <w:rFonts w:ascii="Cambria Math" w:hAnsi="Cambria Math" w:cs="Times New Roman"/>
-                      <w:color w:val="000000" w:themeColor="text1"/>
-                    </w:rPr>
-                    <m:t>(</m:t>
-                  </m:r>
-                  <m:sSub>
-                    <m:sSubPr>
-                      <m:ctrlPr>
-                        <w:rPr>
-                          <w:rFonts w:ascii="Cambria Math" w:hAnsi="Cambria Math" w:cs="Times New Roman"/>
-                          <w:color w:val="000000" w:themeColor="text1"/>
-                        </w:rPr>
-                      </m:ctrlPr>
-                    </m:sSubPr>
-                    <m:e>
-                      <m:r>
-                        <w:rPr>
-                          <w:rFonts w:ascii="Cambria Math" w:hAnsi="Cambria Math" w:cs="Times New Roman"/>
-                          <w:color w:val="000000" w:themeColor="text1"/>
-                        </w:rPr>
-                        <m:t>M</m:t>
-                      </m:r>
-                    </m:e>
-                    <m:sub>
-                      <m:r>
-                        <w:rPr>
-                          <w:rFonts w:ascii="Cambria Math" w:hAnsi="Cambria Math" w:cs="Times New Roman"/>
-                          <w:color w:val="000000" w:themeColor="text1"/>
-                        </w:rPr>
-                        <m:t>W</m:t>
-                      </m:r>
-                    </m:sub>
-                  </m:sSub>
-                  <m:r>
-                    <m:rPr>
-                      <m:sty m:val="p"/>
-                    </m:rPr>
-                    <w:rPr>
-                      <w:rFonts w:ascii="Cambria Math" w:hAnsi="Cambria Math" w:cs="Times New Roman"/>
-                      <w:color w:val="000000" w:themeColor="text1"/>
-                    </w:rPr>
-                    <m:t>-</m:t>
-                  </m:r>
-                  <m:r>
-                    <w:rPr>
-                      <w:rFonts w:ascii="Cambria Math" w:hAnsi="Cambria Math" w:cs="Times New Roman"/>
-                      <w:color w:val="000000" w:themeColor="text1"/>
-                    </w:rPr>
-                    <m:t>1</m:t>
-                  </m:r>
-                  <m:r>
-                    <m:rPr>
-                      <m:sty m:val="p"/>
-                    </m:rPr>
-                    <w:rPr>
-                      <w:rFonts w:ascii="Cambria Math" w:hAnsi="Cambria Math" w:cs="Times New Roman"/>
-                      <w:color w:val="000000" w:themeColor="text1"/>
-                    </w:rPr>
-                    <m:t>)</m:t>
-                  </m:r>
-                </m:e>
-              </m:d>
-              <m:r>
-                <m:rPr>
-                  <m:sty m:val="p"/>
-                </m:rPr>
-                <w:rPr>
-                  <w:rFonts w:ascii="Cambria Math" w:hAnsi="Cambria Math" w:cs="Times New Roman"/>
-                  <w:color w:val="000000" w:themeColor="text1"/>
-                </w:rPr>
-                <m:t>]</m:t>
-              </m:r>
-              <m:r>
-                <w:rPr>
-                  <w:rFonts w:ascii="Cambria Math" w:hAnsi="Cambria Math" w:cs="Times New Roman"/>
-                  <w:color w:val="000000" w:themeColor="text1"/>
-                </w:rPr>
-                <m:t> V</m:t>
-              </m:r>
-              <m:r>
-                <m:rPr>
-                  <m:sty m:val="p"/>
-                </m:rPr>
-                <w:rPr>
-                  <w:rFonts w:ascii="Cambria Math" w:hAnsi="Cambria Math" w:cs="Times New Roman"/>
-                  <w:color w:val="000000" w:themeColor="text1"/>
-                </w:rPr>
-                <m:t>.</m:t>
-              </m:r>
-            </m:e>
-          </m:eqArr>
-        </m:oMath>
-      </m:oMathPara>
-    </w:p>
+    <w:tbl>
+      <w:tblPr>
+        <w:tblStyle w:val="TableGrid"/>
+        <w:tblW w:w="0" w:type="auto"/>
+        <w:tblBorders>
+          <w:top w:val="none" w:sz="0" w:space="0" w:color="auto"/>
+          <w:left w:val="none" w:sz="0" w:space="0" w:color="auto"/>
+          <w:bottom w:val="none" w:sz="0" w:space="0" w:color="auto"/>
+          <w:right w:val="none" w:sz="0" w:space="0" w:color="auto"/>
+          <w:insideH w:val="none" w:sz="0" w:space="0" w:color="auto"/>
+          <w:insideV w:val="none" w:sz="0" w:space="0" w:color="auto"/>
+        </w:tblBorders>
+        <w:tblLook w:val="04A0" w:firstRow="1" w:lastRow="0" w:firstColumn="1" w:lastColumn="0" w:noHBand="0" w:noVBand="1"/>
+      </w:tblPr>
+      <w:tblGrid>
+        <w:gridCol w:w="9322"/>
+        <w:gridCol w:w="866"/>
+      </w:tblGrid>
+      <w:tr>
+        <w:trPr>
+          <w:trHeight w:val="516"/>
+        </w:trPr>
+        <w:tc>
+          <w:tcPr>
+            <w:tcW w:w="9322" w:type="dxa"/>
+            <w:vAlign w:val="center"/>
+          </w:tcPr>
+          <w:p>
+            <w:pPr>
+              <w:pStyle w:val="BodyText"/>
+              <w:spacing w:before="0" w:after="0"/>
+              <w:ind w:firstLine="567"/>
+              <w:jc w:val="both"/>
+              <w:rPr>
+                <w:rFonts w:ascii="Times New Roman" w:hAnsi="Times New Roman" w:cs="Times New Roman"/>
+                <w:color w:val="000000" w:themeColor="text1"/>
+              </w:rPr>
+            </w:pPr>
+            <m:oMathPara>
+              <m:oMath>
+                <m:eqArr>
+                  <m:eqArrPr>
+                    <m:ctrlPr>
+                      <w:rPr>
+                        <w:rFonts w:ascii="Cambria Math" w:hAnsi="Cambria Math" w:cs="Times New Roman"/>
+                        <w:color w:val="000000" w:themeColor="text1"/>
+                      </w:rPr>
+                    </m:ctrlPr>
+                  </m:eqArrPr>
+                  <m:e>
+                    <m:sSub>
+                      <m:sSubPr>
+                        <m:ctrlPr>
+                          <w:rPr>
+                            <w:rFonts w:ascii="Cambria Math" w:hAnsi="Cambria Math" w:cs="Times New Roman"/>
+                            <w:color w:val="000000" w:themeColor="text1"/>
+                          </w:rPr>
+                        </m:ctrlPr>
+                      </m:sSubPr>
+                      <m:e>
+                        <m:r>
+                          <m:rPr>
+                            <m:sty m:val="p"/>
+                          </m:rPr>
+                          <w:rPr>
+                            <w:rFonts w:ascii="Cambria Math" w:hAnsi="Cambria Math" w:cs="Times New Roman"/>
+                            <w:color w:val="000000" w:themeColor="text1"/>
+                          </w:rPr>
+                          <m:t>Att</m:t>
+                        </m:r>
+                      </m:e>
+                      <m:sub>
+                        <m:r>
+                          <m:rPr>
+                            <m:sty m:val="p"/>
+                          </m:rPr>
+                          <w:rPr>
+                            <w:rFonts w:ascii="Cambria Math" w:hAnsi="Cambria Math" w:cs="Times New Roman"/>
+                            <w:color w:val="000000" w:themeColor="text1"/>
+                          </w:rPr>
+                          <m:t>Val</m:t>
+                        </m:r>
+                      </m:sub>
+                    </m:sSub>
+                    <m:r>
+                      <m:rPr>
+                        <m:sty m:val="p"/>
+                      </m:rPr>
+                      <w:rPr>
+                        <w:rFonts w:ascii="Cambria Math" w:hAnsi="Cambria Math" w:cs="Times New Roman"/>
+                        <w:color w:val="000000" w:themeColor="text1"/>
+                      </w:rPr>
+                      <m:t>=[</m:t>
+                    </m:r>
+                    <m:r>
+                      <w:rPr>
+                        <w:rFonts w:ascii="Cambria Math" w:hAnsi="Cambria Math" w:cs="Times New Roman"/>
+                        <w:color w:val="000000" w:themeColor="text1"/>
+                      </w:rPr>
+                      <m:t> &amp;</m:t>
+                    </m:r>
+                    <m:r>
+                      <m:rPr>
+                        <m:sty m:val="p"/>
+                      </m:rPr>
+                      <w:rPr>
+                        <w:rFonts w:ascii="Cambria Math" w:hAnsi="Cambria Math" w:cs="Times New Roman"/>
+                        <w:color w:val="000000" w:themeColor="text1"/>
+                      </w:rPr>
+                      <m:t>softmax</m:t>
+                    </m:r>
+                    <m:r>
+                      <w:rPr>
+                        <w:rFonts w:ascii="Cambria Math" w:hAnsi="Cambria Math" w:cs="Times New Roman"/>
+                        <w:color w:val="000000" w:themeColor="text1"/>
+                      </w:rPr>
+                      <m:t>​</m:t>
+                    </m:r>
+                    <m:d>
+                      <m:dPr>
+                        <m:ctrlPr>
+                          <w:rPr>
+                            <w:rFonts w:ascii="Cambria Math" w:hAnsi="Cambria Math" w:cs="Times New Roman"/>
+                            <w:color w:val="000000" w:themeColor="text1"/>
+                          </w:rPr>
+                        </m:ctrlPr>
+                      </m:dPr>
+                      <m:e>
+                        <m:f>
+                          <m:fPr>
+                            <m:type m:val="lin"/>
+                            <m:ctrlPr>
+                              <w:rPr>
+                                <w:rFonts w:ascii="Cambria Math" w:hAnsi="Cambria Math" w:cs="Times New Roman"/>
+                                <w:color w:val="000000" w:themeColor="text1"/>
+                              </w:rPr>
+                            </m:ctrlPr>
+                          </m:fPr>
+                          <m:num>
+                            <m:r>
+                              <w:rPr>
+                                <w:rFonts w:ascii="Cambria Math" w:hAnsi="Cambria Math" w:cs="Times New Roman"/>
+                                <w:color w:val="000000" w:themeColor="text1"/>
+                              </w:rPr>
+                              <m:t>Q</m:t>
+                            </m:r>
+                            <m:sSup>
+                              <m:sSupPr>
+                                <m:ctrlPr>
+                                  <w:rPr>
+                                    <w:rFonts w:ascii="Cambria Math" w:hAnsi="Cambria Math" w:cs="Times New Roman"/>
+                                    <w:color w:val="000000" w:themeColor="text1"/>
+                                  </w:rPr>
+                                </m:ctrlPr>
+                              </m:sSupPr>
+                              <m:e>
+                                <m:r>
+                                  <w:rPr>
+                                    <w:rFonts w:ascii="Cambria Math" w:hAnsi="Cambria Math" w:cs="Times New Roman"/>
+                                    <w:color w:val="000000" w:themeColor="text1"/>
+                                  </w:rPr>
+                                  <m:t>K</m:t>
+                                </m:r>
+                              </m:e>
+                              <m:sup>
+                                <m:r>
+                                  <m:rPr>
+                                    <m:sty m:val="p"/>
+                                  </m:rPr>
+                                  <w:rPr>
+                                    <w:rFonts w:ascii="Cambria Math" w:hAnsi="Cambria Math" w:cs="Times New Roman"/>
+                                    <w:color w:val="000000" w:themeColor="text1"/>
+                                  </w:rPr>
+                                  <m:t>⊤</m:t>
+                                </m:r>
+                              </m:sup>
+                            </m:sSup>
+                          </m:num>
+                          <m:den>
+                            <m:rad>
+                              <m:radPr>
+                                <m:degHide m:val="1"/>
+                                <m:ctrlPr>
+                                  <w:rPr>
+                                    <w:rFonts w:ascii="Cambria Math" w:hAnsi="Cambria Math" w:cs="Times New Roman"/>
+                                    <w:color w:val="000000" w:themeColor="text1"/>
+                                  </w:rPr>
+                                </m:ctrlPr>
+                              </m:radPr>
+                              <m:deg/>
+                              <m:e>
+                                <m:r>
+                                  <w:rPr>
+                                    <w:rFonts w:ascii="Cambria Math" w:hAnsi="Cambria Math" w:cs="Times New Roman"/>
+                                    <w:color w:val="000000" w:themeColor="text1"/>
+                                  </w:rPr>
+                                  <m:t>d</m:t>
+                                </m:r>
+                              </m:e>
+                            </m:rad>
+                          </m:den>
+                        </m:f>
+                        <m:r>
+                          <m:rPr>
+                            <m:sty m:val="p"/>
+                          </m:rPr>
+                          <w:rPr>
+                            <w:rFonts w:ascii="Cambria Math" w:hAnsi="Cambria Math" w:cs="Times New Roman"/>
+                            <w:color w:val="000000" w:themeColor="text1"/>
+                          </w:rPr>
+                          <m:t>+</m:t>
+                        </m:r>
+                        <m:r>
+                          <w:rPr>
+                            <w:rFonts w:ascii="Cambria Math" w:hAnsi="Cambria Math" w:cs="Times New Roman"/>
+                            <w:color w:val="000000" w:themeColor="text1"/>
+                          </w:rPr>
+                          <m:t>M</m:t>
+                        </m:r>
+                      </m:e>
+                    </m:d>
+                  </m:e>
+                  <m:e>
+                    <m:r>
+                      <w:rPr>
+                        <w:rFonts w:ascii="Cambria Math" w:hAnsi="Cambria Math" w:cs="Times New Roman"/>
+                        <w:color w:val="000000" w:themeColor="text1"/>
+                      </w:rPr>
+                      <m:t>&amp;</m:t>
+                    </m:r>
+                    <m:r>
+                      <m:rPr>
+                        <m:sty m:val="p"/>
+                      </m:rPr>
+                      <w:rPr>
+                        <w:rFonts w:ascii="Cambria Math" w:hAnsi="Cambria Math" w:cs="Times New Roman"/>
+                        <w:color w:val="000000" w:themeColor="text1"/>
+                      </w:rPr>
+                      <m:t>⊙</m:t>
+                    </m:r>
+                    <m:d>
+                      <m:dPr>
+                        <m:ctrlPr>
+                          <w:rPr>
+                            <w:rFonts w:ascii="Cambria Math" w:hAnsi="Cambria Math" w:cs="Times New Roman"/>
+                            <w:color w:val="000000" w:themeColor="text1"/>
+                          </w:rPr>
+                        </m:ctrlPr>
+                      </m:dPr>
+                      <m:e>
+                        <m:r>
+                          <w:rPr>
+                            <w:rFonts w:ascii="Cambria Math" w:hAnsi="Cambria Math" w:cs="Times New Roman"/>
+                            <w:color w:val="000000" w:themeColor="text1"/>
+                          </w:rPr>
+                          <m:t>1</m:t>
+                        </m:r>
+                        <m:r>
+                          <m:rPr>
+                            <m:sty m:val="p"/>
+                          </m:rPr>
+                          <w:rPr>
+                            <w:rFonts w:ascii="Cambria Math" w:hAnsi="Cambria Math" w:cs="Times New Roman"/>
+                            <w:color w:val="000000" w:themeColor="text1"/>
+                          </w:rPr>
+                          <m:t>+</m:t>
+                        </m:r>
+                        <m:r>
+                          <w:rPr>
+                            <w:rFonts w:ascii="Cambria Math" w:hAnsi="Cambria Math" w:cs="Times New Roman"/>
+                            <w:color w:val="000000" w:themeColor="text1"/>
+                          </w:rPr>
+                          <m:t>λ</m:t>
+                        </m:r>
+                        <m:r>
+                          <m:rPr>
+                            <m:sty m:val="p"/>
+                          </m:rPr>
+                          <w:rPr>
+                            <w:rFonts w:ascii="Cambria Math" w:hAnsi="Cambria Math" w:cs="Times New Roman"/>
+                            <w:color w:val="000000" w:themeColor="text1"/>
+                          </w:rPr>
+                          <m:t>(</m:t>
+                        </m:r>
+                        <m:sSub>
+                          <m:sSubPr>
+                            <m:ctrlPr>
+                              <w:rPr>
+                                <w:rFonts w:ascii="Cambria Math" w:hAnsi="Cambria Math" w:cs="Times New Roman"/>
+                                <w:color w:val="000000" w:themeColor="text1"/>
+                              </w:rPr>
+                            </m:ctrlPr>
+                          </m:sSubPr>
+                          <m:e>
+                            <m:r>
+                              <w:rPr>
+                                <w:rFonts w:ascii="Cambria Math" w:hAnsi="Cambria Math" w:cs="Times New Roman"/>
+                                <w:color w:val="000000" w:themeColor="text1"/>
+                              </w:rPr>
+                              <m:t>M</m:t>
+                            </m:r>
+                          </m:e>
+                          <m:sub>
+                            <m:r>
+                              <w:rPr>
+                                <w:rFonts w:ascii="Cambria Math" w:hAnsi="Cambria Math" w:cs="Times New Roman"/>
+                                <w:color w:val="000000" w:themeColor="text1"/>
+                              </w:rPr>
+                              <m:t>W</m:t>
+                            </m:r>
+                          </m:sub>
+                        </m:sSub>
+                        <m:r>
+                          <m:rPr>
+                            <m:sty m:val="p"/>
+                          </m:rPr>
+                          <w:rPr>
+                            <w:rFonts w:ascii="Cambria Math" w:hAnsi="Cambria Math" w:cs="Times New Roman"/>
+                            <w:color w:val="000000" w:themeColor="text1"/>
+                          </w:rPr>
+                          <m:t>-</m:t>
+                        </m:r>
+                        <m:r>
+                          <w:rPr>
+                            <w:rFonts w:ascii="Cambria Math" w:hAnsi="Cambria Math" w:cs="Times New Roman"/>
+                            <w:color w:val="000000" w:themeColor="text1"/>
+                          </w:rPr>
+                          <m:t>1</m:t>
+                        </m:r>
+                        <m:r>
+                          <m:rPr>
+                            <m:sty m:val="p"/>
+                          </m:rPr>
+                          <w:rPr>
+                            <w:rFonts w:ascii="Cambria Math" w:hAnsi="Cambria Math" w:cs="Times New Roman"/>
+                            <w:color w:val="000000" w:themeColor="text1"/>
+                          </w:rPr>
+                          <m:t>)</m:t>
+                        </m:r>
+                      </m:e>
+                    </m:d>
+                    <m:r>
+                      <m:rPr>
+                        <m:sty m:val="p"/>
+                      </m:rPr>
+                      <w:rPr>
+                        <w:rFonts w:ascii="Cambria Math" w:hAnsi="Cambria Math" w:cs="Times New Roman"/>
+                        <w:color w:val="000000" w:themeColor="text1"/>
+                      </w:rPr>
+                      <m:t>]</m:t>
+                    </m:r>
+                    <m:r>
+                      <w:rPr>
+                        <w:rFonts w:ascii="Cambria Math" w:hAnsi="Cambria Math" w:cs="Times New Roman"/>
+                        <w:color w:val="000000" w:themeColor="text1"/>
+                      </w:rPr>
+                      <m:t> V</m:t>
+                    </m:r>
+                    <m:r>
+                      <m:rPr>
+                        <m:sty m:val="p"/>
+                      </m:rPr>
+                      <w:rPr>
+                        <w:rFonts w:ascii="Cambria Math" w:hAnsi="Cambria Math" w:cs="Times New Roman"/>
+                        <w:color w:val="000000" w:themeColor="text1"/>
+                      </w:rPr>
+                      <m:t>.</m:t>
+                    </m:r>
+                  </m:e>
+                </m:eqArr>
+              </m:oMath>
+            </m:oMathPara>
+          </w:p>
+        </w:tc>
+        <w:tc>
+          <w:tcPr>
+            <w:tcW w:w="866" w:type="dxa"/>
+            <w:vAlign w:val="center"/>
+          </w:tcPr>
+          <w:p>
+            <w:pPr>
+              <w:pStyle w:val="BodyText"/>
+              <w:spacing w:before="0" w:after="0"/>
+              <w:jc w:val="right"/>
+              <w:rPr>
+                <w:rFonts w:ascii="Times New Roman" w:hAnsi="Times New Roman" w:cs="Times New Roman"/>
+                <w:color w:val="000000" w:themeColor="text1"/>
+              </w:rPr>
+            </w:pPr>
+            <w:r>
+              <w:rPr>
+                <w:rFonts w:ascii="Times New Roman" w:hAnsi="Times New Roman" w:cs="Times New Roman"/>
+                <w:color w:val="000000" w:themeColor="text1"/>
+              </w:rPr>
+              <w:t>(</w:t>
+            </w:r>
+            <w:r>
+              <w:rPr>
+                <w:rFonts w:ascii="Times New Roman" w:hAnsi="Times New Roman" w:cs="Times New Roman"/>
+                <w:color w:val="000000" w:themeColor="text1"/>
+              </w:rPr>
+              <w:t>4</w:t>
+            </w:r>
+            <w:r>
+              <w:rPr>
+                <w:rFonts w:ascii="Times New Roman" w:hAnsi="Times New Roman" w:cs="Times New Roman"/>
+                <w:color w:val="000000" w:themeColor="text1"/>
+              </w:rPr>
+              <w:t>)</w:t>
+            </w:r>
+          </w:p>
+        </w:tc>
+      </w:tr>
+    </w:tbl>
     <w:p>
       <w:pPr>
         <w:pStyle w:val="FirstParagraph"/>
@@ -7782,7 +8023,14 @@
           <w:rFonts w:ascii="Times New Roman" w:hAnsi="Times New Roman" w:cs="Times New Roman"/>
           <w:color w:val="000000" w:themeColor="text1"/>
         </w:rPr>
-        <w:t xml:space="preserve">Unlike Mul, which acts on raw logits and can be diluted by the softmax normalisation, Val acts directly on the attention probabilities that mix the values. We deliberately do not renormalise the reweighted distribution: any magnitude inflation introduced by </w:t>
+        <w:t>Unlike Mul, which acts on raw logits and can be diluted by the softmax normalisation, Val acts directly on the attention probabilities that mix the values. We deliberately do not renormalise</w:t>
+      </w:r>
+      <w:r>
+        <w:rPr>
+          <w:rFonts w:ascii="Times New Roman" w:hAnsi="Times New Roman" w:cs="Times New Roman"/>
+          <w:color w:val="000000" w:themeColor="text1"/>
+        </w:rPr>
+        <w:t xml:space="preserve"> the reweighted distribution: any magnitude inflation introduced by </w:t>
       </w:r>
       <m:oMath>
         <m:r>
@@ -7924,40 +8172,25 @@
         </w:rPr>
         <w:t>Equation </w:t>
       </w:r>
-      <w:hyperlink w:anchor="eq:val">
-        <w:r>
-          <w:rPr>
-            <w:rStyle w:val="Hyperlink"/>
-            <w:rFonts w:ascii="Times New Roman" w:hAnsi="Times New Roman" w:cs="Times New Roman"/>
-            <w:color w:val="000000" w:themeColor="text1"/>
-          </w:rPr>
-          <w:t>[</w:t>
-        </w:r>
-        <w:proofErr w:type="gramStart"/>
-        <w:r>
-          <w:rPr>
-            <w:rStyle w:val="Hyperlink"/>
-            <w:rFonts w:ascii="Times New Roman" w:hAnsi="Times New Roman" w:cs="Times New Roman"/>
-            <w:color w:val="000000" w:themeColor="text1"/>
-          </w:rPr>
-          <w:t>eq:val</w:t>
-        </w:r>
-        <w:proofErr w:type="gramEnd"/>
-        <w:r>
-          <w:rPr>
-            <w:rStyle w:val="Hyperlink"/>
-            <w:rFonts w:ascii="Times New Roman" w:hAnsi="Times New Roman" w:cs="Times New Roman"/>
-            <w:color w:val="000000" w:themeColor="text1"/>
-          </w:rPr>
-          <w:t>]</w:t>
-        </w:r>
-      </w:hyperlink>
-      <w:r>
-        <w:rPr>
-          <w:rFonts w:ascii="Times New Roman" w:hAnsi="Times New Roman" w:cs="Times New Roman"/>
-          <w:color w:val="000000" w:themeColor="text1"/>
-        </w:rPr>
-        <w:t xml:space="preserve"> is a breaking change from a previous formulation of Val, which multiplied the post-attention context by query-position intensity. At prediction time only the last query is read out, so every candidate score was rescaled by the same constant and the ranking was identical to vanilla SASRec: the variant could not reorder candidates and is not a meaningful test of intensity injection.</w:t>
+      <w:r>
+        <w:rPr>
+          <w:rFonts w:ascii="Times New Roman" w:hAnsi="Times New Roman" w:cs="Times New Roman"/>
+        </w:rPr>
+        <w:t>(4)</w:t>
+      </w:r>
+      <w:r>
+        <w:rPr>
+          <w:rFonts w:ascii="Times New Roman" w:hAnsi="Times New Roman" w:cs="Times New Roman"/>
+          <w:color w:val="000000" w:themeColor="text1"/>
+        </w:rPr>
+        <w:t xml:space="preserve"> is a</w:t>
+      </w:r>
+      <w:r>
+        <w:rPr>
+          <w:rFonts w:ascii="Times New Roman" w:hAnsi="Times New Roman" w:cs="Times New Roman"/>
+          <w:color w:val="000000" w:themeColor="text1"/>
+        </w:rPr>
+        <w:t xml:space="preserve"> breaking change from a previous formulation of Val, which multiplied the post-attention context by query-position intensity. At prediction time only the last query is read out, so every candidate score was rescaled by the same constant and the ranking was identical to vanilla SASRec: the variant could not reorder candidates and is not a meaningful test of intensity injection.</w:t>
       </w:r>
     </w:p>
     <w:p>
@@ -24983,7 +25216,6 @@
   <w:style w:type="character" w:default="1" w:styleId="DefaultParagraphFont">
     <w:name w:val="Default Paragraph Font"/>
     <w:uiPriority w:val="1"/>
-    <w:semiHidden/>
     <w:unhideWhenUsed/>
   </w:style>
   <w:style w:type="table" w:default="1" w:styleId="TableNormal">
@@ -25724,6 +25956,33 @@
       <w:sz w:val="22"/>
     </w:rPr>
   </w:style>
+  <w:style w:type="table" w:styleId="TableGrid">
+    <w:name w:val="Table Grid"/>
+    <w:basedOn w:val="TableNormal"/>
+    <w:rsid w:val="00C50F7F"/>
+    <w:pPr>
+      <w:spacing w:after="0"/>
+    </w:pPr>
+    <w:tblPr>
+      <w:tblBorders>
+        <w:top w:val="single" w:sz="4" w:space="0" w:color="auto"/>
+        <w:left w:val="single" w:sz="4" w:space="0" w:color="auto"/>
+        <w:bottom w:val="single" w:sz="4" w:space="0" w:color="auto"/>
+        <w:right w:val="single" w:sz="4" w:space="0" w:color="auto"/>
+        <w:insideH w:val="single" w:sz="4" w:space="0" w:color="auto"/>
+        <w:insideV w:val="single" w:sz="4" w:space="0" w:color="auto"/>
+      </w:tblBorders>
+    </w:tblPr>
+  </w:style>
+  <w:style w:type="character" w:styleId="FollowedHyperlink">
+    <w:name w:val="FollowedHyperlink"/>
+    <w:basedOn w:val="DefaultParagraphFont"/>
+    <w:rsid w:val="00891586"/>
+    <w:rPr>
+      <w:color w:val="96607D" w:themeColor="followedHyperlink"/>
+      <w:u w:val="single"/>
+    </w:rPr>
+  </w:style>
 </w:styles>
 </file>
 

--- a/it_takes_time/paper/MANUSCRIPT.docx
+++ b/it_takes_time/paper/MANUSCRIPT.docx
@@ -80,6 +80,9 @@
       <w:pPr>
         <w:pStyle w:val="BodyText"/>
         <w:spacing w:before="0" w:after="0"/>
+        <w:rPr>
+          <w:rFonts w:ascii="Times New Roman" w:hAnsi="Times New Roman" w:cs="Times New Roman"/>
+        </w:rPr>
       </w:pPr>
     </w:p>
     <w:p>
@@ -334,6 +337,9 @@
       <w:pPr>
         <w:pStyle w:val="BodyText"/>
         <w:spacing w:before="0" w:after="0"/>
+        <w:rPr>
+          <w:rFonts w:ascii="Times New Roman" w:hAnsi="Times New Roman" w:cs="Times New Roman"/>
+        </w:rPr>
       </w:pPr>
       <w:r>
         <w:rPr>
@@ -790,8 +796,9 @@
           <w:sz w:val="20"/>
           <w:szCs w:val="20"/>
         </w:rPr>
-        <w:t>sequential recommendation</w:t>
-      </w:r>
+        <w:t xml:space="preserve">sequential recommendation, self-attention, </w:t>
+      </w:r>
+      <w:proofErr w:type="spellStart"/>
       <w:r>
         <w:rPr>
           <w:rFonts w:ascii="Times New Roman" w:eastAsiaTheme="minorEastAsia" w:hAnsi="Times New Roman" w:cs="Times New Roman"/>
@@ -799,8 +806,9 @@
           <w:sz w:val="20"/>
           <w:szCs w:val="20"/>
         </w:rPr>
-        <w:t>,</w:t>
-      </w:r>
+        <w:t>SASRec</w:t>
+      </w:r>
+      <w:proofErr w:type="spellEnd"/>
       <w:r>
         <w:rPr>
           <w:rFonts w:ascii="Times New Roman" w:eastAsiaTheme="minorEastAsia" w:hAnsi="Times New Roman" w:cs="Times New Roman"/>
@@ -808,126 +816,7 @@
           <w:sz w:val="20"/>
           <w:szCs w:val="20"/>
         </w:rPr>
-        <w:t xml:space="preserve"> self-attention</w:t>
-      </w:r>
-      <w:r>
-        <w:rPr>
-          <w:rFonts w:ascii="Times New Roman" w:eastAsiaTheme="minorEastAsia" w:hAnsi="Times New Roman" w:cs="Times New Roman"/>
-          <w:color w:val="000000" w:themeColor="text1"/>
-          <w:sz w:val="20"/>
-          <w:szCs w:val="20"/>
-        </w:rPr>
-        <w:t>,</w:t>
-      </w:r>
-      <w:r>
-        <w:rPr>
-          <w:rFonts w:ascii="Times New Roman" w:eastAsiaTheme="minorEastAsia" w:hAnsi="Times New Roman" w:cs="Times New Roman"/>
-          <w:color w:val="000000" w:themeColor="text1"/>
-          <w:sz w:val="20"/>
-          <w:szCs w:val="20"/>
-        </w:rPr>
-        <w:t xml:space="preserve"> </w:t>
-      </w:r>
-      <w:proofErr w:type="spellStart"/>
-      <w:r>
-        <w:rPr>
-          <w:rFonts w:ascii="Times New Roman" w:eastAsiaTheme="minorEastAsia" w:hAnsi="Times New Roman" w:cs="Times New Roman"/>
-          <w:color w:val="000000" w:themeColor="text1"/>
-          <w:sz w:val="20"/>
-          <w:szCs w:val="20"/>
-        </w:rPr>
-        <w:t>SASRec</w:t>
-      </w:r>
-      <w:proofErr w:type="spellEnd"/>
-      <w:r>
-        <w:rPr>
-          <w:rFonts w:ascii="Times New Roman" w:eastAsiaTheme="minorEastAsia" w:hAnsi="Times New Roman" w:cs="Times New Roman"/>
-          <w:color w:val="000000" w:themeColor="text1"/>
-          <w:sz w:val="20"/>
-          <w:szCs w:val="20"/>
-        </w:rPr>
-        <w:t>,</w:t>
-      </w:r>
-      <w:r>
-        <w:rPr>
-          <w:rFonts w:ascii="Times New Roman" w:eastAsiaTheme="minorEastAsia" w:hAnsi="Times New Roman" w:cs="Times New Roman"/>
-          <w:color w:val="000000" w:themeColor="text1"/>
-          <w:sz w:val="20"/>
-          <w:szCs w:val="20"/>
-        </w:rPr>
-        <w:t xml:space="preserve"> side information fusion</w:t>
-      </w:r>
-      <w:r>
-        <w:rPr>
-          <w:rFonts w:ascii="Times New Roman" w:eastAsiaTheme="minorEastAsia" w:hAnsi="Times New Roman" w:cs="Times New Roman"/>
-          <w:color w:val="000000" w:themeColor="text1"/>
-          <w:sz w:val="20"/>
-          <w:szCs w:val="20"/>
-        </w:rPr>
-        <w:t>,</w:t>
-      </w:r>
-      <w:r>
-        <w:rPr>
-          <w:rFonts w:ascii="Times New Roman" w:eastAsiaTheme="minorEastAsia" w:hAnsi="Times New Roman" w:cs="Times New Roman"/>
-          <w:color w:val="000000" w:themeColor="text1"/>
-          <w:sz w:val="20"/>
-          <w:szCs w:val="20"/>
-        </w:rPr>
-        <w:t xml:space="preserve"> intensity-aware attention</w:t>
-      </w:r>
-      <w:r>
-        <w:rPr>
-          <w:rFonts w:ascii="Times New Roman" w:eastAsiaTheme="minorEastAsia" w:hAnsi="Times New Roman" w:cs="Times New Roman"/>
-          <w:color w:val="000000" w:themeColor="text1"/>
-          <w:sz w:val="20"/>
-          <w:szCs w:val="20"/>
-        </w:rPr>
-        <w:t>,</w:t>
-      </w:r>
-      <w:r>
-        <w:rPr>
-          <w:rFonts w:ascii="Times New Roman" w:eastAsiaTheme="minorEastAsia" w:hAnsi="Times New Roman" w:cs="Times New Roman"/>
-          <w:color w:val="000000" w:themeColor="text1"/>
-          <w:sz w:val="20"/>
-          <w:szCs w:val="20"/>
-        </w:rPr>
-        <w:t xml:space="preserve"> reproducibility</w:t>
-      </w:r>
-      <w:r>
-        <w:rPr>
-          <w:rFonts w:ascii="Times New Roman" w:eastAsiaTheme="minorEastAsia" w:hAnsi="Times New Roman" w:cs="Times New Roman"/>
-          <w:color w:val="000000" w:themeColor="text1"/>
-          <w:sz w:val="20"/>
-          <w:szCs w:val="20"/>
-        </w:rPr>
-        <w:t>,</w:t>
-      </w:r>
-      <w:r>
-        <w:rPr>
-          <w:rFonts w:ascii="Times New Roman" w:eastAsiaTheme="minorEastAsia" w:hAnsi="Times New Roman" w:cs="Times New Roman"/>
-          <w:color w:val="000000" w:themeColor="text1"/>
-          <w:sz w:val="20"/>
-          <w:szCs w:val="20"/>
-        </w:rPr>
-        <w:t xml:space="preserve"> negative result</w:t>
-      </w:r>
-      <w:r>
-        <w:rPr>
-          <w:rFonts w:ascii="Times New Roman" w:eastAsiaTheme="minorEastAsia" w:hAnsi="Times New Roman" w:cs="Times New Roman"/>
-          <w:color w:val="000000" w:themeColor="text1"/>
-          <w:sz w:val="20"/>
-          <w:szCs w:val="20"/>
-        </w:rPr>
-        <w:t>,</w:t>
-      </w:r>
-      <w:r>
-        <w:rPr>
-          <w:rFonts w:ascii="Times New Roman" w:eastAsiaTheme="minorEastAsia" w:hAnsi="Times New Roman" w:cs="Times New Roman"/>
-          <w:color w:val="000000" w:themeColor="text1"/>
-          <w:sz w:val="20"/>
-          <w:szCs w:val="20"/>
-        </w:rPr>
-        <w:t xml:space="preserve"> mechanism analysis.</w:t>
+        <w:t>, side information fusion, intensity-aware attention, reproducibility, negative result, mechanism analysis.</w:t>
       </w:r>
     </w:p>
     <w:p>
@@ -1154,15 +1043,7 @@
           <w:sz w:val="20"/>
           <w:szCs w:val="20"/>
         </w:rPr>
-        <w:t xml:space="preserve"> Сікорського</w:t>
-      </w:r>
-      <w:r>
-        <w:rPr>
-          <w:rFonts w:ascii="Times New Roman" w:eastAsia="Times New Roman" w:hAnsi="Times New Roman" w:cs="Times New Roman"/>
-          <w:sz w:val="20"/>
-          <w:szCs w:val="20"/>
-        </w:rPr>
-        <w:t xml:space="preserve">”, </w:t>
+        <w:t xml:space="preserve"> Сікорського”, </w:t>
       </w:r>
       <w:r>
         <w:rPr>
@@ -2999,27 +2880,7 @@
           <w:szCs w:val="20"/>
           <w:lang w:val="uk-UA"/>
         </w:rPr>
-        <w:t>послідовні рекомендації</w:t>
-      </w:r>
-      <w:r>
-        <w:rPr>
-          <w:rFonts w:ascii="Times New Roman" w:hAnsi="Times New Roman" w:cs="Times New Roman"/>
-          <w:color w:val="000000" w:themeColor="text1"/>
-          <w:sz w:val="20"/>
-          <w:szCs w:val="20"/>
-          <w:lang w:val="uk-UA"/>
-        </w:rPr>
-        <w:t>,</w:t>
-      </w:r>
-      <w:r>
-        <w:rPr>
-          <w:rFonts w:ascii="Times New Roman" w:hAnsi="Times New Roman" w:cs="Times New Roman"/>
-          <w:color w:val="000000" w:themeColor="text1"/>
-          <w:sz w:val="20"/>
-          <w:szCs w:val="20"/>
-          <w:lang w:val="uk-UA"/>
-        </w:rPr>
-        <w:t xml:space="preserve"> </w:t>
+        <w:t xml:space="preserve">послідовні рекомендації, </w:t>
       </w:r>
       <w:proofErr w:type="spellStart"/>
       <w:r>
@@ -3302,49 +3163,7 @@
           <w:rFonts w:ascii="Times New Roman" w:hAnsi="Times New Roman" w:cs="Times New Roman"/>
           <w:color w:val="000000" w:themeColor="text1"/>
         </w:rPr>
-        <w:t>From a Shannon standpoint this amounts to discarding substantial supervised information, and</w:t>
-      </w:r>
-      <w:r>
-        <w:rPr>
-          <w:rFonts w:ascii="Times New Roman" w:hAnsi="Times New Roman" w:cs="Times New Roman"/>
-          <w:color w:val="000000" w:themeColor="text1"/>
-        </w:rPr>
-        <w:t xml:space="preserve"> </w:t>
-      </w:r>
-      <w:r>
-        <w:rPr>
-          <w:rFonts w:ascii="Times New Roman" w:hAnsi="Times New Roman" w:cs="Times New Roman"/>
-          <w:color w:val="000000" w:themeColor="text1"/>
-        </w:rPr>
-        <w:t>the discard is more notable the richer the intensity signal is:</w:t>
-      </w:r>
-      <w:r>
-        <w:rPr>
-          <w:rFonts w:ascii="Times New Roman" w:hAnsi="Times New Roman" w:cs="Times New Roman"/>
-          <w:color w:val="000000" w:themeColor="text1"/>
-        </w:rPr>
-        <w:t xml:space="preserve"> </w:t>
-      </w:r>
-      <w:r>
-        <w:rPr>
-          <w:rFonts w:ascii="Times New Roman" w:hAnsi="Times New Roman" w:cs="Times New Roman"/>
-          <w:color w:val="000000" w:themeColor="text1"/>
-        </w:rPr>
-        <w:t>a binary signal carries one bit; a continuous heavy-tailed playtime</w:t>
-      </w:r>
-      <w:r>
-        <w:rPr>
-          <w:rFonts w:ascii="Times New Roman" w:hAnsi="Times New Roman" w:cs="Times New Roman"/>
-          <w:color w:val="000000" w:themeColor="text1"/>
-        </w:rPr>
-        <w:t xml:space="preserve"> </w:t>
-      </w:r>
-      <w:r>
-        <w:rPr>
-          <w:rFonts w:ascii="Times New Roman" w:hAnsi="Times New Roman" w:cs="Times New Roman"/>
-          <w:color w:val="000000" w:themeColor="text1"/>
-        </w:rPr>
-        <w:t>distribution can carry several.</w:t>
+        <w:t>From a Shannon standpoint this amounts to discarding substantial supervised information, and the discard is more notable the richer the intensity signal is: a binary signal carries one bit; a continuous heavy-tailed playtime distribution can carry several.</w:t>
       </w:r>
     </w:p>
     <w:p>
@@ -4782,18 +4601,7 @@
           <w:sz w:val="24"/>
           <w:szCs w:val="24"/>
         </w:rPr>
-        <w:t xml:space="preserve">3 </w:t>
-      </w:r>
-      <w:r>
-        <w:rPr>
-          <w:rFonts w:ascii="Times New Roman" w:hAnsi="Times New Roman" w:cs="Times New Roman"/>
-          <w:b/>
-          <w:bCs/>
-          <w:color w:val="000000" w:themeColor="text1"/>
-          <w:sz w:val="24"/>
-          <w:szCs w:val="24"/>
-        </w:rPr>
-        <w:t>IA-</w:t>
+        <w:t>3 IA-</w:t>
       </w:r>
       <w:proofErr w:type="spellStart"/>
       <w:r>
@@ -4845,18 +4653,7 @@
           <w:sz w:val="24"/>
           <w:szCs w:val="24"/>
         </w:rPr>
-        <w:t xml:space="preserve">3.1 </w:t>
-      </w:r>
-      <w:r>
-        <w:rPr>
-          <w:rFonts w:ascii="Times New Roman" w:hAnsi="Times New Roman" w:cs="Times New Roman"/>
-          <w:b/>
-          <w:bCs/>
-          <w:color w:val="000000" w:themeColor="text1"/>
-          <w:sz w:val="24"/>
-          <w:szCs w:val="24"/>
-        </w:rPr>
-        <w:t xml:space="preserve">Background: </w:t>
+        <w:t xml:space="preserve">3.1 Background: </w:t>
       </w:r>
       <w:proofErr w:type="spellStart"/>
       <w:r>
@@ -5017,14 +4814,7 @@
           <w:rFonts w:ascii="Times New Roman" w:hAnsi="Times New Roman" w:cs="Times New Roman"/>
           <w:color w:val="000000" w:themeColor="text1"/>
         </w:rPr>
-        <w:t xml:space="preserve">) as </w:t>
-      </w:r>
-      <w:r>
-        <w:rPr>
-          <w:rFonts w:ascii="Times New Roman" w:hAnsi="Times New Roman" w:cs="Times New Roman"/>
-          <w:color w:val="000000" w:themeColor="text1"/>
-        </w:rPr>
-        <w:t xml:space="preserve">embeddings </w:t>
+        <w:t xml:space="preserve">) as embeddings </w:t>
       </w:r>
       <m:oMath>
         <m:r>
@@ -5275,7 +5065,27 @@
             <w:rFonts w:ascii="Cambria Math" w:hAnsi="Cambria Math" w:cs="Times New Roman"/>
             <w:color w:val="000000" w:themeColor="text1"/>
           </w:rPr>
-          <m:t>,-∞</m:t>
+          <m:t>,</m:t>
+        </m:r>
+        <m:r>
+          <m:rPr>
+            <m:sty m:val="p"/>
+          </m:rPr>
+          <w:rPr>
+            <w:rFonts w:ascii="Cambria Math" w:hAnsi="Cambria Math" w:cs="Times New Roman"/>
+            <w:color w:val="000000" w:themeColor="text1"/>
+          </w:rPr>
+          <m:t xml:space="preserve">  </m:t>
+        </m:r>
+        <m:r>
+          <m:rPr>
+            <m:sty m:val="p"/>
+          </m:rPr>
+          <w:rPr>
+            <w:rFonts w:ascii="Cambria Math" w:hAnsi="Cambria Math" w:cs="Times New Roman"/>
+            <w:color w:val="000000" w:themeColor="text1"/>
+          </w:rPr>
+          <m:t>-∞</m:t>
         </m:r>
         <m:sSup>
           <m:sSupPr>
@@ -5349,8 +5159,8 @@
         <w:tblLook w:val="04A0" w:firstRow="1" w:lastRow="0" w:firstColumn="1" w:lastColumn="0" w:noHBand="0" w:noVBand="1"/>
       </w:tblPr>
       <w:tblGrid>
-        <w:gridCol w:w="9322"/>
-        <w:gridCol w:w="866"/>
+        <w:gridCol w:w="8741"/>
+        <w:gridCol w:w="835"/>
       </w:tblGrid>
       <w:tr>
         <w:trPr>
@@ -6187,8 +5997,8 @@
         <w:tblLook w:val="04A0" w:firstRow="1" w:lastRow="0" w:firstColumn="1" w:lastColumn="0" w:noHBand="0" w:noVBand="1"/>
       </w:tblPr>
       <w:tblGrid>
-        <w:gridCol w:w="9322"/>
-        <w:gridCol w:w="866"/>
+        <w:gridCol w:w="8741"/>
+        <w:gridCol w:w="835"/>
       </w:tblGrid>
       <w:tr>
         <w:trPr>
@@ -6636,8 +6446,8 @@
         <w:tblLook w:val="04A0" w:firstRow="1" w:lastRow="0" w:firstColumn="1" w:lastColumn="0" w:noHBand="0" w:noVBand="1"/>
       </w:tblPr>
       <w:tblGrid>
-        <w:gridCol w:w="9322"/>
-        <w:gridCol w:w="866"/>
+        <w:gridCol w:w="8759"/>
+        <w:gridCol w:w="817"/>
       </w:tblGrid>
       <w:tr>
         <w:trPr>
@@ -7608,8 +7418,8 @@
         <w:tblLook w:val="04A0" w:firstRow="1" w:lastRow="0" w:firstColumn="1" w:lastColumn="0" w:noHBand="0" w:noVBand="1"/>
       </w:tblPr>
       <w:tblGrid>
-        <w:gridCol w:w="9322"/>
-        <w:gridCol w:w="866"/>
+        <w:gridCol w:w="8748"/>
+        <w:gridCol w:w="828"/>
       </w:tblGrid>
       <w:tr>
         <w:trPr>
@@ -8023,14 +7833,7 @@
           <w:rFonts w:ascii="Times New Roman" w:hAnsi="Times New Roman" w:cs="Times New Roman"/>
           <w:color w:val="000000" w:themeColor="text1"/>
         </w:rPr>
-        <w:t>Unlike Mul, which acts on raw logits and can be diluted by the softmax normalisation, Val acts directly on the attention probabilities that mix the values. We deliberately do not renormalise</w:t>
-      </w:r>
-      <w:r>
-        <w:rPr>
-          <w:rFonts w:ascii="Times New Roman" w:hAnsi="Times New Roman" w:cs="Times New Roman"/>
-          <w:color w:val="000000" w:themeColor="text1"/>
-        </w:rPr>
-        <w:t xml:space="preserve"> the reweighted distribution: any magnitude inflation introduced by </w:t>
+        <w:t xml:space="preserve">Unlike Mul, which acts on raw logits and can be diluted by the softmax normalisation, Val acts directly on the attention probabilities that mix the values. We deliberately do not renormalise the reweighted distribution: any magnitude inflation introduced by </w:t>
       </w:r>
       <m:oMath>
         <m:r>
@@ -8183,14 +7986,7 @@
           <w:rFonts w:ascii="Times New Roman" w:hAnsi="Times New Roman" w:cs="Times New Roman"/>
           <w:color w:val="000000" w:themeColor="text1"/>
         </w:rPr>
-        <w:t xml:space="preserve"> is a</w:t>
-      </w:r>
-      <w:r>
-        <w:rPr>
-          <w:rFonts w:ascii="Times New Roman" w:hAnsi="Times New Roman" w:cs="Times New Roman"/>
-          <w:color w:val="000000" w:themeColor="text1"/>
-        </w:rPr>
-        <w:t xml:space="preserve"> breaking change from a previous formulation of Val, which multiplied the post-attention context by query-position intensity. At prediction time only the last query is read out, so every candidate score was rescaled by the same constant and the ranking was identical to vanilla SASRec: the variant could not reorder candidates and is not a meaningful test of intensity injection.</w:t>
+        <w:t xml:space="preserve"> is a breaking change from a previous formulation of Val, which multiplied the post-attention context by query-position intensity. At prediction time only the last query is read out, so every candidate score was rescaled by the same constant and the ranking was identical to vanilla SASRec: the variant could not reorder candidates and is not a meaningful test of intensity injection.</w:t>
       </w:r>
     </w:p>
     <w:p>
@@ -8220,18 +8016,7 @@
           <w:sz w:val="24"/>
           <w:szCs w:val="24"/>
         </w:rPr>
-        <w:t xml:space="preserve">3.3 </w:t>
-      </w:r>
-      <w:r>
-        <w:rPr>
-          <w:rFonts w:ascii="Times New Roman" w:hAnsi="Times New Roman" w:cs="Times New Roman"/>
-          <w:b/>
-          <w:bCs/>
-          <w:color w:val="000000" w:themeColor="text1"/>
-          <w:sz w:val="24"/>
-          <w:szCs w:val="24"/>
-        </w:rPr>
-        <w:t xml:space="preserve">The </w:t>
+        <w:t xml:space="preserve">3.3 The </w:t>
       </w:r>
       <m:oMath>
         <m:r>
@@ -8386,18 +8171,7 @@
           <w:sz w:val="24"/>
           <w:szCs w:val="24"/>
         </w:rPr>
-        <w:t xml:space="preserve">3.4 </w:t>
-      </w:r>
-      <w:r>
-        <w:rPr>
-          <w:rFonts w:ascii="Times New Roman" w:hAnsi="Times New Roman" w:cs="Times New Roman"/>
-          <w:b/>
-          <w:bCs/>
-          <w:color w:val="000000" w:themeColor="text1"/>
-          <w:sz w:val="24"/>
-          <w:szCs w:val="24"/>
-        </w:rPr>
-        <w:t xml:space="preserve">Intensity </w:t>
+        <w:t xml:space="preserve">3.4 Intensity </w:t>
       </w:r>
       <w:proofErr w:type="spellStart"/>
       <w:r>
@@ -8499,7 +8273,37 @@
             <w:rFonts w:ascii="Cambria Math" w:hAnsi="Cambria Math" w:cs="Times New Roman"/>
             <w:color w:val="000000" w:themeColor="text1"/>
           </w:rPr>
-          <m:t>,…,</m:t>
+          <m:t>,</m:t>
+        </m:r>
+        <m:r>
+          <m:rPr>
+            <m:sty m:val="p"/>
+          </m:rPr>
+          <w:rPr>
+            <w:rFonts w:ascii="Cambria Math" w:hAnsi="Cambria Math" w:cs="Times New Roman"/>
+            <w:color w:val="000000" w:themeColor="text1"/>
+          </w:rPr>
+          <m:t xml:space="preserve">  </m:t>
+        </m:r>
+        <m:r>
+          <m:rPr>
+            <m:sty m:val="p"/>
+          </m:rPr>
+          <w:rPr>
+            <w:rFonts w:ascii="Cambria Math" w:hAnsi="Cambria Math" w:cs="Times New Roman"/>
+            <w:color w:val="000000" w:themeColor="text1"/>
+          </w:rPr>
+          <m:t>…,</m:t>
+        </m:r>
+        <m:r>
+          <m:rPr>
+            <m:sty m:val="p"/>
+          </m:rPr>
+          <w:rPr>
+            <w:rFonts w:ascii="Cambria Math" w:hAnsi="Cambria Math" w:cs="Times New Roman"/>
+            <w:color w:val="000000" w:themeColor="text1"/>
+          </w:rPr>
+          <m:t xml:space="preserve"> </m:t>
         </m:r>
         <m:r>
           <w:rPr>
@@ -8751,18 +8555,7 @@
           <w:sz w:val="24"/>
           <w:szCs w:val="24"/>
         </w:rPr>
-        <w:t xml:space="preserve">3.5 </w:t>
-      </w:r>
-      <w:r>
-        <w:rPr>
-          <w:rFonts w:ascii="Times New Roman" w:hAnsi="Times New Roman" w:cs="Times New Roman"/>
-          <w:b/>
-          <w:bCs/>
-          <w:color w:val="000000" w:themeColor="text1"/>
-          <w:sz w:val="24"/>
-          <w:szCs w:val="24"/>
-        </w:rPr>
-        <w:t>Parameter cost</w:t>
+        <w:t>3.5 Parameter cost</w:t>
       </w:r>
     </w:p>
     <w:p>
@@ -8855,34 +8648,13 @@
         </w:rPr>
         <w:t xml:space="preserve"> in our configurations), strictly less than any prior side-information injection. Table </w:t>
       </w:r>
-      <w:hyperlink w:anchor="tab:variants">
-        <w:r>
-          <w:rPr>
-            <w:rStyle w:val="Hyperlink"/>
-            <w:rFonts w:ascii="Times New Roman" w:hAnsi="Times New Roman" w:cs="Times New Roman"/>
-            <w:color w:val="000000" w:themeColor="text1"/>
-          </w:rPr>
-          <w:t>[</w:t>
-        </w:r>
-        <w:proofErr w:type="gramStart"/>
-        <w:r>
-          <w:rPr>
-            <w:rStyle w:val="Hyperlink"/>
-            <w:rFonts w:ascii="Times New Roman" w:hAnsi="Times New Roman" w:cs="Times New Roman"/>
-            <w:color w:val="000000" w:themeColor="text1"/>
-          </w:rPr>
-          <w:t>tab:variants</w:t>
-        </w:r>
-        <w:proofErr w:type="gramEnd"/>
-        <w:r>
-          <w:rPr>
-            <w:rStyle w:val="Hyperlink"/>
-            <w:rFonts w:ascii="Times New Roman" w:hAnsi="Times New Roman" w:cs="Times New Roman"/>
-            <w:color w:val="000000" w:themeColor="text1"/>
-          </w:rPr>
-          <w:t>]</w:t>
-        </w:r>
-      </w:hyperlink>
+      <w:r>
+        <w:rPr>
+          <w:rFonts w:ascii="Times New Roman" w:hAnsi="Times New Roman" w:cs="Times New Roman"/>
+          <w:color w:val="000000" w:themeColor="text1"/>
+        </w:rPr>
+        <w:t>1</w:t>
+      </w:r>
       <w:r>
         <w:rPr>
           <w:rFonts w:ascii="Times New Roman" w:hAnsi="Times New Roman" w:cs="Times New Roman"/>
@@ -8895,12 +8667,155 @@
       <w:tblPr>
         <w:tblStyle w:val="Table"/>
         <w:tblW w:w="5000" w:type="pct"/>
+        <w:tblBorders>
+          <w:top w:val="single" w:sz="4" w:space="0" w:color="auto"/>
+          <w:left w:val="single" w:sz="4" w:space="0" w:color="auto"/>
+          <w:bottom w:val="single" w:sz="4" w:space="0" w:color="auto"/>
+          <w:right w:val="single" w:sz="4" w:space="0" w:color="auto"/>
+          <w:insideH w:val="single" w:sz="4" w:space="0" w:color="auto"/>
+          <w:insideV w:val="single" w:sz="4" w:space="0" w:color="auto"/>
+        </w:tblBorders>
         <w:tblLook w:val="0020" w:firstRow="1" w:lastRow="0" w:firstColumn="0" w:lastColumn="0" w:noHBand="0" w:noVBand="0"/>
       </w:tblPr>
       <w:tblGrid>
-        <w:gridCol w:w="2830"/>
-        <w:gridCol w:w="7358"/>
+        <w:gridCol w:w="2660"/>
+        <w:gridCol w:w="6916"/>
       </w:tblGrid>
+      <w:tr>
+        <w:trPr>
+          <w:cnfStyle w:val="100000000000" w:firstRow="1" w:lastRow="0" w:firstColumn="0" w:lastColumn="0" w:oddVBand="0" w:evenVBand="0" w:oddHBand="0" w:evenHBand="0" w:firstRowFirstColumn="0" w:firstRowLastColumn="0" w:lastRowFirstColumn="0" w:lastRowLastColumn="0"/>
+          <w:trHeight w:val="585"/>
+          <w:tblHeader/>
+        </w:trPr>
+        <w:tc>
+          <w:tcPr>
+            <w:tcW w:w="5000" w:type="pct"/>
+            <w:gridSpan w:val="2"/>
+            <w:tcBorders>
+              <w:top w:val="nil"/>
+              <w:left w:val="nil"/>
+              <w:bottom w:val="single" w:sz="4" w:space="0" w:color="auto"/>
+              <w:right w:val="nil"/>
+            </w:tcBorders>
+            <w:vAlign w:val="center"/>
+          </w:tcPr>
+          <w:p>
+            <w:pPr>
+              <w:pStyle w:val="TableCaption"/>
+              <w:spacing w:after="0"/>
+              <w:jc w:val="center"/>
+              <w:rPr>
+                <w:rFonts w:ascii="Times New Roman" w:hAnsi="Times New Roman" w:cs="Times New Roman"/>
+                <w:i w:val="0"/>
+                <w:iCs/>
+              </w:rPr>
+            </w:pPr>
+            <w:r>
+              <w:rPr>
+                <w:rFonts w:ascii="Times New Roman" w:hAnsi="Times New Roman" w:cs="Times New Roman"/>
+                <w:i w:val="0"/>
+                <w:iCs/>
+                <w:color w:val="000000" w:themeColor="text1"/>
+              </w:rPr>
+              <w:lastRenderedPageBreak/>
+              <w:t xml:space="preserve">Table 1. </w:t>
+            </w:r>
+            <w:r>
+              <w:rPr>
+                <w:rFonts w:ascii="Times New Roman" w:hAnsi="Times New Roman" w:cs="Times New Roman"/>
+                <w:i w:val="0"/>
+                <w:iCs/>
+              </w:rPr>
+              <w:t>The three IA-</w:t>
+            </w:r>
+            <w:proofErr w:type="spellStart"/>
+            <w:r>
+              <w:rPr>
+                <w:rFonts w:ascii="Times New Roman" w:hAnsi="Times New Roman" w:cs="Times New Roman"/>
+                <w:i w:val="0"/>
+                <w:iCs/>
+              </w:rPr>
+              <w:t>SASRec</w:t>
+            </w:r>
+            <w:proofErr w:type="spellEnd"/>
+            <w:r>
+              <w:rPr>
+                <w:rFonts w:ascii="Times New Roman" w:hAnsi="Times New Roman" w:cs="Times New Roman"/>
+                <w:i w:val="0"/>
+                <w:iCs/>
+              </w:rPr>
+              <w:t xml:space="preserve"> variants. </w:t>
+            </w:r>
+            <m:oMath>
+              <m:r>
+                <m:rPr>
+                  <m:sty m:val="p"/>
+                </m:rPr>
+                <w:rPr>
+                  <w:rFonts w:ascii="Cambria Math" w:hAnsi="Cambria Math" w:cs="Times New Roman"/>
+                </w:rPr>
+                <m:t>λ</m:t>
+              </m:r>
+            </m:oMath>
+            <w:r>
+              <w:rPr>
+                <w:rFonts w:ascii="Times New Roman" w:hAnsi="Times New Roman" w:cs="Times New Roman"/>
+                <w:i w:val="0"/>
+                <w:iCs/>
+              </w:rPr>
+              <w:t xml:space="preserve"> is a learnable scalar per layer (init </w:t>
+            </w:r>
+            <m:oMath>
+              <m:r>
+                <m:rPr>
+                  <m:sty m:val="p"/>
+                </m:rPr>
+                <w:rPr>
+                  <w:rFonts w:ascii="Cambria Math" w:hAnsi="Cambria Math" w:cs="Times New Roman"/>
+                </w:rPr>
+                <m:t>1.0</m:t>
+              </m:r>
+            </m:oMath>
+            <w:r>
+              <w:rPr>
+                <w:rFonts w:ascii="Times New Roman" w:hAnsi="Times New Roman" w:cs="Times New Roman"/>
+                <w:i w:val="0"/>
+                <w:iCs/>
+              </w:rPr>
+              <w:t xml:space="preserve">); </w:t>
+            </w:r>
+            <m:oMath>
+              <m:r>
+                <m:rPr>
+                  <m:sty m:val="p"/>
+                </m:rPr>
+                <w:rPr>
+                  <w:rFonts w:ascii="Cambria Math" w:hAnsi="Cambria Math" w:cs="Times New Roman"/>
+                </w:rPr>
+                <m:t>λ=0</m:t>
+              </m:r>
+            </m:oMath>
+            <w:r>
+              <w:rPr>
+                <w:rFonts w:ascii="Times New Roman" w:hAnsi="Times New Roman" w:cs="Times New Roman"/>
+                <w:i w:val="0"/>
+                <w:iCs/>
+              </w:rPr>
+              <w:t xml:space="preserve"> collapses each variant to </w:t>
+            </w:r>
+            <w:proofErr w:type="spellStart"/>
+            <w:r>
+              <w:rPr>
+                <w:rFonts w:ascii="Times New Roman" w:hAnsi="Times New Roman" w:cs="Times New Roman"/>
+                <w:i w:val="0"/>
+                <w:iCs/>
+              </w:rPr>
+              <w:t>SASRec</w:t>
+            </w:r>
+            <w:proofErr w:type="spellEnd"/>
+          </w:p>
+        </w:tc>
+      </w:tr>
       <w:tr>
         <w:trPr>
           <w:cnfStyle w:val="100000000000" w:firstRow="1" w:lastRow="0" w:firstColumn="0" w:lastColumn="0" w:oddVBand="0" w:evenVBand="0" w:oddHBand="0" w:evenHBand="0" w:firstRowFirstColumn="0" w:firstRowLastColumn="0" w:lastRowFirstColumn="0" w:lastRowLastColumn="0"/>
@@ -8909,24 +8824,34 @@
         <w:tc>
           <w:tcPr>
             <w:tcW w:w="1389" w:type="pct"/>
+            <w:tcBorders>
+              <w:top w:val="single" w:sz="4" w:space="0" w:color="auto"/>
+              <w:bottom w:val="none" w:sz="0" w:space="0" w:color="auto"/>
+            </w:tcBorders>
+            <w:vAlign w:val="center"/>
           </w:tcPr>
           <w:p>
             <w:pPr>
               <w:pStyle w:val="Compact"/>
+              <w:tabs>
+                <w:tab w:val="left" w:pos="0"/>
+              </w:tabs>
               <w:spacing w:before="0" w:after="0"/>
-              <w:ind w:firstLine="567"/>
-              <w:jc w:val="both"/>
-              <w:rPr>
-                <w:rFonts w:ascii="Times New Roman" w:hAnsi="Times New Roman" w:cs="Times New Roman"/>
+              <w:jc w:val="center"/>
+              <w:rPr>
+                <w:rFonts w:ascii="Times New Roman" w:hAnsi="Times New Roman" w:cs="Times New Roman"/>
+                <w:i/>
+                <w:iCs/>
                 <w:color w:val="000000" w:themeColor="text1"/>
               </w:rPr>
             </w:pPr>
             <w:r>
               <w:rPr>
                 <w:rFonts w:ascii="Times New Roman" w:hAnsi="Times New Roman" w:cs="Times New Roman"/>
-                <w:color w:val="000000" w:themeColor="text1"/>
-              </w:rPr>
-              <w:lastRenderedPageBreak/>
+                <w:i/>
+                <w:iCs/>
+                <w:color w:val="000000" w:themeColor="text1"/>
+              </w:rPr>
               <w:t>Variant</w:t>
             </w:r>
           </w:p>
@@ -8934,6 +8859,11 @@
         <w:tc>
           <w:tcPr>
             <w:tcW w:w="3611" w:type="pct"/>
+            <w:tcBorders>
+              <w:top w:val="single" w:sz="4" w:space="0" w:color="auto"/>
+              <w:bottom w:val="none" w:sz="0" w:space="0" w:color="auto"/>
+            </w:tcBorders>
+            <w:vAlign w:val="center"/>
           </w:tcPr>
           <w:p>
             <w:pPr>
@@ -8943,12 +8873,16 @@
               <w:jc w:val="center"/>
               <w:rPr>
                 <w:rFonts w:ascii="Times New Roman" w:hAnsi="Times New Roman" w:cs="Times New Roman"/>
+                <w:i/>
+                <w:iCs/>
                 <w:color w:val="000000" w:themeColor="text1"/>
               </w:rPr>
             </w:pPr>
             <w:r>
               <w:rPr>
                 <w:rFonts w:ascii="Times New Roman" w:hAnsi="Times New Roman" w:cs="Times New Roman"/>
+                <w:i/>
+                <w:iCs/>
                 <w:color w:val="000000" w:themeColor="text1"/>
               </w:rPr>
               <w:t>Mechanism</w:t>
@@ -8960,13 +8894,16 @@
         <w:tc>
           <w:tcPr>
             <w:tcW w:w="1389" w:type="pct"/>
+            <w:vAlign w:val="center"/>
           </w:tcPr>
           <w:p>
             <w:pPr>
               <w:pStyle w:val="Compact"/>
+              <w:tabs>
+                <w:tab w:val="left" w:pos="0"/>
+              </w:tabs>
               <w:spacing w:before="0" w:after="0"/>
-              <w:ind w:firstLine="567"/>
-              <w:jc w:val="both"/>
+              <w:jc w:val="center"/>
               <w:rPr>
                 <w:rFonts w:ascii="Times New Roman" w:hAnsi="Times New Roman" w:cs="Times New Roman"/>
                 <w:color w:val="000000" w:themeColor="text1"/>
@@ -8984,6 +8921,7 @@
         <w:tc>
           <w:tcPr>
             <w:tcW w:w="3611" w:type="pct"/>
+            <w:vAlign w:val="center"/>
           </w:tcPr>
           <w:p>
             <w:pPr>
@@ -9178,13 +9116,16 @@
         <w:tc>
           <w:tcPr>
             <w:tcW w:w="1389" w:type="pct"/>
+            <w:vAlign w:val="center"/>
           </w:tcPr>
           <w:p>
             <w:pPr>
               <w:pStyle w:val="Compact"/>
+              <w:tabs>
+                <w:tab w:val="left" w:pos="0"/>
+              </w:tabs>
               <w:spacing w:before="0" w:after="0"/>
-              <w:ind w:firstLine="567"/>
-              <w:jc w:val="both"/>
+              <w:jc w:val="center"/>
               <w:rPr>
                 <w:rFonts w:ascii="Times New Roman" w:hAnsi="Times New Roman" w:cs="Times New Roman"/>
                 <w:color w:val="000000" w:themeColor="text1"/>
@@ -9202,6 +9143,7 @@
         <w:tc>
           <w:tcPr>
             <w:tcW w:w="3611" w:type="pct"/>
+            <w:vAlign w:val="center"/>
           </w:tcPr>
           <w:p>
             <w:pPr>
@@ -9437,16 +9379,22 @@
         </w:tc>
       </w:tr>
       <w:tr>
+        <w:trPr>
+          <w:trHeight w:val="700"/>
+        </w:trPr>
         <w:tc>
           <w:tcPr>
             <w:tcW w:w="1389" w:type="pct"/>
+            <w:vAlign w:val="center"/>
           </w:tcPr>
           <w:p>
             <w:pPr>
               <w:pStyle w:val="Compact"/>
+              <w:tabs>
+                <w:tab w:val="left" w:pos="0"/>
+              </w:tabs>
               <w:spacing w:before="0" w:after="0"/>
-              <w:ind w:firstLine="567"/>
-              <w:jc w:val="both"/>
+              <w:jc w:val="center"/>
               <w:rPr>
                 <w:rFonts w:ascii="Times New Roman" w:hAnsi="Times New Roman" w:cs="Times New Roman"/>
                 <w:color w:val="000000" w:themeColor="text1"/>
@@ -9464,6 +9412,7 @@
         <w:tc>
           <w:tcPr>
             <w:tcW w:w="3611" w:type="pct"/>
+            <w:vAlign w:val="center"/>
           </w:tcPr>
           <w:p>
             <w:pPr>
@@ -9773,18 +9722,7 @@
           <w:sz w:val="24"/>
           <w:szCs w:val="24"/>
         </w:rPr>
-        <w:t xml:space="preserve">4 </w:t>
-      </w:r>
-      <w:r>
-        <w:rPr>
-          <w:rFonts w:ascii="Times New Roman" w:hAnsi="Times New Roman" w:cs="Times New Roman"/>
-          <w:b/>
-          <w:bCs/>
-          <w:color w:val="000000" w:themeColor="text1"/>
-          <w:sz w:val="24"/>
-          <w:szCs w:val="24"/>
-        </w:rPr>
-        <w:t>Experimental Setup</w:t>
+        <w:t>4 Experimental Setup</w:t>
       </w:r>
     </w:p>
     <w:p>
@@ -9812,18 +9750,7 @@
           <w:sz w:val="24"/>
           <w:szCs w:val="24"/>
         </w:rPr>
-        <w:t xml:space="preserve">4.1 </w:t>
-      </w:r>
-      <w:r>
-        <w:rPr>
-          <w:rFonts w:ascii="Times New Roman" w:hAnsi="Times New Roman" w:cs="Times New Roman"/>
-          <w:b/>
-          <w:bCs/>
-          <w:color w:val="000000" w:themeColor="text1"/>
-          <w:sz w:val="24"/>
-          <w:szCs w:val="24"/>
-        </w:rPr>
-        <w:t>Datasets</w:t>
+        <w:t>4.1 Datasets</w:t>
       </w:r>
     </w:p>
     <w:p>
@@ -9844,42 +9771,19 @@
         </w:rPr>
         <w:t>Table </w:t>
       </w:r>
-      <w:hyperlink w:anchor="tab:datasets">
-        <w:r>
-          <w:rPr>
-            <w:rStyle w:val="Hyperlink"/>
-            <w:rFonts w:ascii="Times New Roman" w:hAnsi="Times New Roman" w:cs="Times New Roman"/>
-            <w:color w:val="000000" w:themeColor="text1"/>
-          </w:rPr>
-          <w:t>[</w:t>
-        </w:r>
-        <w:proofErr w:type="spellStart"/>
-        <w:proofErr w:type="gramStart"/>
-        <w:r>
-          <w:rPr>
-            <w:rStyle w:val="Hyperlink"/>
-            <w:rFonts w:ascii="Times New Roman" w:hAnsi="Times New Roman" w:cs="Times New Roman"/>
-            <w:color w:val="000000" w:themeColor="text1"/>
-          </w:rPr>
-          <w:t>tab:datasets</w:t>
-        </w:r>
-        <w:proofErr w:type="spellEnd"/>
-        <w:proofErr w:type="gramEnd"/>
-        <w:r>
-          <w:rPr>
-            <w:rStyle w:val="Hyperlink"/>
-            <w:rFonts w:ascii="Times New Roman" w:hAnsi="Times New Roman" w:cs="Times New Roman"/>
-            <w:color w:val="000000" w:themeColor="text1"/>
-          </w:rPr>
-          <w:t>]</w:t>
-        </w:r>
-      </w:hyperlink>
-      <w:r>
-        <w:rPr>
-          <w:rFonts w:ascii="Times New Roman" w:hAnsi="Times New Roman" w:cs="Times New Roman"/>
-          <w:color w:val="000000" w:themeColor="text1"/>
-        </w:rPr>
-        <w:t xml:space="preserve"> lists the seven datasets used. They are chosen to span two regimes of intensity signal: discrete, low-entropy explicit ratings (</w:t>
+      <w:r>
+        <w:rPr>
+          <w:rFonts w:ascii="Times New Roman" w:hAnsi="Times New Roman" w:cs="Times New Roman"/>
+          <w:color w:val="000000" w:themeColor="text1"/>
+        </w:rPr>
+        <w:t xml:space="preserve">2 </w:t>
+      </w:r>
+      <w:r>
+        <w:rPr>
+          <w:rFonts w:ascii="Times New Roman" w:hAnsi="Times New Roman" w:cs="Times New Roman"/>
+          <w:color w:val="000000" w:themeColor="text1"/>
+        </w:rPr>
+        <w:t>lists the seven datasets used. They are chosen to span two regimes of intensity signal: discrete, low-entropy explicit ratings (</w:t>
       </w:r>
       <m:oMath>
         <m:r>
@@ -9959,7 +9863,7 @@
           <w:rFonts w:ascii="Times New Roman" w:hAnsi="Times New Roman" w:cs="Times New Roman"/>
           <w:color w:val="000000" w:themeColor="text1"/>
         </w:rPr>
-        <w:t>k users; fixed seed 2020). All datasets are 5-core filtered (</w:t>
+        <w:t>k users; fixed seed). All datasets are 5-core filtered (</w:t>
       </w:r>
       <m:oMath>
         <m:r>
@@ -10074,25 +9978,133 @@
       <w:tblPr>
         <w:tblStyle w:val="Table"/>
         <w:tblW w:w="5000" w:type="pct"/>
+        <w:tblBorders>
+          <w:top w:val="single" w:sz="4" w:space="0" w:color="auto"/>
+          <w:left w:val="single" w:sz="4" w:space="0" w:color="auto"/>
+          <w:bottom w:val="single" w:sz="4" w:space="0" w:color="auto"/>
+          <w:right w:val="single" w:sz="4" w:space="0" w:color="auto"/>
+          <w:insideH w:val="single" w:sz="4" w:space="0" w:color="auto"/>
+          <w:insideV w:val="single" w:sz="4" w:space="0" w:color="auto"/>
+        </w:tblBorders>
         <w:tblLook w:val="0020" w:firstRow="1" w:lastRow="0" w:firstColumn="0" w:lastColumn="0" w:noHBand="0" w:noVBand="0"/>
       </w:tblPr>
       <w:tblGrid>
-        <w:gridCol w:w="1698"/>
-        <w:gridCol w:w="1698"/>
-        <w:gridCol w:w="1698"/>
-        <w:gridCol w:w="1698"/>
-        <w:gridCol w:w="1698"/>
-        <w:gridCol w:w="1698"/>
+        <w:gridCol w:w="1596"/>
+        <w:gridCol w:w="1596"/>
+        <w:gridCol w:w="1595"/>
+        <w:gridCol w:w="1595"/>
+        <w:gridCol w:w="1595"/>
+        <w:gridCol w:w="1599"/>
       </w:tblGrid>
       <w:tr>
         <w:trPr>
           <w:cnfStyle w:val="100000000000" w:firstRow="1" w:lastRow="0" w:firstColumn="0" w:lastColumn="0" w:oddVBand="0" w:evenVBand="0" w:oddHBand="0" w:evenHBand="0" w:firstRowFirstColumn="0" w:firstRowLastColumn="0" w:lastRowFirstColumn="0" w:lastRowLastColumn="0"/>
-          <w:trHeight w:val="510"/>
+          <w:trHeight w:val="253"/>
+          <w:tblHeader/>
+        </w:trPr>
+        <w:tc>
+          <w:tcPr>
+            <w:tcW w:w="5000" w:type="pct"/>
+            <w:gridSpan w:val="6"/>
+            <w:tcBorders>
+              <w:top w:val="nil"/>
+              <w:left w:val="nil"/>
+              <w:bottom w:val="single" w:sz="4" w:space="0" w:color="auto"/>
+              <w:right w:val="nil"/>
+            </w:tcBorders>
+          </w:tcPr>
+          <w:p>
+            <w:pPr>
+              <w:pStyle w:val="TableCaption"/>
+              <w:spacing w:after="0"/>
+              <w:jc w:val="center"/>
+              <w:rPr>
+                <w:rFonts w:ascii="Times New Roman" w:hAnsi="Times New Roman" w:cs="Times New Roman"/>
+                <w:i w:val="0"/>
+                <w:iCs/>
+                <w:color w:val="000000" w:themeColor="text1"/>
+              </w:rPr>
+            </w:pPr>
+            <w:r>
+              <w:rPr>
+                <w:rFonts w:ascii="Times New Roman" w:hAnsi="Times New Roman" w:cs="Times New Roman"/>
+                <w:i w:val="0"/>
+                <w:iCs/>
+                <w:color w:val="000000" w:themeColor="text1"/>
+              </w:rPr>
+              <w:t>Table 2.</w:t>
+            </w:r>
+            <w:r>
+              <w:rPr>
+                <w:rFonts w:ascii="Times New Roman" w:hAnsi="Times New Roman" w:cs="Times New Roman"/>
+                <w:i w:val="0"/>
+                <w:iCs/>
+                <w:color w:val="000000" w:themeColor="text1"/>
+              </w:rPr>
+              <w:t xml:space="preserve"> </w:t>
+            </w:r>
+            <w:r>
+              <w:rPr>
+                <w:rFonts w:ascii="Times New Roman" w:hAnsi="Times New Roman" w:cs="Times New Roman"/>
+                <w:i w:val="0"/>
+                <w:iCs/>
+              </w:rPr>
+              <w:t xml:space="preserve">Datasets after 5-core filtering. Density is </w:t>
+            </w:r>
+            <m:oMath>
+              <m:r>
+                <m:rPr>
+                  <m:scr m:val="script"/>
+                  <m:sty m:val="p"/>
+                </m:rPr>
+                <w:rPr>
+                  <w:rFonts w:ascii="Cambria Math" w:hAnsi="Cambria Math" w:cs="Times New Roman"/>
+                </w:rPr>
+                <m:t>|I|/(|U|⋅|V|)</m:t>
+              </m:r>
+            </m:oMath>
+            <w:r>
+              <w:rPr>
+                <w:rFonts w:ascii="Times New Roman" w:hAnsi="Times New Roman" w:cs="Times New Roman"/>
+                <w:i w:val="0"/>
+                <w:iCs/>
+              </w:rPr>
+              <w:t>. Intensity is the per-interaction signal threaded into IA-</w:t>
+            </w:r>
+            <w:proofErr w:type="spellStart"/>
+            <w:r>
+              <w:rPr>
+                <w:rFonts w:ascii="Times New Roman" w:hAnsi="Times New Roman" w:cs="Times New Roman"/>
+                <w:i w:val="0"/>
+                <w:iCs/>
+              </w:rPr>
+              <w:t>SASRec</w:t>
+            </w:r>
+            <w:proofErr w:type="spellEnd"/>
+            <w:r>
+              <w:rPr>
+                <w:rFonts w:ascii="Times New Roman" w:hAnsi="Times New Roman" w:cs="Times New Roman"/>
+                <w:i w:val="0"/>
+                <w:iCs/>
+              </w:rPr>
+              <w:t xml:space="preserve"> attention</w:t>
+            </w:r>
+          </w:p>
+        </w:tc>
+      </w:tr>
+      <w:tr>
+        <w:trPr>
+          <w:cnfStyle w:val="100000000000" w:firstRow="1" w:lastRow="0" w:firstColumn="0" w:lastColumn="0" w:oddVBand="0" w:evenVBand="0" w:oddHBand="0" w:evenHBand="0" w:firstRowFirstColumn="0" w:firstRowLastColumn="0" w:lastRowFirstColumn="0" w:lastRowLastColumn="0"/>
+          <w:trHeight w:val="253"/>
           <w:tblHeader/>
         </w:trPr>
         <w:tc>
           <w:tcPr>
             <w:tcW w:w="833" w:type="pct"/>
+            <w:tcBorders>
+              <w:top w:val="single" w:sz="4" w:space="0" w:color="auto"/>
+              <w:bottom w:val="none" w:sz="0" w:space="0" w:color="auto"/>
+            </w:tcBorders>
           </w:tcPr>
           <w:p>
             <w:pPr>
@@ -10100,12 +10112,16 @@
               <w:spacing w:before="0" w:after="0"/>
               <w:rPr>
                 <w:rFonts w:ascii="Times New Roman" w:hAnsi="Times New Roman" w:cs="Times New Roman"/>
+                <w:i/>
+                <w:iCs/>
                 <w:color w:val="000000" w:themeColor="text1"/>
               </w:rPr>
             </w:pPr>
             <w:r>
               <w:rPr>
                 <w:rFonts w:ascii="Times New Roman" w:hAnsi="Times New Roman" w:cs="Times New Roman"/>
+                <w:i/>
+                <w:iCs/>
                 <w:color w:val="000000" w:themeColor="text1"/>
               </w:rPr>
               <w:t>Dataset</w:t>
@@ -10115,6 +10131,10 @@
         <w:tc>
           <w:tcPr>
             <w:tcW w:w="833" w:type="pct"/>
+            <w:tcBorders>
+              <w:top w:val="single" w:sz="4" w:space="0" w:color="auto"/>
+              <w:bottom w:val="none" w:sz="0" w:space="0" w:color="auto"/>
+            </w:tcBorders>
           </w:tcPr>
           <w:p>
             <w:pPr>
@@ -10149,6 +10169,10 @@
         <w:tc>
           <w:tcPr>
             <w:tcW w:w="833" w:type="pct"/>
+            <w:tcBorders>
+              <w:top w:val="single" w:sz="4" w:space="0" w:color="auto"/>
+              <w:bottom w:val="none" w:sz="0" w:space="0" w:color="auto"/>
+            </w:tcBorders>
           </w:tcPr>
           <w:p>
             <w:pPr>
@@ -10183,6 +10207,10 @@
         <w:tc>
           <w:tcPr>
             <w:tcW w:w="833" w:type="pct"/>
+            <w:tcBorders>
+              <w:top w:val="single" w:sz="4" w:space="0" w:color="auto"/>
+              <w:bottom w:val="none" w:sz="0" w:space="0" w:color="auto"/>
+            </w:tcBorders>
           </w:tcPr>
           <w:p>
             <w:pPr>
@@ -10217,6 +10245,10 @@
         <w:tc>
           <w:tcPr>
             <w:tcW w:w="833" w:type="pct"/>
+            <w:tcBorders>
+              <w:top w:val="single" w:sz="4" w:space="0" w:color="auto"/>
+              <w:bottom w:val="none" w:sz="0" w:space="0" w:color="auto"/>
+            </w:tcBorders>
           </w:tcPr>
           <w:p>
             <w:pPr>
@@ -10225,12 +10257,16 @@
               <w:jc w:val="right"/>
               <w:rPr>
                 <w:rFonts w:ascii="Times New Roman" w:hAnsi="Times New Roman" w:cs="Times New Roman"/>
+                <w:i/>
+                <w:iCs/>
                 <w:color w:val="000000" w:themeColor="text1"/>
               </w:rPr>
             </w:pPr>
             <w:r>
               <w:rPr>
                 <w:rFonts w:ascii="Times New Roman" w:hAnsi="Times New Roman" w:cs="Times New Roman"/>
+                <w:i/>
+                <w:iCs/>
                 <w:color w:val="000000" w:themeColor="text1"/>
               </w:rPr>
               <w:t>density</w:t>
@@ -10240,6 +10276,10 @@
         <w:tc>
           <w:tcPr>
             <w:tcW w:w="833" w:type="pct"/>
+            <w:tcBorders>
+              <w:top w:val="single" w:sz="4" w:space="0" w:color="auto"/>
+              <w:bottom w:val="none" w:sz="0" w:space="0" w:color="auto"/>
+            </w:tcBorders>
           </w:tcPr>
           <w:p>
             <w:pPr>
@@ -10247,12 +10287,16 @@
               <w:spacing w:before="0" w:after="0"/>
               <w:rPr>
                 <w:rFonts w:ascii="Times New Roman" w:hAnsi="Times New Roman" w:cs="Times New Roman"/>
+                <w:i/>
+                <w:iCs/>
                 <w:color w:val="000000" w:themeColor="text1"/>
               </w:rPr>
             </w:pPr>
             <w:r>
               <w:rPr>
                 <w:rFonts w:ascii="Times New Roman" w:hAnsi="Times New Roman" w:cs="Times New Roman"/>
+                <w:i/>
+                <w:iCs/>
                 <w:color w:val="000000" w:themeColor="text1"/>
               </w:rPr>
               <w:t>intensity</w:t>
@@ -11442,18 +11486,7 @@
           <w:sz w:val="24"/>
           <w:szCs w:val="24"/>
         </w:rPr>
-        <w:t xml:space="preserve">4.2 </w:t>
-      </w:r>
-      <w:r>
-        <w:rPr>
-          <w:rFonts w:ascii="Times New Roman" w:hAnsi="Times New Roman" w:cs="Times New Roman"/>
-          <w:b/>
-          <w:bCs/>
-          <w:color w:val="000000" w:themeColor="text1"/>
-          <w:sz w:val="24"/>
-          <w:szCs w:val="24"/>
-        </w:rPr>
-        <w:t xml:space="preserve">Training and hyperparameter </w:t>
+        <w:t xml:space="preserve">4.2 Training and hyperparameter </w:t>
       </w:r>
       <w:proofErr w:type="spellStart"/>
       <w:r>
@@ -11579,6 +11612,16 @@
           <m:t>,</m:t>
         </m:r>
         <m:r>
+          <m:rPr>
+            <m:sty m:val="p"/>
+          </m:rPr>
+          <w:rPr>
+            <w:rFonts w:ascii="Cambria Math" w:hAnsi="Cambria Math" w:cs="Times New Roman"/>
+            <w:color w:val="000000" w:themeColor="text1"/>
+          </w:rPr>
+          <m:t xml:space="preserve"> </m:t>
+        </m:r>
+        <m:r>
           <w:rPr>
             <w:rFonts w:ascii="Cambria Math" w:hAnsi="Cambria Math" w:cs="Times New Roman"/>
             <w:color w:val="000000" w:themeColor="text1"/>
@@ -11663,13 +11706,6 @@
           <m:t>,</m:t>
         </m:r>
         <m:r>
-          <w:rPr>
-            <w:rFonts w:ascii="Cambria Math" w:hAnsi="Cambria Math" w:cs="Times New Roman"/>
-            <w:color w:val="000000" w:themeColor="text1"/>
-          </w:rPr>
-          <m:t>2</m:t>
-        </m:r>
-        <m:r>
           <m:rPr>
             <m:sty m:val="p"/>
           </m:rPr>
@@ -11677,14 +11713,14 @@
             <w:rFonts w:ascii="Cambria Math" w:hAnsi="Cambria Math" w:cs="Times New Roman"/>
             <w:color w:val="000000" w:themeColor="text1"/>
           </w:rPr>
-          <m:t>,</m:t>
-        </m:r>
-        <m:r>
-          <w:rPr>
-            <w:rFonts w:ascii="Cambria Math" w:hAnsi="Cambria Math" w:cs="Times New Roman"/>
-            <w:color w:val="000000" w:themeColor="text1"/>
-          </w:rPr>
-          <m:t>4</m:t>
+          <m:t xml:space="preserve"> </m:t>
+        </m:r>
+        <m:r>
+          <w:rPr>
+            <w:rFonts w:ascii="Cambria Math" w:hAnsi="Cambria Math" w:cs="Times New Roman"/>
+            <w:color w:val="000000" w:themeColor="text1"/>
+          </w:rPr>
+          <m:t>2</m:t>
         </m:r>
         <m:r>
           <m:rPr>
@@ -11694,17 +11730,8 @@
             <w:rFonts w:ascii="Cambria Math" w:hAnsi="Cambria Math" w:cs="Times New Roman"/>
             <w:color w:val="000000" w:themeColor="text1"/>
           </w:rPr>
-          <m:t>}</m:t>
-        </m:r>
-      </m:oMath>
-      <w:r>
-        <w:rPr>
-          <w:rFonts w:ascii="Times New Roman" w:hAnsi="Times New Roman" w:cs="Times New Roman"/>
-          <w:color w:val="000000" w:themeColor="text1"/>
-        </w:rPr>
-        <w:t xml:space="preserve">, </w:t>
-      </w:r>
-      <m:oMath>
+          <m:t>,</m:t>
+        </m:r>
         <m:r>
           <m:rPr>
             <m:sty m:val="p"/>
@@ -11713,6 +11740,42 @@
             <w:rFonts w:ascii="Cambria Math" w:hAnsi="Cambria Math" w:cs="Times New Roman"/>
             <w:color w:val="000000" w:themeColor="text1"/>
           </w:rPr>
+          <m:t xml:space="preserve"> </m:t>
+        </m:r>
+        <m:r>
+          <w:rPr>
+            <w:rFonts w:ascii="Cambria Math" w:hAnsi="Cambria Math" w:cs="Times New Roman"/>
+            <w:color w:val="000000" w:themeColor="text1"/>
+          </w:rPr>
+          <m:t>4</m:t>
+        </m:r>
+        <m:r>
+          <m:rPr>
+            <m:sty m:val="p"/>
+          </m:rPr>
+          <w:rPr>
+            <w:rFonts w:ascii="Cambria Math" w:hAnsi="Cambria Math" w:cs="Times New Roman"/>
+            <w:color w:val="000000" w:themeColor="text1"/>
+          </w:rPr>
+          <m:t>}</m:t>
+        </m:r>
+      </m:oMath>
+      <w:r>
+        <w:rPr>
+          <w:rFonts w:ascii="Times New Roman" w:hAnsi="Times New Roman" w:cs="Times New Roman"/>
+          <w:color w:val="000000" w:themeColor="text1"/>
+        </w:rPr>
+        <w:t xml:space="preserve">, </w:t>
+      </w:r>
+      <m:oMath>
+        <m:r>
+          <m:rPr>
+            <m:sty m:val="p"/>
+          </m:rPr>
+          <w:rPr>
+            <w:rFonts w:ascii="Cambria Math" w:hAnsi="Cambria Math" w:cs="Times New Roman"/>
+            <w:color w:val="000000" w:themeColor="text1"/>
+          </w:rPr>
           <m:t>hidden_size,inner_size</m:t>
         </m:r>
       </m:oMath>
@@ -11721,23 +11784,7 @@
           <w:rFonts w:ascii="Times New Roman" w:hAnsi="Times New Roman" w:cs="Times New Roman"/>
           <w:color w:val="000000" w:themeColor="text1"/>
         </w:rPr>
-        <w:t>, dropouts, learning rate), with one extra categorical for IA-</w:t>
-      </w:r>
-      <w:proofErr w:type="spellStart"/>
-      <w:r>
-        <w:rPr>
-          <w:rFonts w:ascii="Times New Roman" w:hAnsi="Times New Roman" w:cs="Times New Roman"/>
-          <w:color w:val="000000" w:themeColor="text1"/>
-        </w:rPr>
-        <w:t>SASRec</w:t>
-      </w:r>
-      <w:proofErr w:type="spellEnd"/>
-      <w:r>
-        <w:rPr>
-          <w:rFonts w:ascii="Times New Roman" w:hAnsi="Times New Roman" w:cs="Times New Roman"/>
-          <w:color w:val="000000" w:themeColor="text1"/>
-        </w:rPr>
-        <w:t xml:space="preserve"> selecting </w:t>
+        <w:t xml:space="preserve">, dropouts, learning rate), with one extra categorical for IA-SASRec selecting </w:t>
       </w:r>
       <w:proofErr w:type="spellStart"/>
       <m:oMath>
@@ -11784,6 +11831,16 @@
         </m:r>
         <m:r>
           <m:rPr>
+            <m:sty m:val="p"/>
+          </m:rPr>
+          <w:rPr>
+            <w:rFonts w:ascii="Cambria Math" w:hAnsi="Cambria Math" w:cs="Times New Roman"/>
+            <w:color w:val="000000" w:themeColor="text1"/>
+          </w:rPr>
+          <m:t xml:space="preserve"> </m:t>
+        </m:r>
+        <m:r>
+          <m:rPr>
             <m:nor/>
           </m:rPr>
           <w:rPr>
@@ -11804,6 +11861,16 @@
         </m:r>
         <m:r>
           <m:rPr>
+            <m:sty m:val="p"/>
+          </m:rPr>
+          <w:rPr>
+            <w:rFonts w:ascii="Cambria Math" w:hAnsi="Cambria Math" w:cs="Times New Roman"/>
+            <w:color w:val="000000" w:themeColor="text1"/>
+          </w:rPr>
+          <m:t xml:space="preserve"> </m:t>
+        </m:r>
+        <m:r>
+          <m:rPr>
             <m:nor/>
           </m:rPr>
           <w:rPr>
@@ -11821,6 +11888,16 @@
             <w:color w:val="000000" w:themeColor="text1"/>
           </w:rPr>
           <m:t>,</m:t>
+        </m:r>
+        <m:r>
+          <m:rPr>
+            <m:sty m:val="p"/>
+          </m:rPr>
+          <w:rPr>
+            <w:rFonts w:ascii="Cambria Math" w:hAnsi="Cambria Math" w:cs="Times New Roman"/>
+            <w:color w:val="000000" w:themeColor="text1"/>
+          </w:rPr>
+          <m:t xml:space="preserve"> </m:t>
         </m:r>
         <m:r>
           <m:rPr>
@@ -11976,18 +12053,7 @@
           <w:sz w:val="24"/>
           <w:szCs w:val="24"/>
         </w:rPr>
-        <w:t xml:space="preserve">4.3 </w:t>
-      </w:r>
-      <w:r>
-        <w:rPr>
-          <w:rFonts w:ascii="Times New Roman" w:hAnsi="Times New Roman" w:cs="Times New Roman"/>
-          <w:b/>
-          <w:bCs/>
-          <w:color w:val="000000" w:themeColor="text1"/>
-          <w:sz w:val="24"/>
-          <w:szCs w:val="24"/>
-        </w:rPr>
-        <w:t>Evaluation: dual-criterion significance with a per-seed stability check</w:t>
+        <w:t>4.3 Evaluation: dual-criterion significance with a per-seed stability check</w:t>
       </w:r>
     </w:p>
     <w:p>
@@ -12065,7 +12131,15 @@
           <w:rFonts w:ascii="Times New Roman" w:hAnsi="Times New Roman" w:cs="Times New Roman"/>
           <w:color w:val="000000" w:themeColor="text1"/>
         </w:rPr>
-        <w:t>, so the three metrics we report are the non-redundant trio (set-membership, reciprocal rank, log-discounted rank); Hit and Precision are computed but omitted as they carry no information beyond Recall.</w:t>
+        <w:t>, so the three metrics we report are the non-redundant trio (set-</w:t>
+      </w:r>
+      <w:r>
+        <w:rPr>
+          <w:rFonts w:ascii="Times New Roman" w:hAnsi="Times New Roman" w:cs="Times New Roman"/>
+          <w:color w:val="000000" w:themeColor="text1"/>
+        </w:rPr>
+        <w:lastRenderedPageBreak/>
+        <w:t>membership, reciprocal rank, log-discounted rank); Hit and Precision are computed but omitted as they carry no information beyond Recall.</w:t>
       </w:r>
     </w:p>
     <w:p>
@@ -12084,15 +12158,7 @@
           <w:rFonts w:ascii="Times New Roman" w:hAnsi="Times New Roman" w:cs="Times New Roman"/>
           <w:color w:val="000000" w:themeColor="text1"/>
         </w:rPr>
-        <w:t xml:space="preserve">A standard single-seed table is underpowered for small effect sizes: training stochasticity and test-population sampling are both large at the scale of these datasets [3, 4]. We report a metric </w:t>
-      </w:r>
-      <w:r>
-        <w:rPr>
-          <w:rFonts w:ascii="Times New Roman" w:hAnsi="Times New Roman" w:cs="Times New Roman"/>
-          <w:color w:val="000000" w:themeColor="text1"/>
-        </w:rPr>
-        <w:lastRenderedPageBreak/>
-        <w:t xml:space="preserve">difference as robust only when two independent hypothesis tests, each sensitive to a different source of variance, both reject at </w:t>
+        <w:t xml:space="preserve">A standard single-seed table is underpowered for small effect sizes: training stochasticity and test-population sampling are both large at the scale of these datasets [3, 4]. We report a metric difference as robust only when two independent hypothesis tests, each sensitive to a different source of variance, both reject at </w:t>
       </w:r>
       <m:oMath>
         <m:r>
@@ -12135,7 +12201,7 @@
           <w:numId w:val="3"/>
         </w:numPr>
         <w:tabs>
-          <w:tab w:val="left" w:pos="851"/>
+          <w:tab w:val="left" w:pos="993"/>
         </w:tabs>
         <w:spacing w:after="0"/>
         <w:ind w:left="0" w:firstLine="567"/>
@@ -12268,7 +12334,7 @@
           <w:numId w:val="3"/>
         </w:numPr>
         <w:tabs>
-          <w:tab w:val="left" w:pos="851"/>
+          <w:tab w:val="left" w:pos="993"/>
         </w:tabs>
         <w:spacing w:after="0"/>
         <w:ind w:left="0" w:firstLine="567"/>
@@ -12539,7 +12605,7 @@
           <w:numId w:val="3"/>
         </w:numPr>
         <w:tabs>
-          <w:tab w:val="left" w:pos="851"/>
+          <w:tab w:val="left" w:pos="993"/>
         </w:tabs>
         <w:spacing w:after="0"/>
         <w:ind w:left="0" w:firstLine="567"/>
@@ -12628,6 +12694,9 @@
     <w:p>
       <w:pPr>
         <w:pStyle w:val="FirstParagraph"/>
+        <w:tabs>
+          <w:tab w:val="left" w:pos="993"/>
+        </w:tabs>
         <w:spacing w:before="0" w:after="0"/>
         <w:ind w:firstLine="567"/>
         <w:jc w:val="both"/>
@@ -12735,18 +12804,7 @@
           <w:sz w:val="24"/>
           <w:szCs w:val="24"/>
         </w:rPr>
-        <w:t xml:space="preserve">4.4 </w:t>
-      </w:r>
-      <w:r>
-        <w:rPr>
-          <w:rFonts w:ascii="Times New Roman" w:hAnsi="Times New Roman" w:cs="Times New Roman"/>
-          <w:b/>
-          <w:bCs/>
-          <w:color w:val="000000" w:themeColor="text1"/>
-          <w:sz w:val="24"/>
-          <w:szCs w:val="24"/>
-        </w:rPr>
-        <w:t>Implementation and reproducibility</w:t>
+        <w:t>4.4 Implementation and reproducibility</w:t>
       </w:r>
     </w:p>
     <w:p>
@@ -12843,82 +12901,333 @@
           <w:sz w:val="24"/>
           <w:szCs w:val="24"/>
         </w:rPr>
-        <w:t xml:space="preserve">5 </w:t>
-      </w:r>
-      <w:r>
-        <w:rPr>
-          <w:rFonts w:ascii="Times New Roman" w:hAnsi="Times New Roman" w:cs="Times New Roman"/>
-          <w:b/>
-          <w:bCs/>
-          <w:color w:val="000000" w:themeColor="text1"/>
-          <w:sz w:val="24"/>
-          <w:szCs w:val="24"/>
-        </w:rPr>
-        <w:t>Results</w:t>
+        <w:t>5 Results</w:t>
       </w:r>
     </w:p>
     <w:tbl>
       <w:tblPr>
         <w:tblStyle w:val="Table"/>
         <w:tblW w:w="5074" w:type="pct"/>
+        <w:tblBorders>
+          <w:top w:val="single" w:sz="4" w:space="0" w:color="auto"/>
+          <w:left w:val="single" w:sz="4" w:space="0" w:color="auto"/>
+          <w:bottom w:val="single" w:sz="4" w:space="0" w:color="auto"/>
+          <w:right w:val="single" w:sz="4" w:space="0" w:color="auto"/>
+          <w:insideH w:val="single" w:sz="4" w:space="0" w:color="auto"/>
+          <w:insideV w:val="single" w:sz="4" w:space="0" w:color="auto"/>
+        </w:tblBorders>
         <w:tblLayout w:type="fixed"/>
         <w:tblLook w:val="0020" w:firstRow="1" w:lastRow="0" w:firstColumn="0" w:lastColumn="0" w:noHBand="0" w:noVBand="0"/>
       </w:tblPr>
       <w:tblGrid>
-        <w:gridCol w:w="1243"/>
-        <w:gridCol w:w="1011"/>
-        <w:gridCol w:w="490"/>
-        <w:gridCol w:w="519"/>
-        <w:gridCol w:w="1011"/>
-        <w:gridCol w:w="997"/>
-        <w:gridCol w:w="14"/>
-        <w:gridCol w:w="1011"/>
-        <w:gridCol w:w="1011"/>
-        <w:gridCol w:w="488"/>
-        <w:gridCol w:w="521"/>
-        <w:gridCol w:w="1011"/>
-        <w:gridCol w:w="995"/>
-        <w:gridCol w:w="17"/>
+        <w:gridCol w:w="1175"/>
+        <w:gridCol w:w="951"/>
+        <w:gridCol w:w="949"/>
+        <w:gridCol w:w="950"/>
+        <w:gridCol w:w="950"/>
+        <w:gridCol w:w="950"/>
+        <w:gridCol w:w="950"/>
+        <w:gridCol w:w="948"/>
+        <w:gridCol w:w="950"/>
+        <w:gridCol w:w="945"/>
       </w:tblGrid>
       <w:tr>
         <w:trPr>
-          <w:gridAfter w:val="1"/>
           <w:cnfStyle w:val="100000000000" w:firstRow="1" w:lastRow="0" w:firstColumn="0" w:lastColumn="0" w:oddVBand="0" w:evenVBand="0" w:oddHBand="0" w:evenHBand="0" w:firstRowFirstColumn="0" w:firstRowLastColumn="0" w:lastRowFirstColumn="0" w:lastRowLastColumn="0"/>
-          <w:wAfter w:w="8" w:type="pct"/>
-          <w:trHeight w:val="397"/>
-          <w:tblHeader/>
+          <w:trHeight w:val="170"/>
         </w:trPr>
         <w:tc>
           <w:tcPr>
-            <w:tcW w:w="1327" w:type="pct"/>
-            <w:gridSpan w:val="3"/>
+            <w:tcW w:w="5000" w:type="pct"/>
+            <w:gridSpan w:val="10"/>
+            <w:tcBorders>
+              <w:top w:val="nil"/>
+              <w:left w:val="nil"/>
+              <w:bottom w:val="single" w:sz="4" w:space="0" w:color="auto"/>
+              <w:right w:val="nil"/>
+            </w:tcBorders>
+            <w:vAlign w:val="center"/>
           </w:tcPr>
           <w:p>
             <w:pPr>
               <w:pStyle w:val="Compact"/>
               <w:spacing w:before="0" w:after="0"/>
               <w:ind w:hanging="15"/>
-              <w:jc w:val="both"/>
-              <w:rPr>
-                <w:rFonts w:ascii="Times New Roman" w:hAnsi="Times New Roman" w:cs="Times New Roman"/>
+              <w:jc w:val="center"/>
+              <w:rPr>
+                <w:rFonts w:ascii="Times New Roman" w:hAnsi="Times New Roman" w:cs="Times New Roman"/>
+                <w:color w:val="000000" w:themeColor="text1"/>
+              </w:rPr>
+            </w:pPr>
+            <w:r>
+              <w:rPr>
+                <w:rFonts w:ascii="Times New Roman" w:hAnsi="Times New Roman" w:cs="Times New Roman"/>
+                <w:color w:val="000000" w:themeColor="text1"/>
+              </w:rPr>
+              <w:t xml:space="preserve">Table 3. </w:t>
+            </w:r>
+            <w:r>
+              <w:rPr>
+                <w:rFonts w:ascii="Times New Roman" w:hAnsi="Times New Roman" w:cs="Times New Roman"/>
+              </w:rPr>
+              <w:t>Relative change (%) of IA-</w:t>
+            </w:r>
+            <w:proofErr w:type="spellStart"/>
+            <w:r>
+              <w:rPr>
+                <w:rFonts w:ascii="Times New Roman" w:hAnsi="Times New Roman" w:cs="Times New Roman"/>
+              </w:rPr>
+              <w:t>SASRec</w:t>
+            </w:r>
+            <w:proofErr w:type="spellEnd"/>
+            <w:r>
+              <w:rPr>
+                <w:rFonts w:ascii="Times New Roman" w:hAnsi="Times New Roman" w:cs="Times New Roman"/>
+              </w:rPr>
+              <w:t xml:space="preserve"> variants vs </w:t>
+            </w:r>
+            <w:proofErr w:type="spellStart"/>
+            <w:r>
+              <w:rPr>
+                <w:rFonts w:ascii="Times New Roman" w:hAnsi="Times New Roman" w:cs="Times New Roman"/>
+              </w:rPr>
+              <w:t>SASRec</w:t>
+            </w:r>
+            <w:proofErr w:type="spellEnd"/>
+            <w:r>
+              <w:rPr>
+                <w:rFonts w:ascii="Times New Roman" w:hAnsi="Times New Roman" w:cs="Times New Roman"/>
+              </w:rPr>
+              <w:t xml:space="preserve"> across 7 datasets and 5 seeds. Stars: paired </w:t>
+            </w:r>
+            <m:oMath>
+              <m:r>
+                <w:rPr>
+                  <w:rFonts w:ascii="Cambria Math" w:hAnsi="Cambria Math" w:cs="Times New Roman"/>
+                </w:rPr>
+                <m:t>t</m:t>
+              </m:r>
+            </m:oMath>
+            <w:r>
+              <w:rPr>
+                <w:rFonts w:ascii="Times New Roman" w:hAnsi="Times New Roman" w:cs="Times New Roman"/>
+              </w:rPr>
+              <w:t xml:space="preserve">-test, </w:t>
+            </w:r>
+            <m:oMath>
+              <m:sSup>
+                <m:sSupPr>
+                  <m:ctrlPr>
+                    <w:rPr>
+                      <w:rFonts w:ascii="Cambria Math" w:hAnsi="Cambria Math" w:cs="Times New Roman"/>
+                    </w:rPr>
+                  </m:ctrlPr>
+                </m:sSupPr>
+                <m:e>
+                  <m:r>
+                    <w:rPr>
+                      <w:rFonts w:ascii="Cambria Math" w:hAnsi="Cambria Math" w:cs="Times New Roman"/>
+                    </w:rPr>
+                    <m:t>​</m:t>
+                  </m:r>
+                </m:e>
+                <m:sup>
+                  <m:r>
+                    <m:rPr>
+                      <m:sty m:val="p"/>
+                    </m:rPr>
+                    <w:rPr>
+                      <w:rFonts w:ascii="Cambria Math" w:hAnsi="Cambria Math" w:cs="Times New Roman"/>
+                    </w:rPr>
+                    <m:t>*</m:t>
+                  </m:r>
+                </m:sup>
+              </m:sSup>
+              <m:r>
+                <w:rPr>
+                  <w:rFonts w:ascii="Cambria Math" w:hAnsi="Cambria Math" w:cs="Times New Roman"/>
+                </w:rPr>
+                <m:t>p</m:t>
+              </m:r>
+              <m:r>
+                <m:rPr>
+                  <m:sty m:val="p"/>
+                </m:rPr>
+                <w:rPr>
+                  <w:rFonts w:ascii="Cambria Math" w:hAnsi="Cambria Math" w:cs="Times New Roman"/>
+                </w:rPr>
+                <m:t>&lt;</m:t>
+              </m:r>
+              <m:r>
+                <w:rPr>
+                  <w:rFonts w:ascii="Cambria Math" w:hAnsi="Cambria Math" w:cs="Times New Roman"/>
+                </w:rPr>
+                <m:t>0.05</m:t>
+              </m:r>
+            </m:oMath>
+            <w:r>
+              <w:rPr>
+                <w:rFonts w:ascii="Times New Roman" w:hAnsi="Times New Roman" w:cs="Times New Roman"/>
+              </w:rPr>
+              <w:t xml:space="preserve">, </w:t>
+            </w:r>
+            <m:oMath>
+              <m:sSup>
+                <m:sSupPr>
+                  <m:ctrlPr>
+                    <w:rPr>
+                      <w:rFonts w:ascii="Cambria Math" w:hAnsi="Cambria Math" w:cs="Times New Roman"/>
+                    </w:rPr>
+                  </m:ctrlPr>
+                </m:sSupPr>
+                <m:e>
+                  <m:r>
+                    <w:rPr>
+                      <w:rFonts w:ascii="Cambria Math" w:hAnsi="Cambria Math" w:cs="Times New Roman"/>
+                    </w:rPr>
+                    <m:t>​</m:t>
+                  </m:r>
+                </m:e>
+                <m:sup>
+                  <m:r>
+                    <m:rPr>
+                      <m:sty m:val="p"/>
+                    </m:rPr>
+                    <w:rPr>
+                      <w:rFonts w:ascii="Cambria Math" w:hAnsi="Cambria Math" w:cs="Times New Roman"/>
+                    </w:rPr>
+                    <m:t>**</m:t>
+                  </m:r>
+                </m:sup>
+              </m:sSup>
+              <m:r>
+                <w:rPr>
+                  <w:rFonts w:ascii="Cambria Math" w:hAnsi="Cambria Math" w:cs="Times New Roman"/>
+                </w:rPr>
+                <m:t>p</m:t>
+              </m:r>
+              <m:r>
+                <m:rPr>
+                  <m:sty m:val="p"/>
+                </m:rPr>
+                <w:rPr>
+                  <w:rFonts w:ascii="Cambria Math" w:hAnsi="Cambria Math" w:cs="Times New Roman"/>
+                </w:rPr>
+                <m:t>&lt;</m:t>
+              </m:r>
+              <m:r>
+                <w:rPr>
+                  <w:rFonts w:ascii="Cambria Math" w:hAnsi="Cambria Math" w:cs="Times New Roman"/>
+                </w:rPr>
+                <m:t>0.01</m:t>
+              </m:r>
+            </m:oMath>
+            <w:r>
+              <w:rPr>
+                <w:rFonts w:ascii="Times New Roman" w:hAnsi="Times New Roman" w:cs="Times New Roman"/>
+              </w:rPr>
+              <w:t>. Bold cells are robust: both the paired-</w:t>
+            </w:r>
+            <m:oMath>
+              <m:r>
+                <w:rPr>
+                  <w:rFonts w:ascii="Cambria Math" w:hAnsi="Cambria Math" w:cs="Times New Roman"/>
+                </w:rPr>
+                <m:t>t</m:t>
+              </m:r>
+            </m:oMath>
+            <w:r>
+              <w:rPr>
+                <w:rFonts w:ascii="Times New Roman" w:hAnsi="Times New Roman" w:cs="Times New Roman"/>
+              </w:rPr>
+              <w:t xml:space="preserve"> at the seed level and the per-user paired bootstrap (B=2000) reject at </w:t>
+            </w:r>
+            <m:oMath>
+              <m:r>
+                <w:rPr>
+                  <w:rFonts w:ascii="Cambria Math" w:hAnsi="Cambria Math" w:cs="Times New Roman"/>
+                </w:rPr>
+                <m:t>α</m:t>
+              </m:r>
+              <m:r>
+                <m:rPr>
+                  <m:sty m:val="p"/>
+                </m:rPr>
+                <w:rPr>
+                  <w:rFonts w:ascii="Cambria Math" w:hAnsi="Cambria Math" w:cs="Times New Roman"/>
+                </w:rPr>
+                <m:t>=</m:t>
+              </m:r>
+              <m:r>
+                <w:rPr>
+                  <w:rFonts w:ascii="Cambria Math" w:hAnsi="Cambria Math" w:cs="Times New Roman"/>
+                </w:rPr>
+                <m:t>0.05</m:t>
+              </m:r>
+            </m:oMath>
+            <w:r>
+              <w:rPr>
+                <w:rFonts w:ascii="Times New Roman" w:hAnsi="Times New Roman" w:cs="Times New Roman"/>
+              </w:rPr>
+              <w:t>, and the per-seed CI sign-majority stability check holds</w:t>
+            </w:r>
+          </w:p>
+        </w:tc>
+      </w:tr>
+      <w:tr>
+        <w:trPr>
+          <w:trHeight w:val="170"/>
+        </w:trPr>
+        <w:tc>
+          <w:tcPr>
+            <w:tcW w:w="604" w:type="pct"/>
+            <w:vMerge w:val="restart"/>
+            <w:tcBorders>
+              <w:top w:val="single" w:sz="4" w:space="0" w:color="auto"/>
+            </w:tcBorders>
+            <w:vAlign w:val="center"/>
+          </w:tcPr>
+          <w:p>
+            <w:pPr>
+              <w:pStyle w:val="Compact"/>
+              <w:spacing w:before="0" w:after="0"/>
+              <w:jc w:val="center"/>
+              <w:rPr>
+                <w:rFonts w:ascii="Times New Roman" w:hAnsi="Times New Roman" w:cs="Times New Roman"/>
+                <w:i/>
+                <w:iCs/>
                 <w:color w:val="000000" w:themeColor="text1"/>
                 <w:sz w:val="16"/>
                 <w:szCs w:val="16"/>
               </w:rPr>
             </w:pPr>
+            <w:r>
+              <w:rPr>
+                <w:rFonts w:ascii="Times New Roman" w:hAnsi="Times New Roman" w:cs="Times New Roman"/>
+                <w:i/>
+                <w:iCs/>
+                <w:color w:val="000000" w:themeColor="text1"/>
+                <w:sz w:val="16"/>
+                <w:szCs w:val="16"/>
+              </w:rPr>
+              <w:t>Dataset</w:t>
+            </w:r>
           </w:p>
         </w:tc>
         <w:tc>
           <w:tcPr>
-            <w:tcW w:w="1222" w:type="pct"/>
+            <w:tcW w:w="1466" w:type="pct"/>
             <w:gridSpan w:val="3"/>
+            <w:tcBorders>
+              <w:top w:val="single" w:sz="4" w:space="0" w:color="auto"/>
+            </w:tcBorders>
           </w:tcPr>
           <w:p>
             <w:pPr>
               <w:pStyle w:val="Compact"/>
               <w:spacing w:before="0" w:after="0"/>
               <w:ind w:hanging="15"/>
-              <w:jc w:val="both"/>
+              <w:jc w:val="center"/>
               <w:rPr>
                 <w:rFonts w:ascii="Times New Roman" w:hAnsi="Times New Roman" w:cs="Times New Roman"/>
                 <w:color w:val="000000" w:themeColor="text1"/>
@@ -12959,15 +13268,18 @@
         </w:tc>
         <w:tc>
           <w:tcPr>
-            <w:tcW w:w="1221" w:type="pct"/>
-            <w:gridSpan w:val="4"/>
+            <w:tcW w:w="1467" w:type="pct"/>
+            <w:gridSpan w:val="3"/>
+            <w:tcBorders>
+              <w:top w:val="single" w:sz="4" w:space="0" w:color="auto"/>
+            </w:tcBorders>
           </w:tcPr>
           <w:p>
             <w:pPr>
               <w:pStyle w:val="Compact"/>
               <w:spacing w:before="0" w:after="0"/>
               <w:ind w:hanging="15"/>
-              <w:jc w:val="both"/>
+              <w:jc w:val="center"/>
               <w:rPr>
                 <w:rFonts w:ascii="Times New Roman" w:hAnsi="Times New Roman" w:cs="Times New Roman"/>
                 <w:color w:val="000000" w:themeColor="text1"/>
@@ -13008,15 +13320,18 @@
         </w:tc>
         <w:tc>
           <w:tcPr>
-            <w:tcW w:w="1222" w:type="pct"/>
+            <w:tcW w:w="1464" w:type="pct"/>
             <w:gridSpan w:val="3"/>
+            <w:tcBorders>
+              <w:top w:val="single" w:sz="4" w:space="0" w:color="auto"/>
+            </w:tcBorders>
           </w:tcPr>
           <w:p>
             <w:pPr>
               <w:pStyle w:val="Compact"/>
               <w:spacing w:before="0" w:after="0"/>
               <w:ind w:hanging="15"/>
-              <w:jc w:val="both"/>
+              <w:jc w:val="center"/>
               <w:rPr>
                 <w:rFonts w:ascii="Times New Roman" w:hAnsi="Times New Roman" w:cs="Times New Roman"/>
                 <w:color w:val="000000" w:themeColor="text1"/>
@@ -13062,30 +13377,23 @@
         </w:trPr>
         <w:tc>
           <w:tcPr>
-            <w:tcW w:w="601" w:type="pct"/>
+            <w:tcW w:w="604" w:type="pct"/>
+            <w:vMerge/>
           </w:tcPr>
           <w:p>
             <w:pPr>
               <w:pStyle w:val="Compact"/>
               <w:spacing w:before="0" w:after="0"/>
-              <w:ind w:hanging="15"/>
               <w:jc w:val="both"/>
               <w:rPr>
                 <w:rFonts w:ascii="Times New Roman" w:hAnsi="Times New Roman" w:cs="Times New Roman"/>
+                <w:i/>
+                <w:iCs/>
                 <w:color w:val="000000" w:themeColor="text1"/>
                 <w:sz w:val="16"/>
                 <w:szCs w:val="16"/>
               </w:rPr>
             </w:pPr>
-            <w:r>
-              <w:rPr>
-                <w:rFonts w:ascii="Times New Roman" w:hAnsi="Times New Roman" w:cs="Times New Roman"/>
-                <w:color w:val="000000" w:themeColor="text1"/>
-                <w:sz w:val="16"/>
-                <w:szCs w:val="16"/>
-              </w:rPr>
-              <w:t>Dataset</w:t>
-            </w:r>
           </w:p>
         </w:tc>
         <w:tc>
@@ -13119,7 +13427,6 @@
         <w:tc>
           <w:tcPr>
             <w:tcW w:w="488" w:type="pct"/>
-            <w:gridSpan w:val="2"/>
           </w:tcPr>
           <w:p>
             <w:pPr>
@@ -13176,7 +13483,6 @@
         <w:tc>
           <w:tcPr>
             <w:tcW w:w="489" w:type="pct"/>
-            <w:gridSpan w:val="2"/>
           </w:tcPr>
           <w:p>
             <w:pPr>
@@ -13261,7 +13567,6 @@
         <w:tc>
           <w:tcPr>
             <w:tcW w:w="488" w:type="pct"/>
-            <w:gridSpan w:val="2"/>
           </w:tcPr>
           <w:p>
             <w:pPr>
@@ -13317,8 +13622,7 @@
         </w:tc>
         <w:tc>
           <w:tcPr>
-            <w:tcW w:w="489" w:type="pct"/>
-            <w:gridSpan w:val="2"/>
+            <w:tcW w:w="487" w:type="pct"/>
           </w:tcPr>
           <w:p>
             <w:pPr>
@@ -13351,13 +13655,12 @@
         </w:trPr>
         <w:tc>
           <w:tcPr>
-            <w:tcW w:w="601" w:type="pct"/>
+            <w:tcW w:w="604" w:type="pct"/>
           </w:tcPr>
           <w:p>
             <w:pPr>
               <w:pStyle w:val="Compact"/>
               <w:spacing w:before="0" w:after="0"/>
-              <w:ind w:hanging="15"/>
               <w:jc w:val="both"/>
               <w:rPr>
                 <w:rFonts w:ascii="Times New Roman" w:hAnsi="Times New Roman" w:cs="Times New Roman"/>
@@ -13408,7 +13711,6 @@
         <w:tc>
           <w:tcPr>
             <w:tcW w:w="488" w:type="pct"/>
-            <w:gridSpan w:val="2"/>
           </w:tcPr>
           <w:p>
             <w:pPr>
@@ -13465,7 +13767,6 @@
         <w:tc>
           <w:tcPr>
             <w:tcW w:w="489" w:type="pct"/>
-            <w:gridSpan w:val="2"/>
           </w:tcPr>
           <w:p>
             <w:pPr>
@@ -13550,7 +13851,6 @@
         <w:tc>
           <w:tcPr>
             <w:tcW w:w="488" w:type="pct"/>
-            <w:gridSpan w:val="2"/>
           </w:tcPr>
           <w:p>
             <w:pPr>
@@ -13606,8 +13906,7 @@
         </w:tc>
         <w:tc>
           <w:tcPr>
-            <w:tcW w:w="489" w:type="pct"/>
-            <w:gridSpan w:val="2"/>
+            <w:tcW w:w="487" w:type="pct"/>
           </w:tcPr>
           <w:p>
             <w:pPr>
@@ -13640,13 +13939,12 @@
         </w:trPr>
         <w:tc>
           <w:tcPr>
-            <w:tcW w:w="601" w:type="pct"/>
+            <w:tcW w:w="604" w:type="pct"/>
           </w:tcPr>
           <w:p>
             <w:pPr>
               <w:pStyle w:val="Compact"/>
               <w:spacing w:before="0" w:after="0"/>
-              <w:ind w:hanging="15"/>
               <w:jc w:val="both"/>
               <w:rPr>
                 <w:rFonts w:ascii="Times New Roman" w:hAnsi="Times New Roman" w:cs="Times New Roman"/>
@@ -13697,7 +13995,6 @@
         <w:tc>
           <w:tcPr>
             <w:tcW w:w="488" w:type="pct"/>
-            <w:gridSpan w:val="2"/>
           </w:tcPr>
           <w:p>
             <w:pPr>
@@ -13754,7 +14051,6 @@
         <w:tc>
           <w:tcPr>
             <w:tcW w:w="489" w:type="pct"/>
-            <w:gridSpan w:val="2"/>
           </w:tcPr>
           <w:p>
             <w:pPr>
@@ -13839,7 +14135,6 @@
         <w:tc>
           <w:tcPr>
             <w:tcW w:w="488" w:type="pct"/>
-            <w:gridSpan w:val="2"/>
           </w:tcPr>
           <w:p>
             <w:pPr>
@@ -13895,8 +14190,7 @@
         </w:tc>
         <w:tc>
           <w:tcPr>
-            <w:tcW w:w="489" w:type="pct"/>
-            <w:gridSpan w:val="2"/>
+            <w:tcW w:w="487" w:type="pct"/>
           </w:tcPr>
           <w:p>
             <w:pPr>
@@ -13929,13 +14223,12 @@
         </w:trPr>
         <w:tc>
           <w:tcPr>
-            <w:tcW w:w="601" w:type="pct"/>
+            <w:tcW w:w="604" w:type="pct"/>
           </w:tcPr>
           <w:p>
             <w:pPr>
               <w:pStyle w:val="Compact"/>
               <w:spacing w:before="0" w:after="0"/>
-              <w:ind w:hanging="15"/>
               <w:jc w:val="both"/>
               <w:rPr>
                 <w:rFonts w:ascii="Times New Roman" w:hAnsi="Times New Roman" w:cs="Times New Roman"/>
@@ -13986,7 +14279,6 @@
         <w:tc>
           <w:tcPr>
             <w:tcW w:w="488" w:type="pct"/>
-            <w:gridSpan w:val="2"/>
           </w:tcPr>
           <w:p>
             <w:pPr>
@@ -14084,7 +14376,6 @@
         <w:tc>
           <w:tcPr>
             <w:tcW w:w="489" w:type="pct"/>
-            <w:gridSpan w:val="2"/>
           </w:tcPr>
           <w:p>
             <w:pPr>
@@ -14247,7 +14538,6 @@
         <w:tc>
           <w:tcPr>
             <w:tcW w:w="488" w:type="pct"/>
-            <w:gridSpan w:val="2"/>
           </w:tcPr>
           <w:p>
             <w:pPr>
@@ -14303,8 +14593,7 @@
         </w:tc>
         <w:tc>
           <w:tcPr>
-            <w:tcW w:w="489" w:type="pct"/>
-            <w:gridSpan w:val="2"/>
+            <w:tcW w:w="487" w:type="pct"/>
           </w:tcPr>
           <w:p>
             <w:pPr>
@@ -14337,13 +14626,12 @@
         </w:trPr>
         <w:tc>
           <w:tcPr>
-            <w:tcW w:w="601" w:type="pct"/>
+            <w:tcW w:w="604" w:type="pct"/>
           </w:tcPr>
           <w:p>
             <w:pPr>
               <w:pStyle w:val="Compact"/>
               <w:spacing w:before="0" w:after="0"/>
-              <w:ind w:hanging="15"/>
               <w:jc w:val="both"/>
               <w:rPr>
                 <w:rFonts w:ascii="Times New Roman" w:hAnsi="Times New Roman" w:cs="Times New Roman"/>
@@ -14394,7 +14682,6 @@
         <w:tc>
           <w:tcPr>
             <w:tcW w:w="488" w:type="pct"/>
-            <w:gridSpan w:val="2"/>
           </w:tcPr>
           <w:p>
             <w:pPr>
@@ -14490,7 +14777,6 @@
         <w:tc>
           <w:tcPr>
             <w:tcW w:w="489" w:type="pct"/>
-            <w:gridSpan w:val="2"/>
           </w:tcPr>
           <w:p>
             <w:pPr>
@@ -14575,7 +14861,6 @@
         <w:tc>
           <w:tcPr>
             <w:tcW w:w="488" w:type="pct"/>
-            <w:gridSpan w:val="2"/>
           </w:tcPr>
           <w:p>
             <w:pPr>
@@ -14709,8 +14994,7 @@
         </w:tc>
         <w:tc>
           <w:tcPr>
-            <w:tcW w:w="489" w:type="pct"/>
-            <w:gridSpan w:val="2"/>
+            <w:tcW w:w="487" w:type="pct"/>
           </w:tcPr>
           <w:p>
             <w:pPr>
@@ -14743,13 +15027,12 @@
         </w:trPr>
         <w:tc>
           <w:tcPr>
-            <w:tcW w:w="601" w:type="pct"/>
+            <w:tcW w:w="604" w:type="pct"/>
           </w:tcPr>
           <w:p>
             <w:pPr>
               <w:pStyle w:val="Compact"/>
               <w:spacing w:before="0" w:after="0"/>
-              <w:ind w:hanging="15"/>
               <w:jc w:val="both"/>
               <w:rPr>
                 <w:rFonts w:ascii="Times New Roman" w:hAnsi="Times New Roman" w:cs="Times New Roman"/>
@@ -14800,7 +15083,6 @@
         <w:tc>
           <w:tcPr>
             <w:tcW w:w="488" w:type="pct"/>
-            <w:gridSpan w:val="2"/>
           </w:tcPr>
           <w:p>
             <w:pPr>
@@ -14857,7 +15139,6 @@
         <w:tc>
           <w:tcPr>
             <w:tcW w:w="489" w:type="pct"/>
-            <w:gridSpan w:val="2"/>
           </w:tcPr>
           <w:p>
             <w:pPr>
@@ -15024,7 +15305,6 @@
         <w:tc>
           <w:tcPr>
             <w:tcW w:w="488" w:type="pct"/>
-            <w:gridSpan w:val="2"/>
           </w:tcPr>
           <w:p>
             <w:pPr>
@@ -15080,8 +15360,7 @@
         </w:tc>
         <w:tc>
           <w:tcPr>
-            <w:tcW w:w="489" w:type="pct"/>
-            <w:gridSpan w:val="2"/>
+            <w:tcW w:w="487" w:type="pct"/>
           </w:tcPr>
           <w:p>
             <w:pPr>
@@ -15114,13 +15393,12 @@
         </w:trPr>
         <w:tc>
           <w:tcPr>
-            <w:tcW w:w="601" w:type="pct"/>
+            <w:tcW w:w="604" w:type="pct"/>
           </w:tcPr>
           <w:p>
             <w:pPr>
               <w:pStyle w:val="Compact"/>
               <w:spacing w:before="0" w:after="0"/>
-              <w:ind w:hanging="15"/>
               <w:jc w:val="both"/>
               <w:rPr>
                 <w:rFonts w:ascii="Times New Roman" w:hAnsi="Times New Roman" w:cs="Times New Roman"/>
@@ -15171,7 +15449,6 @@
         <w:tc>
           <w:tcPr>
             <w:tcW w:w="488" w:type="pct"/>
-            <w:gridSpan w:val="2"/>
           </w:tcPr>
           <w:p>
             <w:pPr>
@@ -15228,7 +15505,6 @@
         <w:tc>
           <w:tcPr>
             <w:tcW w:w="489" w:type="pct"/>
-            <w:gridSpan w:val="2"/>
           </w:tcPr>
           <w:p>
             <w:pPr>
@@ -15313,7 +15589,6 @@
         <w:tc>
           <w:tcPr>
             <w:tcW w:w="488" w:type="pct"/>
-            <w:gridSpan w:val="2"/>
           </w:tcPr>
           <w:p>
             <w:pPr>
@@ -15369,8 +15644,7 @@
         </w:tc>
         <w:tc>
           <w:tcPr>
-            <w:tcW w:w="489" w:type="pct"/>
-            <w:gridSpan w:val="2"/>
+            <w:tcW w:w="487" w:type="pct"/>
           </w:tcPr>
           <w:p>
             <w:pPr>
@@ -15403,13 +15677,12 @@
         </w:trPr>
         <w:tc>
           <w:tcPr>
-            <w:tcW w:w="601" w:type="pct"/>
+            <w:tcW w:w="604" w:type="pct"/>
           </w:tcPr>
           <w:p>
             <w:pPr>
               <w:pStyle w:val="Compact"/>
               <w:spacing w:before="0" w:after="0"/>
-              <w:ind w:hanging="15"/>
               <w:jc w:val="both"/>
               <w:rPr>
                 <w:rFonts w:ascii="Times New Roman" w:hAnsi="Times New Roman" w:cs="Times New Roman"/>
@@ -15460,7 +15733,6 @@
         <w:tc>
           <w:tcPr>
             <w:tcW w:w="488" w:type="pct"/>
-            <w:gridSpan w:val="2"/>
           </w:tcPr>
           <w:p>
             <w:pPr>
@@ -15517,7 +15789,6 @@
         <w:tc>
           <w:tcPr>
             <w:tcW w:w="489" w:type="pct"/>
-            <w:gridSpan w:val="2"/>
           </w:tcPr>
           <w:p>
             <w:pPr>
@@ -15725,7 +15996,6 @@
         <w:tc>
           <w:tcPr>
             <w:tcW w:w="488" w:type="pct"/>
-            <w:gridSpan w:val="2"/>
           </w:tcPr>
           <w:p>
             <w:pPr>
@@ -15863,8 +16133,7 @@
         </w:tc>
         <w:tc>
           <w:tcPr>
-            <w:tcW w:w="489" w:type="pct"/>
-            <w:gridSpan w:val="2"/>
+            <w:tcW w:w="487" w:type="pct"/>
           </w:tcPr>
           <w:p>
             <w:pPr>
@@ -15947,54 +16216,291 @@
       <w:r>
         <w:rPr>
           <w:rFonts w:ascii="Times New Roman" w:hAnsi="Times New Roman" w:cs="Times New Roman"/>
+          <w:noProof/>
+          <w:color w:val="000000" w:themeColor="text1"/>
+        </w:rPr>
+        <w:lastRenderedPageBreak/>
+        <mc:AlternateContent>
+          <mc:Choice Requires="wpg">
+            <w:drawing>
+              <wp:anchor distT="0" distB="0" distL="114300" distR="114300" simplePos="0" relativeHeight="251660288" behindDoc="0" locked="0" layoutInCell="1" allowOverlap="1" wp14:anchorId="09C604F8" wp14:editId="11EEC898">
+                <wp:simplePos x="0" y="0"/>
+                <wp:positionH relativeFrom="column">
+                  <wp:posOffset>135255</wp:posOffset>
+                </wp:positionH>
+                <wp:positionV relativeFrom="paragraph">
+                  <wp:posOffset>1066800</wp:posOffset>
+                </wp:positionV>
+                <wp:extent cx="6038850" cy="6570980"/>
+                <wp:effectExtent l="0" t="0" r="0" b="0"/>
+                <wp:wrapTopAndBottom/>
+                <wp:docPr id="47389206" name="Group 2"/>
+                <wp:cNvGraphicFramePr/>
+                <a:graphic xmlns:a="http://schemas.openxmlformats.org/drawingml/2006/main">
+                  <a:graphicData uri="http://schemas.microsoft.com/office/word/2010/wordprocessingGroup">
+                    <wpg:wgp>
+                      <wpg:cNvGrpSpPr/>
+                      <wpg:grpSpPr>
+                        <a:xfrm>
+                          <a:off x="0" y="0"/>
+                          <a:ext cx="6038850" cy="6570980"/>
+                          <a:chOff x="-145543" y="0"/>
+                          <a:chExt cx="5479543" cy="6714964"/>
+                        </a:xfrm>
+                      </wpg:grpSpPr>
+                      <pic:pic xmlns:pic="http://schemas.openxmlformats.org/drawingml/2006/picture">
+                        <pic:nvPicPr>
+                          <pic:cNvPr id="1631614497" name="Picture"/>
+                          <pic:cNvPicPr/>
+                        </pic:nvPicPr>
+                        <pic:blipFill>
+                          <a:blip r:embed="rId5"/>
+                          <a:stretch>
+                            <a:fillRect/>
+                          </a:stretch>
+                        </pic:blipFill>
+                        <pic:spPr bwMode="auto">
+                          <a:xfrm>
+                            <a:off x="-145543" y="0"/>
+                            <a:ext cx="5334000" cy="5937250"/>
+                          </a:xfrm>
+                          <a:prstGeom prst="rect">
+                            <a:avLst/>
+                          </a:prstGeom>
+                          <a:noFill/>
+                          <a:ln w="9525">
+                            <a:noFill/>
+                            <a:headEnd/>
+                            <a:tailEnd/>
+                          </a:ln>
+                        </pic:spPr>
+                      </pic:pic>
+                      <wps:wsp>
+                        <wps:cNvPr id="1395829471" name="Text Box 1"/>
+                        <wps:cNvSpPr txBox="1"/>
+                        <wps:spPr>
+                          <a:xfrm>
+                            <a:off x="0" y="5880525"/>
+                            <a:ext cx="5334000" cy="834439"/>
+                          </a:xfrm>
+                          <a:prstGeom prst="rect">
+                            <a:avLst/>
+                          </a:prstGeom>
+                          <a:solidFill>
+                            <a:prstClr val="white"/>
+                          </a:solidFill>
+                          <a:ln>
+                            <a:noFill/>
+                          </a:ln>
+                        </wps:spPr>
+                        <wps:txbx>
+                          <w:txbxContent>
+                            <w:p>
+                              <w:pPr>
+                                <w:pStyle w:val="Caption"/>
+                                <w:jc w:val="center"/>
+                                <w:rPr>
+                                  <w:rFonts w:ascii="Times New Roman" w:hAnsi="Times New Roman" w:cs="Times New Roman"/>
+                                  <w:noProof/>
+                                  <w:color w:val="000000" w:themeColor="text1"/>
+                                </w:rPr>
+                              </w:pPr>
+                              <w:r>
+                                <w:rPr>
+                                  <w:rFonts w:ascii="Times New Roman" w:hAnsi="Times New Roman" w:cs="Times New Roman"/>
+                                  <w:i w:val="0"/>
+                                  <w:iCs/>
+                                  <w:color w:val="000000" w:themeColor="text1"/>
+                                </w:rPr>
+                                <w:t>Fig. 1. Per-user paired bootstrap (</w:t>
+                              </w:r>
+                              <m:oMath>
+                                <m:r>
+                                  <m:rPr>
+                                    <m:sty m:val="p"/>
+                                  </m:rPr>
+                                  <w:rPr>
+                                    <w:rFonts w:ascii="Cambria Math" w:hAnsi="Cambria Math" w:cs="Times New Roman"/>
+                                    <w:color w:val="000000" w:themeColor="text1"/>
+                                  </w:rPr>
+                                  <m:t>B=2000</m:t>
+                                </m:r>
+                              </m:oMath>
+                              <w:r>
+                                <w:rPr>
+                                  <w:rFonts w:ascii="Times New Roman" w:hAnsi="Times New Roman" w:cs="Times New Roman"/>
+                                  <w:i w:val="0"/>
+                                  <w:iCs/>
+                                  <w:color w:val="000000" w:themeColor="text1"/>
+                                </w:rPr>
+                                <w:t xml:space="preserve">) on aligned NDCG@10 differences vs SASRec, pooled across five seeds. Each row is one (dataset, variant) cell; centre = mean per-user </w:t>
+                              </w:r>
+                              <m:oMath>
+                                <m:r>
+                                  <m:rPr>
+                                    <m:sty m:val="p"/>
+                                  </m:rPr>
+                                  <w:rPr>
+                                    <w:rFonts w:ascii="Cambria Math" w:hAnsi="Cambria Math" w:cs="Times New Roman"/>
+                                    <w:color w:val="000000" w:themeColor="text1"/>
+                                  </w:rPr>
+                                  <m:t>Δ</m:t>
+                                </m:r>
+                              </m:oMath>
+                              <w:r>
+                                <w:rPr>
+                                  <w:rFonts w:ascii="Times New Roman" w:hAnsi="Times New Roman" w:cs="Times New Roman"/>
+                                  <w:i w:val="0"/>
+                                  <w:iCs/>
+                                  <w:color w:val="000000" w:themeColor="text1"/>
+                                </w:rPr>
+                                <w:t>, whiskers = 95% percentile CI. Red rows have CI entirely below zero; green rows entirely above; grey rows cross zero. No robust positive cell exists for NDCG@10</w:t>
+                              </w:r>
+                            </w:p>
+                          </w:txbxContent>
+                        </wps:txbx>
+                        <wps:bodyPr rot="0" spcFirstLastPara="0" vertOverflow="overflow" horzOverflow="overflow" vert="horz" wrap="square" lIns="0" tIns="0" rIns="0" bIns="0" numCol="1" spcCol="0" rtlCol="0" fromWordArt="0" anchor="t" anchorCtr="0" forceAA="0" compatLnSpc="1">
+                          <a:prstTxWarp prst="textNoShape">
+                            <a:avLst/>
+                          </a:prstTxWarp>
+                          <a:noAutofit/>
+                        </wps:bodyPr>
+                      </wps:wsp>
+                    </wpg:wgp>
+                  </a:graphicData>
+                </a:graphic>
+                <wp14:sizeRelH relativeFrom="margin">
+                  <wp14:pctWidth>0</wp14:pctWidth>
+                </wp14:sizeRelH>
+                <wp14:sizeRelV relativeFrom="margin">
+                  <wp14:pctHeight>0</wp14:pctHeight>
+                </wp14:sizeRelV>
+              </wp:anchor>
+            </w:drawing>
+          </mc:Choice>
+          <mc:Fallback>
+            <w:pict>
+              <v:group w14:anchorId="09C604F8" id="Group 2" o:spid="_x0000_s1026" style="position:absolute;left:0;text-align:left;margin-left:10.65pt;margin-top:84pt;width:475.5pt;height:517.4pt;z-index:251660288;mso-width-relative:margin;mso-height-relative:margin" coordorigin="-1455" coordsize="54795,67149" o:gfxdata="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">
+                <v:shapetype id="_x0000_t75" coordsize="21600,21600" o:spt="75" o:preferrelative="t" path="m@4@5l@4@11@9@11@9@5xe" filled="f" stroked="f">
+                  <v:stroke joinstyle="miter"/>
+                  <v:formulas>
+                    <v:f eqn="if lineDrawn pixelLineWidth 0"/>
+                    <v:f eqn="sum @0 1 0"/>
+                    <v:f eqn="sum 0 0 @1"/>
+                    <v:f eqn="prod @2 1 2"/>
+                    <v:f eqn="prod @3 21600 pixelWidth"/>
+                    <v:f eqn="prod @3 21600 pixelHeight"/>
+                    <v:f eqn="sum @0 0 1"/>
+                    <v:f eqn="prod @6 1 2"/>
+                    <v:f eqn="prod @7 21600 pixelWidth"/>
+                    <v:f eqn="sum @8 21600 0"/>
+                    <v:f eqn="prod @7 21600 pixelHeight"/>
+                    <v:f eqn="sum @10 21600 0"/>
+                  </v:formulas>
+                  <v:path o:extrusionok="f" gradientshapeok="t" o:connecttype="rect"/>
+                  <o:lock v:ext="edit" aspectratio="t"/>
+                </v:shapetype>
+                <v:shape id="Picture" o:spid="_x0000_s1027" type="#_x0000_t75" style="position:absolute;left:-1455;width:53339;height:59372;visibility:visible;mso-wrap-style:square" o:gfxdata="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">
+                  <v:imagedata r:id="rId6" o:title=""/>
+                </v:shape>
+                <v:shapetype id="_x0000_t202" coordsize="21600,21600" o:spt="202" path="m,l,21600r21600,l21600,xe">
+                  <v:stroke joinstyle="miter"/>
+                  <v:path gradientshapeok="t" o:connecttype="rect"/>
+                </v:shapetype>
+                <v:shape id="Text Box 1" o:spid="_x0000_s1028" type="#_x0000_t202" style="position:absolute;top:58805;width:53340;height:8344;visibility:visible;mso-wrap-style:square;v-text-anchor:top" o:gfxdata="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" stroked="f">
+                  <v:textbox inset="0,0,0,0">
+                    <w:txbxContent>
+                      <w:p>
+                        <w:pPr>
+                          <w:pStyle w:val="Caption"/>
+                          <w:jc w:val="center"/>
+                          <w:rPr>
+                            <w:rFonts w:ascii="Times New Roman" w:hAnsi="Times New Roman" w:cs="Times New Roman"/>
+                            <w:noProof/>
+                            <w:color w:val="000000" w:themeColor="text1"/>
+                          </w:rPr>
+                        </w:pPr>
+                        <w:r>
+                          <w:rPr>
+                            <w:rFonts w:ascii="Times New Roman" w:hAnsi="Times New Roman" w:cs="Times New Roman"/>
+                            <w:i w:val="0"/>
+                            <w:iCs/>
+                            <w:color w:val="000000" w:themeColor="text1"/>
+                          </w:rPr>
+                          <w:t>Fig. 1. Per-user paired bootstrap (</w:t>
+                        </w:r>
+                        <m:oMath>
+                          <m:r>
+                            <m:rPr>
+                              <m:sty m:val="p"/>
+                            </m:rPr>
+                            <w:rPr>
+                              <w:rFonts w:ascii="Cambria Math" w:hAnsi="Cambria Math" w:cs="Times New Roman"/>
+                              <w:color w:val="000000" w:themeColor="text1"/>
+                            </w:rPr>
+                            <m:t>B=2000</m:t>
+                          </m:r>
+                        </m:oMath>
+                        <w:r>
+                          <w:rPr>
+                            <w:rFonts w:ascii="Times New Roman" w:hAnsi="Times New Roman" w:cs="Times New Roman"/>
+                            <w:i w:val="0"/>
+                            <w:iCs/>
+                            <w:color w:val="000000" w:themeColor="text1"/>
+                          </w:rPr>
+                          <w:t xml:space="preserve">) on aligned NDCG@10 differences vs SASRec, pooled across five seeds. Each row is one (dataset, variant) cell; centre = mean per-user </w:t>
+                        </w:r>
+                        <m:oMath>
+                          <m:r>
+                            <m:rPr>
+                              <m:sty m:val="p"/>
+                            </m:rPr>
+                            <w:rPr>
+                              <w:rFonts w:ascii="Cambria Math" w:hAnsi="Cambria Math" w:cs="Times New Roman"/>
+                              <w:color w:val="000000" w:themeColor="text1"/>
+                            </w:rPr>
+                            <m:t>Δ</m:t>
+                          </m:r>
+                        </m:oMath>
+                        <w:r>
+                          <w:rPr>
+                            <w:rFonts w:ascii="Times New Roman" w:hAnsi="Times New Roman" w:cs="Times New Roman"/>
+                            <w:i w:val="0"/>
+                            <w:iCs/>
+                            <w:color w:val="000000" w:themeColor="text1"/>
+                          </w:rPr>
+                          <w:t>, whiskers = 95% percentile CI. Red rows have CI entirely below zero; green rows entirely above; grey rows cross zero. No robust positive cell exists for NDCG@10</w:t>
+                        </w:r>
+                      </w:p>
+                    </w:txbxContent>
+                  </v:textbox>
+                </v:shape>
+                <w10:wrap type="topAndBottom"/>
+              </v:group>
+            </w:pict>
+          </mc:Fallback>
+        </mc:AlternateContent>
+      </w:r>
+      <w:r>
+        <w:rPr>
+          <w:rFonts w:ascii="Times New Roman" w:hAnsi="Times New Roman" w:cs="Times New Roman"/>
           <w:color w:val="000000" w:themeColor="text1"/>
         </w:rPr>
         <w:t>Table </w:t>
       </w:r>
-      <w:hyperlink w:anchor="tab:main_results">
-        <w:r>
-          <w:rPr>
-            <w:rStyle w:val="Hyperlink"/>
-            <w:rFonts w:ascii="Times New Roman" w:hAnsi="Times New Roman" w:cs="Times New Roman"/>
-            <w:color w:val="000000" w:themeColor="text1"/>
-          </w:rPr>
-          <w:t>[</w:t>
-        </w:r>
-        <w:proofErr w:type="spellStart"/>
-        <w:proofErr w:type="gramStart"/>
-        <w:r>
-          <w:rPr>
-            <w:rStyle w:val="Hyperlink"/>
-            <w:rFonts w:ascii="Times New Roman" w:hAnsi="Times New Roman" w:cs="Times New Roman"/>
-            <w:color w:val="000000" w:themeColor="text1"/>
-          </w:rPr>
-          <w:t>tab:main</w:t>
-        </w:r>
-        <w:proofErr w:type="gramEnd"/>
-        <w:r>
-          <w:rPr>
-            <w:rStyle w:val="Hyperlink"/>
-            <w:rFonts w:ascii="Times New Roman" w:hAnsi="Times New Roman" w:cs="Times New Roman"/>
-            <w:color w:val="000000" w:themeColor="text1"/>
-          </w:rPr>
-          <w:t>_results</w:t>
-        </w:r>
-        <w:proofErr w:type="spellEnd"/>
-        <w:r>
-          <w:rPr>
-            <w:rStyle w:val="Hyperlink"/>
-            <w:rFonts w:ascii="Times New Roman" w:hAnsi="Times New Roman" w:cs="Times New Roman"/>
-            <w:color w:val="000000" w:themeColor="text1"/>
-          </w:rPr>
-          <w:t>]</w:t>
-        </w:r>
-      </w:hyperlink>
-      <w:r>
-        <w:rPr>
-          <w:rFonts w:ascii="Times New Roman" w:hAnsi="Times New Roman" w:cs="Times New Roman"/>
-          <w:color w:val="000000" w:themeColor="text1"/>
-        </w:rPr>
-        <w:t xml:space="preserve"> reports the relative change in NDCG@10, Recall@10, and MRR@10 of each IA-</w:t>
+      <w:r>
+        <w:rPr>
+          <w:rFonts w:ascii="Times New Roman" w:hAnsi="Times New Roman" w:cs="Times New Roman"/>
+          <w:color w:val="000000" w:themeColor="text1"/>
+        </w:rPr>
+        <w:t xml:space="preserve">3 </w:t>
+      </w:r>
+      <w:r>
+        <w:rPr>
+          <w:rFonts w:ascii="Times New Roman" w:hAnsi="Times New Roman" w:cs="Times New Roman"/>
+          <w:color w:val="000000" w:themeColor="text1"/>
+        </w:rPr>
+        <w:t>reports the relative change in NDCG@10, Recall@10, and MRR@10 of each IA-</w:t>
       </w:r>
       <w:proofErr w:type="spellStart"/>
       <w:r>
@@ -16093,136 +16599,21 @@
         </w:rPr>
         <w:t>, with the per-seed sign-majority stability check holding). Figure </w:t>
       </w:r>
-      <w:hyperlink w:anchor="fig:forest">
-        <w:r>
-          <w:rPr>
-            <w:rStyle w:val="Hyperlink"/>
-            <w:rFonts w:ascii="Times New Roman" w:hAnsi="Times New Roman" w:cs="Times New Roman"/>
-            <w:color w:val="000000" w:themeColor="text1"/>
-          </w:rPr>
-          <w:t>1</w:t>
-        </w:r>
-      </w:hyperlink>
-      <w:r>
-        <w:rPr>
-          <w:rFonts w:ascii="Times New Roman" w:hAnsi="Times New Roman" w:cs="Times New Roman"/>
-          <w:color w:val="000000" w:themeColor="text1"/>
-        </w:rPr>
-        <w:t xml:space="preserve"> shows the per-user paired bootstrap CIs for NDCG@10 across every (dataset, variant) pair: nearly every confidence interval either crosses zero or sits to its left.</w:t>
-      </w:r>
-    </w:p>
-    <w:p>
-      <w:pPr>
-        <w:pStyle w:val="CaptionedFigure"/>
-        <w:spacing w:after="0"/>
-        <w:ind w:firstLine="567"/>
-        <w:jc w:val="both"/>
-        <w:rPr>
-          <w:rFonts w:ascii="Times New Roman" w:hAnsi="Times New Roman" w:cs="Times New Roman"/>
-          <w:color w:val="000000" w:themeColor="text1"/>
-        </w:rPr>
-      </w:pPr>
+      <w:r>
+        <w:rPr>
+          <w:rFonts w:ascii="Times New Roman" w:hAnsi="Times New Roman" w:cs="Times New Roman"/>
+          <w:color w:val="000000" w:themeColor="text1"/>
+        </w:rPr>
+        <w:t xml:space="preserve">1 </w:t>
+      </w:r>
+      <w:r>
+        <w:rPr>
+          <w:rFonts w:ascii="Times New Roman" w:hAnsi="Times New Roman" w:cs="Times New Roman"/>
+          <w:color w:val="000000" w:themeColor="text1"/>
+        </w:rPr>
+        <w:t>shows the per-user paired bootstrap CIs for NDCG@10 across every (dataset, variant) pair: nearly every confidence interval either crosses zero or sits to its left.</w:t>
+      </w:r>
       <w:bookmarkStart w:id="23" w:name="fig:forest"/>
-      <w:r>
-        <w:rPr>
-          <w:rFonts w:ascii="Times New Roman" w:hAnsi="Times New Roman" w:cs="Times New Roman"/>
-          <w:noProof/>
-          <w:color w:val="000000" w:themeColor="text1"/>
-        </w:rPr>
-        <w:lastRenderedPageBreak/>
-        <w:drawing>
-          <wp:inline distT="0" distB="0" distL="0" distR="0" wp14:anchorId="0C4C1B75" wp14:editId="5EC60D73">
-            <wp:extent cx="5334000" cy="5937250"/>
-            <wp:effectExtent l="0" t="0" r="0" b="0"/>
-            <wp:docPr id="32" name="Picture"/>
-            <wp:cNvGraphicFramePr/>
-            <a:graphic xmlns:a="http://schemas.openxmlformats.org/drawingml/2006/main">
-              <a:graphicData uri="http://schemas.openxmlformats.org/drawingml/2006/picture">
-                <pic:pic xmlns:pic="http://schemas.openxmlformats.org/drawingml/2006/picture">
-                  <pic:nvPicPr>
-                    <pic:cNvPr id="33" name="Picture" descr="figures/forest_ndcg10.pdf"/>
-                    <pic:cNvPicPr>
-                      <a:picLocks noChangeAspect="1" noChangeArrowheads="1"/>
-                    </pic:cNvPicPr>
-                  </pic:nvPicPr>
-                  <pic:blipFill>
-                    <a:blip r:embed="rId5"/>
-                    <a:stretch>
-                      <a:fillRect/>
-                    </a:stretch>
-                  </pic:blipFill>
-                  <pic:spPr bwMode="auto">
-                    <a:xfrm>
-                      <a:off x="0" y="0"/>
-                      <a:ext cx="5334000" cy="5937250"/>
-                    </a:xfrm>
-                    <a:prstGeom prst="rect">
-                      <a:avLst/>
-                    </a:prstGeom>
-                    <a:noFill/>
-                    <a:ln w="9525">
-                      <a:noFill/>
-                      <a:headEnd/>
-                      <a:tailEnd/>
-                    </a:ln>
-                  </pic:spPr>
-                </pic:pic>
-              </a:graphicData>
-            </a:graphic>
-          </wp:inline>
-        </w:drawing>
-      </w:r>
-    </w:p>
-    <w:p>
-      <w:pPr>
-        <w:pStyle w:val="ImageCaption"/>
-        <w:spacing w:after="0"/>
-        <w:ind w:firstLine="567"/>
-        <w:jc w:val="both"/>
-        <w:rPr>
-          <w:rFonts w:ascii="Times New Roman" w:hAnsi="Times New Roman" w:cs="Times New Roman"/>
-          <w:color w:val="000000" w:themeColor="text1"/>
-        </w:rPr>
-      </w:pPr>
-      <w:r>
-        <w:rPr>
-          <w:rFonts w:ascii="Times New Roman" w:hAnsi="Times New Roman" w:cs="Times New Roman"/>
-          <w:color w:val="000000" w:themeColor="text1"/>
-        </w:rPr>
-        <w:t>Per-user paired bootstrap (</w:t>
-      </w:r>
-      <m:oMath>
-        <m:r>
-          <w:rPr>
-            <w:rFonts w:ascii="Cambria Math" w:hAnsi="Cambria Math" w:cs="Times New Roman"/>
-            <w:color w:val="000000" w:themeColor="text1"/>
-          </w:rPr>
-          <m:t>B=2000</m:t>
-        </m:r>
-      </m:oMath>
-      <w:r>
-        <w:rPr>
-          <w:rFonts w:ascii="Times New Roman" w:hAnsi="Times New Roman" w:cs="Times New Roman"/>
-          <w:color w:val="000000" w:themeColor="text1"/>
-        </w:rPr>
-        <w:t xml:space="preserve">) on aligned NDCG@10 differences vs SASRec, pooled across five seeds. Each row is one (dataset, variant) cell; centre = mean per-user </w:t>
-      </w:r>
-      <m:oMath>
-        <m:r>
-          <w:rPr>
-            <w:rFonts w:ascii="Cambria Math" w:hAnsi="Cambria Math" w:cs="Times New Roman"/>
-            <w:color w:val="000000" w:themeColor="text1"/>
-          </w:rPr>
-          <m:t>Δ</m:t>
-        </m:r>
-      </m:oMath>
-      <w:r>
-        <w:rPr>
-          <w:rFonts w:ascii="Times New Roman" w:hAnsi="Times New Roman" w:cs="Times New Roman"/>
-          <w:color w:val="000000" w:themeColor="text1"/>
-        </w:rPr>
-        <w:t>, whiskers = 95% percentile CI. Red rows have CI entirely below zero; green rows entirely above; grey rows cross zero. No robust positive cell exists for NDCG@10.</w:t>
-      </w:r>
     </w:p>
     <w:bookmarkEnd w:id="23"/>
     <w:p>
@@ -16414,13 +16805,6 @@
           <m:t>,</m:t>
         </m:r>
         <m:r>
-          <w:rPr>
-            <w:rFonts w:ascii="Cambria Math" w:hAnsi="Cambria Math" w:cs="Times New Roman"/>
-            <w:color w:val="000000" w:themeColor="text1"/>
-          </w:rPr>
-          <m:t>50</m:t>
-        </m:r>
-        <m:r>
           <m:rPr>
             <m:sty m:val="p"/>
           </m:rPr>
@@ -16428,7 +16812,34 @@
             <w:rFonts w:ascii="Cambria Math" w:hAnsi="Cambria Math" w:cs="Times New Roman"/>
             <w:color w:val="000000" w:themeColor="text1"/>
           </w:rPr>
+          <m:t xml:space="preserve"> </m:t>
+        </m:r>
+        <m:r>
+          <w:rPr>
+            <w:rFonts w:ascii="Cambria Math" w:hAnsi="Cambria Math" w:cs="Times New Roman"/>
+            <w:color w:val="000000" w:themeColor="text1"/>
+          </w:rPr>
+          <m:t>50</m:t>
+        </m:r>
+        <m:r>
+          <m:rPr>
+            <m:sty m:val="p"/>
+          </m:rPr>
+          <w:rPr>
+            <w:rFonts w:ascii="Cambria Math" w:hAnsi="Cambria Math" w:cs="Times New Roman"/>
+            <w:color w:val="000000" w:themeColor="text1"/>
+          </w:rPr>
           <m:t>,</m:t>
+        </m:r>
+        <m:r>
+          <m:rPr>
+            <m:sty m:val="p"/>
+          </m:rPr>
+          <w:rPr>
+            <w:rFonts w:ascii="Cambria Math" w:hAnsi="Cambria Math" w:cs="Times New Roman"/>
+            <w:color w:val="000000" w:themeColor="text1"/>
+          </w:rPr>
+          <m:t xml:space="preserve"> </m:t>
         </m:r>
         <m:r>
           <w:rPr>
@@ -17059,54 +17470,17 @@
           <w:iCs w:val="0"/>
           <w:color w:val="000000" w:themeColor="text1"/>
         </w:rPr>
-        <w:t>able </w:t>
-      </w:r>
-      <w:hyperlink w:anchor="tab:main_results">
-        <w:r>
-          <w:rPr>
-            <w:rStyle w:val="Hyperlink"/>
-            <w:rFonts w:ascii="Times New Roman" w:hAnsi="Times New Roman" w:cs="Times New Roman"/>
-            <w:i w:val="0"/>
-            <w:iCs w:val="0"/>
-            <w:color w:val="000000" w:themeColor="text1"/>
-          </w:rPr>
-          <w:t>[</w:t>
-        </w:r>
-        <w:proofErr w:type="spellStart"/>
-        <w:proofErr w:type="gramStart"/>
-        <w:r>
-          <w:rPr>
-            <w:rStyle w:val="Hyperlink"/>
-            <w:rFonts w:ascii="Times New Roman" w:hAnsi="Times New Roman" w:cs="Times New Roman"/>
-            <w:i w:val="0"/>
-            <w:iCs w:val="0"/>
-            <w:color w:val="000000" w:themeColor="text1"/>
-          </w:rPr>
-          <w:t>tab:main</w:t>
-        </w:r>
-        <w:proofErr w:type="gramEnd"/>
-        <w:r>
-          <w:rPr>
-            <w:rStyle w:val="Hyperlink"/>
-            <w:rFonts w:ascii="Times New Roman" w:hAnsi="Times New Roman" w:cs="Times New Roman"/>
-            <w:i w:val="0"/>
-            <w:iCs w:val="0"/>
-            <w:color w:val="000000" w:themeColor="text1"/>
-          </w:rPr>
-          <w:t>_results</w:t>
-        </w:r>
-        <w:proofErr w:type="spellEnd"/>
-        <w:r>
-          <w:rPr>
-            <w:rStyle w:val="Hyperlink"/>
-            <w:rFonts w:ascii="Times New Roman" w:hAnsi="Times New Roman" w:cs="Times New Roman"/>
-            <w:i w:val="0"/>
-            <w:iCs w:val="0"/>
-            <w:color w:val="000000" w:themeColor="text1"/>
-          </w:rPr>
-          <w:t>]</w:t>
-        </w:r>
-      </w:hyperlink>
+        <w:t>able</w:t>
+      </w:r>
+      <w:r>
+        <w:rPr>
+          <w:rFonts w:ascii="Times New Roman" w:hAnsi="Times New Roman" w:cs="Times New Roman"/>
+          <w:i w:val="0"/>
+          <w:iCs w:val="0"/>
+          <w:color w:val="000000" w:themeColor="text1"/>
+        </w:rPr>
+        <w:t xml:space="preserve"> 3</w:t>
+      </w:r>
       <w:r>
         <w:rPr>
           <w:rFonts w:ascii="Times New Roman" w:hAnsi="Times New Roman" w:cs="Times New Roman"/>
@@ -17637,14 +18011,7 @@
           <w:rFonts w:ascii="Times New Roman" w:hAnsi="Times New Roman" w:cs="Times New Roman"/>
           <w:color w:val="000000" w:themeColor="text1"/>
         </w:rPr>
-        <w:t xml:space="preserve"> than a simple hypothesis failure.</w:t>
-      </w:r>
-      <w:r>
-        <w:rPr>
-          <w:rFonts w:ascii="Times New Roman" w:hAnsi="Times New Roman" w:cs="Times New Roman"/>
-          <w:color w:val="000000" w:themeColor="text1"/>
-        </w:rPr>
-        <w:t xml:space="preserve"> The variants are designed to be a strict super-set of </w:t>
+        <w:t xml:space="preserve"> than a simple hypothesis failure. The variants are designed to be a strict super-set of </w:t>
       </w:r>
       <w:proofErr w:type="spellStart"/>
       <w:r>
@@ -17758,13 +18125,21 @@
       <w:tblPr>
         <w:tblStyle w:val="Table"/>
         <w:tblW w:w="5000" w:type="pct"/>
+        <w:tblBorders>
+          <w:top w:val="single" w:sz="4" w:space="0" w:color="auto"/>
+          <w:left w:val="single" w:sz="4" w:space="0" w:color="auto"/>
+          <w:bottom w:val="single" w:sz="4" w:space="0" w:color="auto"/>
+          <w:right w:val="single" w:sz="4" w:space="0" w:color="auto"/>
+          <w:insideH w:val="single" w:sz="4" w:space="0" w:color="auto"/>
+          <w:insideV w:val="single" w:sz="4" w:space="0" w:color="auto"/>
+        </w:tblBorders>
         <w:tblLook w:val="0020" w:firstRow="1" w:lastRow="0" w:firstColumn="0" w:lastColumn="0" w:noHBand="0" w:noVBand="0"/>
       </w:tblPr>
       <w:tblGrid>
-        <w:gridCol w:w="2547"/>
-        <w:gridCol w:w="2547"/>
-        <w:gridCol w:w="2547"/>
-        <w:gridCol w:w="2547"/>
+        <w:gridCol w:w="2394"/>
+        <w:gridCol w:w="2394"/>
+        <w:gridCol w:w="2394"/>
+        <w:gridCol w:w="2394"/>
       </w:tblGrid>
       <w:tr>
         <w:trPr>
@@ -17774,7 +18149,127 @@
         </w:trPr>
         <w:tc>
           <w:tcPr>
+            <w:tcW w:w="5000" w:type="pct"/>
+            <w:gridSpan w:val="4"/>
+            <w:tcBorders>
+              <w:top w:val="nil"/>
+              <w:left w:val="nil"/>
+              <w:bottom w:val="single" w:sz="4" w:space="0" w:color="auto"/>
+              <w:right w:val="nil"/>
+            </w:tcBorders>
+          </w:tcPr>
+          <w:p>
+            <w:pPr>
+              <w:pStyle w:val="Compact"/>
+              <w:spacing w:before="0" w:after="0"/>
+              <w:jc w:val="center"/>
+              <w:rPr>
+                <w:rFonts w:ascii="Times New Roman" w:hAnsi="Times New Roman" w:cs="Times New Roman"/>
+                <w:color w:val="000000" w:themeColor="text1"/>
+              </w:rPr>
+            </w:pPr>
+            <w:r>
+              <w:rPr>
+                <w:rFonts w:ascii="Times New Roman" w:hAnsi="Times New Roman" w:cs="Times New Roman"/>
+                <w:color w:val="000000" w:themeColor="text1"/>
+              </w:rPr>
+              <w:t>Table 4.</w:t>
+            </w:r>
+            <w:r>
+              <w:rPr>
+                <w:rFonts w:ascii="Times New Roman" w:hAnsi="Times New Roman" w:cs="Times New Roman"/>
+              </w:rPr>
+              <w:t xml:space="preserve"> </w:t>
+            </w:r>
+            <w:r>
+              <w:rPr>
+                <w:rFonts w:ascii="Times New Roman" w:hAnsi="Times New Roman" w:cs="Times New Roman"/>
+              </w:rPr>
+              <w:t xml:space="preserve">Learned </w:t>
+            </w:r>
+            <m:oMath>
+              <m:r>
+                <w:rPr>
+                  <w:rFonts w:ascii="Cambria Math" w:hAnsi="Cambria Math" w:cs="Times New Roman"/>
+                </w:rPr>
+                <m:t>λ</m:t>
+              </m:r>
+            </m:oMath>
+            <w:r>
+              <w:rPr>
+                <w:rFonts w:ascii="Times New Roman" w:hAnsi="Times New Roman" w:cs="Times New Roman"/>
+              </w:rPr>
+              <w:t xml:space="preserve"> per (dataset, variant), averaged over attention layers and 5 seeds (mean</w:t>
+            </w:r>
+            <m:oMath>
+              <m:r>
+                <m:rPr>
+                  <m:sty m:val="p"/>
+                </m:rPr>
+                <w:rPr>
+                  <w:rFonts w:ascii="Cambria Math" w:hAnsi="Cambria Math" w:cs="Times New Roman"/>
+                </w:rPr>
+                <m:t>±</m:t>
+              </m:r>
+            </m:oMath>
+            <w:r>
+              <w:rPr>
+                <w:rFonts w:ascii="Times New Roman" w:hAnsi="Times New Roman" w:cs="Times New Roman"/>
+              </w:rPr>
+              <w:t xml:space="preserve">std). Values are the per-layer learnable scalar gating the intensity signal; </w:t>
+            </w:r>
+            <m:oMath>
+              <m:r>
+                <w:rPr>
+                  <w:rFonts w:ascii="Cambria Math" w:hAnsi="Cambria Math" w:cs="Times New Roman"/>
+                </w:rPr>
+                <m:t>λ</m:t>
+              </m:r>
+              <m:r>
+                <m:rPr>
+                  <m:sty m:val="p"/>
+                </m:rPr>
+                <w:rPr>
+                  <w:rFonts w:ascii="Cambria Math" w:hAnsi="Cambria Math" w:cs="Times New Roman"/>
+                </w:rPr>
+                <m:t>=</m:t>
+              </m:r>
+              <m:r>
+                <w:rPr>
+                  <w:rFonts w:ascii="Cambria Math" w:hAnsi="Cambria Math" w:cs="Times New Roman"/>
+                </w:rPr>
+                <m:t>0</m:t>
+              </m:r>
+            </m:oMath>
+            <w:r>
+              <w:rPr>
+                <w:rFonts w:ascii="Times New Roman" w:hAnsi="Times New Roman" w:cs="Times New Roman"/>
+              </w:rPr>
+              <w:t xml:space="preserve"> collapses to SASRec</w:t>
+            </w:r>
+            <w:r>
+              <w:rPr>
+                <w:rFonts w:ascii="Times New Roman" w:hAnsi="Times New Roman" w:cs="Times New Roman"/>
+                <w:color w:val="000000" w:themeColor="text1"/>
+              </w:rPr>
+              <w:t xml:space="preserve"> </w:t>
+            </w:r>
+          </w:p>
+        </w:tc>
+      </w:tr>
+      <w:tr>
+        <w:trPr>
+          <w:cnfStyle w:val="100000000000" w:firstRow="1" w:lastRow="0" w:firstColumn="0" w:lastColumn="0" w:oddVBand="0" w:evenVBand="0" w:oddHBand="0" w:evenHBand="0" w:firstRowFirstColumn="0" w:firstRowLastColumn="0" w:lastRowFirstColumn="0" w:lastRowLastColumn="0"/>
+          <w:trHeight w:val="281"/>
+          <w:tblHeader/>
+        </w:trPr>
+        <w:tc>
+          <w:tcPr>
             <w:tcW w:w="1250" w:type="pct"/>
+            <w:tcBorders>
+              <w:top w:val="single" w:sz="4" w:space="0" w:color="auto"/>
+              <w:bottom w:val="none" w:sz="0" w:space="0" w:color="auto"/>
+            </w:tcBorders>
           </w:tcPr>
           <w:p>
             <w:pPr>
@@ -17783,12 +18278,16 @@
               <w:ind w:firstLine="567"/>
               <w:rPr>
                 <w:rFonts w:ascii="Times New Roman" w:hAnsi="Times New Roman" w:cs="Times New Roman"/>
+                <w:i/>
+                <w:iCs/>
                 <w:color w:val="000000" w:themeColor="text1"/>
               </w:rPr>
             </w:pPr>
             <w:r>
               <w:rPr>
                 <w:rFonts w:ascii="Times New Roman" w:hAnsi="Times New Roman" w:cs="Times New Roman"/>
+                <w:i/>
+                <w:iCs/>
                 <w:color w:val="000000" w:themeColor="text1"/>
               </w:rPr>
               <w:t>Dataset</w:t>
@@ -17798,6 +18297,10 @@
         <w:tc>
           <w:tcPr>
             <w:tcW w:w="1250" w:type="pct"/>
+            <w:tcBorders>
+              <w:top w:val="single" w:sz="4" w:space="0" w:color="auto"/>
+              <w:bottom w:val="none" w:sz="0" w:space="0" w:color="auto"/>
+            </w:tcBorders>
           </w:tcPr>
           <w:p>
             <w:pPr>
@@ -17838,6 +18341,10 @@
         <w:tc>
           <w:tcPr>
             <w:tcW w:w="1250" w:type="pct"/>
+            <w:tcBorders>
+              <w:top w:val="single" w:sz="4" w:space="0" w:color="auto"/>
+              <w:bottom w:val="none" w:sz="0" w:space="0" w:color="auto"/>
+            </w:tcBorders>
           </w:tcPr>
           <w:p>
             <w:pPr>
@@ -17878,6 +18385,10 @@
         <w:tc>
           <w:tcPr>
             <w:tcW w:w="1250" w:type="pct"/>
+            <w:tcBorders>
+              <w:top w:val="single" w:sz="4" w:space="0" w:color="auto"/>
+              <w:bottom w:val="none" w:sz="0" w:space="0" w:color="auto"/>
+            </w:tcBorders>
           </w:tcPr>
           <w:p>
             <w:pPr>
@@ -19034,60 +19545,460 @@
           <w:color w:val="000000" w:themeColor="text1"/>
         </w:rPr>
         <w:lastRenderedPageBreak/>
-        <w:drawing>
-          <wp:inline distT="0" distB="0" distL="0" distR="0" wp14:anchorId="6EFEEC96" wp14:editId="44C72157">
-            <wp:extent cx="5334000" cy="3461313"/>
-            <wp:effectExtent l="0" t="0" r="0" b="0"/>
-            <wp:docPr id="40" name="Picture"/>
-            <wp:cNvGraphicFramePr/>
-            <a:graphic xmlns:a="http://schemas.openxmlformats.org/drawingml/2006/main">
-              <a:graphicData uri="http://schemas.openxmlformats.org/drawingml/2006/picture">
-                <pic:pic xmlns:pic="http://schemas.openxmlformats.org/drawingml/2006/picture">
-                  <pic:nvPicPr>
-                    <pic:cNvPr id="41" name="Picture" descr="figures/lambda_vs_delta.pdf"/>
-                    <pic:cNvPicPr>
-                      <a:picLocks noChangeAspect="1" noChangeArrowheads="1"/>
-                    </pic:cNvPicPr>
-                  </pic:nvPicPr>
-                  <pic:blipFill>
-                    <a:blip r:embed="rId6"/>
-                    <a:stretch>
-                      <a:fillRect/>
-                    </a:stretch>
-                  </pic:blipFill>
-                  <pic:spPr bwMode="auto">
-                    <a:xfrm>
-                      <a:off x="0" y="0"/>
-                      <a:ext cx="5334000" cy="3461313"/>
-                    </a:xfrm>
-                    <a:prstGeom prst="rect">
-                      <a:avLst/>
-                    </a:prstGeom>
-                    <a:noFill/>
-                    <a:ln w="9525">
-                      <a:noFill/>
-                      <a:headEnd/>
-                      <a:tailEnd/>
-                    </a:ln>
-                  </pic:spPr>
-                </pic:pic>
-              </a:graphicData>
-            </a:graphic>
-          </wp:inline>
-        </w:drawing>
-      </w:r>
-    </w:p>
-    <w:p>
-      <w:pPr>
-        <w:pStyle w:val="ImageCaption"/>
-        <w:spacing w:after="0"/>
-        <w:ind w:firstLine="567"/>
-        <w:jc w:val="both"/>
-        <w:rPr>
-          <w:rFonts w:ascii="Times New Roman" w:hAnsi="Times New Roman" w:cs="Times New Roman"/>
-          <w:color w:val="000000" w:themeColor="text1"/>
-        </w:rPr>
-      </w:pPr>
+        <mc:AlternateContent>
+          <mc:Choice Requires="wpg">
+            <w:drawing>
+              <wp:anchor distT="0" distB="0" distL="114300" distR="114300" simplePos="0" relativeHeight="251663360" behindDoc="0" locked="0" layoutInCell="1" allowOverlap="1" wp14:anchorId="4E67DB6F" wp14:editId="7596AB6F">
+                <wp:simplePos x="0" y="0"/>
+                <wp:positionH relativeFrom="column">
+                  <wp:posOffset>496570</wp:posOffset>
+                </wp:positionH>
+                <wp:positionV relativeFrom="paragraph">
+                  <wp:posOffset>374015</wp:posOffset>
+                </wp:positionV>
+                <wp:extent cx="5332730" cy="4556760"/>
+                <wp:effectExtent l="0" t="0" r="0" b="0"/>
+                <wp:wrapTopAndBottom/>
+                <wp:docPr id="1651169323" name="Group 3"/>
+                <wp:cNvGraphicFramePr/>
+                <a:graphic xmlns:a="http://schemas.openxmlformats.org/drawingml/2006/main">
+                  <a:graphicData uri="http://schemas.microsoft.com/office/word/2010/wordprocessingGroup">
+                    <wpg:wgp>
+                      <wpg:cNvGrpSpPr/>
+                      <wpg:grpSpPr>
+                        <a:xfrm>
+                          <a:off x="0" y="0"/>
+                          <a:ext cx="5332730" cy="4556760"/>
+                          <a:chOff x="494071" y="-162232"/>
+                          <a:chExt cx="5334000" cy="4558747"/>
+                        </a:xfrm>
+                      </wpg:grpSpPr>
+                      <pic:pic xmlns:pic="http://schemas.openxmlformats.org/drawingml/2006/picture">
+                        <pic:nvPicPr>
+                          <pic:cNvPr id="1781557391" name="Picture"/>
+                          <pic:cNvPicPr/>
+                        </pic:nvPicPr>
+                        <pic:blipFill>
+                          <a:blip r:embed="rId7"/>
+                          <a:stretch>
+                            <a:fillRect/>
+                          </a:stretch>
+                        </pic:blipFill>
+                        <pic:spPr bwMode="auto">
+                          <a:xfrm>
+                            <a:off x="494071" y="-162232"/>
+                            <a:ext cx="5334000" cy="3460750"/>
+                          </a:xfrm>
+                          <a:prstGeom prst="rect">
+                            <a:avLst/>
+                          </a:prstGeom>
+                          <a:noFill/>
+                          <a:ln w="9525">
+                            <a:noFill/>
+                            <a:headEnd/>
+                            <a:tailEnd/>
+                          </a:ln>
+                        </pic:spPr>
+                      </pic:pic>
+                      <wps:wsp>
+                        <wps:cNvPr id="2045410980" name="Text Box 1"/>
+                        <wps:cNvSpPr txBox="1"/>
+                        <wps:spPr>
+                          <a:xfrm>
+                            <a:off x="626810" y="3372257"/>
+                            <a:ext cx="5000145" cy="1024258"/>
+                          </a:xfrm>
+                          <a:prstGeom prst="rect">
+                            <a:avLst/>
+                          </a:prstGeom>
+                          <a:solidFill>
+                            <a:prstClr val="white"/>
+                          </a:solidFill>
+                          <a:ln>
+                            <a:noFill/>
+                          </a:ln>
+                        </wps:spPr>
+                        <wps:txbx>
+                          <w:txbxContent>
+                            <w:p>
+                              <w:pPr>
+                                <w:pStyle w:val="ImageCaption"/>
+                                <w:spacing w:after="0"/>
+                                <w:ind w:right="6"/>
+                                <w:jc w:val="center"/>
+                                <w:rPr>
+                                  <w:rFonts w:ascii="Times New Roman" w:hAnsi="Times New Roman" w:cs="Times New Roman"/>
+                                  <w:i w:val="0"/>
+                                  <w:iCs/>
+                                  <w:color w:val="000000" w:themeColor="text1"/>
+                                </w:rPr>
+                              </w:pPr>
+                              <w:r>
+                                <w:rPr>
+                                  <w:rFonts w:ascii="Times New Roman" w:hAnsi="Times New Roman" w:cs="Times New Roman"/>
+                                  <w:i w:val="0"/>
+                                  <w:color w:val="000000" w:themeColor="text1"/>
+                                </w:rPr>
+                                <w:t xml:space="preserve">Fig. 2. </w:t>
+                              </w:r>
+                              <m:oMath>
+                                <m:r>
+                                  <m:rPr>
+                                    <m:sty m:val="p"/>
+                                  </m:rPr>
+                                  <w:rPr>
+                                    <w:rFonts w:ascii="Cambria Math" w:hAnsi="Cambria Math" w:cs="Times New Roman"/>
+                                    <w:color w:val="000000" w:themeColor="text1"/>
+                                  </w:rPr>
+                                  <m:t>λ</m:t>
+                                </m:r>
+                              </m:oMath>
+                              <w:r>
+                                <w:rPr>
+                                  <w:rFonts w:ascii="Times New Roman" w:hAnsi="Times New Roman" w:cs="Times New Roman"/>
+                                  <w:i w:val="0"/>
+                                  <w:iCs/>
+                                  <w:color w:val="000000" w:themeColor="text1"/>
+                                </w:rPr>
+                                <w:t>-vs-</w:t>
+                              </w:r>
+                              <m:oMath>
+                                <m:r>
+                                  <m:rPr>
+                                    <m:sty m:val="p"/>
+                                  </m:rPr>
+                                  <w:rPr>
+                                    <w:rFonts w:ascii="Cambria Math" w:hAnsi="Cambria Math" w:cs="Times New Roman"/>
+                                    <w:color w:val="000000" w:themeColor="text1"/>
+                                  </w:rPr>
+                                  <m:t>Δ</m:t>
+                                </m:r>
+                              </m:oMath>
+                              <w:r>
+                                <w:rPr>
+                                  <w:rFonts w:ascii="Times New Roman" w:hAnsi="Times New Roman" w:cs="Times New Roman"/>
+                                  <w:i w:val="0"/>
+                                  <w:iCs/>
+                                  <w:color w:val="000000" w:themeColor="text1"/>
+                                </w:rPr>
+                                <w:t xml:space="preserve"> calibration: each marker is one (dataset, variant) cell. </w:t>
+                              </w:r>
+                              <m:oMath>
+                                <m:r>
+                                  <m:rPr>
+                                    <m:sty m:val="p"/>
+                                  </m:rPr>
+                                  <w:rPr>
+                                    <w:rFonts w:ascii="Cambria Math" w:hAnsi="Cambria Math" w:cs="Times New Roman"/>
+                                    <w:color w:val="000000" w:themeColor="text1"/>
+                                  </w:rPr>
+                                  <m:t>x</m:t>
+                                </m:r>
+                              </m:oMath>
+                              <w:r>
+                                <w:rPr>
+                                  <w:rFonts w:ascii="Times New Roman" w:hAnsi="Times New Roman" w:cs="Times New Roman"/>
+                                  <w:i w:val="0"/>
+                                  <w:iCs/>
+                                  <w:color w:val="000000" w:themeColor="text1"/>
+                                </w:rPr>
+                                <w:t xml:space="preserve">-axis = mean learned </w:t>
+                              </w:r>
+                              <m:oMath>
+                                <m:r>
+                                  <m:rPr>
+                                    <m:sty m:val="p"/>
+                                  </m:rPr>
+                                  <w:rPr>
+                                    <w:rFonts w:ascii="Cambria Math" w:hAnsi="Cambria Math" w:cs="Times New Roman"/>
+                                    <w:color w:val="000000" w:themeColor="text1"/>
+                                  </w:rPr>
+                                  <m:t>λ</m:t>
+                                </m:r>
+                              </m:oMath>
+                              <w:r>
+                                <w:rPr>
+                                  <w:rFonts w:ascii="Times New Roman" w:hAnsi="Times New Roman" w:cs="Times New Roman"/>
+                                  <w:i w:val="0"/>
+                                  <w:iCs/>
+                                  <w:color w:val="000000" w:themeColor="text1"/>
+                                </w:rPr>
+                                <w:t xml:space="preserve"> across attention layers and seeds (Table 4); </w:t>
+                              </w:r>
+                              <m:oMath>
+                                <m:r>
+                                  <m:rPr>
+                                    <m:sty m:val="p"/>
+                                  </m:rPr>
+                                  <w:rPr>
+                                    <w:rFonts w:ascii="Cambria Math" w:hAnsi="Cambria Math" w:cs="Times New Roman"/>
+                                    <w:color w:val="000000" w:themeColor="text1"/>
+                                  </w:rPr>
+                                  <m:t>y</m:t>
+                                </m:r>
+                              </m:oMath>
+                              <w:r>
+                                <w:rPr>
+                                  <w:rFonts w:ascii="Times New Roman" w:hAnsi="Times New Roman" w:cs="Times New Roman"/>
+                                  <w:i w:val="0"/>
+                                  <w:iCs/>
+                                  <w:color w:val="000000" w:themeColor="text1"/>
+                                </w:rPr>
+                                <w:t xml:space="preserve">-axis = mean test-NDCG@10 relative </w:t>
+                              </w:r>
+                              <m:oMath>
+                                <m:r>
+                                  <m:rPr>
+                                    <m:sty m:val="p"/>
+                                  </m:rPr>
+                                  <w:rPr>
+                                    <w:rFonts w:ascii="Cambria Math" w:hAnsi="Cambria Math" w:cs="Times New Roman"/>
+                                    <w:color w:val="000000" w:themeColor="text1"/>
+                                  </w:rPr>
+                                  <m:t>Δ</m:t>
+                                </m:r>
+                              </m:oMath>
+                              <w:r>
+                                <w:rPr>
+                                  <w:rFonts w:ascii="Times New Roman" w:hAnsi="Times New Roman" w:cs="Times New Roman"/>
+                                  <w:i w:val="0"/>
+                                  <w:iCs/>
+                                  <w:color w:val="000000" w:themeColor="text1"/>
+                                </w:rPr>
+                                <w:t xml:space="preserve"> vs SASRec. Top-right would be the predicted “model uses intensity and gains”; observed: empty. Bottom-right is “model uses intensity and loses”, where Steam clusters</w:t>
+                              </w:r>
+                            </w:p>
+                            <w:p>
+                              <w:pPr>
+                                <w:pStyle w:val="Caption"/>
+                                <w:ind w:right="6"/>
+                                <w:rPr>
+                                  <w:rFonts w:ascii="Times New Roman" w:hAnsi="Times New Roman" w:cs="Times New Roman"/>
+                                  <w:noProof/>
+                                  <w:color w:val="000000" w:themeColor="text1"/>
+                                </w:rPr>
+                              </w:pPr>
+                            </w:p>
+                          </w:txbxContent>
+                        </wps:txbx>
+                        <wps:bodyPr rot="0" spcFirstLastPara="0" vertOverflow="overflow" horzOverflow="overflow" vert="horz" wrap="square" lIns="0" tIns="0" rIns="0" bIns="0" numCol="1" spcCol="0" rtlCol="0" fromWordArt="0" anchor="t" anchorCtr="0" forceAA="0" compatLnSpc="1">
+                          <a:prstTxWarp prst="textNoShape">
+                            <a:avLst/>
+                          </a:prstTxWarp>
+                          <a:noAutofit/>
+                        </wps:bodyPr>
+                      </wps:wsp>
+                    </wpg:wgp>
+                  </a:graphicData>
+                </a:graphic>
+                <wp14:sizeRelH relativeFrom="margin">
+                  <wp14:pctWidth>0</wp14:pctWidth>
+                </wp14:sizeRelH>
+                <wp14:sizeRelV relativeFrom="margin">
+                  <wp14:pctHeight>0</wp14:pctHeight>
+                </wp14:sizeRelV>
+              </wp:anchor>
+            </w:drawing>
+          </mc:Choice>
+          <mc:Fallback>
+            <w:pict>
+              <v:group w14:anchorId="4E67DB6F" id="Group 3" o:spid="_x0000_s1029" style="position:absolute;left:0;text-align:left;margin-left:39.1pt;margin-top:29.45pt;width:419.9pt;height:358.8pt;z-index:251663360;mso-width-relative:margin;mso-height-relative:margin" coordorigin="4940,-1622" coordsize="53340,45587" o:gfxdata="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">
+                <v:shape id="Picture" o:spid="_x0000_s1030" type="#_x0000_t75" style="position:absolute;left:4940;top:-1622;width:53340;height:34607;visibility:visible;mso-wrap-style:square" o:gfxdata="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">
+                  <v:imagedata r:id="rId8" o:title=""/>
+                </v:shape>
+                <v:shape id="Text Box 1" o:spid="_x0000_s1031" type="#_x0000_t202" style="position:absolute;left:6268;top:33722;width:50001;height:10243;visibility:visible;mso-wrap-style:square;v-text-anchor:top" o:gfxdata="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" stroked="f">
+                  <v:textbox inset="0,0,0,0">
+                    <w:txbxContent>
+                      <w:p>
+                        <w:pPr>
+                          <w:pStyle w:val="ImageCaption"/>
+                          <w:spacing w:after="0"/>
+                          <w:ind w:right="6"/>
+                          <w:jc w:val="center"/>
+                          <w:rPr>
+                            <w:rFonts w:ascii="Times New Roman" w:hAnsi="Times New Roman" w:cs="Times New Roman"/>
+                            <w:i w:val="0"/>
+                            <w:iCs/>
+                            <w:color w:val="000000" w:themeColor="text1"/>
+                          </w:rPr>
+                        </w:pPr>
+                        <w:r>
+                          <w:rPr>
+                            <w:rFonts w:ascii="Times New Roman" w:hAnsi="Times New Roman" w:cs="Times New Roman"/>
+                            <w:i w:val="0"/>
+                            <w:color w:val="000000" w:themeColor="text1"/>
+                          </w:rPr>
+                          <w:t xml:space="preserve">Fig. 2. </w:t>
+                        </w:r>
+                        <m:oMath>
+                          <m:r>
+                            <m:rPr>
+                              <m:sty m:val="p"/>
+                            </m:rPr>
+                            <w:rPr>
+                              <w:rFonts w:ascii="Cambria Math" w:hAnsi="Cambria Math" w:cs="Times New Roman"/>
+                              <w:color w:val="000000" w:themeColor="text1"/>
+                            </w:rPr>
+                            <m:t>λ</m:t>
+                          </m:r>
+                        </m:oMath>
+                        <w:r>
+                          <w:rPr>
+                            <w:rFonts w:ascii="Times New Roman" w:hAnsi="Times New Roman" w:cs="Times New Roman"/>
+                            <w:i w:val="0"/>
+                            <w:iCs/>
+                            <w:color w:val="000000" w:themeColor="text1"/>
+                          </w:rPr>
+                          <w:t>-vs-</w:t>
+                        </w:r>
+                        <m:oMath>
+                          <m:r>
+                            <m:rPr>
+                              <m:sty m:val="p"/>
+                            </m:rPr>
+                            <w:rPr>
+                              <w:rFonts w:ascii="Cambria Math" w:hAnsi="Cambria Math" w:cs="Times New Roman"/>
+                              <w:color w:val="000000" w:themeColor="text1"/>
+                            </w:rPr>
+                            <m:t>Δ</m:t>
+                          </m:r>
+                        </m:oMath>
+                        <w:r>
+                          <w:rPr>
+                            <w:rFonts w:ascii="Times New Roman" w:hAnsi="Times New Roman" w:cs="Times New Roman"/>
+                            <w:i w:val="0"/>
+                            <w:iCs/>
+                            <w:color w:val="000000" w:themeColor="text1"/>
+                          </w:rPr>
+                          <w:t xml:space="preserve"> calibration: each marker is one (dataset, variant) cell. </w:t>
+                        </w:r>
+                        <m:oMath>
+                          <m:r>
+                            <m:rPr>
+                              <m:sty m:val="p"/>
+                            </m:rPr>
+                            <w:rPr>
+                              <w:rFonts w:ascii="Cambria Math" w:hAnsi="Cambria Math" w:cs="Times New Roman"/>
+                              <w:color w:val="000000" w:themeColor="text1"/>
+                            </w:rPr>
+                            <m:t>x</m:t>
+                          </m:r>
+                        </m:oMath>
+                        <w:r>
+                          <w:rPr>
+                            <w:rFonts w:ascii="Times New Roman" w:hAnsi="Times New Roman" w:cs="Times New Roman"/>
+                            <w:i w:val="0"/>
+                            <w:iCs/>
+                            <w:color w:val="000000" w:themeColor="text1"/>
+                          </w:rPr>
+                          <w:t xml:space="preserve">-axis = mean learned </w:t>
+                        </w:r>
+                        <m:oMath>
+                          <m:r>
+                            <m:rPr>
+                              <m:sty m:val="p"/>
+                            </m:rPr>
+                            <w:rPr>
+                              <w:rFonts w:ascii="Cambria Math" w:hAnsi="Cambria Math" w:cs="Times New Roman"/>
+                              <w:color w:val="000000" w:themeColor="text1"/>
+                            </w:rPr>
+                            <m:t>λ</m:t>
+                          </m:r>
+                        </m:oMath>
+                        <w:r>
+                          <w:rPr>
+                            <w:rFonts w:ascii="Times New Roman" w:hAnsi="Times New Roman" w:cs="Times New Roman"/>
+                            <w:i w:val="0"/>
+                            <w:iCs/>
+                            <w:color w:val="000000" w:themeColor="text1"/>
+                          </w:rPr>
+                          <w:t xml:space="preserve"> across attention layers and seeds (Table 4); </w:t>
+                        </w:r>
+                        <m:oMath>
+                          <m:r>
+                            <m:rPr>
+                              <m:sty m:val="p"/>
+                            </m:rPr>
+                            <w:rPr>
+                              <w:rFonts w:ascii="Cambria Math" w:hAnsi="Cambria Math" w:cs="Times New Roman"/>
+                              <w:color w:val="000000" w:themeColor="text1"/>
+                            </w:rPr>
+                            <m:t>y</m:t>
+                          </m:r>
+                        </m:oMath>
+                        <w:r>
+                          <w:rPr>
+                            <w:rFonts w:ascii="Times New Roman" w:hAnsi="Times New Roman" w:cs="Times New Roman"/>
+                            <w:i w:val="0"/>
+                            <w:iCs/>
+                            <w:color w:val="000000" w:themeColor="text1"/>
+                          </w:rPr>
+                          <w:t xml:space="preserve">-axis = mean test-NDCG@10 relative </w:t>
+                        </w:r>
+                        <m:oMath>
+                          <m:r>
+                            <m:rPr>
+                              <m:sty m:val="p"/>
+                            </m:rPr>
+                            <w:rPr>
+                              <w:rFonts w:ascii="Cambria Math" w:hAnsi="Cambria Math" w:cs="Times New Roman"/>
+                              <w:color w:val="000000" w:themeColor="text1"/>
+                            </w:rPr>
+                            <m:t>Δ</m:t>
+                          </m:r>
+                        </m:oMath>
+                        <w:r>
+                          <w:rPr>
+                            <w:rFonts w:ascii="Times New Roman" w:hAnsi="Times New Roman" w:cs="Times New Roman"/>
+                            <w:i w:val="0"/>
+                            <w:iCs/>
+                            <w:color w:val="000000" w:themeColor="text1"/>
+                          </w:rPr>
+                          <w:t xml:space="preserve"> vs SASRec. Top-right would be the predicted “model uses intensity and gains”; observed: empty. Bottom-right is “model uses intensity and loses”, where Steam clusters</w:t>
+                        </w:r>
+                      </w:p>
+                      <w:p>
+                        <w:pPr>
+                          <w:pStyle w:val="Caption"/>
+                          <w:ind w:right="6"/>
+                          <w:rPr>
+                            <w:rFonts w:ascii="Times New Roman" w:hAnsi="Times New Roman" w:cs="Times New Roman"/>
+                            <w:noProof/>
+                            <w:color w:val="000000" w:themeColor="text1"/>
+                          </w:rPr>
+                        </w:pPr>
+                      </w:p>
+                    </w:txbxContent>
+                  </v:textbox>
+                </v:shape>
+                <w10:wrap type="topAndBottom"/>
+              </v:group>
+            </w:pict>
+          </mc:Fallback>
+        </mc:AlternateContent>
+      </w:r>
+      <w:bookmarkEnd w:id="29"/>
+      <w:r>
+        <w:rPr>
+          <w:rFonts w:ascii="Times New Roman" w:hAnsi="Times New Roman" w:cs="Times New Roman"/>
+          <w:color w:val="000000" w:themeColor="text1"/>
+        </w:rPr>
+        <w:t>Table</w:t>
+      </w:r>
+      <w:r>
+        <w:rPr>
+          <w:rFonts w:ascii="Times New Roman" w:hAnsi="Times New Roman" w:cs="Times New Roman"/>
+          <w:color w:val="000000" w:themeColor="text1"/>
+        </w:rPr>
+        <w:t xml:space="preserve"> 4</w:t>
+      </w:r>
+      <w:r>
+        <w:rPr>
+          <w:rFonts w:ascii="Times New Roman" w:hAnsi="Times New Roman" w:cs="Times New Roman"/>
+          <w:color w:val="000000" w:themeColor="text1"/>
+        </w:rPr>
+        <w:t xml:space="preserve"> reports the per-(dataset, variant) learned </w:t>
+      </w:r>
       <m:oMath>
         <m:r>
           <w:rPr>
@@ -19102,214 +20013,21 @@
           <w:rFonts w:ascii="Times New Roman" w:hAnsi="Times New Roman" w:cs="Times New Roman"/>
           <w:color w:val="000000" w:themeColor="text1"/>
         </w:rPr>
-        <w:t>-vs-</w:t>
-      </w:r>
-      <m:oMath>
-        <m:r>
-          <w:rPr>
-            <w:rFonts w:ascii="Cambria Math" w:hAnsi="Cambria Math" w:cs="Times New Roman"/>
-            <w:color w:val="000000" w:themeColor="text1"/>
-          </w:rPr>
-          <m:t>Δ</m:t>
-        </m:r>
-      </m:oMath>
-      <w:r>
-        <w:rPr>
-          <w:rFonts w:ascii="Times New Roman" w:hAnsi="Times New Roman" w:cs="Times New Roman"/>
-          <w:color w:val="000000" w:themeColor="text1"/>
-        </w:rPr>
-        <w:t xml:space="preserve"> calibration: each marker is one (dataset, variant) cell. </w:t>
-      </w:r>
-      <m:oMath>
-        <m:r>
-          <w:rPr>
-            <w:rFonts w:ascii="Cambria Math" w:hAnsi="Cambria Math" w:cs="Times New Roman"/>
-            <w:color w:val="000000" w:themeColor="text1"/>
-          </w:rPr>
-          <m:t>x</m:t>
-        </m:r>
-      </m:oMath>
-      <w:r>
-        <w:rPr>
-          <w:rFonts w:ascii="Times New Roman" w:hAnsi="Times New Roman" w:cs="Times New Roman"/>
-          <w:color w:val="000000" w:themeColor="text1"/>
-        </w:rPr>
-        <w:t xml:space="preserve">-axis = mean learned </w:t>
-      </w:r>
-      <m:oMath>
-        <m:r>
-          <w:rPr>
-            <w:rFonts w:ascii="Cambria Math" w:hAnsi="Cambria Math" w:cs="Times New Roman"/>
-            <w:color w:val="000000" w:themeColor="text1"/>
-          </w:rPr>
-          <m:t>λ</m:t>
-        </m:r>
-      </m:oMath>
-      <w:r>
-        <w:rPr>
-          <w:rFonts w:ascii="Times New Roman" w:hAnsi="Times New Roman" w:cs="Times New Roman"/>
-          <w:color w:val="000000" w:themeColor="text1"/>
-        </w:rPr>
-        <w:t xml:space="preserve"> across attention layers and seeds (Table </w:t>
-      </w:r>
-      <w:hyperlink w:anchor="tab:lambda">
-        <w:r>
-          <w:rPr>
-            <w:rStyle w:val="Hyperlink"/>
-            <w:rFonts w:ascii="Times New Roman" w:hAnsi="Times New Roman" w:cs="Times New Roman"/>
-            <w:color w:val="000000" w:themeColor="text1"/>
-          </w:rPr>
-          <w:t>[</w:t>
-        </w:r>
-        <w:proofErr w:type="spellStart"/>
-        <w:proofErr w:type="gramStart"/>
-        <w:r>
-          <w:rPr>
-            <w:rStyle w:val="Hyperlink"/>
-            <w:rFonts w:ascii="Times New Roman" w:hAnsi="Times New Roman" w:cs="Times New Roman"/>
-            <w:color w:val="000000" w:themeColor="text1"/>
-          </w:rPr>
-          <w:t>tab:lambda</w:t>
-        </w:r>
-        <w:proofErr w:type="spellEnd"/>
-        <w:proofErr w:type="gramEnd"/>
-        <w:r>
-          <w:rPr>
-            <w:rStyle w:val="Hyperlink"/>
-            <w:rFonts w:ascii="Times New Roman" w:hAnsi="Times New Roman" w:cs="Times New Roman"/>
-            <w:color w:val="000000" w:themeColor="text1"/>
-          </w:rPr>
-          <w:t>]</w:t>
-        </w:r>
-      </w:hyperlink>
-      <w:r>
-        <w:rPr>
-          <w:rFonts w:ascii="Times New Roman" w:hAnsi="Times New Roman" w:cs="Times New Roman"/>
-          <w:color w:val="000000" w:themeColor="text1"/>
-        </w:rPr>
-        <w:t xml:space="preserve">); </w:t>
-      </w:r>
-      <m:oMath>
-        <m:r>
-          <w:rPr>
-            <w:rFonts w:ascii="Cambria Math" w:hAnsi="Cambria Math" w:cs="Times New Roman"/>
-            <w:color w:val="000000" w:themeColor="text1"/>
-          </w:rPr>
-          <m:t>y</m:t>
-        </m:r>
-      </m:oMath>
-      <w:r>
-        <w:rPr>
-          <w:rFonts w:ascii="Times New Roman" w:hAnsi="Times New Roman" w:cs="Times New Roman"/>
-          <w:color w:val="000000" w:themeColor="text1"/>
-        </w:rPr>
-        <w:t xml:space="preserve">-axis = mean test-NDCG@10 relative </w:t>
-      </w:r>
-      <m:oMath>
-        <m:r>
-          <w:rPr>
-            <w:rFonts w:ascii="Cambria Math" w:hAnsi="Cambria Math" w:cs="Times New Roman"/>
-            <w:color w:val="000000" w:themeColor="text1"/>
-          </w:rPr>
-          <m:t>Δ</m:t>
-        </m:r>
-      </m:oMath>
-      <w:r>
-        <w:rPr>
-          <w:rFonts w:ascii="Times New Roman" w:hAnsi="Times New Roman" w:cs="Times New Roman"/>
-          <w:color w:val="000000" w:themeColor="text1"/>
-        </w:rPr>
-        <w:t xml:space="preserve"> vs SASRec. Top-right would be the predicted “model uses intensity and gains”; observed: empty. Bottom-right is “model uses intensity and loses”, where Steam clusters.</w:t>
-      </w:r>
-    </w:p>
-    <w:bookmarkEnd w:id="29"/>
-    <w:p>
-      <w:pPr>
-        <w:pStyle w:val="BodyText"/>
-        <w:spacing w:before="0" w:after="0"/>
-        <w:ind w:firstLine="567"/>
-        <w:jc w:val="both"/>
-        <w:rPr>
-          <w:rFonts w:ascii="Times New Roman" w:hAnsi="Times New Roman" w:cs="Times New Roman"/>
-          <w:color w:val="000000" w:themeColor="text1"/>
-        </w:rPr>
-      </w:pPr>
-      <w:r>
-        <w:rPr>
-          <w:rFonts w:ascii="Times New Roman" w:hAnsi="Times New Roman" w:cs="Times New Roman"/>
-          <w:color w:val="000000" w:themeColor="text1"/>
-        </w:rPr>
-        <w:t>Table </w:t>
-      </w:r>
-      <w:hyperlink w:anchor="tab:lambda">
-        <w:r>
-          <w:rPr>
-            <w:rStyle w:val="Hyperlink"/>
-            <w:rFonts w:ascii="Times New Roman" w:hAnsi="Times New Roman" w:cs="Times New Roman"/>
-            <w:color w:val="000000" w:themeColor="text1"/>
-          </w:rPr>
-          <w:t>[</w:t>
-        </w:r>
-        <w:proofErr w:type="spellStart"/>
-        <w:proofErr w:type="gramStart"/>
-        <w:r>
-          <w:rPr>
-            <w:rStyle w:val="Hyperlink"/>
-            <w:rFonts w:ascii="Times New Roman" w:hAnsi="Times New Roman" w:cs="Times New Roman"/>
-            <w:color w:val="000000" w:themeColor="text1"/>
-          </w:rPr>
-          <w:t>tab:lambda</w:t>
-        </w:r>
-        <w:proofErr w:type="spellEnd"/>
-        <w:proofErr w:type="gramEnd"/>
-        <w:r>
-          <w:rPr>
-            <w:rStyle w:val="Hyperlink"/>
-            <w:rFonts w:ascii="Times New Roman" w:hAnsi="Times New Roman" w:cs="Times New Roman"/>
-            <w:color w:val="000000" w:themeColor="text1"/>
-          </w:rPr>
-          <w:t>]</w:t>
-        </w:r>
-      </w:hyperlink>
-      <w:r>
-        <w:rPr>
-          <w:rFonts w:ascii="Times New Roman" w:hAnsi="Times New Roman" w:cs="Times New Roman"/>
-          <w:color w:val="000000" w:themeColor="text1"/>
-        </w:rPr>
-        <w:t xml:space="preserve"> reports the per-(dataset, variant) learned </w:t>
-      </w:r>
-      <m:oMath>
-        <m:r>
-          <w:rPr>
-            <w:rFonts w:ascii="Cambria Math" w:hAnsi="Cambria Math" w:cs="Times New Roman"/>
-            <w:color w:val="000000" w:themeColor="text1"/>
-          </w:rPr>
-          <m:t>λ</m:t>
-        </m:r>
-      </m:oMath>
-      <w:r>
-        <w:rPr>
-          <w:rFonts w:ascii="Times New Roman" w:hAnsi="Times New Roman" w:cs="Times New Roman"/>
-          <w:color w:val="000000" w:themeColor="text1"/>
-        </w:rPr>
-        <w:t xml:space="preserve"> averaged across attention layers and 5 seeds, and Figure </w:t>
-      </w:r>
-      <w:hyperlink w:anchor="fig:lambda_vs_delta">
-        <w:r>
-          <w:rPr>
-            <w:rStyle w:val="Hyperlink"/>
-            <w:rFonts w:ascii="Times New Roman" w:hAnsi="Times New Roman" w:cs="Times New Roman"/>
-            <w:color w:val="000000" w:themeColor="text1"/>
-          </w:rPr>
-          <w:t>2</w:t>
-        </w:r>
-      </w:hyperlink>
-      <w:r>
-        <w:rPr>
-          <w:rFonts w:ascii="Times New Roman" w:hAnsi="Times New Roman" w:cs="Times New Roman"/>
-          <w:color w:val="000000" w:themeColor="text1"/>
-        </w:rPr>
-        <w:t xml:space="preserve"> plots it against the relative NDCG@10 change. Two facts dominate.</w:t>
+        <w:t xml:space="preserve"> averaged across attention layers and 5 seeds, and Figure</w:t>
+      </w:r>
+      <w:r>
+        <w:rPr>
+          <w:rFonts w:ascii="Times New Roman" w:hAnsi="Times New Roman" w:cs="Times New Roman"/>
+          <w:color w:val="000000" w:themeColor="text1"/>
+        </w:rPr>
+        <w:t xml:space="preserve"> 2</w:t>
+      </w:r>
+      <w:r>
+        <w:rPr>
+          <w:rFonts w:ascii="Times New Roman" w:hAnsi="Times New Roman" w:cs="Times New Roman"/>
+          <w:color w:val="000000" w:themeColor="text1"/>
+        </w:rPr>
+        <w:t> plots it against the relative NDCG@10 change. Two facts dominate.</w:t>
       </w:r>
     </w:p>
     <w:p>
@@ -19591,7 +20309,21 @@
             <w:rFonts w:ascii="Cambria Math" w:hAnsi="Cambria Math" w:cs="Times New Roman"/>
             <w:color w:val="000000" w:themeColor="text1"/>
           </w:rPr>
-          <m:t>λ∈[0.98,0.99]</m:t>
+          <m:t>λ∈[0.98,</m:t>
+        </m:r>
+        <m:r>
+          <w:rPr>
+            <w:rFonts w:ascii="Cambria Math" w:hAnsi="Cambria Math" w:cs="Times New Roman"/>
+            <w:color w:val="000000" w:themeColor="text1"/>
+          </w:rPr>
+          <m:t xml:space="preserve"> </m:t>
+        </m:r>
+        <m:r>
+          <w:rPr>
+            <w:rFonts w:ascii="Cambria Math" w:hAnsi="Cambria Math" w:cs="Times New Roman"/>
+            <w:color w:val="000000" w:themeColor="text1"/>
+          </w:rPr>
+          <m:t>0.99]</m:t>
         </m:r>
       </m:oMath>
       <w:r>
@@ -19655,54 +20387,8 @@
           <w:iCs w:val="0"/>
           <w:color w:val="000000" w:themeColor="text1"/>
         </w:rPr>
-        <w:t>. These are exactly the cells with robust negative deltas in Table </w:t>
-      </w:r>
-      <w:hyperlink w:anchor="tab:main_results">
-        <w:r>
-          <w:rPr>
-            <w:rStyle w:val="Hyperlink"/>
-            <w:rFonts w:ascii="Times New Roman" w:hAnsi="Times New Roman" w:cs="Times New Roman"/>
-            <w:i w:val="0"/>
-            <w:iCs w:val="0"/>
-            <w:color w:val="000000" w:themeColor="text1"/>
-          </w:rPr>
-          <w:t>[</w:t>
-        </w:r>
-        <w:proofErr w:type="spellStart"/>
-        <w:proofErr w:type="gramStart"/>
-        <w:r>
-          <w:rPr>
-            <w:rStyle w:val="Hyperlink"/>
-            <w:rFonts w:ascii="Times New Roman" w:hAnsi="Times New Roman" w:cs="Times New Roman"/>
-            <w:i w:val="0"/>
-            <w:iCs w:val="0"/>
-            <w:color w:val="000000" w:themeColor="text1"/>
-          </w:rPr>
-          <w:t>tab:main</w:t>
-        </w:r>
-        <w:proofErr w:type="gramEnd"/>
-        <w:r>
-          <w:rPr>
-            <w:rStyle w:val="Hyperlink"/>
-            <w:rFonts w:ascii="Times New Roman" w:hAnsi="Times New Roman" w:cs="Times New Roman"/>
-            <w:i w:val="0"/>
-            <w:iCs w:val="0"/>
-            <w:color w:val="000000" w:themeColor="text1"/>
-          </w:rPr>
-          <w:t>_results</w:t>
-        </w:r>
-        <w:proofErr w:type="spellEnd"/>
-        <w:r>
-          <w:rPr>
-            <w:rStyle w:val="Hyperlink"/>
-            <w:rFonts w:ascii="Times New Roman" w:hAnsi="Times New Roman" w:cs="Times New Roman"/>
-            <w:i w:val="0"/>
-            <w:iCs w:val="0"/>
-            <w:color w:val="000000" w:themeColor="text1"/>
-          </w:rPr>
-          <w:t>]</w:t>
-        </w:r>
-      </w:hyperlink>
+        <w:t>. These are exactly the cells with robust negative deltas in Table</w:t>
+      </w:r>
       <w:r>
         <w:rPr>
           <w:rFonts w:ascii="Times New Roman" w:hAnsi="Times New Roman" w:cs="Times New Roman"/>
@@ -19710,9 +20396,8 @@
           <w:iCs w:val="0"/>
           <w:color w:val="000000" w:themeColor="text1"/>
         </w:rPr>
-        <w:t xml:space="preserve">. The “fallback” that the design promised is not </w:t>
-      </w:r>
-      <w:proofErr w:type="spellStart"/>
+        <w:t xml:space="preserve"> 3</w:t>
+      </w:r>
       <w:r>
         <w:rPr>
           <w:rFonts w:ascii="Times New Roman" w:hAnsi="Times New Roman" w:cs="Times New Roman"/>
@@ -19720,9 +20405,9 @@
           <w:iCs w:val="0"/>
           <w:color w:val="000000" w:themeColor="text1"/>
         </w:rPr>
-        <w:t>realised</w:t>
-      </w:r>
-      <w:proofErr w:type="spellEnd"/>
+        <w:t xml:space="preserve">. The “fallback” that the design promised is not </w:t>
+      </w:r>
+      <w:proofErr w:type="spellStart"/>
       <w:r>
         <w:rPr>
           <w:rFonts w:ascii="Times New Roman" w:hAnsi="Times New Roman" w:cs="Times New Roman"/>
@@ -19730,9 +20415,9 @@
           <w:iCs w:val="0"/>
           <w:color w:val="000000" w:themeColor="text1"/>
         </w:rPr>
-        <w:t xml:space="preserve"> in practice: the </w:t>
-      </w:r>
-      <w:proofErr w:type="spellStart"/>
+        <w:t>realised</w:t>
+      </w:r>
+      <w:proofErr w:type="spellEnd"/>
       <w:r>
         <w:rPr>
           <w:rFonts w:ascii="Times New Roman" w:hAnsi="Times New Roman" w:cs="Times New Roman"/>
@@ -19740,9 +20425,9 @@
           <w:iCs w:val="0"/>
           <w:color w:val="000000" w:themeColor="text1"/>
         </w:rPr>
-        <w:t>optimiser</w:t>
-      </w:r>
-      <w:proofErr w:type="spellEnd"/>
+        <w:t xml:space="preserve"> in practice: the </w:t>
+      </w:r>
+      <w:proofErr w:type="spellStart"/>
       <w:r>
         <w:rPr>
           <w:rFonts w:ascii="Times New Roman" w:hAnsi="Times New Roman" w:cs="Times New Roman"/>
@@ -19750,17 +20435,9 @@
           <w:iCs w:val="0"/>
           <w:color w:val="000000" w:themeColor="text1"/>
         </w:rPr>
-        <w:t xml:space="preserve"> does not steer </w:t>
-      </w:r>
-      <m:oMath>
-        <m:r>
-          <w:rPr>
-            <w:rFonts w:ascii="Cambria Math" w:hAnsi="Cambria Math" w:cs="Times New Roman"/>
-            <w:color w:val="000000" w:themeColor="text1"/>
-          </w:rPr>
-          <m:t>λ</m:t>
-        </m:r>
-      </m:oMath>
+        <w:t>optimiser</w:t>
+      </w:r>
+      <w:proofErr w:type="spellEnd"/>
       <w:r>
         <w:rPr>
           <w:rFonts w:ascii="Times New Roman" w:hAnsi="Times New Roman" w:cs="Times New Roman"/>
@@ -19768,7 +20445,7 @@
           <w:iCs w:val="0"/>
           <w:color w:val="000000" w:themeColor="text1"/>
         </w:rPr>
-        <w:t xml:space="preserve"> toward </w:t>
+        <w:t xml:space="preserve"> does not steer </w:t>
       </w:r>
       <m:oMath>
         <m:r>
@@ -19776,7 +20453,7 @@
             <w:rFonts w:ascii="Cambria Math" w:hAnsi="Cambria Math" w:cs="Times New Roman"/>
             <w:color w:val="000000" w:themeColor="text1"/>
           </w:rPr>
-          <m:t>0</m:t>
+          <m:t>λ</m:t>
         </m:r>
       </m:oMath>
       <w:r>
@@ -19786,7 +20463,7 @@
           <w:iCs w:val="0"/>
           <w:color w:val="000000" w:themeColor="text1"/>
         </w:rPr>
-        <w:t xml:space="preserve"> when intensity is harmful. There is no positive correlation between </w:t>
+        <w:t xml:space="preserve"> toward </w:t>
       </w:r>
       <m:oMath>
         <m:r>
@@ -19794,7 +20471,7 @@
             <w:rFonts w:ascii="Cambria Math" w:hAnsi="Cambria Math" w:cs="Times New Roman"/>
             <w:color w:val="000000" w:themeColor="text1"/>
           </w:rPr>
-          <m:t>λ</m:t>
+          <m:t>0</m:t>
         </m:r>
       </m:oMath>
       <w:r>
@@ -19804,7 +20481,7 @@
           <w:iCs w:val="0"/>
           <w:color w:val="000000" w:themeColor="text1"/>
         </w:rPr>
-        <w:t xml:space="preserve"> and </w:t>
+        <w:t xml:space="preserve"> when intensity is harmful. There is no positive correlation between </w:t>
       </w:r>
       <m:oMath>
         <m:r>
@@ -19812,7 +20489,7 @@
             <w:rFonts w:ascii="Cambria Math" w:hAnsi="Cambria Math" w:cs="Times New Roman"/>
             <w:color w:val="000000" w:themeColor="text1"/>
           </w:rPr>
-          <m:t>Δ</m:t>
+          <m:t>λ</m:t>
         </m:r>
       </m:oMath>
       <w:r>
@@ -19822,20 +20499,35 @@
           <w:iCs w:val="0"/>
           <w:color w:val="000000" w:themeColor="text1"/>
         </w:rPr>
-        <w:t xml:space="preserve"> in Figure </w:t>
-      </w:r>
-      <w:hyperlink w:anchor="fig:lambda_vs_delta">
-        <w:r>
-          <w:rPr>
-            <w:rStyle w:val="Hyperlink"/>
-            <w:rFonts w:ascii="Times New Roman" w:hAnsi="Times New Roman" w:cs="Times New Roman"/>
-            <w:i w:val="0"/>
-            <w:iCs w:val="0"/>
-            <w:color w:val="000000" w:themeColor="text1"/>
-          </w:rPr>
-          <w:t>2</w:t>
-        </w:r>
-      </w:hyperlink>
+        <w:t xml:space="preserve"> and </w:t>
+      </w:r>
+      <m:oMath>
+        <m:r>
+          <w:rPr>
+            <w:rFonts w:ascii="Cambria Math" w:hAnsi="Cambria Math" w:cs="Times New Roman"/>
+            <w:color w:val="000000" w:themeColor="text1"/>
+          </w:rPr>
+          <m:t>Δ</m:t>
+        </m:r>
+      </m:oMath>
+      <w:r>
+        <w:rPr>
+          <w:rFonts w:ascii="Times New Roman" w:hAnsi="Times New Roman" w:cs="Times New Roman"/>
+          <w:i w:val="0"/>
+          <w:iCs w:val="0"/>
+          <w:color w:val="000000" w:themeColor="text1"/>
+        </w:rPr>
+        <w:t xml:space="preserve"> in Figure</w:t>
+      </w:r>
+      <w:r>
+        <w:rPr>
+          <w:rFonts w:ascii="Times New Roman" w:hAnsi="Times New Roman" w:cs="Times New Roman"/>
+          <w:i w:val="0"/>
+          <w:iCs w:val="0"/>
+          <w:color w:val="000000" w:themeColor="text1"/>
+        </w:rPr>
+        <w:t xml:space="preserve"> 2</w:t>
+      </w:r>
       <w:r>
         <w:rPr>
           <w:rFonts w:ascii="Times New Roman" w:hAnsi="Times New Roman" w:cs="Times New Roman"/>
@@ -20006,18 +20698,7 @@
           <w:sz w:val="24"/>
           <w:szCs w:val="24"/>
         </w:rPr>
-        <w:t xml:space="preserve">6.2 </w:t>
-      </w:r>
-      <w:r>
-        <w:rPr>
-          <w:rFonts w:ascii="Times New Roman" w:hAnsi="Times New Roman" w:cs="Times New Roman"/>
-          <w:b/>
-          <w:bCs/>
-          <w:color w:val="000000" w:themeColor="text1"/>
-          <w:sz w:val="24"/>
-          <w:szCs w:val="24"/>
-        </w:rPr>
-        <w:t>The Steam paradox</w:t>
+        <w:t>6.2 The Steam paradox</w:t>
       </w:r>
     </w:p>
     <w:p>
@@ -20078,7 +20759,7 @@
           <w:rFonts w:ascii="Times New Roman" w:hAnsi="Times New Roman" w:cs="Times New Roman"/>
           <w:color w:val="000000" w:themeColor="text1"/>
         </w:rPr>
-        <w:t xml:space="preserve">-hour interactions). Under the default log-min-max normalisation the mass collapses into a narrow upper band, so the intensity channel carries less information than its raw range suggests while still adding optimisation </w:t>
+        <w:t xml:space="preserve">-hour interactions). </w:t>
       </w:r>
       <w:r>
         <w:rPr>
@@ -20086,7 +20767,7 @@
           <w:color w:val="000000" w:themeColor="text1"/>
         </w:rPr>
         <w:lastRenderedPageBreak/>
-        <w:t xml:space="preserve">variance. Popularity </w:t>
+        <w:t xml:space="preserve">Under the default log-min-max normalisation the mass collapses into a narrow upper band, so the intensity channel carries less information than its raw range suggests while still adding optimisation variance. Popularity </w:t>
       </w:r>
       <w:proofErr w:type="gramStart"/>
       <w:r>
@@ -20147,18 +20828,7 @@
           <w:sz w:val="24"/>
           <w:szCs w:val="24"/>
         </w:rPr>
-        <w:t xml:space="preserve">6.3 </w:t>
-      </w:r>
-      <w:r>
-        <w:rPr>
-          <w:rFonts w:ascii="Times New Roman" w:hAnsi="Times New Roman" w:cs="Times New Roman"/>
-          <w:b/>
-          <w:bCs/>
-          <w:color w:val="000000" w:themeColor="text1"/>
-          <w:sz w:val="24"/>
-          <w:szCs w:val="24"/>
-        </w:rPr>
-        <w:t>Implications for IA-</w:t>
+        <w:t>6.3 Implications for IA-</w:t>
       </w:r>
       <w:proofErr w:type="spellStart"/>
       <w:r>
@@ -20327,18 +20997,7 @@
           <w:sz w:val="24"/>
           <w:szCs w:val="24"/>
         </w:rPr>
-        <w:t xml:space="preserve">7 </w:t>
-      </w:r>
-      <w:r>
-        <w:rPr>
-          <w:rFonts w:ascii="Times New Roman" w:hAnsi="Times New Roman" w:cs="Times New Roman"/>
-          <w:b/>
-          <w:bCs/>
-          <w:color w:val="000000" w:themeColor="text1"/>
-          <w:sz w:val="24"/>
-          <w:szCs w:val="24"/>
-        </w:rPr>
-        <w:t>Discussion</w:t>
+        <w:t>7 Discussion</w:t>
       </w:r>
     </w:p>
     <w:p>
@@ -20366,18 +21025,7 @@
           <w:sz w:val="24"/>
           <w:szCs w:val="24"/>
         </w:rPr>
-        <w:t xml:space="preserve">7.1 </w:t>
-      </w:r>
-      <w:r>
-        <w:rPr>
-          <w:rFonts w:ascii="Times New Roman" w:hAnsi="Times New Roman" w:cs="Times New Roman"/>
-          <w:b/>
-          <w:bCs/>
-          <w:color w:val="000000" w:themeColor="text1"/>
-          <w:sz w:val="24"/>
-          <w:szCs w:val="24"/>
-        </w:rPr>
-        <w:t>Empirical validation of the decoupled-fusion hypothesis</w:t>
+        <w:t>7.1 Empirical validation of the decoupled-fusion hypothesis</w:t>
       </w:r>
     </w:p>
     <w:p>
@@ -20504,13 +21152,6 @@
           <m:t>,</m:t>
         </m:r>
         <m:r>
-          <w:rPr>
-            <w:rFonts w:ascii="Cambria Math" w:hAnsi="Cambria Math" w:cs="Times New Roman"/>
-            <w:color w:val="000000" w:themeColor="text1"/>
-          </w:rPr>
-          <m:t>20</m:t>
-        </m:r>
-        <m:r>
           <m:rPr>
             <m:sty m:val="p"/>
           </m:rPr>
@@ -20518,14 +21159,14 @@
             <w:rFonts w:ascii="Cambria Math" w:hAnsi="Cambria Math" w:cs="Times New Roman"/>
             <w:color w:val="000000" w:themeColor="text1"/>
           </w:rPr>
-          <m:t>,</m:t>
-        </m:r>
-        <m:r>
-          <w:rPr>
-            <w:rFonts w:ascii="Cambria Math" w:hAnsi="Cambria Math" w:cs="Times New Roman"/>
-            <w:color w:val="000000" w:themeColor="text1"/>
-          </w:rPr>
-          <m:t>50</m:t>
+          <m:t xml:space="preserve"> </m:t>
+        </m:r>
+        <m:r>
+          <w:rPr>
+            <w:rFonts w:ascii="Cambria Math" w:hAnsi="Cambria Math" w:cs="Times New Roman"/>
+            <w:color w:val="000000" w:themeColor="text1"/>
+          </w:rPr>
+          <m:t>20</m:t>
         </m:r>
         <m:r>
           <m:rPr>
@@ -20536,6 +21177,43 @@
             <w:color w:val="000000" w:themeColor="text1"/>
           </w:rPr>
           <m:t>,</m:t>
+        </m:r>
+        <m:r>
+          <m:rPr>
+            <m:sty m:val="p"/>
+          </m:rPr>
+          <w:rPr>
+            <w:rFonts w:ascii="Cambria Math" w:hAnsi="Cambria Math" w:cs="Times New Roman"/>
+            <w:color w:val="000000" w:themeColor="text1"/>
+          </w:rPr>
+          <m:t xml:space="preserve"> </m:t>
+        </m:r>
+        <m:r>
+          <w:rPr>
+            <w:rFonts w:ascii="Cambria Math" w:hAnsi="Cambria Math" w:cs="Times New Roman"/>
+            <w:color w:val="000000" w:themeColor="text1"/>
+          </w:rPr>
+          <m:t>50</m:t>
+        </m:r>
+        <m:r>
+          <m:rPr>
+            <m:sty m:val="p"/>
+          </m:rPr>
+          <w:rPr>
+            <w:rFonts w:ascii="Cambria Math" w:hAnsi="Cambria Math" w:cs="Times New Roman"/>
+            <w:color w:val="000000" w:themeColor="text1"/>
+          </w:rPr>
+          <m:t>,</m:t>
+        </m:r>
+        <m:r>
+          <m:rPr>
+            <m:sty m:val="p"/>
+          </m:rPr>
+          <w:rPr>
+            <w:rFonts w:ascii="Cambria Math" w:hAnsi="Cambria Math" w:cs="Times New Roman"/>
+            <w:color w:val="000000" w:themeColor="text1"/>
+          </w:rPr>
+          <m:t xml:space="preserve"> </m:t>
         </m:r>
         <m:r>
           <w:rPr>
@@ -20589,18 +21267,7 @@
           <w:sz w:val="24"/>
           <w:szCs w:val="24"/>
         </w:rPr>
-        <w:t xml:space="preserve">7.2 </w:t>
-      </w:r>
-      <w:r>
-        <w:rPr>
-          <w:rFonts w:ascii="Times New Roman" w:hAnsi="Times New Roman" w:cs="Times New Roman"/>
-          <w:b/>
-          <w:bCs/>
-          <w:color w:val="000000" w:themeColor="text1"/>
-          <w:sz w:val="24"/>
-          <w:szCs w:val="24"/>
-        </w:rPr>
-        <w:t>Intensity is not free supervision</w:t>
+        <w:t>7.2 Intensity is not free supervision</w:t>
       </w:r>
     </w:p>
     <w:p>
@@ -20713,18 +21380,7 @@
           <w:sz w:val="24"/>
           <w:szCs w:val="24"/>
         </w:rPr>
-        <w:t xml:space="preserve">7.3 </w:t>
-      </w:r>
-      <w:r>
-        <w:rPr>
-          <w:rFonts w:ascii="Times New Roman" w:hAnsi="Times New Roman" w:cs="Times New Roman"/>
-          <w:b/>
-          <w:bCs/>
-          <w:color w:val="000000" w:themeColor="text1"/>
-          <w:sz w:val="24"/>
-          <w:szCs w:val="24"/>
-        </w:rPr>
-        <w:t>Lesson for benchmarking practice</w:t>
+        <w:t>7.3 Lesson for benchmarking practice</w:t>
       </w:r>
     </w:p>
     <w:p>
@@ -20848,18 +21504,7 @@
           <w:szCs w:val="24"/>
         </w:rPr>
         <w:lastRenderedPageBreak/>
-        <w:t xml:space="preserve">7.4 </w:t>
-      </w:r>
-      <w:r>
-        <w:rPr>
-          <w:rFonts w:ascii="Times New Roman" w:hAnsi="Times New Roman" w:cs="Times New Roman"/>
-          <w:b/>
-          <w:bCs/>
-          <w:color w:val="000000" w:themeColor="text1"/>
-          <w:sz w:val="24"/>
-          <w:szCs w:val="24"/>
-        </w:rPr>
-        <w:t>Threats to validity</w:t>
+        <w:t>7.4 Threats to validity</w:t>
       </w:r>
     </w:p>
     <w:p>
@@ -21331,18 +21976,7 @@
           <w:sz w:val="24"/>
           <w:szCs w:val="24"/>
         </w:rPr>
-        <w:t xml:space="preserve">8 </w:t>
-      </w:r>
-      <w:r>
-        <w:rPr>
-          <w:rFonts w:ascii="Times New Roman" w:hAnsi="Times New Roman" w:cs="Times New Roman"/>
-          <w:b/>
-          <w:bCs/>
-          <w:color w:val="000000" w:themeColor="text1"/>
-          <w:sz w:val="24"/>
-          <w:szCs w:val="24"/>
-        </w:rPr>
-        <w:t>Conclusion</w:t>
+        <w:t>8 Conclusion</w:t>
       </w:r>
     </w:p>
     <w:p>
@@ -21461,14 +22095,7 @@
           <w:rFonts w:ascii="Times New Roman" w:hAnsi="Times New Roman" w:cs="Times New Roman"/>
           <w:color w:val="000000" w:themeColor="text1"/>
         </w:rPr>
-        <w:t xml:space="preserve"> than a simple hypothesis failure.</w:t>
-      </w:r>
-      <w:r>
-        <w:rPr>
-          <w:rFonts w:ascii="Times New Roman" w:hAnsi="Times New Roman" w:cs="Times New Roman"/>
-          <w:color w:val="000000" w:themeColor="text1"/>
-        </w:rPr>
-        <w:t xml:space="preserve"> The learned </w:t>
+        <w:t xml:space="preserve"> than a simple hypothesis failure. The learned </w:t>
       </w:r>
       <m:oMath>
         <m:r>
@@ -21600,14 +22227,7 @@
           <w:rFonts w:ascii="Times New Roman" w:hAnsi="Times New Roman" w:cs="Times New Roman"/>
           <w:color w:val="000000" w:themeColor="text1"/>
         </w:rPr>
-        <w:t>Three concrete directions merit investigation as alternatives to scalar</w:t>
-      </w:r>
-      <w:r>
-        <w:rPr>
-          <w:rFonts w:ascii="Times New Roman" w:hAnsi="Times New Roman" w:cs="Times New Roman"/>
-          <w:color w:val="000000" w:themeColor="text1"/>
-        </w:rPr>
-        <w:t xml:space="preserve"> </w:t>
+        <w:t xml:space="preserve">Three concrete directions merit investigation as alternatives to scalar </w:t>
       </w:r>
       <m:oMath>
         <m:r>
@@ -21623,14 +22243,7 @@
           <w:rFonts w:ascii="Times New Roman" w:hAnsi="Times New Roman" w:cs="Times New Roman"/>
           <w:color w:val="000000" w:themeColor="text1"/>
         </w:rPr>
-        <w:t xml:space="preserve"> gating</w:t>
-      </w:r>
-      <w:r>
-        <w:rPr>
-          <w:rFonts w:ascii="Times New Roman" w:hAnsi="Times New Roman" w:cs="Times New Roman"/>
-          <w:color w:val="000000" w:themeColor="text1"/>
-        </w:rPr>
-        <w:t xml:space="preserve">. First, token-level intensity gating: replace the scalar </w:t>
+        <w:t xml:space="preserve"> gating. First, token-level intensity gating: replace the scalar </w:t>
       </w:r>
       <m:oMath>
         <m:r>
@@ -21800,7 +22413,7 @@
         </w:rPr>
         <w:t xml:space="preserve">, 197–206. </w:t>
       </w:r>
-      <w:hyperlink r:id="rId7">
+      <w:hyperlink r:id="rId9">
         <w:r>
           <w:rPr>
             <w:rStyle w:val="Hyperlink"/>
@@ -21859,7 +22472,7 @@
         </w:rPr>
         <w:t xml:space="preserve">, 1441–1450. </w:t>
       </w:r>
-      <w:hyperlink r:id="rId8">
+      <w:hyperlink r:id="rId10">
         <w:r>
           <w:rPr>
             <w:rStyle w:val="Hyperlink"/>
@@ -21919,7 +22532,7 @@
         </w:rPr>
         <w:t xml:space="preserve">, 101–109. </w:t>
       </w:r>
-      <w:hyperlink r:id="rId9">
+      <w:hyperlink r:id="rId11">
         <w:r>
           <w:rPr>
             <w:rStyle w:val="Hyperlink"/>
@@ -21978,7 +22591,7 @@
         </w:rPr>
         <w:t xml:space="preserve">, 23–32. </w:t>
       </w:r>
-      <w:hyperlink r:id="rId10">
+      <w:hyperlink r:id="rId12">
         <w:r>
           <w:rPr>
             <w:rStyle w:val="Hyperlink"/>
@@ -22037,7 +22650,7 @@
         </w:rPr>
         <w:t xml:space="preserve">, 5998–6008. </w:t>
       </w:r>
-      <w:hyperlink r:id="rId11">
+      <w:hyperlink r:id="rId13">
         <w:r>
           <w:rPr>
             <w:rStyle w:val="Hyperlink"/>
@@ -22096,7 +22709,7 @@
         </w:rPr>
         <w:t xml:space="preserve">, 4171–4186. </w:t>
       </w:r>
-      <w:hyperlink r:id="rId12">
+      <w:hyperlink r:id="rId14">
         <w:r>
           <w:rPr>
             <w:rStyle w:val="Hyperlink"/>
@@ -22155,7 +22768,7 @@
         </w:rPr>
         <w:t xml:space="preserve">, 322–330. </w:t>
       </w:r>
-      <w:hyperlink r:id="rId13">
+      <w:hyperlink r:id="rId15">
         <w:r>
           <w:rPr>
             <w:rStyle w:val="Hyperlink"/>
@@ -22214,7 +22827,7 @@
         </w:rPr>
         <w:t xml:space="preserve">. </w:t>
       </w:r>
-      <w:hyperlink r:id="rId14">
+      <w:hyperlink r:id="rId16">
         <w:r>
           <w:rPr>
             <w:rStyle w:val="Hyperlink"/>
@@ -22273,7 +22886,7 @@
         </w:rPr>
         <w:t xml:space="preserve">, 1419–1428. </w:t>
       </w:r>
-      <w:hyperlink r:id="rId15">
+      <w:hyperlink r:id="rId17">
         <w:r>
           <w:rPr>
             <w:rStyle w:val="Hyperlink"/>
@@ -22331,7 +22944,7 @@
         </w:rPr>
         <w:t xml:space="preserve">, 811–820. </w:t>
       </w:r>
-      <w:hyperlink r:id="rId16">
+      <w:hyperlink r:id="rId18">
         <w:r>
           <w:rPr>
             <w:rStyle w:val="Hyperlink"/>
@@ -22389,7 +23002,7 @@
         </w:rPr>
         <w:t xml:space="preserve">, 565–573. </w:t>
       </w:r>
-      <w:hyperlink r:id="rId17">
+      <w:hyperlink r:id="rId19">
         <w:r>
           <w:rPr>
             <w:rStyle w:val="Hyperlink"/>
@@ -22447,7 +23060,7 @@
         </w:rPr>
         <w:t xml:space="preserve">, 582–590. </w:t>
       </w:r>
-      <w:hyperlink r:id="rId18">
+      <w:hyperlink r:id="rId20">
         <w:r>
           <w:rPr>
             <w:rStyle w:val="Hyperlink"/>
@@ -22505,7 +23118,7 @@
         </w:rPr>
         <w:t xml:space="preserve">, 452–461. </w:t>
       </w:r>
-      <w:hyperlink r:id="rId19">
+      <w:hyperlink r:id="rId21">
         <w:r>
           <w:rPr>
             <w:rStyle w:val="Hyperlink"/>
@@ -22563,7 +23176,7 @@
         </w:rPr>
         <w:t xml:space="preserve">, 4320–4326. </w:t>
       </w:r>
-      <w:hyperlink r:id="rId20">
+      <w:hyperlink r:id="rId22">
         <w:r>
           <w:rPr>
             <w:rStyle w:val="Hyperlink"/>
@@ -22658,7 +23271,7 @@
         </w:rPr>
         <w:t xml:space="preserve">, 1893–1902. </w:t>
       </w:r>
-      <w:hyperlink r:id="rId21">
+      <w:hyperlink r:id="rId23">
         <w:r>
           <w:rPr>
             <w:rStyle w:val="Hyperlink"/>
@@ -22716,7 +23329,7 @@
         </w:rPr>
         <w:t xml:space="preserve">, 263–272. </w:t>
       </w:r>
-      <w:hyperlink r:id="rId22">
+      <w:hyperlink r:id="rId24">
         <w:r>
           <w:rPr>
             <w:rStyle w:val="Hyperlink"/>
@@ -22775,7 +23388,7 @@
         </w:rPr>
         <w:t xml:space="preserve">, 502–511. </w:t>
       </w:r>
-      <w:hyperlink r:id="rId23">
+      <w:hyperlink r:id="rId25">
         <w:r>
           <w:rPr>
             <w:rStyle w:val="Hyperlink"/>
@@ -22833,7 +23446,7 @@
         </w:rPr>
         <w:t xml:space="preserve">, 4249–4256. </w:t>
       </w:r>
-      <w:hyperlink r:id="rId24">
+      <w:hyperlink r:id="rId26">
         <w:r>
           <w:rPr>
             <w:rStyle w:val="Hyperlink"/>
@@ -22891,7 +23504,7 @@
         </w:rPr>
         <w:t xml:space="preserve">, 1611–1621. </w:t>
       </w:r>
-      <w:hyperlink r:id="rId25">
+      <w:hyperlink r:id="rId27">
         <w:r>
           <w:rPr>
             <w:rStyle w:val="Hyperlink"/>
@@ -22949,7 +23562,7 @@
         </w:rPr>
         <w:t xml:space="preserve">, 71–80. </w:t>
       </w:r>
-      <w:hyperlink r:id="rId26">
+      <w:hyperlink r:id="rId28">
         <w:r>
           <w:rPr>
             <w:rStyle w:val="Hyperlink"/>
@@ -23007,7 +23620,7 @@
         </w:rPr>
         <w:t xml:space="preserve">, 825–833. </w:t>
       </w:r>
-      <w:hyperlink r:id="rId27">
+      <w:hyperlink r:id="rId29">
         <w:r>
           <w:rPr>
             <w:rStyle w:val="Hyperlink"/>
@@ -23065,7 +23678,7 @@
         </w:rPr>
         <w:t xml:space="preserve">, 585–593. </w:t>
       </w:r>
-      <w:hyperlink r:id="rId28">
+      <w:hyperlink r:id="rId30">
         <w:r>
           <w:rPr>
             <w:rStyle w:val="Hyperlink"/>
@@ -23123,7 +23736,7 @@
         </w:rPr>
         <w:t xml:space="preserve">, 328–337. </w:t>
       </w:r>
-      <w:hyperlink r:id="rId29">
+      <w:hyperlink r:id="rId31">
         <w:r>
           <w:rPr>
             <w:rStyle w:val="Hyperlink"/>
@@ -23181,7 +23794,7 @@
         </w:rPr>
         <w:t xml:space="preserve">, 515–520. </w:t>
       </w:r>
-      <w:hyperlink r:id="rId30">
+      <w:hyperlink r:id="rId32">
         <w:r>
           <w:rPr>
             <w:rStyle w:val="Hyperlink"/>
@@ -23239,7 +23852,7 @@
         </w:rPr>
         <w:t xml:space="preserve">, 2388–2399. </w:t>
       </w:r>
-      <w:hyperlink r:id="rId31">
+      <w:hyperlink r:id="rId33">
         <w:r>
           <w:rPr>
             <w:rStyle w:val="Hyperlink"/>
@@ -23297,7 +23910,7 @@
         </w:rPr>
         <w:t xml:space="preserve">, 2036–2047. </w:t>
       </w:r>
-      <w:hyperlink r:id="rId32">
+      <w:hyperlink r:id="rId34">
         <w:r>
           <w:rPr>
             <w:rStyle w:val="Hyperlink"/>
@@ -23355,7 +23968,7 @@
         </w:rPr>
         <w:t xml:space="preserve">, 1733–1737. </w:t>
       </w:r>
-      <w:hyperlink r:id="rId33">
+      <w:hyperlink r:id="rId35">
         <w:r>
           <w:rPr>
             <w:rStyle w:val="Hyperlink"/>
@@ -23413,7 +24026,7 @@
         </w:rPr>
         <w:t xml:space="preserve">, 1796–1801. </w:t>
       </w:r>
-      <w:hyperlink r:id="rId34">
+      <w:hyperlink r:id="rId36">
         <w:r>
           <w:rPr>
             <w:rStyle w:val="Hyperlink"/>
@@ -23471,7 +24084,7 @@
         </w:rPr>
         <w:t xml:space="preserve">, 1259–1273. </w:t>
       </w:r>
-      <w:hyperlink r:id="rId35">
+      <w:hyperlink r:id="rId37">
         <w:r>
           <w:rPr>
             <w:rStyle w:val="Hyperlink"/>
@@ -23529,7 +24142,7 @@
         </w:rPr>
         <w:t xml:space="preserve">, 813–823. </w:t>
       </w:r>
-      <w:hyperlink r:id="rId36">
+      <w:hyperlink r:id="rId38">
         <w:r>
           <w:rPr>
             <w:rStyle w:val="Hyperlink"/>
@@ -23587,7 +24200,7 @@
         </w:rPr>
         <w:t xml:space="preserve">, 2172–2182. </w:t>
       </w:r>
-      <w:hyperlink r:id="rId37">
+      <w:hyperlink r:id="rId39">
         <w:r>
           <w:rPr>
             <w:rStyle w:val="Hyperlink"/>
@@ -23646,7 +24259,7 @@
         </w:rPr>
         <w:t xml:space="preserve">, 1608–1612. </w:t>
       </w:r>
-      <w:hyperlink r:id="rId38">
+      <w:hyperlink r:id="rId40">
         <w:r>
           <w:rPr>
             <w:rStyle w:val="Hyperlink"/>
@@ -23704,7 +24317,7 @@
         </w:rPr>
         <w:t xml:space="preserve">, 240–248. </w:t>
       </w:r>
-      <w:hyperlink r:id="rId39">
+      <w:hyperlink r:id="rId41">
         <w:r>
           <w:rPr>
             <w:rStyle w:val="Hyperlink"/>
@@ -23762,7 +24375,7 @@
         </w:rPr>
         <w:t xml:space="preserve">, 1748–1757. </w:t>
       </w:r>
-      <w:hyperlink r:id="rId40">
+      <w:hyperlink r:id="rId42">
         <w:r>
           <w:rPr>
             <w:rStyle w:val="Hyperlink"/>
@@ -23820,7 +24433,7 @@
         </w:rPr>
         <w:t xml:space="preserve">, 436–447. </w:t>
       </w:r>
-      <w:hyperlink r:id="rId41">
+      <w:hyperlink r:id="rId43">
         <w:r>
           <w:rPr>
             <w:rStyle w:val="Hyperlink"/>
@@ -23878,7 +24491,7 @@
         </w:rPr>
         <w:t xml:space="preserve">. </w:t>
       </w:r>
-      <w:hyperlink r:id="rId42">
+      <w:hyperlink r:id="rId44">
         <w:r>
           <w:rPr>
             <w:rStyle w:val="Hyperlink"/>
@@ -23936,7 +24549,7 @@
         </w:rPr>
         <w:t xml:space="preserve">, 2623–2631. </w:t>
       </w:r>
-      <w:hyperlink r:id="rId43">
+      <w:hyperlink r:id="rId45">
         <w:r>
           <w:rPr>
             <w:rStyle w:val="Hyperlink"/>
@@ -24010,7 +24623,7 @@
         </w:rPr>
         <w:t xml:space="preserve">(4), 1–19. </w:t>
       </w:r>
-      <w:hyperlink r:id="rId44">
+      <w:hyperlink r:id="rId46">
         <w:r>
           <w:rPr>
             <w:rStyle w:val="Hyperlink"/>
@@ -24068,7 +24681,7 @@
         </w:rPr>
         <w:t xml:space="preserve">, 43–52. </w:t>
       </w:r>
-      <w:hyperlink r:id="rId45">
+      <w:hyperlink r:id="rId47">
         <w:r>
           <w:rPr>
             <w:rStyle w:val="Hyperlink"/>
@@ -24126,7 +24739,7 @@
         </w:rPr>
         <w:t xml:space="preserve">, 507–517. </w:t>
       </w:r>
-      <w:hyperlink r:id="rId46">
+      <w:hyperlink r:id="rId48">
         <w:r>
           <w:rPr>
             <w:rStyle w:val="Hyperlink"/>
@@ -24184,7 +24797,7 @@
         </w:rPr>
         <w:t xml:space="preserve">, 1073–1076. </w:t>
       </w:r>
-      <w:hyperlink r:id="rId47">
+      <w:hyperlink r:id="rId49">
         <w:r>
           <w:rPr>
             <w:rStyle w:val="Hyperlink"/>
@@ -24242,7 +24855,7 @@
         </w:rPr>
         <w:t xml:space="preserve">, 86–94. </w:t>
       </w:r>
-      <w:hyperlink r:id="rId48">
+      <w:hyperlink r:id="rId50">
         <w:r>
           <w:rPr>
             <w:rStyle w:val="Hyperlink"/>
@@ -24300,7 +24913,7 @@
         </w:rPr>
         <w:t xml:space="preserve">. Chapman &amp; Hall/CRC. </w:t>
       </w:r>
-      <w:hyperlink r:id="rId49">
+      <w:hyperlink r:id="rId51">
         <w:r>
           <w:rPr>
             <w:rStyle w:val="Hyperlink"/>
@@ -24358,7 +24971,7 @@
         </w:rPr>
         <w:t xml:space="preserve">, 4653–4664. </w:t>
       </w:r>
-      <w:hyperlink r:id="rId50">
+      <w:hyperlink r:id="rId52">
         <w:r>
           <w:rPr>
             <w:rStyle w:val="Hyperlink"/>
@@ -24416,7 +25029,7 @@
         </w:rPr>
         <w:t xml:space="preserve">, 8024–8035. </w:t>
       </w:r>
-      <w:hyperlink r:id="rId51">
+      <w:hyperlink r:id="rId53">
         <w:r>
           <w:rPr>
             <w:rStyle w:val="Hyperlink"/>
@@ -24431,11 +25044,8 @@
       <w:bookmarkEnd w:id="89"/>
     </w:p>
     <w:sectPr>
-      <w:footnotePr>
-        <w:numRestart w:val="eachSect"/>
-      </w:footnotePr>
       <w:pgSz w:w="12240" w:h="15840"/>
-      <w:pgMar w:top="1134" w:right="1134" w:bottom="1134" w:left="1134" w:header="720" w:footer="720" w:gutter="0"/>
+      <w:pgMar w:top="1440" w:right="1440" w:bottom="1440" w:left="1440" w:header="720" w:footer="720" w:gutter="0"/>
       <w:cols w:space="720"/>
     </w:sectPr>
   </w:body>
@@ -24628,15 +25238,18 @@
   <w:abstractNum w:abstractNumId="2" w15:restartNumberingAfterBreak="0">
     <w:nsid w:val="00A99201"/>
     <w:multiLevelType w:val="multilevel"/>
-    <w:tmpl w:val="9544BAB8"/>
+    <w:tmpl w:val="FC5633E2"/>
     <w:lvl w:ilvl="0">
       <w:start w:val="1"/>
-      <w:numFmt w:val="decimal"/>
-      <w:lvlText w:val="%1."/>
+      <w:numFmt w:val="lowerRoman"/>
+      <w:lvlText w:val="(%1)"/>
       <w:lvlJc w:val="left"/>
       <w:pPr>
-        <w:ind w:left="720" w:hanging="360"/>
+        <w:ind w:left="567" w:hanging="207"/>
       </w:pPr>
+      <w:rPr>
+        <w:rFonts w:hint="default"/>
+      </w:rPr>
     </w:lvl>
     <w:lvl w:ilvl="1">
       <w:start w:val="1"/>
@@ -24719,33 +25332,6 @@
   </w:num>
   <w:num w:numId="3" w16cid:durableId="1661352340">
     <w:abstractNumId w:val="2"/>
-    <w:lvlOverride w:ilvl="0">
-      <w:startOverride w:val="1"/>
-    </w:lvlOverride>
-    <w:lvlOverride w:ilvl="1">
-      <w:startOverride w:val="1"/>
-    </w:lvlOverride>
-    <w:lvlOverride w:ilvl="2">
-      <w:startOverride w:val="1"/>
-    </w:lvlOverride>
-    <w:lvlOverride w:ilvl="3">
-      <w:startOverride w:val="1"/>
-    </w:lvlOverride>
-    <w:lvlOverride w:ilvl="4">
-      <w:startOverride w:val="1"/>
-    </w:lvlOverride>
-    <w:lvlOverride w:ilvl="5">
-      <w:startOverride w:val="1"/>
-    </w:lvlOverride>
-    <w:lvlOverride w:ilvl="6">
-      <w:startOverride w:val="1"/>
-    </w:lvlOverride>
-    <w:lvlOverride w:ilvl="7">
-      <w:startOverride w:val="1"/>
-    </w:lvlOverride>
-    <w:lvlOverride w:ilvl="8">
-      <w:startOverride w:val="1"/>
-    </w:lvlOverride>
   </w:num>
 </w:numbering>
 </file>

--- a/it_takes_time/paper/MANUSCRIPT.docx
+++ b/it_takes_time/paper/MANUSCRIPT.docx
@@ -10022,9 +10022,9 @@
     <w:tbl>
       <w:tblPr>
         <w:tblStyle w:val="Table"/>
-        <w:tblpPr w:leftFromText="113" w:rightFromText="113" w:topFromText="142" w:bottomFromText="142" w:vertAnchor="text" w:horzAnchor="margin" w:tblpY="113"/>
+        <w:tblpPr w:leftFromText="113" w:rightFromText="113" w:topFromText="142" w:bottomFromText="142" w:vertAnchor="text" w:horzAnchor="margin" w:tblpXSpec="center" w:tblpY="114"/>
         <w:tblOverlap w:val="never"/>
-        <w:tblW w:w="10247" w:type="pct"/>
+        <w:tblW w:w="10135" w:type="pct"/>
         <w:tblBorders>
           <w:top w:val="single" w:sz="4" w:space="0" w:color="auto"/>
           <w:left w:val="single" w:sz="4" w:space="0" w:color="auto"/>
@@ -10036,7 +10036,7 @@
         <w:tblLook w:val="0020" w:firstRow="1" w:lastRow="0" w:firstColumn="0" w:lastColumn="0" w:noHBand="0" w:noVBand="0"/>
       </w:tblPr>
       <w:tblGrid>
-        <w:gridCol w:w="2717"/>
+        <w:gridCol w:w="2609"/>
         <w:gridCol w:w="7206"/>
       </w:tblGrid>
       <w:tr>
@@ -10162,7 +10162,7 @@
         </w:trPr>
         <w:tc>
           <w:tcPr>
-            <w:tcW w:w="1369" w:type="pct"/>
+            <w:tcW w:w="1329" w:type="pct"/>
             <w:tcBorders>
               <w:top w:val="single" w:sz="4" w:space="0" w:color="auto"/>
               <w:bottom w:val="none" w:sz="0" w:space="0" w:color="auto"/>
@@ -10197,7 +10197,7 @@
         </w:tc>
         <w:tc>
           <w:tcPr>
-            <w:tcW w:w="3631" w:type="pct"/>
+            <w:tcW w:w="3671" w:type="pct"/>
             <w:tcBorders>
               <w:top w:val="single" w:sz="4" w:space="0" w:color="auto"/>
               <w:bottom w:val="none" w:sz="0" w:space="0" w:color="auto"/>
@@ -10232,7 +10232,7 @@
       <w:tr>
         <w:tc>
           <w:tcPr>
-            <w:tcW w:w="1369" w:type="pct"/>
+            <w:tcW w:w="1329" w:type="pct"/>
             <w:vAlign w:val="center"/>
           </w:tcPr>
           <w:p>
@@ -10275,7 +10275,7 @@
         </w:tc>
         <w:tc>
           <w:tcPr>
-            <w:tcW w:w="3631" w:type="pct"/>
+            <w:tcW w:w="3671" w:type="pct"/>
             <w:vAlign w:val="center"/>
           </w:tcPr>
           <w:p>
@@ -10470,7 +10470,7 @@
       <w:tr>
         <w:tc>
           <w:tcPr>
-            <w:tcW w:w="1369" w:type="pct"/>
+            <w:tcW w:w="1329" w:type="pct"/>
             <w:vAlign w:val="center"/>
           </w:tcPr>
           <w:p>
@@ -10513,7 +10513,7 @@
         </w:tc>
         <w:tc>
           <w:tcPr>
-            <w:tcW w:w="3631" w:type="pct"/>
+            <w:tcW w:w="3671" w:type="pct"/>
             <w:vAlign w:val="center"/>
           </w:tcPr>
           <w:p>
@@ -10755,7 +10755,7 @@
         </w:trPr>
         <w:tc>
           <w:tcPr>
-            <w:tcW w:w="1369" w:type="pct"/>
+            <w:tcW w:w="1329" w:type="pct"/>
             <w:vAlign w:val="center"/>
           </w:tcPr>
           <w:p>
@@ -10798,7 +10798,7 @@
         </w:tc>
         <w:tc>
           <w:tcPr>
-            <w:tcW w:w="3631" w:type="pct"/>
+            <w:tcW w:w="3671" w:type="pct"/>
             <w:vAlign w:val="center"/>
           </w:tcPr>
           <w:p>
@@ -12274,9 +12274,10 @@
     <w:tbl>
       <w:tblPr>
         <w:tblStyle w:val="Table"/>
-        <w:tblpPr w:leftFromText="170" w:rightFromText="170" w:topFromText="142" w:bottomFromText="142" w:vertAnchor="text" w:horzAnchor="margin" w:tblpY="171"/>
+        <w:tblpPr w:leftFromText="170" w:rightFromText="170" w:topFromText="142" w:bottomFromText="142" w:vertAnchor="text" w:horzAnchor="margin" w:tblpXSpec="center" w:tblpY="171"/>
         <w:tblOverlap w:val="never"/>
         <w:tblW w:w="10247" w:type="pct"/>
+        <w:jc w:val="center"/>
         <w:tblBorders>
           <w:top w:val="single" w:sz="4" w:space="0" w:color="auto"/>
           <w:left w:val="single" w:sz="4" w:space="0" w:color="auto"/>
@@ -12300,6 +12301,7 @@
           <w:cnfStyle w:val="100000000000" w:firstRow="1" w:lastRow="0" w:firstColumn="0" w:lastColumn="0" w:oddVBand="0" w:evenVBand="0" w:oddHBand="0" w:evenHBand="0" w:firstRowFirstColumn="0" w:firstRowLastColumn="0" w:lastRowFirstColumn="0" w:lastRowLastColumn="0"/>
           <w:trHeight w:val="113"/>
           <w:tblHeader/>
+          <w:jc w:val="center"/>
         </w:trPr>
         <w:tc>
           <w:tcPr>
@@ -12370,6 +12372,7 @@
           <w:cnfStyle w:val="100000000000" w:firstRow="1" w:lastRow="0" w:firstColumn="0" w:lastColumn="0" w:oddVBand="0" w:evenVBand="0" w:oddHBand="0" w:evenHBand="0" w:firstRowFirstColumn="0" w:firstRowLastColumn="0" w:lastRowFirstColumn="0" w:lastRowLastColumn="0"/>
           <w:trHeight w:val="113"/>
           <w:tblHeader/>
+          <w:jc w:val="center"/>
         </w:trPr>
         <w:tc>
           <w:tcPr>
@@ -12587,6 +12590,7 @@
       <w:tr>
         <w:trPr>
           <w:trHeight w:val="113"/>
+          <w:jc w:val="center"/>
         </w:trPr>
         <w:tc>
           <w:tcPr>
@@ -12752,6 +12756,7 @@
       <w:tr>
         <w:trPr>
           <w:trHeight w:val="113"/>
+          <w:jc w:val="center"/>
         </w:trPr>
         <w:tc>
           <w:tcPr>
@@ -12917,6 +12922,7 @@
       <w:tr>
         <w:trPr>
           <w:trHeight w:val="113"/>
+          <w:jc w:val="center"/>
         </w:trPr>
         <w:tc>
           <w:tcPr>
@@ -13082,6 +13088,7 @@
       <w:tr>
         <w:trPr>
           <w:trHeight w:val="113"/>
+          <w:jc w:val="center"/>
         </w:trPr>
         <w:tc>
           <w:tcPr>
@@ -13247,6 +13254,7 @@
       <w:tr>
         <w:trPr>
           <w:trHeight w:val="113"/>
+          <w:jc w:val="center"/>
         </w:trPr>
         <w:tc>
           <w:tcPr>
@@ -13412,6 +13420,7 @@
       <w:tr>
         <w:trPr>
           <w:trHeight w:val="113"/>
+          <w:jc w:val="center"/>
         </w:trPr>
         <w:tc>
           <w:tcPr>
@@ -13577,6 +13586,7 @@
       <w:tr>
         <w:trPr>
           <w:trHeight w:val="113"/>
+          <w:jc w:val="center"/>
         </w:trPr>
         <w:tc>
           <w:tcPr>
@@ -15115,9 +15125,10 @@
     <w:tbl>
       <w:tblPr>
         <w:tblStyle w:val="Table"/>
-        <w:tblpPr w:leftFromText="170" w:rightFromText="170" w:topFromText="142" w:bottomFromText="142" w:vertAnchor="text" w:horzAnchor="margin" w:tblpY="161"/>
+        <w:tblpPr w:leftFromText="170" w:rightFromText="170" w:topFromText="142" w:bottomFromText="142" w:vertAnchor="text" w:horzAnchor="margin" w:tblpXSpec="center" w:tblpY="161"/>
         <w:tblOverlap w:val="never"/>
         <w:tblW w:w="10247" w:type="pct"/>
+        <w:jc w:val="center"/>
         <w:tblBorders>
           <w:top w:val="single" w:sz="4" w:space="0" w:color="auto"/>
           <w:left w:val="single" w:sz="4" w:space="0" w:color="auto"/>
@@ -15145,6 +15156,7 @@
         <w:trPr>
           <w:cnfStyle w:val="100000000000" w:firstRow="1" w:lastRow="0" w:firstColumn="0" w:lastColumn="0" w:oddVBand="0" w:evenVBand="0" w:oddHBand="0" w:evenHBand="0" w:firstRowFirstColumn="0" w:firstRowLastColumn="0" w:lastRowFirstColumn="0" w:lastRowLastColumn="0"/>
           <w:trHeight w:val="170"/>
+          <w:jc w:val="center"/>
         </w:trPr>
         <w:tc>
           <w:tcPr>
@@ -15388,6 +15400,7 @@
       <w:tr>
         <w:trPr>
           <w:trHeight w:val="170"/>
+          <w:jc w:val="center"/>
         </w:trPr>
         <w:tc>
           <w:tcPr>
@@ -15584,6 +15597,7 @@
       <w:tr>
         <w:trPr>
           <w:trHeight w:val="227"/>
+          <w:jc w:val="center"/>
         </w:trPr>
         <w:tc>
           <w:tcPr>
@@ -15862,6 +15876,7 @@
       <w:tr>
         <w:trPr>
           <w:trHeight w:val="227"/>
+          <w:jc w:val="center"/>
         </w:trPr>
         <w:tc>
           <w:tcPr>
@@ -16146,6 +16161,7 @@
       <w:tr>
         <w:trPr>
           <w:trHeight w:val="227"/>
+          <w:jc w:val="center"/>
         </w:trPr>
         <w:tc>
           <w:tcPr>
@@ -16430,6 +16446,7 @@
       <w:tr>
         <w:trPr>
           <w:trHeight w:val="227"/>
+          <w:jc w:val="center"/>
         </w:trPr>
         <w:tc>
           <w:tcPr>
@@ -16833,6 +16850,7 @@
       <w:tr>
         <w:trPr>
           <w:trHeight w:val="227"/>
+          <w:jc w:val="center"/>
         </w:trPr>
         <w:tc>
           <w:tcPr>
@@ -17234,6 +17252,7 @@
       <w:tr>
         <w:trPr>
           <w:trHeight w:val="227"/>
+          <w:jc w:val="center"/>
         </w:trPr>
         <w:tc>
           <w:tcPr>
@@ -17600,6 +17619,7 @@
       <w:tr>
         <w:trPr>
           <w:trHeight w:val="227"/>
+          <w:jc w:val="center"/>
         </w:trPr>
         <w:tc>
           <w:tcPr>
@@ -17884,6 +17904,7 @@
       <w:tr>
         <w:trPr>
           <w:trHeight w:val="227"/>
+          <w:jc w:val="center"/>
         </w:trPr>
         <w:tc>
           <w:tcPr>
@@ -19254,9 +19275,9 @@
     <w:tbl>
       <w:tblPr>
         <w:tblStyle w:val="Table"/>
-        <w:tblpPr w:leftFromText="170" w:rightFromText="170" w:topFromText="142" w:bottomFromText="142" w:vertAnchor="text" w:horzAnchor="margin" w:tblpY="162"/>
+        <w:tblpPr w:leftFromText="170" w:rightFromText="170" w:topFromText="142" w:bottomFromText="142" w:vertAnchor="text" w:horzAnchor="margin" w:tblpXSpec="center" w:tblpY="162"/>
         <w:tblOverlap w:val="never"/>
-        <w:tblW w:w="10099" w:type="pct"/>
+        <w:tblW w:w="10281" w:type="pct"/>
         <w:tblBorders>
           <w:top w:val="single" w:sz="4" w:space="0" w:color="auto"/>
           <w:left w:val="single" w:sz="4" w:space="0" w:color="auto"/>
@@ -19268,7 +19289,7 @@
         <w:tblLook w:val="0020" w:firstRow="1" w:lastRow="0" w:firstColumn="0" w:lastColumn="0" w:noHBand="0" w:noVBand="0"/>
       </w:tblPr>
       <w:tblGrid>
-        <w:gridCol w:w="2378"/>
+        <w:gridCol w:w="2554"/>
         <w:gridCol w:w="2545"/>
         <w:gridCol w:w="2545"/>
         <w:gridCol w:w="2312"/>
@@ -19393,7 +19414,7 @@
         </w:trPr>
         <w:tc>
           <w:tcPr>
-            <w:tcW w:w="1216" w:type="pct"/>
+            <w:tcW w:w="1283" w:type="pct"/>
             <w:tcBorders>
               <w:top w:val="single" w:sz="4" w:space="0" w:color="auto"/>
               <w:bottom w:val="none" w:sz="0" w:space="0" w:color="auto"/>
@@ -19425,7 +19446,7 @@
         </w:tc>
         <w:tc>
           <w:tcPr>
-            <w:tcW w:w="1301" w:type="pct"/>
+            <w:tcW w:w="1278" w:type="pct"/>
             <w:tcBorders>
               <w:top w:val="single" w:sz="4" w:space="0" w:color="auto"/>
               <w:bottom w:val="none" w:sz="0" w:space="0" w:color="auto"/>
@@ -19469,7 +19490,7 @@
         </w:tc>
         <w:tc>
           <w:tcPr>
-            <w:tcW w:w="1301" w:type="pct"/>
+            <w:tcW w:w="1278" w:type="pct"/>
             <w:tcBorders>
               <w:top w:val="single" w:sz="4" w:space="0" w:color="auto"/>
               <w:bottom w:val="none" w:sz="0" w:space="0" w:color="auto"/>
@@ -19513,7 +19534,7 @@
         </w:tc>
         <w:tc>
           <w:tcPr>
-            <w:tcW w:w="1182" w:type="pct"/>
+            <w:tcW w:w="1161" w:type="pct"/>
             <w:tcBorders>
               <w:top w:val="single" w:sz="4" w:space="0" w:color="auto"/>
               <w:bottom w:val="none" w:sz="0" w:space="0" w:color="auto"/>
@@ -19562,7 +19583,7 @@
         </w:trPr>
         <w:tc>
           <w:tcPr>
-            <w:tcW w:w="1216" w:type="pct"/>
+            <w:tcW w:w="1283" w:type="pct"/>
           </w:tcPr>
           <w:p>
             <w:pPr>
@@ -19584,7 +19605,7 @@
         </w:tc>
         <w:tc>
           <w:tcPr>
-            <w:tcW w:w="1301" w:type="pct"/>
+            <w:tcW w:w="1278" w:type="pct"/>
           </w:tcPr>
           <w:p>
             <w:pPr>
@@ -19626,7 +19647,7 @@
         </w:tc>
         <w:tc>
           <w:tcPr>
-            <w:tcW w:w="1301" w:type="pct"/>
+            <w:tcW w:w="1278" w:type="pct"/>
           </w:tcPr>
           <w:p>
             <w:pPr>
@@ -19668,7 +19689,7 @@
         </w:tc>
         <w:tc>
           <w:tcPr>
-            <w:tcW w:w="1182" w:type="pct"/>
+            <w:tcW w:w="1161" w:type="pct"/>
           </w:tcPr>
           <w:p>
             <w:pPr>
@@ -19715,7 +19736,7 @@
         </w:trPr>
         <w:tc>
           <w:tcPr>
-            <w:tcW w:w="1216" w:type="pct"/>
+            <w:tcW w:w="1283" w:type="pct"/>
           </w:tcPr>
           <w:p>
             <w:pPr>
@@ -19737,7 +19758,7 @@
         </w:tc>
         <w:tc>
           <w:tcPr>
-            <w:tcW w:w="1301" w:type="pct"/>
+            <w:tcW w:w="1278" w:type="pct"/>
           </w:tcPr>
           <w:p>
             <w:pPr>
@@ -19779,7 +19800,7 @@
         </w:tc>
         <w:tc>
           <w:tcPr>
-            <w:tcW w:w="1301" w:type="pct"/>
+            <w:tcW w:w="1278" w:type="pct"/>
           </w:tcPr>
           <w:p>
             <w:pPr>
@@ -19821,7 +19842,7 @@
         </w:tc>
         <w:tc>
           <w:tcPr>
-            <w:tcW w:w="1182" w:type="pct"/>
+            <w:tcW w:w="1161" w:type="pct"/>
           </w:tcPr>
           <w:p>
             <w:pPr>
@@ -19868,7 +19889,7 @@
         </w:trPr>
         <w:tc>
           <w:tcPr>
-            <w:tcW w:w="1216" w:type="pct"/>
+            <w:tcW w:w="1283" w:type="pct"/>
           </w:tcPr>
           <w:p>
             <w:pPr>
@@ -19890,7 +19911,7 @@
         </w:tc>
         <w:tc>
           <w:tcPr>
-            <w:tcW w:w="1301" w:type="pct"/>
+            <w:tcW w:w="1278" w:type="pct"/>
           </w:tcPr>
           <w:p>
             <w:pPr>
@@ -19932,7 +19953,7 @@
         </w:tc>
         <w:tc>
           <w:tcPr>
-            <w:tcW w:w="1301" w:type="pct"/>
+            <w:tcW w:w="1278" w:type="pct"/>
           </w:tcPr>
           <w:p>
             <w:pPr>
@@ -19974,7 +19995,7 @@
         </w:tc>
         <w:tc>
           <w:tcPr>
-            <w:tcW w:w="1182" w:type="pct"/>
+            <w:tcW w:w="1161" w:type="pct"/>
           </w:tcPr>
           <w:p>
             <w:pPr>
@@ -20021,7 +20042,7 @@
         </w:trPr>
         <w:tc>
           <w:tcPr>
-            <w:tcW w:w="1216" w:type="pct"/>
+            <w:tcW w:w="1283" w:type="pct"/>
           </w:tcPr>
           <w:p>
             <w:pPr>
@@ -20043,7 +20064,7 @@
         </w:tc>
         <w:tc>
           <w:tcPr>
-            <w:tcW w:w="1301" w:type="pct"/>
+            <w:tcW w:w="1278" w:type="pct"/>
           </w:tcPr>
           <w:p>
             <w:pPr>
@@ -20085,7 +20106,7 @@
         </w:tc>
         <w:tc>
           <w:tcPr>
-            <w:tcW w:w="1301" w:type="pct"/>
+            <w:tcW w:w="1278" w:type="pct"/>
           </w:tcPr>
           <w:p>
             <w:pPr>
@@ -20127,7 +20148,7 @@
         </w:tc>
         <w:tc>
           <w:tcPr>
-            <w:tcW w:w="1182" w:type="pct"/>
+            <w:tcW w:w="1161" w:type="pct"/>
           </w:tcPr>
           <w:p>
             <w:pPr>
@@ -20174,7 +20195,7 @@
         </w:trPr>
         <w:tc>
           <w:tcPr>
-            <w:tcW w:w="1216" w:type="pct"/>
+            <w:tcW w:w="1283" w:type="pct"/>
           </w:tcPr>
           <w:p>
             <w:pPr>
@@ -20196,7 +20217,7 @@
         </w:tc>
         <w:tc>
           <w:tcPr>
-            <w:tcW w:w="1301" w:type="pct"/>
+            <w:tcW w:w="1278" w:type="pct"/>
           </w:tcPr>
           <w:p>
             <w:pPr>
@@ -20238,7 +20259,7 @@
         </w:tc>
         <w:tc>
           <w:tcPr>
-            <w:tcW w:w="1301" w:type="pct"/>
+            <w:tcW w:w="1278" w:type="pct"/>
           </w:tcPr>
           <w:p>
             <w:pPr>
@@ -20280,7 +20301,7 @@
         </w:tc>
         <w:tc>
           <w:tcPr>
-            <w:tcW w:w="1182" w:type="pct"/>
+            <w:tcW w:w="1161" w:type="pct"/>
           </w:tcPr>
           <w:p>
             <w:pPr>
@@ -20327,7 +20348,7 @@
         </w:trPr>
         <w:tc>
           <w:tcPr>
-            <w:tcW w:w="1216" w:type="pct"/>
+            <w:tcW w:w="1283" w:type="pct"/>
           </w:tcPr>
           <w:p>
             <w:pPr>
@@ -20349,7 +20370,7 @@
         </w:tc>
         <w:tc>
           <w:tcPr>
-            <w:tcW w:w="1301" w:type="pct"/>
+            <w:tcW w:w="1278" w:type="pct"/>
           </w:tcPr>
           <w:p>
             <w:pPr>
@@ -20391,7 +20412,7 @@
         </w:tc>
         <w:tc>
           <w:tcPr>
-            <w:tcW w:w="1301" w:type="pct"/>
+            <w:tcW w:w="1278" w:type="pct"/>
           </w:tcPr>
           <w:p>
             <w:pPr>
@@ -20433,7 +20454,7 @@
         </w:tc>
         <w:tc>
           <w:tcPr>
-            <w:tcW w:w="1182" w:type="pct"/>
+            <w:tcW w:w="1161" w:type="pct"/>
           </w:tcPr>
           <w:p>
             <w:pPr>
@@ -20480,7 +20501,7 @@
         </w:trPr>
         <w:tc>
           <w:tcPr>
-            <w:tcW w:w="1216" w:type="pct"/>
+            <w:tcW w:w="1283" w:type="pct"/>
           </w:tcPr>
           <w:p>
             <w:pPr>
@@ -20502,7 +20523,7 @@
         </w:tc>
         <w:tc>
           <w:tcPr>
-            <w:tcW w:w="1301" w:type="pct"/>
+            <w:tcW w:w="1278" w:type="pct"/>
           </w:tcPr>
           <w:p>
             <w:pPr>
@@ -20544,7 +20565,7 @@
         </w:tc>
         <w:tc>
           <w:tcPr>
-            <w:tcW w:w="1301" w:type="pct"/>
+            <w:tcW w:w="1278" w:type="pct"/>
           </w:tcPr>
           <w:p>
             <w:pPr>
@@ -20586,7 +20607,7 @@
         </w:tc>
         <w:tc>
           <w:tcPr>
-            <w:tcW w:w="1182" w:type="pct"/>
+            <w:tcW w:w="1161" w:type="pct"/>
           </w:tcPr>
           <w:p>
             <w:pPr>
@@ -21441,18 +21462,17 @@
         </w:rPr>
         <w:t>Conservatism of paired-</w:t>
       </w:r>
-      <m:oMath>
-        <m:r>
-          <m:rPr>
-            <m:sty m:val="bi"/>
-          </m:rPr>
-          <w:rPr>
-            <w:rFonts w:ascii="Cambria Math" w:hAnsi="Cambria Math" w:cs="Times New Roman"/>
-            <w:color w:val="000000" w:themeColor="text1"/>
-          </w:rPr>
-          <m:t>t</m:t>
-        </m:r>
-      </m:oMath>
+      <w:r>
+        <w:rPr>
+          <w:rFonts w:ascii="Times New Roman" w:hAnsi="Times New Roman" w:cs="Times New Roman"/>
+          <w:b/>
+          <w:bCs/>
+          <w:i/>
+          <w:iCs/>
+          <w:color w:val="000000" w:themeColor="text1"/>
+        </w:rPr>
+        <w:t>t</w:t>
+      </w:r>
       <w:r>
         <w:rPr>
           <w:rFonts w:ascii="Times New Roman" w:hAnsi="Times New Roman" w:cs="Times New Roman"/>
@@ -22030,6 +22050,20 @@
         </w:rPr>
         <w:t>References</w:t>
       </w:r>
+    </w:p>
+    <w:p>
+      <w:pPr>
+        <w:pStyle w:val="BodyText"/>
+        <w:spacing w:before="0" w:after="0"/>
+        <w:ind w:firstLine="567"/>
+        <w:jc w:val="center"/>
+        <w:rPr>
+          <w:rFonts w:ascii="Times New Roman" w:hAnsi="Times New Roman" w:cs="Times New Roman"/>
+          <w:b/>
+          <w:bCs/>
+          <w:color w:val="000000" w:themeColor="text1"/>
+        </w:rPr>
+      </w:pPr>
     </w:p>
     <w:p>
       <w:pPr>
@@ -22238,7 +22272,15 @@
           <w:color w:val="000000" w:themeColor="text1"/>
         </w:rPr>
         <w:tab/>
-        <w:t xml:space="preserve">Sun, Z., Yu, D., Fang, H., Yang, J., Qu, X., Zhang, J., &amp; Geng, C. (2020). Are we evaluating rigorously? Benchmarking recommendation for reproducible evaluation and fair comparison. </w:t>
+        <w:t xml:space="preserve">Sun, Z., Yu, D., Fang, H., Yang, J., Qu, X., Zhang, J., &amp; Geng, C. (2020). Are we evaluating rigorously? Benchmarking recommendation for reproducible evaluation </w:t>
+      </w:r>
+      <w:r>
+        <w:rPr>
+          <w:rFonts w:ascii="Times New Roman" w:hAnsi="Times New Roman" w:cs="Times New Roman"/>
+          <w:color w:val="000000" w:themeColor="text1"/>
+        </w:rPr>
+        <w:lastRenderedPageBreak/>
+        <w:t xml:space="preserve">and fair comparison. </w:t>
       </w:r>
       <w:r>
         <w:rPr>
@@ -22247,17 +22289,7 @@
           <w:iCs/>
           <w:color w:val="000000" w:themeColor="text1"/>
         </w:rPr>
-        <w:t xml:space="preserve">Proceedings of the 14th </w:t>
-      </w:r>
-      <w:r>
-        <w:rPr>
-          <w:rFonts w:ascii="Times New Roman" w:hAnsi="Times New Roman" w:cs="Times New Roman"/>
-          <w:i/>
-          <w:iCs/>
-          <w:color w:val="000000" w:themeColor="text1"/>
-        </w:rPr>
-        <w:lastRenderedPageBreak/>
-        <w:t>ACM Conference on Recommender Systems (RecSys)</w:t>
+        <w:t>Proceedings of the 14th ACM Conference on Recommender Systems (RecSys)</w:t>
       </w:r>
       <w:r>
         <w:rPr>
@@ -22717,14 +22749,7 @@
           <w:color w:val="000000" w:themeColor="text1"/>
         </w:rPr>
         <w:tab/>
-        <w:t xml:space="preserve">Yuan, F., Karatzoglou, A., Arapakis, I., Jose, J. M., &amp; He, X. (2019). A simple </w:t>
-      </w:r>
-      <w:r>
-        <w:rPr>
-          <w:rFonts w:ascii="Times New Roman" w:hAnsi="Times New Roman" w:cs="Times New Roman"/>
-          <w:color w:val="000000" w:themeColor="text1"/>
-        </w:rPr>
-        <w:t xml:space="preserve">convolutional generative network for next item recommendation. </w:t>
+        <w:t xml:space="preserve">Yuan, F., Karatzoglou, A., Arapakis, I., Jose, J. M., &amp; He, X. (2019). A simple convolutional generative network for next item recommendation. </w:t>
       </w:r>
       <w:r>
         <w:rPr>
@@ -23125,7 +23150,15 @@
           <w:rFonts w:ascii="Times New Roman" w:hAnsi="Times New Roman" w:cs="Times New Roman"/>
           <w:color w:val="000000" w:themeColor="text1"/>
         </w:rPr>
-        <w:t xml:space="preserve">, 4249–4256. </w:t>
+        <w:t xml:space="preserve">, </w:t>
+      </w:r>
+      <w:r>
+        <w:rPr>
+          <w:rFonts w:ascii="Times New Roman" w:hAnsi="Times New Roman" w:cs="Times New Roman"/>
+          <w:color w:val="000000" w:themeColor="text1"/>
+        </w:rPr>
+        <w:lastRenderedPageBreak/>
+        <w:t xml:space="preserve">4249–4256. </w:t>
       </w:r>
       <w:hyperlink r:id="rId26">
         <w:r>
@@ -23159,7 +23192,6 @@
           <w:rFonts w:ascii="Times New Roman" w:hAnsi="Times New Roman" w:cs="Times New Roman"/>
           <w:color w:val="000000" w:themeColor="text1"/>
         </w:rPr>
-        <w:lastRenderedPageBreak/>
         <w:t xml:space="preserve">19. </w:t>
       </w:r>
       <w:r>
@@ -23574,14 +23606,7 @@
           <w:color w:val="000000" w:themeColor="text1"/>
         </w:rPr>
         <w:tab/>
-        <w:t xml:space="preserve">Fan, Z., Liu, Z., Wang, A., Nazari, Z., Zheng, L., Peng, H., &amp; Yu, P. S. (2022). </w:t>
-      </w:r>
-      <w:r>
-        <w:rPr>
-          <w:rFonts w:ascii="Times New Roman" w:hAnsi="Times New Roman" w:cs="Times New Roman"/>
-          <w:color w:val="000000" w:themeColor="text1"/>
-        </w:rPr>
-        <w:t xml:space="preserve">Sequential recommendation via stochastic self-attention. </w:t>
+        <w:t xml:space="preserve">Fan, Z., Liu, Z., Wang, A., Nazari, Z., Zheng, L., Peng, H., &amp; Yu, P. S. (2022). Sequential recommendation via stochastic self-attention. </w:t>
       </w:r>
       <w:r>
         <w:rPr>
@@ -23938,7 +23963,17 @@
           <w:iCs/>
           <w:color w:val="000000" w:themeColor="text1"/>
         </w:rPr>
-        <w:t>Proceedings of the 44th International ACM SIGIR Conference on Research and Development in Information Retrieval</w:t>
+        <w:t xml:space="preserve">Proceedings of the 44th International ACM SIGIR Conference on Research and Development in </w:t>
+      </w:r>
+      <w:r>
+        <w:rPr>
+          <w:rFonts w:ascii="Times New Roman" w:hAnsi="Times New Roman" w:cs="Times New Roman"/>
+          <w:i/>
+          <w:iCs/>
+          <w:color w:val="000000" w:themeColor="text1"/>
+        </w:rPr>
+        <w:lastRenderedPageBreak/>
+        <w:t>Information Retrieval</w:t>
       </w:r>
       <w:r>
         <w:rPr>
@@ -23979,7 +24014,6 @@
           <w:rFonts w:ascii="Times New Roman" w:hAnsi="Times New Roman" w:cs="Times New Roman"/>
           <w:color w:val="000000" w:themeColor="text1"/>
         </w:rPr>
-        <w:lastRenderedPageBreak/>
         <w:t xml:space="preserve">33. </w:t>
       </w:r>
       <w:r>
@@ -24433,7 +24467,16 @@
           <w:iCs/>
           <w:color w:val="000000" w:themeColor="text1"/>
         </w:rPr>
-        <w:t>Proceedings of the 25th International Conference on World Wide Web (WWW)</w:t>
+        <w:t xml:space="preserve">Proceedings of the 25th International </w:t>
+      </w:r>
+      <w:r>
+        <w:rPr>
+          <w:rFonts w:ascii="Times New Roman" w:hAnsi="Times New Roman" w:cs="Times New Roman"/>
+          <w:i/>
+          <w:iCs/>
+          <w:color w:val="000000" w:themeColor="text1"/>
+        </w:rPr>
+        <w:t>Conference on World Wide Web (WWW)</w:t>
       </w:r>
       <w:r>
         <w:rPr>
@@ -24468,6 +24511,8 @@
         </w:rPr>
       </w:pPr>
       <w:bookmarkStart w:id="84" w:name="ref-pathak2017steam"/>
+      <w:bookmarkEnd w:id="42"/>
+      <w:bookmarkEnd w:id="44"/>
       <w:bookmarkEnd w:id="83"/>
       <w:r>
         <w:rPr>
@@ -24549,7 +24594,27 @@
           <w:iCs/>
           <w:color w:val="000000" w:themeColor="text1"/>
         </w:rPr>
-        <w:t>Proceedings of the 12th ACM Conference on Recommender Systems (RecSys)</w:t>
+        <w:t>Proceedings of the 12th ACM Conference on Recommender Systems (</w:t>
+      </w:r>
+      <w:proofErr w:type="spellStart"/>
+      <w:r>
+        <w:rPr>
+          <w:rFonts w:ascii="Times New Roman" w:hAnsi="Times New Roman" w:cs="Times New Roman"/>
+          <w:i/>
+          <w:iCs/>
+          <w:color w:val="000000" w:themeColor="text1"/>
+        </w:rPr>
+        <w:t>RecSys</w:t>
+      </w:r>
+      <w:proofErr w:type="spellEnd"/>
+      <w:r>
+        <w:rPr>
+          <w:rFonts w:ascii="Times New Roman" w:hAnsi="Times New Roman" w:cs="Times New Roman"/>
+          <w:i/>
+          <w:iCs/>
+          <w:color w:val="000000" w:themeColor="text1"/>
+        </w:rPr>
+        <w:t>)</w:t>
       </w:r>
       <w:r>
         <w:rPr>
@@ -24598,7 +24663,23 @@
           <w:color w:val="000000" w:themeColor="text1"/>
         </w:rPr>
         <w:tab/>
-        <w:t xml:space="preserve">Efron, B., &amp; Tibshirani, R. J. (1993). </w:t>
+        <w:t xml:space="preserve">Efron, B., &amp; </w:t>
+      </w:r>
+      <w:proofErr w:type="spellStart"/>
+      <w:r>
+        <w:rPr>
+          <w:rFonts w:ascii="Times New Roman" w:hAnsi="Times New Roman" w:cs="Times New Roman"/>
+          <w:color w:val="000000" w:themeColor="text1"/>
+        </w:rPr>
+        <w:t>Tibshirani</w:t>
+      </w:r>
+      <w:proofErr w:type="spellEnd"/>
+      <w:r>
+        <w:rPr>
+          <w:rFonts w:ascii="Times New Roman" w:hAnsi="Times New Roman" w:cs="Times New Roman"/>
+          <w:color w:val="000000" w:themeColor="text1"/>
+        </w:rPr>
+        <w:t xml:space="preserve">, R. J. (1993). </w:t>
       </w:r>
       <w:r>
         <w:rPr>
@@ -24656,7 +24737,23 @@
           <w:color w:val="000000" w:themeColor="text1"/>
         </w:rPr>
         <w:tab/>
-        <w:t xml:space="preserve">Zhao, W. X., Mu, S., Hou, Y., Lin, Z., Chen, Y., Pan, X., Li, K., Lu, Y., Wang, H., Tian, C., Min, Y., Feng, Z., Fan, X., Chen, X., Wang, P., Ji, W., Li, Y., Wang, X., &amp; Wen, J.-R. (2021). RecBole: Towards a unified, comprehensive and efficient framework for recommendation algorithms. </w:t>
+        <w:t xml:space="preserve">Zhao, W. X., Mu, S., Hou, Y., Lin, Z., Chen, Y., Pan, X., Li, K., Lu, Y., Wang, H., Tian, C., Min, Y., Feng, Z., Fan, X., Chen, X., Wang, P., Ji, W., Li, Y., Wang, X., &amp; Wen, J.-R. (2021). </w:t>
+      </w:r>
+      <w:proofErr w:type="spellStart"/>
+      <w:r>
+        <w:rPr>
+          <w:rFonts w:ascii="Times New Roman" w:hAnsi="Times New Roman" w:cs="Times New Roman"/>
+          <w:color w:val="000000" w:themeColor="text1"/>
+        </w:rPr>
+        <w:t>RecBole</w:t>
+      </w:r>
+      <w:proofErr w:type="spellEnd"/>
+      <w:r>
+        <w:rPr>
+          <w:rFonts w:ascii="Times New Roman" w:hAnsi="Times New Roman" w:cs="Times New Roman"/>
+          <w:color w:val="000000" w:themeColor="text1"/>
+        </w:rPr>
+        <w:t xml:space="preserve">: Towards a unified, comprehensive and efficient framework for recommendation algorithms. </w:t>
       </w:r>
       <w:r>
         <w:rPr>
@@ -24713,7 +24810,118 @@
           <w:color w:val="000000" w:themeColor="text1"/>
         </w:rPr>
         <w:tab/>
-        <w:t xml:space="preserve">Paszke, A., Gross, S., Massa, F., Lerer, A., Bradbury, J., Chanan, G., Killeen, T., Lin, Z., Gimelshein, N., Antiga, L., Desmaison, A., Köpf, A., Yang, E., DeVito, Z., Raison, M., Tejani, A., Chilamkurthy, S., Steiner, B., Fang, L., … Chintala, S. (2019). PyTorch: An imperative style, high-performance deep learning library. </w:t>
+      </w:r>
+      <w:proofErr w:type="spellStart"/>
+      <w:r>
+        <w:rPr>
+          <w:rFonts w:ascii="Times New Roman" w:hAnsi="Times New Roman" w:cs="Times New Roman"/>
+          <w:color w:val="000000" w:themeColor="text1"/>
+        </w:rPr>
+        <w:t>Paszke</w:t>
+      </w:r>
+      <w:proofErr w:type="spellEnd"/>
+      <w:r>
+        <w:rPr>
+          <w:rFonts w:ascii="Times New Roman" w:hAnsi="Times New Roman" w:cs="Times New Roman"/>
+          <w:color w:val="000000" w:themeColor="text1"/>
+        </w:rPr>
+        <w:t xml:space="preserve">, A., Gross, S., Massa, F., Lerer, A., Bradbury, J., Chanan, G., Killeen, T., Lin, Z., </w:t>
+      </w:r>
+      <w:proofErr w:type="spellStart"/>
+      <w:r>
+        <w:rPr>
+          <w:rFonts w:ascii="Times New Roman" w:hAnsi="Times New Roman" w:cs="Times New Roman"/>
+          <w:color w:val="000000" w:themeColor="text1"/>
+        </w:rPr>
+        <w:t>Gimelshein</w:t>
+      </w:r>
+      <w:proofErr w:type="spellEnd"/>
+      <w:r>
+        <w:rPr>
+          <w:rFonts w:ascii="Times New Roman" w:hAnsi="Times New Roman" w:cs="Times New Roman"/>
+          <w:color w:val="000000" w:themeColor="text1"/>
+        </w:rPr>
+        <w:t xml:space="preserve">, N., </w:t>
+      </w:r>
+      <w:proofErr w:type="spellStart"/>
+      <w:r>
+        <w:rPr>
+          <w:rFonts w:ascii="Times New Roman" w:hAnsi="Times New Roman" w:cs="Times New Roman"/>
+          <w:color w:val="000000" w:themeColor="text1"/>
+        </w:rPr>
+        <w:t>Antiga</w:t>
+      </w:r>
+      <w:proofErr w:type="spellEnd"/>
+      <w:r>
+        <w:rPr>
+          <w:rFonts w:ascii="Times New Roman" w:hAnsi="Times New Roman" w:cs="Times New Roman"/>
+          <w:color w:val="000000" w:themeColor="text1"/>
+        </w:rPr>
+        <w:t xml:space="preserve">, L., </w:t>
+      </w:r>
+      <w:proofErr w:type="spellStart"/>
+      <w:r>
+        <w:rPr>
+          <w:rFonts w:ascii="Times New Roman" w:hAnsi="Times New Roman" w:cs="Times New Roman"/>
+          <w:color w:val="000000" w:themeColor="text1"/>
+        </w:rPr>
+        <w:t>Desmaison</w:t>
+      </w:r>
+      <w:proofErr w:type="spellEnd"/>
+      <w:r>
+        <w:rPr>
+          <w:rFonts w:ascii="Times New Roman" w:hAnsi="Times New Roman" w:cs="Times New Roman"/>
+          <w:color w:val="000000" w:themeColor="text1"/>
+        </w:rPr>
+        <w:t xml:space="preserve">, A., </w:t>
+      </w:r>
+      <w:proofErr w:type="spellStart"/>
+      <w:r>
+        <w:rPr>
+          <w:rFonts w:ascii="Times New Roman" w:hAnsi="Times New Roman" w:cs="Times New Roman"/>
+          <w:color w:val="000000" w:themeColor="text1"/>
+        </w:rPr>
+        <w:t>Köpf</w:t>
+      </w:r>
+      <w:proofErr w:type="spellEnd"/>
+      <w:r>
+        <w:rPr>
+          <w:rFonts w:ascii="Times New Roman" w:hAnsi="Times New Roman" w:cs="Times New Roman"/>
+          <w:color w:val="000000" w:themeColor="text1"/>
+        </w:rPr>
+        <w:t xml:space="preserve">, A., Yang, E., DeVito, Z., Raison, M., Tejani, A., </w:t>
+      </w:r>
+      <w:proofErr w:type="spellStart"/>
+      <w:r>
+        <w:rPr>
+          <w:rFonts w:ascii="Times New Roman" w:hAnsi="Times New Roman" w:cs="Times New Roman"/>
+          <w:color w:val="000000" w:themeColor="text1"/>
+        </w:rPr>
+        <w:t>Chilamkurthy</w:t>
+      </w:r>
+      <w:proofErr w:type="spellEnd"/>
+      <w:r>
+        <w:rPr>
+          <w:rFonts w:ascii="Times New Roman" w:hAnsi="Times New Roman" w:cs="Times New Roman"/>
+          <w:color w:val="000000" w:themeColor="text1"/>
+        </w:rPr>
+        <w:t xml:space="preserve">, S., Steiner, B., Fang, L., … Chintala, S. (2019). </w:t>
+      </w:r>
+      <w:proofErr w:type="spellStart"/>
+      <w:r>
+        <w:rPr>
+          <w:rFonts w:ascii="Times New Roman" w:hAnsi="Times New Roman" w:cs="Times New Roman"/>
+          <w:color w:val="000000" w:themeColor="text1"/>
+        </w:rPr>
+        <w:t>PyTorch</w:t>
+      </w:r>
+      <w:proofErr w:type="spellEnd"/>
+      <w:r>
+        <w:rPr>
+          <w:rFonts w:ascii="Times New Roman" w:hAnsi="Times New Roman" w:cs="Times New Roman"/>
+          <w:color w:val="000000" w:themeColor="text1"/>
+        </w:rPr>
+        <w:t xml:space="preserve">: An imperative style, high-performance deep learning library. </w:t>
       </w:r>
       <w:r>
         <w:rPr>
@@ -24722,7 +24930,27 @@
           <w:iCs/>
           <w:color w:val="000000" w:themeColor="text1"/>
         </w:rPr>
-        <w:t>Advances in Neural Information Processing Systems (NeurIPS)</w:t>
+        <w:t>Advances in Neural Information Processing Systems (</w:t>
+      </w:r>
+      <w:proofErr w:type="spellStart"/>
+      <w:r>
+        <w:rPr>
+          <w:rFonts w:ascii="Times New Roman" w:hAnsi="Times New Roman" w:cs="Times New Roman"/>
+          <w:i/>
+          <w:iCs/>
+          <w:color w:val="000000" w:themeColor="text1"/>
+        </w:rPr>
+        <w:t>NeurIPS</w:t>
+      </w:r>
+      <w:proofErr w:type="spellEnd"/>
+      <w:r>
+        <w:rPr>
+          <w:rFonts w:ascii="Times New Roman" w:hAnsi="Times New Roman" w:cs="Times New Roman"/>
+          <w:i/>
+          <w:iCs/>
+          <w:color w:val="000000" w:themeColor="text1"/>
+        </w:rPr>
+        <w:t>)</w:t>
       </w:r>
       <w:r>
         <w:rPr>
@@ -24741,9 +24969,98 @@
           <w:t>https://doi.org/10.48550/arXiv.1912.01703</w:t>
         </w:r>
       </w:hyperlink>
-      <w:bookmarkEnd w:id="42"/>
-      <w:bookmarkEnd w:id="44"/>
       <w:bookmarkEnd w:id="88"/>
+    </w:p>
+    <w:p>
+      <w:pPr>
+        <w:pStyle w:val="Bibliography"/>
+        <w:tabs>
+          <w:tab w:val="left" w:pos="993"/>
+        </w:tabs>
+        <w:spacing w:after="0"/>
+        <w:jc w:val="both"/>
+        <w:rPr>
+          <w:rFonts w:ascii="Times New Roman" w:hAnsi="Times New Roman" w:cs="Times New Roman"/>
+        </w:rPr>
+      </w:pPr>
+    </w:p>
+    <w:p>
+      <w:pPr>
+        <w:pStyle w:val="Bibliography"/>
+        <w:tabs>
+          <w:tab w:val="left" w:pos="993"/>
+        </w:tabs>
+        <w:spacing w:after="0"/>
+        <w:jc w:val="both"/>
+        <w:rPr>
+          <w:rFonts w:ascii="Times New Roman" w:hAnsi="Times New Roman" w:cs="Times New Roman"/>
+        </w:rPr>
+      </w:pPr>
+    </w:p>
+    <w:p>
+      <w:pPr>
+        <w:pStyle w:val="Bibliography"/>
+        <w:tabs>
+          <w:tab w:val="left" w:pos="993"/>
+        </w:tabs>
+        <w:spacing w:after="0"/>
+        <w:jc w:val="both"/>
+        <w:rPr>
+          <w:rFonts w:ascii="Times New Roman" w:hAnsi="Times New Roman" w:cs="Times New Roman"/>
+        </w:rPr>
+      </w:pPr>
+    </w:p>
+    <w:p>
+      <w:pPr>
+        <w:pStyle w:val="Bibliography"/>
+        <w:tabs>
+          <w:tab w:val="left" w:pos="993"/>
+        </w:tabs>
+        <w:spacing w:after="0"/>
+        <w:jc w:val="both"/>
+        <w:rPr>
+          <w:rFonts w:ascii="Times New Roman" w:hAnsi="Times New Roman" w:cs="Times New Roman"/>
+        </w:rPr>
+      </w:pPr>
+    </w:p>
+    <w:p>
+      <w:pPr>
+        <w:pStyle w:val="Bibliography"/>
+        <w:tabs>
+          <w:tab w:val="left" w:pos="993"/>
+        </w:tabs>
+        <w:spacing w:after="0"/>
+        <w:jc w:val="both"/>
+        <w:rPr>
+          <w:rFonts w:ascii="Times New Roman" w:hAnsi="Times New Roman" w:cs="Times New Roman"/>
+        </w:rPr>
+      </w:pPr>
+    </w:p>
+    <w:p>
+      <w:pPr>
+        <w:pStyle w:val="Bibliography"/>
+        <w:tabs>
+          <w:tab w:val="left" w:pos="993"/>
+        </w:tabs>
+        <w:spacing w:after="0"/>
+        <w:jc w:val="both"/>
+        <w:rPr>
+          <w:rFonts w:ascii="Times New Roman" w:hAnsi="Times New Roman" w:cs="Times New Roman"/>
+        </w:rPr>
+      </w:pPr>
+    </w:p>
+    <w:p>
+      <w:pPr>
+        <w:pStyle w:val="Bibliography"/>
+        <w:tabs>
+          <w:tab w:val="left" w:pos="993"/>
+        </w:tabs>
+        <w:spacing w:after="0"/>
+        <w:jc w:val="both"/>
+        <w:rPr>
+          <w:rFonts w:ascii="Times New Roman" w:hAnsi="Times New Roman" w:cs="Times New Roman"/>
+        </w:rPr>
+      </w:pPr>
     </w:p>
     <w:p>
       <w:pPr>
